--- a/docs/docx/03-backlog.docx
+++ b/docs/docx/03-backlog.docx
@@ -23,7 +23,7 @@
       </w:pPr>
       <w:r>
         <w:rPr/>
-        <w:t>Планировщик отпусков 0.3.0 · Версии, эпики и истории с критериями приёмки</w:t>
+        <w:t>Планировщик отпусков 0.4.0 · Версии, эпики и истории с критериями приёмки</w:t>
       </w:r>
     </w:p>
     <w:p>
@@ -93,7 +93,7 @@
             </w:rPr>
             <w:fldChar w:fldCharType="separate"/>
           </w:r>
-          <w:hyperlink w:anchor="__RefHeading___Toc2643_2916723137">
+          <w:hyperlink w:anchor="__RefHeading___Toc10136_1562542824">
             <w:r>
               <w:rPr>
                 <w:webHidden/>
@@ -114,7 +114,7 @@
             </w:tabs>
             <w:rPr/>
           </w:pPr>
-          <w:hyperlink w:anchor="__RefHeading___Toc2645_2916723137">
+          <w:hyperlink w:anchor="__RefHeading___Toc10138_1562542824">
             <w:r>
               <w:rPr>
                 <w:webHidden/>
@@ -135,7 +135,7 @@
             </w:tabs>
             <w:rPr/>
           </w:pPr>
-          <w:hyperlink w:anchor="__RefHeading___Toc2647_2916723137">
+          <w:hyperlink w:anchor="__RefHeading___Toc10140_1562542824">
             <w:r>
               <w:rPr>
                 <w:webHidden/>
@@ -156,7 +156,7 @@
             </w:tabs>
             <w:rPr/>
           </w:pPr>
-          <w:hyperlink w:anchor="__RefHeading___Toc2649_2916723137">
+          <w:hyperlink w:anchor="__RefHeading___Toc10142_1562542824">
             <w:r>
               <w:rPr>
                 <w:webHidden/>
@@ -177,7 +177,7 @@
             </w:tabs>
             <w:rPr/>
           </w:pPr>
-          <w:hyperlink w:anchor="__RefHeading___Toc2651_2916723137">
+          <w:hyperlink w:anchor="__RefHeading___Toc10144_1562542824">
             <w:r>
               <w:rPr>
                 <w:webHidden/>
@@ -198,7 +198,7 @@
             </w:tabs>
             <w:rPr/>
           </w:pPr>
-          <w:hyperlink w:anchor="__RefHeading___Toc2653_2916723137">
+          <w:hyperlink w:anchor="__RefHeading___Toc10146_1562542824">
             <w:r>
               <w:rPr>
                 <w:webHidden/>
@@ -219,7 +219,7 @@
             </w:tabs>
             <w:rPr/>
           </w:pPr>
-          <w:hyperlink w:anchor="__RefHeading___Toc2655_2916723137">
+          <w:hyperlink w:anchor="__RefHeading___Toc10148_1562542824">
             <w:r>
               <w:rPr>
                 <w:webHidden/>
@@ -240,7 +240,7 @@
             </w:tabs>
             <w:rPr/>
           </w:pPr>
-          <w:hyperlink w:anchor="__RefHeading___Toc2657_2916723137">
+          <w:hyperlink w:anchor="__RefHeading___Toc10150_1562542824">
             <w:r>
               <w:rPr>
                 <w:webHidden/>
@@ -261,7 +261,7 @@
             </w:tabs>
             <w:rPr/>
           </w:pPr>
-          <w:hyperlink w:anchor="__RefHeading___Toc2659_2916723137">
+          <w:hyperlink w:anchor="__RefHeading___Toc10152_1562542824">
             <w:r>
               <w:rPr>
                 <w:webHidden/>
@@ -282,7 +282,7 @@
             </w:tabs>
             <w:rPr/>
           </w:pPr>
-          <w:hyperlink w:anchor="__RefHeading___Toc2661_2916723137">
+          <w:hyperlink w:anchor="__RefHeading___Toc10154_1562542824">
             <w:r>
               <w:rPr>
                 <w:webHidden/>
@@ -307,7 +307,7 @@
         <w:pStyle w:val="Heading1"/>
         <w:rPr/>
       </w:pPr>
-      <w:bookmarkStart w:id="0" w:name="__RefHeading___Toc2643_2916723137"/>
+      <w:bookmarkStart w:id="0" w:name="__RefHeading___Toc10136_1562542824"/>
       <w:bookmarkEnd w:id="0"/>
       <w:r>
         <w:rPr>
@@ -790,7 +790,7 @@
         <w:pStyle w:val="Heading1"/>
         <w:rPr/>
       </w:pPr>
-      <w:bookmarkStart w:id="2" w:name="__RefHeading___Toc2645_2916723137"/>
+      <w:bookmarkStart w:id="2" w:name="__RefHeading___Toc10138_1562542824"/>
       <w:bookmarkEnd w:id="2"/>
       <w:r>
         <w:rPr>
@@ -1416,7 +1416,7 @@
         <w:pStyle w:val="Heading1"/>
         <w:rPr/>
       </w:pPr>
-      <w:bookmarkStart w:id="3" w:name="__RefHeading___Toc2647_2916723137"/>
+      <w:bookmarkStart w:id="3" w:name="__RefHeading___Toc10140_1562542824"/>
       <w:bookmarkEnd w:id="3"/>
       <w:r>
         <w:rPr>
@@ -1849,8 +1849,6 @@
             </w:pPr>
             <w:r>
               <w:rPr>
-                <w:b/>
-                <w:bCs/>
                 <w:kern w:val="0"/>
                 <w:sz w:val="18"/>
                 <w:szCs w:val="24"/>
@@ -1922,7 +1920,7 @@
                 <w:szCs w:val="24"/>
                 <w:lang w:val="en-US" w:eastAsia="en-US" w:bidi="ar-SA"/>
               </w:rPr>
-              <w:t>текущая</w:t>
+              <w:t>выпущена</w:t>
             </w:r>
           </w:p>
         </w:tc>
@@ -1953,6 +1951,8 @@
             </w:pPr>
             <w:r>
               <w:rPr>
+                <w:b/>
+                <w:bCs/>
                 <w:kern w:val="0"/>
                 <w:sz w:val="18"/>
                 <w:szCs w:val="24"/>
@@ -1991,7 +1991,7 @@
                 <w:szCs w:val="24"/>
                 <w:lang w:val="en-US" w:eastAsia="en-US" w:bidi="ar-SA"/>
               </w:rPr>
-              <w:t>Интеграции: кадровая система, единый вход, письма, роль кадровика</w:t>
+              <w:t>Интеграции: импорт сотрудников и остатков, единый вход OIDC, письма и сводка, роль кадровой службы, календарь в интерфейсе</w:t>
             </w:r>
           </w:p>
         </w:tc>
@@ -2024,7 +2024,7 @@
                 <w:szCs w:val="24"/>
                 <w:lang w:val="en-US" w:eastAsia="en-US" w:bidi="ar-SA"/>
               </w:rPr>
-              <w:t>план</w:t>
+              <w:t>текущая</w:t>
             </w:r>
           </w:p>
         </w:tc>
@@ -2241,7 +2241,7 @@
         <w:pStyle w:val="Heading1"/>
         <w:rPr/>
       </w:pPr>
-      <w:bookmarkStart w:id="5" w:name="__RefHeading___Toc2649_2916723137"/>
+      <w:bookmarkStart w:id="5" w:name="__RefHeading___Toc10142_1562542824"/>
       <w:bookmarkEnd w:id="5"/>
       <w:r>
         <w:rPr>
@@ -2260,7 +2260,7 @@
         <w:pStyle w:val="Heading2"/>
         <w:rPr/>
       </w:pPr>
-      <w:bookmarkStart w:id="6" w:name="__RefHeading___Toc2651_2916723137"/>
+      <w:bookmarkStart w:id="6" w:name="__RefHeading___Toc10144_1562542824"/>
       <w:bookmarkEnd w:id="6"/>
       <w:r>
         <w:rPr>
@@ -3129,7 +3129,7 @@
         <w:pStyle w:val="Heading2"/>
         <w:rPr/>
       </w:pPr>
-      <w:bookmarkStart w:id="8" w:name="__RefHeading___Toc2653_2916723137"/>
+      <w:bookmarkStart w:id="8" w:name="__RefHeading___Toc10146_1562542824"/>
       <w:bookmarkEnd w:id="8"/>
       <w:r>
         <w:rPr>
@@ -8919,7 +8919,7 @@
         <w:pStyle w:val="Heading1"/>
         <w:rPr/>
       </w:pPr>
-      <w:bookmarkStart w:id="9" w:name="__RefHeading___Toc2655_2916723137"/>
+      <w:bookmarkStart w:id="9" w:name="__RefHeading___Toc10148_1562542824"/>
       <w:bookmarkEnd w:id="9"/>
       <w:r>
         <w:rPr>
@@ -8949,11 +8949,12 @@
         <w:tblLook w:val="0020" w:noHBand="0" w:noVBand="0" w:firstColumn="0" w:lastRow="0" w:lastColumn="0" w:firstRow="1"/>
       </w:tblPr>
       <w:tblGrid>
-        <w:gridCol w:w="1123"/>
-        <w:gridCol w:w="2152"/>
-        <w:gridCol w:w="4400"/>
+        <w:gridCol w:w="1216"/>
+        <w:gridCol w:w="1685"/>
+        <w:gridCol w:w="2996"/>
+        <w:gridCol w:w="1779"/>
         <w:gridCol w:w="655"/>
-        <w:gridCol w:w="468"/>
+        <w:gridCol w:w="467"/>
         <w:gridCol w:w="561"/>
       </w:tblGrid>
       <w:tr>
@@ -8962,7 +8963,7 @@
         </w:trPr>
         <w:tc>
           <w:tcPr>
-            <w:tcW w:w="1123" w:type="dxa"/>
+            <w:tcW w:w="1216" w:type="dxa"/>
             <w:tcBorders>
               <w:top w:val="single" w:sz="4" w:space="0" w:color="D6DCEA"/>
               <w:left w:val="single" w:sz="4" w:space="0" w:color="D6DCEA"/>
@@ -8998,7 +8999,7 @@
         </w:tc>
         <w:tc>
           <w:tcPr>
-            <w:tcW w:w="2152" w:type="dxa"/>
+            <w:tcW w:w="1685" w:type="dxa"/>
             <w:tcBorders>
               <w:top w:val="single" w:sz="4" w:space="0" w:color="D6DCEA"/>
               <w:left w:val="single" w:sz="4" w:space="0" w:color="D6DCEA"/>
@@ -9034,7 +9035,7 @@
         </w:tc>
         <w:tc>
           <w:tcPr>
-            <w:tcW w:w="4400" w:type="dxa"/>
+            <w:tcW w:w="2996" w:type="dxa"/>
             <w:tcBorders>
               <w:top w:val="single" w:sz="4" w:space="0" w:color="D6DCEA"/>
               <w:left w:val="single" w:sz="4" w:space="0" w:color="D6DCEA"/>
@@ -9070,7 +9071,7 @@
         </w:tc>
         <w:tc>
           <w:tcPr>
-            <w:tcW w:w="655" w:type="dxa"/>
+            <w:tcW w:w="1779" w:type="dxa"/>
             <w:tcBorders>
               <w:top w:val="single" w:sz="4" w:space="0" w:color="D6DCEA"/>
               <w:left w:val="single" w:sz="4" w:space="0" w:color="D6DCEA"/>
@@ -9100,13 +9101,49 @@
                 <w:szCs w:val="24"/>
                 <w:lang w:val="en-US" w:eastAsia="en-US" w:bidi="ar-SA"/>
               </w:rPr>
+              <w:t>Подтверждение</w:t>
+            </w:r>
+          </w:p>
+        </w:tc>
+        <w:tc>
+          <w:tcPr>
+            <w:tcW w:w="655" w:type="dxa"/>
+            <w:tcBorders>
+              <w:top w:val="single" w:sz="4" w:space="0" w:color="D6DCEA"/>
+              <w:left w:val="single" w:sz="4" w:space="0" w:color="D6DCEA"/>
+              <w:bottom w:val="single" w:sz="6" w:space="0" w:color="000000"/>
+              <w:right w:val="single" w:sz="4" w:space="0" w:color="D6DCEA"/>
+            </w:tcBorders>
+            <w:shd w:color="auto" w:fill="EEF2FB" w:val="clear"/>
+            <w:vAlign w:val="bottom"/>
+          </w:tcPr>
+          <w:p>
+            <w:pPr>
+              <w:pStyle w:val="Compact"/>
+              <w:widowControl/>
+              <w:spacing w:before="36" w:after="40"/>
+              <w:jc w:val="left"/>
+              <w:rPr>
+                <w:kern w:val="0"/>
+                <w:szCs w:val="24"/>
+                <w:lang w:val="en-US" w:eastAsia="en-US" w:bidi="ar-SA"/>
+              </w:rPr>
+            </w:pPr>
+            <w:r>
+              <w:rPr>
+                <w:b/>
+                <w:kern w:val="0"/>
+                <w:sz w:val="18"/>
+                <w:szCs w:val="24"/>
+                <w:lang w:val="en-US" w:eastAsia="en-US" w:bidi="ar-SA"/>
+              </w:rPr>
               <w:t>Исп.</w:t>
             </w:r>
           </w:p>
         </w:tc>
         <w:tc>
           <w:tcPr>
-            <w:tcW w:w="468" w:type="dxa"/>
+            <w:tcW w:w="467" w:type="dxa"/>
             <w:tcBorders>
               <w:top w:val="single" w:sz="4" w:space="0" w:color="D6DCEA"/>
               <w:left w:val="single" w:sz="4" w:space="0" w:color="D6DCEA"/>
@@ -9181,7 +9218,7 @@
         <w:trPr/>
         <w:tc>
           <w:tcPr>
-            <w:tcW w:w="1123" w:type="dxa"/>
+            <w:tcW w:w="1216" w:type="dxa"/>
             <w:tcBorders>
               <w:top w:val="single" w:sz="4" w:space="0" w:color="D6DCEA"/>
               <w:left w:val="single" w:sz="4" w:space="0" w:color="D6DCEA"/>
@@ -9214,7 +9251,7 @@
         </w:tc>
         <w:tc>
           <w:tcPr>
-            <w:tcW w:w="2152" w:type="dxa"/>
+            <w:tcW w:w="1685" w:type="dxa"/>
             <w:tcBorders>
               <w:top w:val="single" w:sz="4" w:space="0" w:color="D6DCEA"/>
               <w:left w:val="single" w:sz="4" w:space="0" w:color="D6DCEA"/>
@@ -9247,34 +9284,67 @@
         </w:tc>
         <w:tc>
           <w:tcPr>
-            <w:tcW w:w="4400" w:type="dxa"/>
-            <w:tcBorders>
-              <w:top w:val="single" w:sz="4" w:space="0" w:color="D6DCEA"/>
-              <w:left w:val="single" w:sz="4" w:space="0" w:color="D6DCEA"/>
-              <w:bottom w:val="single" w:sz="4" w:space="0" w:color="D6DCEA"/>
-              <w:right w:val="single" w:sz="4" w:space="0" w:color="D6DCEA"/>
-            </w:tcBorders>
-          </w:tcPr>
-          <w:p>
-            <w:pPr>
-              <w:pStyle w:val="Compact"/>
-              <w:widowControl/>
-              <w:spacing w:before="36" w:after="40"/>
-              <w:jc w:val="left"/>
-              <w:rPr>
-                <w:kern w:val="0"/>
-                <w:szCs w:val="24"/>
-                <w:lang w:val="en-US" w:eastAsia="en-US" w:bidi="ar-SA"/>
-              </w:rPr>
-            </w:pPr>
-            <w:r>
-              <w:rPr>
-                <w:kern w:val="0"/>
-                <w:sz w:val="18"/>
-                <w:szCs w:val="24"/>
-                <w:lang w:val="en-US" w:eastAsia="en-US" w:bidi="ar-SA"/>
-              </w:rPr>
-              <w:t>Загрузка XLSX/CSV по шаблону; предпросмотр с ошибками по строкам; применение одной транзакцией с аудитом; повторная загрузка идемпотентна</w:t>
+            <w:tcW w:w="2996" w:type="dxa"/>
+            <w:tcBorders>
+              <w:top w:val="single" w:sz="4" w:space="0" w:color="D6DCEA"/>
+              <w:left w:val="single" w:sz="4" w:space="0" w:color="D6DCEA"/>
+              <w:bottom w:val="single" w:sz="4" w:space="0" w:color="D6DCEA"/>
+              <w:right w:val="single" w:sz="4" w:space="0" w:color="D6DCEA"/>
+            </w:tcBorders>
+          </w:tcPr>
+          <w:p>
+            <w:pPr>
+              <w:pStyle w:val="Compact"/>
+              <w:widowControl/>
+              <w:spacing w:before="36" w:after="40"/>
+              <w:jc w:val="left"/>
+              <w:rPr>
+                <w:kern w:val="0"/>
+                <w:szCs w:val="24"/>
+                <w:lang w:val="en-US" w:eastAsia="en-US" w:bidi="ar-SA"/>
+              </w:rPr>
+            </w:pPr>
+            <w:r>
+              <w:rPr>
+                <w:kern w:val="0"/>
+                <w:sz w:val="18"/>
+                <w:szCs w:val="24"/>
+                <w:lang w:val="en-US" w:eastAsia="en-US" w:bidi="ar-SA"/>
+              </w:rPr>
+              <w:t>Шаблон XLSX; файл XLSX/CSV; предпросмотр с ошибками по строкам; применение одной транзакцией с аудитом, только без ошибок; повторная загрузка ничего не меняет</w:t>
+            </w:r>
+          </w:p>
+        </w:tc>
+        <w:tc>
+          <w:tcPr>
+            <w:tcW w:w="1779" w:type="dxa"/>
+            <w:tcBorders>
+              <w:top w:val="single" w:sz="4" w:space="0" w:color="D6DCEA"/>
+              <w:left w:val="single" w:sz="4" w:space="0" w:color="D6DCEA"/>
+              <w:bottom w:val="single" w:sz="4" w:space="0" w:color="D6DCEA"/>
+              <w:right w:val="single" w:sz="4" w:space="0" w:color="D6DCEA"/>
+            </w:tcBorders>
+          </w:tcPr>
+          <w:p>
+            <w:pPr>
+              <w:pStyle w:val="Compact"/>
+              <w:widowControl/>
+              <w:spacing w:before="36" w:after="40"/>
+              <w:jc w:val="left"/>
+              <w:rPr>
+                <w:kern w:val="0"/>
+                <w:szCs w:val="24"/>
+                <w:lang w:val="en-US" w:eastAsia="en-US" w:bidi="ar-SA"/>
+              </w:rPr>
+            </w:pPr>
+            <w:r>
+              <w:rPr>
+                <w:kern w:val="0"/>
+                <w:sz w:val="18"/>
+                <w:szCs w:val="24"/>
+                <w:lang w:val="en-US" w:eastAsia="en-US" w:bidi="ar-SA"/>
+              </w:rPr>
+              <w:t>import.unit (10), import.e2e (7), Playwright «импорт»</w:t>
             </w:r>
           </w:p>
         </w:tc>
@@ -9313,7 +9383,7 @@
         </w:tc>
         <w:tc>
           <w:tcPr>
-            <w:tcW w:w="468" w:type="dxa"/>
+            <w:tcW w:w="467" w:type="dxa"/>
             <w:tcBorders>
               <w:top w:val="single" w:sz="4" w:space="0" w:color="D6DCEA"/>
               <w:left w:val="single" w:sz="4" w:space="0" w:color="D6DCEA"/>
@@ -9382,7 +9452,7 @@
         <w:trPr/>
         <w:tc>
           <w:tcPr>
-            <w:tcW w:w="1123" w:type="dxa"/>
+            <w:tcW w:w="1216" w:type="dxa"/>
             <w:tcBorders>
               <w:top w:val="single" w:sz="4" w:space="0" w:color="D6DCEA"/>
               <w:left w:val="single" w:sz="4" w:space="0" w:color="D6DCEA"/>
@@ -9415,67 +9485,119 @@
         </w:tc>
         <w:tc>
           <w:tcPr>
-            <w:tcW w:w="2152" w:type="dxa"/>
-            <w:tcBorders>
-              <w:top w:val="single" w:sz="4" w:space="0" w:color="D6DCEA"/>
-              <w:left w:val="single" w:sz="4" w:space="0" w:color="D6DCEA"/>
-              <w:bottom w:val="single" w:sz="4" w:space="0" w:color="D6DCEA"/>
-              <w:right w:val="single" w:sz="4" w:space="0" w:color="D6DCEA"/>
-            </w:tcBorders>
-          </w:tcPr>
-          <w:p>
-            <w:pPr>
-              <w:pStyle w:val="Compact"/>
-              <w:widowControl/>
-              <w:spacing w:before="36" w:after="40"/>
-              <w:jc w:val="left"/>
-              <w:rPr>
-                <w:kern w:val="0"/>
-                <w:szCs w:val="24"/>
-                <w:lang w:val="en-US" w:eastAsia="en-US" w:bidi="ar-SA"/>
-              </w:rPr>
-            </w:pPr>
-            <w:r>
-              <w:rPr>
-                <w:kern w:val="0"/>
-                <w:sz w:val="18"/>
-                <w:szCs w:val="24"/>
-                <w:lang w:val="en-US" w:eastAsia="en-US" w:bidi="ar-SA"/>
-              </w:rPr>
-              <w:t>Как администратор, я синхронизирую оргструктуру из кадровой системы</w:t>
-            </w:r>
-          </w:p>
-        </w:tc>
-        <w:tc>
-          <w:tcPr>
-            <w:tcW w:w="4400" w:type="dxa"/>
-            <w:tcBorders>
-              <w:top w:val="single" w:sz="4" w:space="0" w:color="D6DCEA"/>
-              <w:left w:val="single" w:sz="4" w:space="0" w:color="D6DCEA"/>
-              <w:bottom w:val="single" w:sz="4" w:space="0" w:color="D6DCEA"/>
-              <w:right w:val="single" w:sz="4" w:space="0" w:color="D6DCEA"/>
-            </w:tcBorders>
-          </w:tcPr>
-          <w:p>
-            <w:pPr>
-              <w:pStyle w:val="Compact"/>
-              <w:widowControl/>
-              <w:spacing w:before="36" w:after="40"/>
-              <w:jc w:val="left"/>
-              <w:rPr>
-                <w:kern w:val="0"/>
-                <w:szCs w:val="24"/>
-                <w:lang w:val="en-US" w:eastAsia="en-US" w:bidi="ar-SA"/>
-              </w:rPr>
-            </w:pPr>
-            <w:r>
-              <w:rPr>
-                <w:kern w:val="0"/>
-                <w:sz w:val="18"/>
-                <w:szCs w:val="24"/>
-                <w:lang w:val="en-US" w:eastAsia="en-US" w:bidi="ar-SA"/>
-              </w:rPr>
-              <w:t>Плановая выгрузка 1С:ЗУП → API импорта; отчёт сверки; ручной запуск</w:t>
+            <w:tcW w:w="1685" w:type="dxa"/>
+            <w:tcBorders>
+              <w:top w:val="single" w:sz="4" w:space="0" w:color="D6DCEA"/>
+              <w:left w:val="single" w:sz="4" w:space="0" w:color="D6DCEA"/>
+              <w:bottom w:val="single" w:sz="4" w:space="0" w:color="D6DCEA"/>
+              <w:right w:val="single" w:sz="4" w:space="0" w:color="D6DCEA"/>
+            </w:tcBorders>
+          </w:tcPr>
+          <w:p>
+            <w:pPr>
+              <w:pStyle w:val="Compact"/>
+              <w:widowControl/>
+              <w:spacing w:before="36" w:after="40"/>
+              <w:jc w:val="left"/>
+              <w:rPr>
+                <w:kern w:val="0"/>
+                <w:szCs w:val="24"/>
+                <w:lang w:val="en-US" w:eastAsia="en-US" w:bidi="ar-SA"/>
+              </w:rPr>
+            </w:pPr>
+            <w:r>
+              <w:rPr>
+                <w:kern w:val="0"/>
+                <w:sz w:val="18"/>
+                <w:szCs w:val="24"/>
+                <w:lang w:val="en-US" w:eastAsia="en-US" w:bidi="ar-SA"/>
+              </w:rPr>
+              <w:t>Как администратор, я синхронизирую сотрудников из кадровой системы</w:t>
+            </w:r>
+          </w:p>
+        </w:tc>
+        <w:tc>
+          <w:tcPr>
+            <w:tcW w:w="2996" w:type="dxa"/>
+            <w:tcBorders>
+              <w:top w:val="single" w:sz="4" w:space="0" w:color="D6DCEA"/>
+              <w:left w:val="single" w:sz="4" w:space="0" w:color="D6DCEA"/>
+              <w:bottom w:val="single" w:sz="4" w:space="0" w:color="D6DCEA"/>
+              <w:right w:val="single" w:sz="4" w:space="0" w:color="D6DCEA"/>
+            </w:tcBorders>
+          </w:tcPr>
+          <w:p>
+            <w:pPr>
+              <w:pStyle w:val="Compact"/>
+              <w:widowControl/>
+              <w:spacing w:before="36" w:after="40"/>
+              <w:jc w:val="left"/>
+              <w:rPr>
+                <w:kern w:val="0"/>
+                <w:szCs w:val="24"/>
+                <w:lang w:val="en-US" w:eastAsia="en-US" w:bidi="ar-SA"/>
+              </w:rPr>
+            </w:pPr>
+            <w:r>
+              <w:rPr>
+                <w:kern w:val="0"/>
+                <w:sz w:val="18"/>
+                <w:szCs w:val="24"/>
+                <w:lang w:val="en-US" w:eastAsia="en-US" w:bidi="ar-SA"/>
+              </w:rPr>
+              <w:t xml:space="preserve">Тот же импорт принимает JSON </w:t>
+            </w:r>
+            <w:r>
+              <w:rPr>
+                <w:rStyle w:val="VerbatimChar"/>
+                <w:kern w:val="0"/>
+                <w:sz w:val="18"/>
+                <w:szCs w:val="24"/>
+                <w:lang w:val="en-US" w:eastAsia="en-US" w:bidi="ar-SA"/>
+              </w:rPr>
+              <w:t>{ rows }</w:t>
+            </w:r>
+            <w:r>
+              <w:rPr>
+                <w:kern w:val="0"/>
+                <w:sz w:val="18"/>
+                <w:szCs w:val="24"/>
+                <w:lang w:val="en-US" w:eastAsia="en-US" w:bidi="ar-SA"/>
+              </w:rPr>
+              <w:t>: выгрузка 1С:ЗУП или скрипт интеграции вызывает его по расписанию; план — отчёт сверки</w:t>
+            </w:r>
+          </w:p>
+        </w:tc>
+        <w:tc>
+          <w:tcPr>
+            <w:tcW w:w="1779" w:type="dxa"/>
+            <w:tcBorders>
+              <w:top w:val="single" w:sz="4" w:space="0" w:color="D6DCEA"/>
+              <w:left w:val="single" w:sz="4" w:space="0" w:color="D6DCEA"/>
+              <w:bottom w:val="single" w:sz="4" w:space="0" w:color="D6DCEA"/>
+              <w:right w:val="single" w:sz="4" w:space="0" w:color="D6DCEA"/>
+            </w:tcBorders>
+          </w:tcPr>
+          <w:p>
+            <w:pPr>
+              <w:pStyle w:val="Compact"/>
+              <w:widowControl/>
+              <w:spacing w:before="36" w:after="40"/>
+              <w:jc w:val="left"/>
+              <w:rPr>
+                <w:kern w:val="0"/>
+                <w:szCs w:val="24"/>
+                <w:lang w:val="en-US" w:eastAsia="en-US" w:bidi="ar-SA"/>
+              </w:rPr>
+            </w:pPr>
+            <w:r>
+              <w:rPr>
+                <w:kern w:val="0"/>
+                <w:sz w:val="18"/>
+                <w:szCs w:val="24"/>
+                <w:lang w:val="en-US" w:eastAsia="en-US" w:bidi="ar-SA"/>
+              </w:rPr>
+              <w:t>import.e2e «JSON-импорт»</w:t>
             </w:r>
           </w:p>
         </w:tc>
@@ -9514,34 +9636,34 @@
         </w:tc>
         <w:tc>
           <w:tcPr>
-            <w:tcW w:w="468" w:type="dxa"/>
-            <w:tcBorders>
-              <w:top w:val="single" w:sz="4" w:space="0" w:color="D6DCEA"/>
-              <w:left w:val="single" w:sz="4" w:space="0" w:color="D6DCEA"/>
-              <w:bottom w:val="single" w:sz="4" w:space="0" w:color="D6DCEA"/>
-              <w:right w:val="single" w:sz="4" w:space="0" w:color="D6DCEA"/>
-            </w:tcBorders>
-          </w:tcPr>
-          <w:p>
-            <w:pPr>
-              <w:pStyle w:val="Compact"/>
-              <w:widowControl/>
-              <w:spacing w:before="36" w:after="40"/>
-              <w:jc w:val="left"/>
-              <w:rPr>
-                <w:kern w:val="0"/>
-                <w:szCs w:val="24"/>
-                <w:lang w:val="en-US" w:eastAsia="en-US" w:bidi="ar-SA"/>
-              </w:rPr>
-            </w:pPr>
-            <w:r>
-              <w:rPr>
-                <w:kern w:val="0"/>
-                <w:sz w:val="18"/>
-                <w:szCs w:val="24"/>
-                <w:lang w:val="en-US" w:eastAsia="en-US" w:bidi="ar-SA"/>
-              </w:rPr>
-              <w:t>3</w:t>
+            <w:tcW w:w="467" w:type="dxa"/>
+            <w:tcBorders>
+              <w:top w:val="single" w:sz="4" w:space="0" w:color="D6DCEA"/>
+              <w:left w:val="single" w:sz="4" w:space="0" w:color="D6DCEA"/>
+              <w:bottom w:val="single" w:sz="4" w:space="0" w:color="D6DCEA"/>
+              <w:right w:val="single" w:sz="4" w:space="0" w:color="D6DCEA"/>
+            </w:tcBorders>
+          </w:tcPr>
+          <w:p>
+            <w:pPr>
+              <w:pStyle w:val="Compact"/>
+              <w:widowControl/>
+              <w:spacing w:before="36" w:after="40"/>
+              <w:jc w:val="left"/>
+              <w:rPr>
+                <w:kern w:val="0"/>
+                <w:szCs w:val="24"/>
+                <w:lang w:val="en-US" w:eastAsia="en-US" w:bidi="ar-SA"/>
+              </w:rPr>
+            </w:pPr>
+            <w:r>
+              <w:rPr>
+                <w:kern w:val="0"/>
+                <w:sz w:val="18"/>
+                <w:szCs w:val="24"/>
+                <w:lang w:val="en-US" w:eastAsia="en-US" w:bidi="ar-SA"/>
+              </w:rPr>
+              <w:t>1</w:t>
             </w:r>
           </w:p>
         </w:tc>
@@ -9583,7 +9705,7 @@
         <w:trPr/>
         <w:tc>
           <w:tcPr>
-            <w:tcW w:w="1123" w:type="dxa"/>
+            <w:tcW w:w="1216" w:type="dxa"/>
             <w:tcBorders>
               <w:top w:val="single" w:sz="4" w:space="0" w:color="D6DCEA"/>
               <w:left w:val="single" w:sz="4" w:space="0" w:color="D6DCEA"/>
@@ -9616,7 +9738,7 @@
         </w:tc>
         <w:tc>
           <w:tcPr>
-            <w:tcW w:w="2152" w:type="dxa"/>
+            <w:tcW w:w="1685" w:type="dxa"/>
             <w:tcBorders>
               <w:top w:val="single" w:sz="4" w:space="0" w:color="D6DCEA"/>
               <w:left w:val="single" w:sz="4" w:space="0" w:color="D6DCEA"/>
@@ -9649,34 +9771,86 @@
         </w:tc>
         <w:tc>
           <w:tcPr>
-            <w:tcW w:w="4400" w:type="dxa"/>
-            <w:tcBorders>
-              <w:top w:val="single" w:sz="4" w:space="0" w:color="D6DCEA"/>
-              <w:left w:val="single" w:sz="4" w:space="0" w:color="D6DCEA"/>
-              <w:bottom w:val="single" w:sz="4" w:space="0" w:color="D6DCEA"/>
-              <w:right w:val="single" w:sz="4" w:space="0" w:color="D6DCEA"/>
-            </w:tcBorders>
-          </w:tcPr>
-          <w:p>
-            <w:pPr>
-              <w:pStyle w:val="Compact"/>
-              <w:widowControl/>
-              <w:spacing w:before="36" w:after="40"/>
-              <w:jc w:val="left"/>
-              <w:rPr>
-                <w:kern w:val="0"/>
-                <w:szCs w:val="24"/>
-                <w:lang w:val="en-US" w:eastAsia="en-US" w:bidi="ar-SA"/>
-              </w:rPr>
-            </w:pPr>
-            <w:r>
-              <w:rPr>
-                <w:kern w:val="0"/>
-                <w:sz w:val="18"/>
-                <w:szCs w:val="24"/>
-                <w:lang w:val="en-US" w:eastAsia="en-US" w:bidi="ar-SA"/>
-              </w:rPr>
-              <w:t>OIDC (Keycloak, ADFS); сопоставление по логину; локальный вход отключаем настройкой; refresh прежний</w:t>
+            <w:tcW w:w="2996" w:type="dxa"/>
+            <w:tcBorders>
+              <w:top w:val="single" w:sz="4" w:space="0" w:color="D6DCEA"/>
+              <w:left w:val="single" w:sz="4" w:space="0" w:color="D6DCEA"/>
+              <w:bottom w:val="single" w:sz="4" w:space="0" w:color="D6DCEA"/>
+              <w:right w:val="single" w:sz="4" w:space="0" w:color="D6DCEA"/>
+            </w:tcBorders>
+          </w:tcPr>
+          <w:p>
+            <w:pPr>
+              <w:pStyle w:val="Compact"/>
+              <w:widowControl/>
+              <w:spacing w:before="36" w:after="40"/>
+              <w:jc w:val="left"/>
+              <w:rPr>
+                <w:kern w:val="0"/>
+                <w:szCs w:val="24"/>
+                <w:lang w:val="en-US" w:eastAsia="en-US" w:bidi="ar-SA"/>
+              </w:rPr>
+            </w:pPr>
+            <w:r>
+              <w:rPr>
+                <w:kern w:val="0"/>
+                <w:sz w:val="18"/>
+                <w:szCs w:val="24"/>
+                <w:lang w:val="en-US" w:eastAsia="en-US" w:bidi="ar-SA"/>
+              </w:rPr>
+              <w:t xml:space="preserve">OIDC, authorization code + PKCE; проверка id_token по JWKS; сопоставление по логину; </w:t>
+            </w:r>
+            <w:r>
+              <w:rPr>
+                <w:rStyle w:val="VerbatimChar"/>
+                <w:kern w:val="0"/>
+                <w:sz w:val="18"/>
+                <w:szCs w:val="24"/>
+                <w:lang w:val="en-US" w:eastAsia="en-US" w:bidi="ar-SA"/>
+              </w:rPr>
+              <w:t>LOCAL_LOGIN=false</w:t>
+            </w:r>
+            <w:r>
+              <w:rPr>
+                <w:kern w:val="0"/>
+                <w:sz w:val="18"/>
+                <w:szCs w:val="24"/>
+                <w:lang w:val="en-US" w:eastAsia="en-US" w:bidi="ar-SA"/>
+              </w:rPr>
+              <w:t xml:space="preserve"> — пароль только у администраторов; refresh прежний</w:t>
+            </w:r>
+          </w:p>
+        </w:tc>
+        <w:tc>
+          <w:tcPr>
+            <w:tcW w:w="1779" w:type="dxa"/>
+            <w:tcBorders>
+              <w:top w:val="single" w:sz="4" w:space="0" w:color="D6DCEA"/>
+              <w:left w:val="single" w:sz="4" w:space="0" w:color="D6DCEA"/>
+              <w:bottom w:val="single" w:sz="4" w:space="0" w:color="D6DCEA"/>
+              <w:right w:val="single" w:sz="4" w:space="0" w:color="D6DCEA"/>
+            </w:tcBorders>
+          </w:tcPr>
+          <w:p>
+            <w:pPr>
+              <w:pStyle w:val="Compact"/>
+              <w:widowControl/>
+              <w:spacing w:before="36" w:after="40"/>
+              <w:jc w:val="left"/>
+              <w:rPr>
+                <w:kern w:val="0"/>
+                <w:szCs w:val="24"/>
+                <w:lang w:val="en-US" w:eastAsia="en-US" w:bidi="ar-SA"/>
+              </w:rPr>
+            </w:pPr>
+            <w:r>
+              <w:rPr>
+                <w:kern w:val="0"/>
+                <w:sz w:val="18"/>
+                <w:szCs w:val="24"/>
+                <w:lang w:val="en-US" w:eastAsia="en-US" w:bidi="ar-SA"/>
+              </w:rPr>
+              <w:t>oidc.e2e (8) против тестового провайдера</w:t>
             </w:r>
           </w:p>
         </w:tc>
@@ -9709,13 +9883,13 @@
                 <w:szCs w:val="24"/>
                 <w:lang w:val="en-US" w:eastAsia="en-US" w:bidi="ar-SA"/>
               </w:rPr>
-              <w:t>BE</w:t>
-            </w:r>
-          </w:p>
-        </w:tc>
-        <w:tc>
-          <w:tcPr>
-            <w:tcW w:w="468" w:type="dxa"/>
+              <w:t>BE, FE</w:t>
+            </w:r>
+          </w:p>
+        </w:tc>
+        <w:tc>
+          <w:tcPr>
+            <w:tcW w:w="467" w:type="dxa"/>
             <w:tcBorders>
               <w:top w:val="single" w:sz="4" w:space="0" w:color="D6DCEA"/>
               <w:left w:val="single" w:sz="4" w:space="0" w:color="D6DCEA"/>
@@ -9784,7 +9958,7 @@
         <w:trPr/>
         <w:tc>
           <w:tcPr>
-            <w:tcW w:w="1123" w:type="dxa"/>
+            <w:tcW w:w="1216" w:type="dxa"/>
             <w:tcBorders>
               <w:top w:val="single" w:sz="4" w:space="0" w:color="D6DCEA"/>
               <w:left w:val="single" w:sz="4" w:space="0" w:color="D6DCEA"/>
@@ -9817,67 +9991,100 @@
         </w:tc>
         <w:tc>
           <w:tcPr>
-            <w:tcW w:w="2152" w:type="dxa"/>
-            <w:tcBorders>
-              <w:top w:val="single" w:sz="4" w:space="0" w:color="D6DCEA"/>
-              <w:left w:val="single" w:sz="4" w:space="0" w:color="D6DCEA"/>
-              <w:bottom w:val="single" w:sz="4" w:space="0" w:color="D6DCEA"/>
-              <w:right w:val="single" w:sz="4" w:space="0" w:color="D6DCEA"/>
-            </w:tcBorders>
-          </w:tcPr>
-          <w:p>
-            <w:pPr>
-              <w:pStyle w:val="Compact"/>
-              <w:widowControl/>
-              <w:spacing w:before="36" w:after="40"/>
-              <w:jc w:val="left"/>
-              <w:rPr>
-                <w:kern w:val="0"/>
-                <w:szCs w:val="24"/>
-                <w:lang w:val="en-US" w:eastAsia="en-US" w:bidi="ar-SA"/>
-              </w:rPr>
-            </w:pPr>
-            <w:r>
-              <w:rPr>
-                <w:kern w:val="0"/>
-                <w:sz w:val="18"/>
-                <w:szCs w:val="24"/>
-                <w:lang w:val="en-US" w:eastAsia="en-US" w:bidi="ar-SA"/>
-              </w:rPr>
-              <w:t>Как сотрудник, я получаю письма о решениях</w:t>
-            </w:r>
-          </w:p>
-        </w:tc>
-        <w:tc>
-          <w:tcPr>
-            <w:tcW w:w="4400" w:type="dxa"/>
-            <w:tcBorders>
-              <w:top w:val="single" w:sz="4" w:space="0" w:color="D6DCEA"/>
-              <w:left w:val="single" w:sz="4" w:space="0" w:color="D6DCEA"/>
-              <w:bottom w:val="single" w:sz="4" w:space="0" w:color="D6DCEA"/>
-              <w:right w:val="single" w:sz="4" w:space="0" w:color="D6DCEA"/>
-            </w:tcBorders>
-          </w:tcPr>
-          <w:p>
-            <w:pPr>
-              <w:pStyle w:val="Compact"/>
-              <w:widowControl/>
-              <w:spacing w:before="36" w:after="40"/>
-              <w:jc w:val="left"/>
-              <w:rPr>
-                <w:kern w:val="0"/>
-                <w:szCs w:val="24"/>
-                <w:lang w:val="en-US" w:eastAsia="en-US" w:bidi="ar-SA"/>
-              </w:rPr>
-            </w:pPr>
-            <w:r>
-              <w:rPr>
-                <w:kern w:val="0"/>
-                <w:sz w:val="18"/>
-                <w:szCs w:val="24"/>
-                <w:lang w:val="en-US" w:eastAsia="en-US" w:bidi="ar-SA"/>
-              </w:rPr>
-              <w:t>Очередь писем в таблице (в той же транзакции); отправка через SMTP-релей с повторами; отписка в профиле</w:t>
+            <w:tcW w:w="1685" w:type="dxa"/>
+            <w:tcBorders>
+              <w:top w:val="single" w:sz="4" w:space="0" w:color="D6DCEA"/>
+              <w:left w:val="single" w:sz="4" w:space="0" w:color="D6DCEA"/>
+              <w:bottom w:val="single" w:sz="4" w:space="0" w:color="D6DCEA"/>
+              <w:right w:val="single" w:sz="4" w:space="0" w:color="D6DCEA"/>
+            </w:tcBorders>
+          </w:tcPr>
+          <w:p>
+            <w:pPr>
+              <w:pStyle w:val="Compact"/>
+              <w:widowControl/>
+              <w:spacing w:before="36" w:after="40"/>
+              <w:jc w:val="left"/>
+              <w:rPr>
+                <w:kern w:val="0"/>
+                <w:szCs w:val="24"/>
+                <w:lang w:val="en-US" w:eastAsia="en-US" w:bidi="ar-SA"/>
+              </w:rPr>
+            </w:pPr>
+            <w:r>
+              <w:rPr>
+                <w:kern w:val="0"/>
+                <w:sz w:val="18"/>
+                <w:szCs w:val="24"/>
+                <w:lang w:val="en-US" w:eastAsia="en-US" w:bidi="ar-SA"/>
+              </w:rPr>
+              <w:t>Как сотрудник, я получаю письма о заявках и решениях</w:t>
+            </w:r>
+          </w:p>
+        </w:tc>
+        <w:tc>
+          <w:tcPr>
+            <w:tcW w:w="2996" w:type="dxa"/>
+            <w:tcBorders>
+              <w:top w:val="single" w:sz="4" w:space="0" w:color="D6DCEA"/>
+              <w:left w:val="single" w:sz="4" w:space="0" w:color="D6DCEA"/>
+              <w:bottom w:val="single" w:sz="4" w:space="0" w:color="D6DCEA"/>
+              <w:right w:val="single" w:sz="4" w:space="0" w:color="D6DCEA"/>
+            </w:tcBorders>
+          </w:tcPr>
+          <w:p>
+            <w:pPr>
+              <w:pStyle w:val="Compact"/>
+              <w:widowControl/>
+              <w:spacing w:before="36" w:after="40"/>
+              <w:jc w:val="left"/>
+              <w:rPr>
+                <w:kern w:val="0"/>
+                <w:szCs w:val="24"/>
+                <w:lang w:val="en-US" w:eastAsia="en-US" w:bidi="ar-SA"/>
+              </w:rPr>
+            </w:pPr>
+            <w:r>
+              <w:rPr>
+                <w:kern w:val="0"/>
+                <w:sz w:val="18"/>
+                <w:szCs w:val="24"/>
+                <w:lang w:val="en-US" w:eastAsia="en-US" w:bidi="ar-SA"/>
+              </w:rPr>
+              <w:t>Очередь писем в транзакции события; отправка через SMTP с повторами; отписка в профиле; проверочное письмо администратору</w:t>
+            </w:r>
+          </w:p>
+        </w:tc>
+        <w:tc>
+          <w:tcPr>
+            <w:tcW w:w="1779" w:type="dxa"/>
+            <w:tcBorders>
+              <w:top w:val="single" w:sz="4" w:space="0" w:color="D6DCEA"/>
+              <w:left w:val="single" w:sz="4" w:space="0" w:color="D6DCEA"/>
+              <w:bottom w:val="single" w:sz="4" w:space="0" w:color="D6DCEA"/>
+              <w:right w:val="single" w:sz="4" w:space="0" w:color="D6DCEA"/>
+            </w:tcBorders>
+          </w:tcPr>
+          <w:p>
+            <w:pPr>
+              <w:pStyle w:val="Compact"/>
+              <w:widowControl/>
+              <w:spacing w:before="36" w:after="40"/>
+              <w:jc w:val="left"/>
+              <w:rPr>
+                <w:kern w:val="0"/>
+                <w:szCs w:val="24"/>
+                <w:lang w:val="en-US" w:eastAsia="en-US" w:bidi="ar-SA"/>
+              </w:rPr>
+            </w:pPr>
+            <w:r>
+              <w:rPr>
+                <w:kern w:val="0"/>
+                <w:sz w:val="18"/>
+                <w:szCs w:val="24"/>
+                <w:lang w:val="en-US" w:eastAsia="en-US" w:bidi="ar-SA"/>
+              </w:rPr>
+              <w:t>mail.e2e (6)</w:t>
             </w:r>
           </w:p>
         </w:tc>
@@ -9910,13 +10117,13 @@
                 <w:szCs w:val="24"/>
                 <w:lang w:val="en-US" w:eastAsia="en-US" w:bidi="ar-SA"/>
               </w:rPr>
-              <w:t>BE</w:t>
-            </w:r>
-          </w:p>
-        </w:tc>
-        <w:tc>
-          <w:tcPr>
-            <w:tcW w:w="468" w:type="dxa"/>
+              <w:t>BE, FE</w:t>
+            </w:r>
+          </w:p>
+        </w:tc>
+        <w:tc>
+          <w:tcPr>
+            <w:tcW w:w="467" w:type="dxa"/>
             <w:tcBorders>
               <w:top w:val="single" w:sz="4" w:space="0" w:color="D6DCEA"/>
               <w:left w:val="single" w:sz="4" w:space="0" w:color="D6DCEA"/>
@@ -9985,7 +10192,7 @@
         <w:trPr/>
         <w:tc>
           <w:tcPr>
-            <w:tcW w:w="1123" w:type="dxa"/>
+            <w:tcW w:w="1216" w:type="dxa"/>
             <w:tcBorders>
               <w:top w:val="single" w:sz="4" w:space="0" w:color="D6DCEA"/>
               <w:left w:val="single" w:sz="4" w:space="0" w:color="D6DCEA"/>
@@ -10018,67 +10225,100 @@
         </w:tc>
         <w:tc>
           <w:tcPr>
-            <w:tcW w:w="2152" w:type="dxa"/>
-            <w:tcBorders>
-              <w:top w:val="single" w:sz="4" w:space="0" w:color="D6DCEA"/>
-              <w:left w:val="single" w:sz="4" w:space="0" w:color="D6DCEA"/>
-              <w:bottom w:val="single" w:sz="4" w:space="0" w:color="D6DCEA"/>
-              <w:right w:val="single" w:sz="4" w:space="0" w:color="D6DCEA"/>
-            </w:tcBorders>
-          </w:tcPr>
-          <w:p>
-            <w:pPr>
-              <w:pStyle w:val="Compact"/>
-              <w:widowControl/>
-              <w:spacing w:before="36" w:after="40"/>
-              <w:jc w:val="left"/>
-              <w:rPr>
-                <w:kern w:val="0"/>
-                <w:szCs w:val="24"/>
-                <w:lang w:val="en-US" w:eastAsia="en-US" w:bidi="ar-SA"/>
-              </w:rPr>
-            </w:pPr>
-            <w:r>
-              <w:rPr>
-                <w:kern w:val="0"/>
-                <w:sz w:val="18"/>
-                <w:szCs w:val="24"/>
-                <w:lang w:val="en-US" w:eastAsia="en-US" w:bidi="ar-SA"/>
-              </w:rPr>
-              <w:t>Как руководитель, я получаю дайджест</w:t>
-            </w:r>
-          </w:p>
-        </w:tc>
-        <w:tc>
-          <w:tcPr>
-            <w:tcW w:w="4400" w:type="dxa"/>
-            <w:tcBorders>
-              <w:top w:val="single" w:sz="4" w:space="0" w:color="D6DCEA"/>
-              <w:left w:val="single" w:sz="4" w:space="0" w:color="D6DCEA"/>
-              <w:bottom w:val="single" w:sz="4" w:space="0" w:color="D6DCEA"/>
-              <w:right w:val="single" w:sz="4" w:space="0" w:color="D6DCEA"/>
-            </w:tcBorders>
-          </w:tcPr>
-          <w:p>
-            <w:pPr>
-              <w:pStyle w:val="Compact"/>
-              <w:widowControl/>
-              <w:spacing w:before="36" w:after="40"/>
-              <w:jc w:val="left"/>
-              <w:rPr>
-                <w:kern w:val="0"/>
-                <w:szCs w:val="24"/>
-                <w:lang w:val="en-US" w:eastAsia="en-US" w:bidi="ar-SA"/>
-              </w:rPr>
-            </w:pPr>
-            <w:r>
-              <w:rPr>
-                <w:kern w:val="0"/>
-                <w:sz w:val="18"/>
-                <w:szCs w:val="24"/>
-                <w:lang w:val="en-US" w:eastAsia="en-US" w:bidi="ar-SA"/>
-              </w:rPr>
-              <w:t>Еженедельно: кто из отдела в отпуске на следующей неделе, ожидающие заявки</w:t>
+            <w:tcW w:w="1685" w:type="dxa"/>
+            <w:tcBorders>
+              <w:top w:val="single" w:sz="4" w:space="0" w:color="D6DCEA"/>
+              <w:left w:val="single" w:sz="4" w:space="0" w:color="D6DCEA"/>
+              <w:bottom w:val="single" w:sz="4" w:space="0" w:color="D6DCEA"/>
+              <w:right w:val="single" w:sz="4" w:space="0" w:color="D6DCEA"/>
+            </w:tcBorders>
+          </w:tcPr>
+          <w:p>
+            <w:pPr>
+              <w:pStyle w:val="Compact"/>
+              <w:widowControl/>
+              <w:spacing w:before="36" w:after="40"/>
+              <w:jc w:val="left"/>
+              <w:rPr>
+                <w:kern w:val="0"/>
+                <w:szCs w:val="24"/>
+                <w:lang w:val="en-US" w:eastAsia="en-US" w:bidi="ar-SA"/>
+              </w:rPr>
+            </w:pPr>
+            <w:r>
+              <w:rPr>
+                <w:kern w:val="0"/>
+                <w:sz w:val="18"/>
+                <w:szCs w:val="24"/>
+                <w:lang w:val="en-US" w:eastAsia="en-US" w:bidi="ar-SA"/>
+              </w:rPr>
+              <w:t>Как руководитель, я получаю сводку</w:t>
+            </w:r>
+          </w:p>
+        </w:tc>
+        <w:tc>
+          <w:tcPr>
+            <w:tcW w:w="2996" w:type="dxa"/>
+            <w:tcBorders>
+              <w:top w:val="single" w:sz="4" w:space="0" w:color="D6DCEA"/>
+              <w:left w:val="single" w:sz="4" w:space="0" w:color="D6DCEA"/>
+              <w:bottom w:val="single" w:sz="4" w:space="0" w:color="D6DCEA"/>
+              <w:right w:val="single" w:sz="4" w:space="0" w:color="D6DCEA"/>
+            </w:tcBorders>
+          </w:tcPr>
+          <w:p>
+            <w:pPr>
+              <w:pStyle w:val="Compact"/>
+              <w:widowControl/>
+              <w:spacing w:before="36" w:after="40"/>
+              <w:jc w:val="left"/>
+              <w:rPr>
+                <w:kern w:val="0"/>
+                <w:szCs w:val="24"/>
+                <w:lang w:val="en-US" w:eastAsia="en-US" w:bidi="ar-SA"/>
+              </w:rPr>
+            </w:pPr>
+            <w:r>
+              <w:rPr>
+                <w:kern w:val="0"/>
+                <w:sz w:val="18"/>
+                <w:szCs w:val="24"/>
+                <w:lang w:val="en-US" w:eastAsia="en-US" w:bidi="ar-SA"/>
+              </w:rPr>
+              <w:t>В пятницу после 12:00: кто из команды в отпуске на следующей неделе, сколько заявок ждут решения; один раз за неделю</w:t>
+            </w:r>
+          </w:p>
+        </w:tc>
+        <w:tc>
+          <w:tcPr>
+            <w:tcW w:w="1779" w:type="dxa"/>
+            <w:tcBorders>
+              <w:top w:val="single" w:sz="4" w:space="0" w:color="D6DCEA"/>
+              <w:left w:val="single" w:sz="4" w:space="0" w:color="D6DCEA"/>
+              <w:bottom w:val="single" w:sz="4" w:space="0" w:color="D6DCEA"/>
+              <w:right w:val="single" w:sz="4" w:space="0" w:color="D6DCEA"/>
+            </w:tcBorders>
+          </w:tcPr>
+          <w:p>
+            <w:pPr>
+              <w:pStyle w:val="Compact"/>
+              <w:widowControl/>
+              <w:spacing w:before="36" w:after="40"/>
+              <w:jc w:val="left"/>
+              <w:rPr>
+                <w:kern w:val="0"/>
+                <w:szCs w:val="24"/>
+                <w:lang w:val="en-US" w:eastAsia="en-US" w:bidi="ar-SA"/>
+              </w:rPr>
+            </w:pPr>
+            <w:r>
+              <w:rPr>
+                <w:kern w:val="0"/>
+                <w:sz w:val="18"/>
+                <w:szCs w:val="24"/>
+                <w:lang w:val="en-US" w:eastAsia="en-US" w:bidi="ar-SA"/>
+              </w:rPr>
+              <w:t>mail.e2e «сводка», «окно сводки»</w:t>
             </w:r>
           </w:p>
         </w:tc>
@@ -10117,7 +10357,7 @@
         </w:tc>
         <w:tc>
           <w:tcPr>
-            <w:tcW w:w="468" w:type="dxa"/>
+            <w:tcW w:w="467" w:type="dxa"/>
             <w:tcBorders>
               <w:top w:val="single" w:sz="4" w:space="0" w:color="D6DCEA"/>
               <w:left w:val="single" w:sz="4" w:space="0" w:color="D6DCEA"/>
@@ -10186,7 +10426,7 @@
         <w:trPr/>
         <w:tc>
           <w:tcPr>
-            <w:tcW w:w="1123" w:type="dxa"/>
+            <w:tcW w:w="1216" w:type="dxa"/>
             <w:tcBorders>
               <w:top w:val="single" w:sz="4" w:space="0" w:color="D6DCEA"/>
               <w:left w:val="single" w:sz="4" w:space="0" w:color="D6DCEA"/>
@@ -10219,7 +10459,7 @@
         </w:tc>
         <w:tc>
           <w:tcPr>
-            <w:tcW w:w="2152" w:type="dxa"/>
+            <w:tcW w:w="1685" w:type="dxa"/>
             <w:tcBorders>
               <w:top w:val="single" w:sz="4" w:space="0" w:color="D6DCEA"/>
               <w:left w:val="single" w:sz="4" w:space="0" w:color="D6DCEA"/>
@@ -10252,34 +10492,67 @@
         </w:tc>
         <w:tc>
           <w:tcPr>
-            <w:tcW w:w="4400" w:type="dxa"/>
-            <w:tcBorders>
-              <w:top w:val="single" w:sz="4" w:space="0" w:color="D6DCEA"/>
-              <w:left w:val="single" w:sz="4" w:space="0" w:color="D6DCEA"/>
-              <w:bottom w:val="single" w:sz="4" w:space="0" w:color="D6DCEA"/>
-              <w:right w:val="single" w:sz="4" w:space="0" w:color="D6DCEA"/>
-            </w:tcBorders>
-          </w:tcPr>
-          <w:p>
-            <w:pPr>
-              <w:pStyle w:val="Compact"/>
-              <w:widowControl/>
-              <w:spacing w:before="36" w:after="40"/>
-              <w:jc w:val="left"/>
-              <w:rPr>
-                <w:kern w:val="0"/>
-                <w:szCs w:val="24"/>
-                <w:lang w:val="en-US" w:eastAsia="en-US" w:bidi="ar-SA"/>
-              </w:rPr>
-            </w:pPr>
-            <w:r>
-              <w:rPr>
-                <w:kern w:val="0"/>
-                <w:sz w:val="18"/>
-                <w:szCs w:val="24"/>
-                <w:lang w:val="en-US" w:eastAsia="en-US" w:bidi="ar-SA"/>
-              </w:rPr>
-              <w:t>Роль «кадровая служба»: сотрудники, календарь, выгрузки, аудит; без настроек организации; матрица прав в документе 2</w:t>
+            <w:tcW w:w="2996" w:type="dxa"/>
+            <w:tcBorders>
+              <w:top w:val="single" w:sz="4" w:space="0" w:color="D6DCEA"/>
+              <w:left w:val="single" w:sz="4" w:space="0" w:color="D6DCEA"/>
+              <w:bottom w:val="single" w:sz="4" w:space="0" w:color="D6DCEA"/>
+              <w:right w:val="single" w:sz="4" w:space="0" w:color="D6DCEA"/>
+            </w:tcBorders>
+          </w:tcPr>
+          <w:p>
+            <w:pPr>
+              <w:pStyle w:val="Compact"/>
+              <w:widowControl/>
+              <w:spacing w:before="36" w:after="40"/>
+              <w:jc w:val="left"/>
+              <w:rPr>
+                <w:kern w:val="0"/>
+                <w:szCs w:val="24"/>
+                <w:lang w:val="en-US" w:eastAsia="en-US" w:bidi="ar-SA"/>
+              </w:rPr>
+            </w:pPr>
+            <w:r>
+              <w:rPr>
+                <w:kern w:val="0"/>
+                <w:sz w:val="18"/>
+                <w:szCs w:val="24"/>
+                <w:lang w:val="en-US" w:eastAsia="en-US" w:bidi="ar-SA"/>
+              </w:rPr>
+              <w:t>Роль «кадровая служба»: сотрудники, импорт, оргструктура, календарь, выгрузки, аудит; без правил организации и согласования; не меняет администраторов; матрица прав в документе 2</w:t>
+            </w:r>
+          </w:p>
+        </w:tc>
+        <w:tc>
+          <w:tcPr>
+            <w:tcW w:w="1779" w:type="dxa"/>
+            <w:tcBorders>
+              <w:top w:val="single" w:sz="4" w:space="0" w:color="D6DCEA"/>
+              <w:left w:val="single" w:sz="4" w:space="0" w:color="D6DCEA"/>
+              <w:bottom w:val="single" w:sz="4" w:space="0" w:color="D6DCEA"/>
+              <w:right w:val="single" w:sz="4" w:space="0" w:color="D6DCEA"/>
+            </w:tcBorders>
+          </w:tcPr>
+          <w:p>
+            <w:pPr>
+              <w:pStyle w:val="Compact"/>
+              <w:widowControl/>
+              <w:spacing w:before="36" w:after="40"/>
+              <w:jc w:val="left"/>
+              <w:rPr>
+                <w:kern w:val="0"/>
+                <w:szCs w:val="24"/>
+                <w:lang w:val="en-US" w:eastAsia="en-US" w:bidi="ar-SA"/>
+              </w:rPr>
+            </w:pPr>
+            <w:r>
+              <w:rPr>
+                <w:kern w:val="0"/>
+                <w:sz w:val="18"/>
+                <w:szCs w:val="24"/>
+                <w:lang w:val="en-US" w:eastAsia="en-US" w:bidi="ar-SA"/>
+              </w:rPr>
+              <w:t>staff.e2e (14), Playwright staff.spec</w:t>
             </w:r>
           </w:p>
         </w:tc>
@@ -10318,7 +10591,7 @@
         </w:tc>
         <w:tc>
           <w:tcPr>
-            <w:tcW w:w="468" w:type="dxa"/>
+            <w:tcW w:w="467" w:type="dxa"/>
             <w:tcBorders>
               <w:top w:val="single" w:sz="4" w:space="0" w:color="D6DCEA"/>
               <w:left w:val="single" w:sz="4" w:space="0" w:color="D6DCEA"/>
@@ -10387,7 +10660,7 @@
         <w:trPr/>
         <w:tc>
           <w:tcPr>
-            <w:tcW w:w="1123" w:type="dxa"/>
+            <w:tcW w:w="1216" w:type="dxa"/>
             <w:tcBorders>
               <w:top w:val="single" w:sz="4" w:space="0" w:color="D6DCEA"/>
               <w:left w:val="single" w:sz="4" w:space="0" w:color="D6DCEA"/>
@@ -10420,67 +10693,100 @@
         </w:tc>
         <w:tc>
           <w:tcPr>
-            <w:tcW w:w="2152" w:type="dxa"/>
-            <w:tcBorders>
-              <w:top w:val="single" w:sz="4" w:space="0" w:color="D6DCEA"/>
-              <w:left w:val="single" w:sz="4" w:space="0" w:color="D6DCEA"/>
-              <w:bottom w:val="single" w:sz="4" w:space="0" w:color="D6DCEA"/>
-              <w:right w:val="single" w:sz="4" w:space="0" w:color="D6DCEA"/>
-            </w:tcBorders>
-          </w:tcPr>
-          <w:p>
-            <w:pPr>
-              <w:pStyle w:val="Compact"/>
-              <w:widowControl/>
-              <w:spacing w:before="36" w:after="40"/>
-              <w:jc w:val="left"/>
-              <w:rPr>
-                <w:kern w:val="0"/>
-                <w:szCs w:val="24"/>
-                <w:lang w:val="en-US" w:eastAsia="en-US" w:bidi="ar-SA"/>
-              </w:rPr>
-            </w:pPr>
-            <w:r>
-              <w:rPr>
-                <w:kern w:val="0"/>
-                <w:sz w:val="18"/>
-                <w:szCs w:val="24"/>
-                <w:lang w:val="en-US" w:eastAsia="en-US" w:bidi="ar-SA"/>
-              </w:rPr>
-              <w:t>Как администратор, я веду календарь в интерфейсе</w:t>
-            </w:r>
-          </w:p>
-        </w:tc>
-        <w:tc>
-          <w:tcPr>
-            <w:tcW w:w="4400" w:type="dxa"/>
-            <w:tcBorders>
-              <w:top w:val="single" w:sz="4" w:space="0" w:color="D6DCEA"/>
-              <w:left w:val="single" w:sz="4" w:space="0" w:color="D6DCEA"/>
-              <w:bottom w:val="single" w:sz="4" w:space="0" w:color="D6DCEA"/>
-              <w:right w:val="single" w:sz="4" w:space="0" w:color="D6DCEA"/>
-            </w:tcBorders>
-          </w:tcPr>
-          <w:p>
-            <w:pPr>
-              <w:pStyle w:val="Compact"/>
-              <w:widowControl/>
-              <w:spacing w:before="36" w:after="40"/>
-              <w:jc w:val="left"/>
-              <w:rPr>
-                <w:kern w:val="0"/>
-                <w:szCs w:val="24"/>
-                <w:lang w:val="en-US" w:eastAsia="en-US" w:bidi="ar-SA"/>
-              </w:rPr>
-            </w:pPr>
-            <w:r>
-              <w:rPr>
-                <w:kern w:val="0"/>
-                <w:sz w:val="18"/>
-                <w:szCs w:val="24"/>
-                <w:lang w:val="en-US" w:eastAsia="en-US" w:bidi="ar-SA"/>
-              </w:rPr>
-              <w:t>Редактор праздников и переносов года вместо SQL; загрузка из файла</w:t>
+            <w:tcW w:w="1685" w:type="dxa"/>
+            <w:tcBorders>
+              <w:top w:val="single" w:sz="4" w:space="0" w:color="D6DCEA"/>
+              <w:left w:val="single" w:sz="4" w:space="0" w:color="D6DCEA"/>
+              <w:bottom w:val="single" w:sz="4" w:space="0" w:color="D6DCEA"/>
+              <w:right w:val="single" w:sz="4" w:space="0" w:color="D6DCEA"/>
+            </w:tcBorders>
+          </w:tcPr>
+          <w:p>
+            <w:pPr>
+              <w:pStyle w:val="Compact"/>
+              <w:widowControl/>
+              <w:spacing w:before="36" w:after="40"/>
+              <w:jc w:val="left"/>
+              <w:rPr>
+                <w:kern w:val="0"/>
+                <w:szCs w:val="24"/>
+                <w:lang w:val="en-US" w:eastAsia="en-US" w:bidi="ar-SA"/>
+              </w:rPr>
+            </w:pPr>
+            <w:r>
+              <w:rPr>
+                <w:kern w:val="0"/>
+                <w:sz w:val="18"/>
+                <w:szCs w:val="24"/>
+                <w:lang w:val="en-US" w:eastAsia="en-US" w:bidi="ar-SA"/>
+              </w:rPr>
+              <w:t>Как кадровик, я веду календарь в интерфейсе</w:t>
+            </w:r>
+          </w:p>
+        </w:tc>
+        <w:tc>
+          <w:tcPr>
+            <w:tcW w:w="2996" w:type="dxa"/>
+            <w:tcBorders>
+              <w:top w:val="single" w:sz="4" w:space="0" w:color="D6DCEA"/>
+              <w:left w:val="single" w:sz="4" w:space="0" w:color="D6DCEA"/>
+              <w:bottom w:val="single" w:sz="4" w:space="0" w:color="D6DCEA"/>
+              <w:right w:val="single" w:sz="4" w:space="0" w:color="D6DCEA"/>
+            </w:tcBorders>
+          </w:tcPr>
+          <w:p>
+            <w:pPr>
+              <w:pStyle w:val="Compact"/>
+              <w:widowControl/>
+              <w:spacing w:before="36" w:after="40"/>
+              <w:jc w:val="left"/>
+              <w:rPr>
+                <w:kern w:val="0"/>
+                <w:szCs w:val="24"/>
+                <w:lang w:val="en-US" w:eastAsia="en-US" w:bidi="ar-SA"/>
+              </w:rPr>
+            </w:pPr>
+            <w:r>
+              <w:rPr>
+                <w:kern w:val="0"/>
+                <w:sz w:val="18"/>
+                <w:szCs w:val="24"/>
+                <w:lang w:val="en-US" w:eastAsia="en-US" w:bidi="ar-SA"/>
+              </w:rPr>
+              <w:t>Сетка года, переносы, загрузка файла xmlcalendar.ru или CSV; праздники и переносы различаются; изменение в аудите</w:t>
+            </w:r>
+          </w:p>
+        </w:tc>
+        <w:tc>
+          <w:tcPr>
+            <w:tcW w:w="1779" w:type="dxa"/>
+            <w:tcBorders>
+              <w:top w:val="single" w:sz="4" w:space="0" w:color="D6DCEA"/>
+              <w:left w:val="single" w:sz="4" w:space="0" w:color="D6DCEA"/>
+              <w:bottom w:val="single" w:sz="4" w:space="0" w:color="D6DCEA"/>
+              <w:right w:val="single" w:sz="4" w:space="0" w:color="D6DCEA"/>
+            </w:tcBorders>
+          </w:tcPr>
+          <w:p>
+            <w:pPr>
+              <w:pStyle w:val="Compact"/>
+              <w:widowControl/>
+              <w:spacing w:before="36" w:after="40"/>
+              <w:jc w:val="left"/>
+              <w:rPr>
+                <w:kern w:val="0"/>
+                <w:szCs w:val="24"/>
+                <w:lang w:val="en-US" w:eastAsia="en-US" w:bidi="ar-SA"/>
+              </w:rPr>
+            </w:pPr>
+            <w:r>
+              <w:rPr>
+                <w:kern w:val="0"/>
+                <w:sz w:val="18"/>
+                <w:szCs w:val="24"/>
+                <w:lang w:val="en-US" w:eastAsia="en-US" w:bidi="ar-SA"/>
+              </w:rPr>
+              <w:t>staff.e2e «календарь», calendar.spec, coverage.unit «производственный календарь»</w:t>
             </w:r>
           </w:p>
         </w:tc>
@@ -10519,7 +10825,7 @@
         </w:tc>
         <w:tc>
           <w:tcPr>
-            <w:tcW w:w="468" w:type="dxa"/>
+            <w:tcW w:w="467" w:type="dxa"/>
             <w:tcBorders>
               <w:top w:val="single" w:sz="4" w:space="0" w:color="D6DCEA"/>
               <w:left w:val="single" w:sz="4" w:space="0" w:color="D6DCEA"/>
@@ -10585,12 +10891,32 @@
         </w:tc>
       </w:tr>
     </w:tbl>
+    <w:p>
+      <w:pPr>
+        <w:pStyle w:val="BodyText"/>
+        <w:rPr/>
+      </w:pPr>
+      <w:r>
+        <w:rPr/>
+        <w:t xml:space="preserve">Найдено и исправлено попутно: демо-календарь 2026–2027 считал выходные и перенесённые дни праздниками (недосчёт дней отпуска); сброс пароля не попадал в аудит; контракт </w:t>
+      </w:r>
+      <w:r>
+        <w:rPr>
+          <w:rStyle w:val="VerbatimChar"/>
+        </w:rPr>
+        <w:t>Employee</w:t>
+      </w:r>
+      <w:r>
+        <w:rPr/>
+        <w:t xml:space="preserve"> расходился с API; файл больше 2 МБ и гонка уникальности возвращали 500.</w:t>
+      </w:r>
+    </w:p>
     <w:p>
       <w:pPr>
         <w:pStyle w:val="Heading1"/>
         <w:rPr/>
       </w:pPr>
-      <w:bookmarkStart w:id="10" w:name="__RefHeading___Toc2657_2916723137"/>
+      <w:bookmarkStart w:id="10" w:name="__RefHeading___Toc10150_1562542824"/>
       <w:bookmarkEnd w:id="10"/>
       <w:r>
         <w:rPr>
@@ -11889,6 +12215,8 @@
               </w:rPr>
               <w:t>да</w:t>
             </w:r>
+            <w:bookmarkStart w:id="11" w:name="версия-0.5.0-эксплуатация-на-5000"/>
+            <w:bookmarkEnd w:id="11"/>
           </w:p>
         </w:tc>
       </w:tr>
@@ -11898,8 +12226,8 @@
         <w:pStyle w:val="Heading1"/>
         <w:rPr/>
       </w:pPr>
-      <w:bookmarkStart w:id="11" w:name="__RefHeading___Toc2659_2916723137"/>
-      <w:bookmarkEnd w:id="11"/>
+      <w:bookmarkStart w:id="12" w:name="__RefHeading___Toc10152_1562542824"/>
+      <w:bookmarkEnd w:id="12"/>
       <w:r>
         <w:rPr>
           <w:rStyle w:val="SectionNumber"/>
@@ -12765,8 +13093,8 @@
         <w:pStyle w:val="Heading1"/>
         <w:rPr/>
       </w:pPr>
-      <w:bookmarkStart w:id="12" w:name="__RefHeading___Toc2661_2916723137"/>
-      <w:bookmarkEnd w:id="12"/>
+      <w:bookmarkStart w:id="13" w:name="__RefHeading___Toc10154_1562542824"/>
+      <w:bookmarkEnd w:id="13"/>
       <w:r>
         <w:rPr>
           <w:rStyle w:val="SectionNumber"/>
@@ -13273,7 +13601,7 @@
         <w:color w:val="8A92A6"/>
         <w:sz w:val="16"/>
       </w:rPr>
-      <w:t xml:space="preserve">Планировщик отпусков 0.3.0 · План развития и бэклог · стр. </w:t>
+      <w:t xml:space="preserve">Планировщик отпусков 0.4.0 · План развития и бэклог · стр. </w:t>
     </w:r>
     <w:r>
       <w:rPr/>
@@ -13312,7 +13640,7 @@
         <w:color w:val="8A92A6"/>
         <w:sz w:val="16"/>
       </w:rPr>
-      <w:t xml:space="preserve">Планировщик отпусков 0.3.0 · План развития и бэклог · стр. </w:t>
+      <w:t xml:space="preserve">Планировщик отпусков 0.4.0 · План развития и бэклог · стр. </w:t>
     </w:r>
     <w:r>
       <w:rPr/>

--- a/docs/docx/03-backlog.docx
+++ b/docs/docx/03-backlog.docx
@@ -23,7 +23,7 @@
       </w:pPr>
       <w:r>
         <w:rPr/>
-        <w:t>Планировщик отпусков 0.4.0 · Версии, эпики и истории с критериями приёмки</w:t>
+        <w:t>Планировщик отпусков 0.5.0 · Версии, эпики и истории с критериями приёмки</w:t>
       </w:r>
     </w:p>
     <w:p>
@@ -93,7 +93,7 @@
             </w:rPr>
             <w:fldChar w:fldCharType="separate"/>
           </w:r>
-          <w:hyperlink w:anchor="__RefHeading___Toc10136_1562542824">
+          <w:hyperlink w:anchor="__RefHeading___Toc11249_2275915807">
             <w:r>
               <w:rPr>
                 <w:webHidden/>
@@ -114,7 +114,7 @@
             </w:tabs>
             <w:rPr/>
           </w:pPr>
-          <w:hyperlink w:anchor="__RefHeading___Toc10138_1562542824">
+          <w:hyperlink w:anchor="__RefHeading___Toc11251_2275915807">
             <w:r>
               <w:rPr>
                 <w:webHidden/>
@@ -135,7 +135,7 @@
             </w:tabs>
             <w:rPr/>
           </w:pPr>
-          <w:hyperlink w:anchor="__RefHeading___Toc10140_1562542824">
+          <w:hyperlink w:anchor="__RefHeading___Toc11253_2275915807">
             <w:r>
               <w:rPr>
                 <w:webHidden/>
@@ -156,7 +156,7 @@
             </w:tabs>
             <w:rPr/>
           </w:pPr>
-          <w:hyperlink w:anchor="__RefHeading___Toc10142_1562542824">
+          <w:hyperlink w:anchor="__RefHeading___Toc11255_2275915807">
             <w:r>
               <w:rPr>
                 <w:webHidden/>
@@ -177,7 +177,7 @@
             </w:tabs>
             <w:rPr/>
           </w:pPr>
-          <w:hyperlink w:anchor="__RefHeading___Toc10144_1562542824">
+          <w:hyperlink w:anchor="__RefHeading___Toc11257_2275915807">
             <w:r>
               <w:rPr>
                 <w:webHidden/>
@@ -198,7 +198,7 @@
             </w:tabs>
             <w:rPr/>
           </w:pPr>
-          <w:hyperlink w:anchor="__RefHeading___Toc10146_1562542824">
+          <w:hyperlink w:anchor="__RefHeading___Toc11259_2275915807">
             <w:r>
               <w:rPr>
                 <w:webHidden/>
@@ -219,7 +219,7 @@
             </w:tabs>
             <w:rPr/>
           </w:pPr>
-          <w:hyperlink w:anchor="__RefHeading___Toc10148_1562542824">
+          <w:hyperlink w:anchor="__RefHeading___Toc11261_2275915807">
             <w:r>
               <w:rPr>
                 <w:webHidden/>
@@ -240,7 +240,7 @@
             </w:tabs>
             <w:rPr/>
           </w:pPr>
-          <w:hyperlink w:anchor="__RefHeading___Toc10150_1562542824">
+          <w:hyperlink w:anchor="__RefHeading___Toc11263_2275915807">
             <w:r>
               <w:rPr>
                 <w:webHidden/>
@@ -261,7 +261,7 @@
             </w:tabs>
             <w:rPr/>
           </w:pPr>
-          <w:hyperlink w:anchor="__RefHeading___Toc10152_1562542824">
+          <w:hyperlink w:anchor="__RefHeading___Toc11265_2275915807">
             <w:r>
               <w:rPr>
                 <w:webHidden/>
@@ -269,7 +269,7 @@
               </w:rPr>
               <w:t>7 Версия 1.0.0 — приёмка</w:t>
               <w:tab/>
-              <w:t>11</w:t>
+              <w:t>13</w:t>
             </w:r>
           </w:hyperlink>
         </w:p>
@@ -282,7 +282,7 @@
             </w:tabs>
             <w:rPr/>
           </w:pPr>
-          <w:hyperlink w:anchor="__RefHeading___Toc10154_1562542824">
+          <w:hyperlink w:anchor="__RefHeading___Toc11267_2275915807">
             <w:r>
               <w:rPr>
                 <w:webHidden/>
@@ -290,7 +290,7 @@
               </w:rPr>
               <w:t>8 Критический путь и риски</w:t>
               <w:tab/>
-              <w:t>12</w:t>
+              <w:t>14</w:t>
             </w:r>
           </w:hyperlink>
           <w:r>
@@ -307,7 +307,7 @@
         <w:pStyle w:val="Heading1"/>
         <w:rPr/>
       </w:pPr>
-      <w:bookmarkStart w:id="0" w:name="__RefHeading___Toc10136_1562542824"/>
+      <w:bookmarkStart w:id="0" w:name="__RefHeading___Toc11249_2275915807"/>
       <w:bookmarkEnd w:id="0"/>
       <w:r>
         <w:rPr>
@@ -790,7 +790,7 @@
         <w:pStyle w:val="Heading1"/>
         <w:rPr/>
       </w:pPr>
-      <w:bookmarkStart w:id="2" w:name="__RefHeading___Toc10138_1562542824"/>
+      <w:bookmarkStart w:id="2" w:name="__RefHeading___Toc11251_2275915807"/>
       <w:bookmarkEnd w:id="2"/>
       <w:r>
         <w:rPr>
@@ -1416,7 +1416,7 @@
         <w:pStyle w:val="Heading1"/>
         <w:rPr/>
       </w:pPr>
-      <w:bookmarkStart w:id="3" w:name="__RefHeading___Toc10140_1562542824"/>
+      <w:bookmarkStart w:id="3" w:name="__RefHeading___Toc11253_2275915807"/>
       <w:bookmarkEnd w:id="3"/>
       <w:r>
         <w:rPr>
@@ -1951,8 +1951,6 @@
             </w:pPr>
             <w:r>
               <w:rPr>
-                <w:b/>
-                <w:bCs/>
                 <w:kern w:val="0"/>
                 <w:sz w:val="18"/>
                 <w:szCs w:val="24"/>
@@ -2024,7 +2022,7 @@
                 <w:szCs w:val="24"/>
                 <w:lang w:val="en-US" w:eastAsia="en-US" w:bidi="ar-SA"/>
               </w:rPr>
-              <w:t>текущая</w:t>
+              <w:t>выпущена</w:t>
             </w:r>
           </w:p>
         </w:tc>
@@ -2055,6 +2053,8 @@
             </w:pPr>
             <w:r>
               <w:rPr>
+                <w:b/>
+                <w:bCs/>
                 <w:kern w:val="0"/>
                 <w:sz w:val="18"/>
                 <w:szCs w:val="24"/>
@@ -2093,7 +2093,7 @@
                 <w:szCs w:val="24"/>
                 <w:lang w:val="en-US" w:eastAsia="en-US" w:bidi="ar-SA"/>
               </w:rPr>
-              <w:t>Эксплуатация на 5000 пользователей: метрики, нагрузка, реплика, живые обновления</w:t>
+              <w:t>Эксплуатация на 5000 пользователей: кластер процессов и кэш графика, нагрузочная проверка, метрики, реплика и архив WAL, живые обновления</w:t>
             </w:r>
           </w:p>
         </w:tc>
@@ -2126,7 +2126,7 @@
                 <w:szCs w:val="24"/>
                 <w:lang w:val="en-US" w:eastAsia="en-US" w:bidi="ar-SA"/>
               </w:rPr>
-              <w:t>план</w:t>
+              <w:t>текущая</w:t>
             </w:r>
           </w:p>
         </w:tc>
@@ -2241,7 +2241,7 @@
         <w:pStyle w:val="Heading1"/>
         <w:rPr/>
       </w:pPr>
-      <w:bookmarkStart w:id="5" w:name="__RefHeading___Toc10142_1562542824"/>
+      <w:bookmarkStart w:id="5" w:name="__RefHeading___Toc11255_2275915807"/>
       <w:bookmarkEnd w:id="5"/>
       <w:r>
         <w:rPr>
@@ -2260,7 +2260,7 @@
         <w:pStyle w:val="Heading2"/>
         <w:rPr/>
       </w:pPr>
-      <w:bookmarkStart w:id="6" w:name="__RefHeading___Toc10144_1562542824"/>
+      <w:bookmarkStart w:id="6" w:name="__RefHeading___Toc11257_2275915807"/>
       <w:bookmarkEnd w:id="6"/>
       <w:r>
         <w:rPr>
@@ -3129,7 +3129,7 @@
         <w:pStyle w:val="Heading2"/>
         <w:rPr/>
       </w:pPr>
-      <w:bookmarkStart w:id="8" w:name="__RefHeading___Toc10146_1562542824"/>
+      <w:bookmarkStart w:id="8" w:name="__RefHeading___Toc11259_2275915807"/>
       <w:bookmarkEnd w:id="8"/>
       <w:r>
         <w:rPr>
@@ -8919,7 +8919,7 @@
         <w:pStyle w:val="Heading1"/>
         <w:rPr/>
       </w:pPr>
-      <w:bookmarkStart w:id="9" w:name="__RefHeading___Toc10148_1562542824"/>
+      <w:bookmarkStart w:id="9" w:name="__RefHeading___Toc11261_2275915807"/>
       <w:bookmarkEnd w:id="9"/>
       <w:r>
         <w:rPr>
@@ -10916,7 +10916,8 @@
         <w:pStyle w:val="Heading1"/>
         <w:rPr/>
       </w:pPr>
-      <w:bookmarkStart w:id="10" w:name="__RefHeading___Toc10150_1562542824"/>
+      <w:bookmarkStart w:id="10" w:name="__RefHeading___Toc11263_2275915807"/>
+      <w:bookmarkStart w:id="11" w:name="версия-0.5.0-эксплуатация-на-5000"/>
       <w:bookmarkEnd w:id="10"/>
       <w:r>
         <w:rPr>
@@ -10946,12 +10947,13 @@
         <w:tblLook w:val="0020" w:noHBand="0" w:noVBand="0" w:firstColumn="0" w:lastRow="0" w:lastColumn="0" w:firstRow="1"/>
       </w:tblPr>
       <w:tblGrid>
-        <w:gridCol w:w="1123"/>
-        <w:gridCol w:w="2152"/>
-        <w:gridCol w:w="4400"/>
-        <w:gridCol w:w="655"/>
-        <w:gridCol w:w="468"/>
-        <w:gridCol w:w="561"/>
+        <w:gridCol w:w="943"/>
+        <w:gridCol w:w="1809"/>
+        <w:gridCol w:w="3698"/>
+        <w:gridCol w:w="1495"/>
+        <w:gridCol w:w="551"/>
+        <w:gridCol w:w="392"/>
+        <w:gridCol w:w="471"/>
       </w:tblGrid>
       <w:tr>
         <w:trPr>
@@ -10959,7 +10961,7 @@
         </w:trPr>
         <w:tc>
           <w:tcPr>
-            <w:tcW w:w="1123" w:type="dxa"/>
+            <w:tcW w:w="943" w:type="dxa"/>
             <w:tcBorders>
               <w:top w:val="single" w:sz="4" w:space="0" w:color="D6DCEA"/>
               <w:left w:val="single" w:sz="4" w:space="0" w:color="D6DCEA"/>
@@ -10995,7 +10997,7 @@
         </w:tc>
         <w:tc>
           <w:tcPr>
-            <w:tcW w:w="2152" w:type="dxa"/>
+            <w:tcW w:w="1809" w:type="dxa"/>
             <w:tcBorders>
               <w:top w:val="single" w:sz="4" w:space="0" w:color="D6DCEA"/>
               <w:left w:val="single" w:sz="4" w:space="0" w:color="D6DCEA"/>
@@ -11031,7 +11033,7 @@
         </w:tc>
         <w:tc>
           <w:tcPr>
-            <w:tcW w:w="4400" w:type="dxa"/>
+            <w:tcW w:w="3698" w:type="dxa"/>
             <w:tcBorders>
               <w:top w:val="single" w:sz="4" w:space="0" w:color="D6DCEA"/>
               <w:left w:val="single" w:sz="4" w:space="0" w:color="D6DCEA"/>
@@ -11067,7 +11069,7 @@
         </w:tc>
         <w:tc>
           <w:tcPr>
-            <w:tcW w:w="655" w:type="dxa"/>
+            <w:tcW w:w="1495" w:type="dxa"/>
             <w:tcBorders>
               <w:top w:val="single" w:sz="4" w:space="0" w:color="D6DCEA"/>
               <w:left w:val="single" w:sz="4" w:space="0" w:color="D6DCEA"/>
@@ -11097,13 +11099,13 @@
                 <w:szCs w:val="24"/>
                 <w:lang w:val="en-US" w:eastAsia="en-US" w:bidi="ar-SA"/>
               </w:rPr>
-              <w:t>Исп.</w:t>
-            </w:r>
-          </w:p>
-        </w:tc>
-        <w:tc>
-          <w:tcPr>
-            <w:tcW w:w="468" w:type="dxa"/>
+              <w:t>Подтверждение</w:t>
+            </w:r>
+          </w:p>
+        </w:tc>
+        <w:tc>
+          <w:tcPr>
+            <w:tcW w:w="551" w:type="dxa"/>
             <w:tcBorders>
               <w:top w:val="single" w:sz="4" w:space="0" w:color="D6DCEA"/>
               <w:left w:val="single" w:sz="4" w:space="0" w:color="D6DCEA"/>
@@ -11133,13 +11135,49 @@
                 <w:szCs w:val="24"/>
                 <w:lang w:val="en-US" w:eastAsia="en-US" w:bidi="ar-SA"/>
               </w:rPr>
+              <w:t>Исп.</w:t>
+            </w:r>
+          </w:p>
+        </w:tc>
+        <w:tc>
+          <w:tcPr>
+            <w:tcW w:w="392" w:type="dxa"/>
+            <w:tcBorders>
+              <w:top w:val="single" w:sz="4" w:space="0" w:color="D6DCEA"/>
+              <w:left w:val="single" w:sz="4" w:space="0" w:color="D6DCEA"/>
+              <w:bottom w:val="single" w:sz="6" w:space="0" w:color="000000"/>
+              <w:right w:val="single" w:sz="4" w:space="0" w:color="D6DCEA"/>
+            </w:tcBorders>
+            <w:shd w:color="auto" w:fill="EEF2FB" w:val="clear"/>
+            <w:vAlign w:val="bottom"/>
+          </w:tcPr>
+          <w:p>
+            <w:pPr>
+              <w:pStyle w:val="Compact"/>
+              <w:widowControl/>
+              <w:spacing w:before="36" w:after="40"/>
+              <w:jc w:val="left"/>
+              <w:rPr>
+                <w:kern w:val="0"/>
+                <w:szCs w:val="24"/>
+                <w:lang w:val="en-US" w:eastAsia="en-US" w:bidi="ar-SA"/>
+              </w:rPr>
+            </w:pPr>
+            <w:r>
+              <w:rPr>
+                <w:b/>
+                <w:kern w:val="0"/>
+                <w:sz w:val="18"/>
+                <w:szCs w:val="24"/>
+                <w:lang w:val="en-US" w:eastAsia="en-US" w:bidi="ar-SA"/>
+              </w:rPr>
               <w:t>Оц.</w:t>
             </w:r>
           </w:p>
         </w:tc>
         <w:tc>
           <w:tcPr>
-            <w:tcW w:w="561" w:type="dxa"/>
+            <w:tcW w:w="471" w:type="dxa"/>
             <w:tcBorders>
               <w:top w:val="single" w:sz="4" w:space="0" w:color="D6DCEA"/>
               <w:left w:val="single" w:sz="4" w:space="0" w:color="D6DCEA"/>
@@ -11178,7 +11216,7 @@
         <w:trPr/>
         <w:tc>
           <w:tcPr>
-            <w:tcW w:w="1123" w:type="dxa"/>
+            <w:tcW w:w="943" w:type="dxa"/>
             <w:tcBorders>
               <w:top w:val="single" w:sz="4" w:space="0" w:color="D6DCEA"/>
               <w:left w:val="single" w:sz="4" w:space="0" w:color="D6DCEA"/>
@@ -11211,7 +11249,7 @@
         </w:tc>
         <w:tc>
           <w:tcPr>
-            <w:tcW w:w="2152" w:type="dxa"/>
+            <w:tcW w:w="1809" w:type="dxa"/>
             <w:tcBorders>
               <w:top w:val="single" w:sz="4" w:space="0" w:color="D6DCEA"/>
               <w:left w:val="single" w:sz="4" w:space="0" w:color="D6DCEA"/>
@@ -11244,7 +11282,7 @@
         </w:tc>
         <w:tc>
           <w:tcPr>
-            <w:tcW w:w="4400" w:type="dxa"/>
+            <w:tcW w:w="3698" w:type="dxa"/>
             <w:tcBorders>
               <w:top w:val="single" w:sz="4" w:space="0" w:color="D6DCEA"/>
               <w:left w:val="single" w:sz="4" w:space="0" w:color="D6DCEA"/>
@@ -11287,7 +11325,50 @@
         </w:tc>
         <w:tc>
           <w:tcPr>
-            <w:tcW w:w="655" w:type="dxa"/>
+            <w:tcW w:w="1495" w:type="dxa"/>
+            <w:tcBorders>
+              <w:top w:val="single" w:sz="4" w:space="0" w:color="D6DCEA"/>
+              <w:left w:val="single" w:sz="4" w:space="0" w:color="D6DCEA"/>
+              <w:bottom w:val="single" w:sz="4" w:space="0" w:color="D6DCEA"/>
+              <w:right w:val="single" w:sz="4" w:space="0" w:color="D6DCEA"/>
+            </w:tcBorders>
+          </w:tcPr>
+          <w:p>
+            <w:pPr>
+              <w:pStyle w:val="Compact"/>
+              <w:widowControl/>
+              <w:spacing w:before="36" w:after="40"/>
+              <w:jc w:val="left"/>
+              <w:rPr>
+                <w:kern w:val="0"/>
+                <w:szCs w:val="24"/>
+                <w:lang w:val="en-US" w:eastAsia="en-US" w:bidi="ar-SA"/>
+              </w:rPr>
+            </w:pPr>
+            <w:r>
+              <w:rPr>
+                <w:kern w:val="0"/>
+                <w:sz w:val="18"/>
+                <w:szCs w:val="24"/>
+                <w:lang w:val="en-US" w:eastAsia="en-US" w:bidi="ar-SA"/>
+              </w:rPr>
+              <w:t xml:space="preserve">metrics.e2e (9), concurrency.unit (4); дымовой прогон CI: метрики внутри стенда есть, через nginx — нет; </w:t>
+            </w:r>
+            <w:r>
+              <w:rPr>
+                <w:rStyle w:val="VerbatimChar"/>
+                <w:kern w:val="0"/>
+                <w:sz w:val="18"/>
+                <w:szCs w:val="24"/>
+                <w:lang w:val="en-US" w:eastAsia="en-US" w:bidi="ar-SA"/>
+              </w:rPr>
+              <w:t>deploy/monitoring</w:t>
+            </w:r>
+          </w:p>
+        </w:tc>
+        <w:tc>
+          <w:tcPr>
+            <w:tcW w:w="551" w:type="dxa"/>
             <w:tcBorders>
               <w:top w:val="single" w:sz="4" w:space="0" w:color="D6DCEA"/>
               <w:left w:val="single" w:sz="4" w:space="0" w:color="D6DCEA"/>
@@ -11320,7 +11401,7 @@
         </w:tc>
         <w:tc>
           <w:tcPr>
-            <w:tcW w:w="468" w:type="dxa"/>
+            <w:tcW w:w="392" w:type="dxa"/>
             <w:tcBorders>
               <w:top w:val="single" w:sz="4" w:space="0" w:color="D6DCEA"/>
               <w:left w:val="single" w:sz="4" w:space="0" w:color="D6DCEA"/>
@@ -11353,7 +11434,7 @@
         </w:tc>
         <w:tc>
           <w:tcPr>
-            <w:tcW w:w="561" w:type="dxa"/>
+            <w:tcW w:w="471" w:type="dxa"/>
             <w:tcBorders>
               <w:top w:val="single" w:sz="4" w:space="0" w:color="D6DCEA"/>
               <w:left w:val="single" w:sz="4" w:space="0" w:color="D6DCEA"/>
@@ -11389,7 +11470,7 @@
         <w:trPr/>
         <w:tc>
           <w:tcPr>
-            <w:tcW w:w="1123" w:type="dxa"/>
+            <w:tcW w:w="943" w:type="dxa"/>
             <w:tcBorders>
               <w:top w:val="single" w:sz="4" w:space="0" w:color="D6DCEA"/>
               <w:left w:val="single" w:sz="4" w:space="0" w:color="D6DCEA"/>
@@ -11422,7 +11503,7 @@
         </w:tc>
         <w:tc>
           <w:tcPr>
-            <w:tcW w:w="2152" w:type="dxa"/>
+            <w:tcW w:w="1809" w:type="dxa"/>
             <w:tcBorders>
               <w:top w:val="single" w:sz="4" w:space="0" w:color="D6DCEA"/>
               <w:left w:val="single" w:sz="4" w:space="0" w:color="D6DCEA"/>
@@ -11455,34 +11536,34 @@
         </w:tc>
         <w:tc>
           <w:tcPr>
-            <w:tcW w:w="4400" w:type="dxa"/>
-            <w:tcBorders>
-              <w:top w:val="single" w:sz="4" w:space="0" w:color="D6DCEA"/>
-              <w:left w:val="single" w:sz="4" w:space="0" w:color="D6DCEA"/>
-              <w:bottom w:val="single" w:sz="4" w:space="0" w:color="D6DCEA"/>
-              <w:right w:val="single" w:sz="4" w:space="0" w:color="D6DCEA"/>
-            </w:tcBorders>
-          </w:tcPr>
-          <w:p>
-            <w:pPr>
-              <w:pStyle w:val="Compact"/>
-              <w:widowControl/>
-              <w:spacing w:before="36" w:after="40"/>
-              <w:jc w:val="left"/>
-              <w:rPr>
-                <w:kern w:val="0"/>
-                <w:szCs w:val="24"/>
-                <w:lang w:val="en-US" w:eastAsia="en-US" w:bidi="ar-SA"/>
-              </w:rPr>
-            </w:pPr>
-            <w:r>
-              <w:rPr>
-                <w:kern w:val="0"/>
-                <w:sz w:val="18"/>
-                <w:szCs w:val="24"/>
-                <w:lang w:val="en-US" w:eastAsia="en-US" w:bidi="ar-SA"/>
-              </w:rPr>
-              <w:t xml:space="preserve">Нагрузочный сценарий k6: 5000 пользователей, 500 одновременных, 15 мин; p95 чтения ≤ 300 мс, записи ≤ 500 мс, 0 ошибок 5xx; отчёт в </w:t>
+            <w:tcW w:w="3698" w:type="dxa"/>
+            <w:tcBorders>
+              <w:top w:val="single" w:sz="4" w:space="0" w:color="D6DCEA"/>
+              <w:left w:val="single" w:sz="4" w:space="0" w:color="D6DCEA"/>
+              <w:bottom w:val="single" w:sz="4" w:space="0" w:color="D6DCEA"/>
+              <w:right w:val="single" w:sz="4" w:space="0" w:color="D6DCEA"/>
+            </w:tcBorders>
+          </w:tcPr>
+          <w:p>
+            <w:pPr>
+              <w:pStyle w:val="Compact"/>
+              <w:widowControl/>
+              <w:spacing w:before="36" w:after="40"/>
+              <w:jc w:val="left"/>
+              <w:rPr>
+                <w:kern w:val="0"/>
+                <w:szCs w:val="24"/>
+                <w:lang w:val="en-US" w:eastAsia="en-US" w:bidi="ar-SA"/>
+              </w:rPr>
+            </w:pPr>
+            <w:r>
+              <w:rPr>
+                <w:kern w:val="0"/>
+                <w:sz w:val="18"/>
+                <w:szCs w:val="24"/>
+                <w:lang w:val="en-US" w:eastAsia="en-US" w:bidi="ar-SA"/>
+              </w:rPr>
+              <w:t xml:space="preserve">5000 пользователей в базе, 500 одновременных, 15 мин; p95 чтения ≤ 300 мс, записи ≤ 500 мс, 0 ошибок 5xx; отчёт в </w:t>
             </w:r>
             <w:r>
               <w:rPr>
@@ -11498,7 +11579,79 @@
         </w:tc>
         <w:tc>
           <w:tcPr>
-            <w:tcW w:w="655" w:type="dxa"/>
+            <w:tcW w:w="1495" w:type="dxa"/>
+            <w:tcBorders>
+              <w:top w:val="single" w:sz="4" w:space="0" w:color="D6DCEA"/>
+              <w:left w:val="single" w:sz="4" w:space="0" w:color="D6DCEA"/>
+              <w:bottom w:val="single" w:sz="4" w:space="0" w:color="D6DCEA"/>
+              <w:right w:val="single" w:sz="4" w:space="0" w:color="D6DCEA"/>
+            </w:tcBorders>
+          </w:tcPr>
+          <w:p>
+            <w:pPr>
+              <w:pStyle w:val="Compact"/>
+              <w:widowControl/>
+              <w:spacing w:before="36" w:after="40"/>
+              <w:jc w:val="left"/>
+              <w:rPr>
+                <w:kern w:val="0"/>
+                <w:szCs w:val="24"/>
+                <w:lang w:val="en-US" w:eastAsia="en-US" w:bidi="ar-SA"/>
+              </w:rPr>
+            </w:pPr>
+            <w:r>
+              <w:rPr>
+                <w:rStyle w:val="VerbatimChar"/>
+                <w:kern w:val="0"/>
+                <w:sz w:val="18"/>
+                <w:szCs w:val="24"/>
+                <w:lang w:val="en-US" w:eastAsia="en-US" w:bidi="ar-SA"/>
+              </w:rPr>
+              <w:t>docs/progress/load-v0.5.0.md</w:t>
+            </w:r>
+            <w:r>
+              <w:rPr>
+                <w:kern w:val="0"/>
+                <w:sz w:val="18"/>
+                <w:szCs w:val="24"/>
+                <w:lang w:val="en-US" w:eastAsia="en-US" w:bidi="ar-SA"/>
+              </w:rPr>
+              <w:t xml:space="preserve">; генератор </w:t>
+            </w:r>
+            <w:r>
+              <w:rPr>
+                <w:rStyle w:val="VerbatimChar"/>
+                <w:kern w:val="0"/>
+                <w:sz w:val="18"/>
+                <w:szCs w:val="24"/>
+                <w:lang w:val="en-US" w:eastAsia="en-US" w:bidi="ar-SA"/>
+              </w:rPr>
+              <w:t>tools/load/run.mjs</w:t>
+            </w:r>
+            <w:r>
+              <w:rPr>
+                <w:kern w:val="0"/>
+                <w:sz w:val="18"/>
+                <w:szCs w:val="24"/>
+                <w:lang w:val="en-US" w:eastAsia="en-US" w:bidi="ar-SA"/>
+              </w:rPr>
+              <w:t xml:space="preserve">, наполнение </w:t>
+            </w:r>
+            <w:r>
+              <w:rPr>
+                <w:rStyle w:val="VerbatimChar"/>
+                <w:kern w:val="0"/>
+                <w:sz w:val="18"/>
+                <w:szCs w:val="24"/>
+                <w:lang w:val="en-US" w:eastAsia="en-US" w:bidi="ar-SA"/>
+              </w:rPr>
+              <w:t>npm run db:seed:load</w:t>
+            </w:r>
+          </w:p>
+        </w:tc>
+        <w:tc>
+          <w:tcPr>
+            <w:tcW w:w="551" w:type="dxa"/>
             <w:tcBorders>
               <w:top w:val="single" w:sz="4" w:space="0" w:color="D6DCEA"/>
               <w:left w:val="single" w:sz="4" w:space="0" w:color="D6DCEA"/>
@@ -11531,7 +11684,7 @@
         </w:tc>
         <w:tc>
           <w:tcPr>
-            <w:tcW w:w="468" w:type="dxa"/>
+            <w:tcW w:w="392" w:type="dxa"/>
             <w:tcBorders>
               <w:top w:val="single" w:sz="4" w:space="0" w:color="D6DCEA"/>
               <w:left w:val="single" w:sz="4" w:space="0" w:color="D6DCEA"/>
@@ -11564,7 +11717,7 @@
         </w:tc>
         <w:tc>
           <w:tcPr>
-            <w:tcW w:w="561" w:type="dxa"/>
+            <w:tcW w:w="471" w:type="dxa"/>
             <w:tcBorders>
               <w:top w:val="single" w:sz="4" w:space="0" w:color="D6DCEA"/>
               <w:left w:val="single" w:sz="4" w:space="0" w:color="D6DCEA"/>
@@ -11600,7 +11753,7 @@
         <w:trPr/>
         <w:tc>
           <w:tcPr>
-            <w:tcW w:w="1123" w:type="dxa"/>
+            <w:tcW w:w="943" w:type="dxa"/>
             <w:tcBorders>
               <w:top w:val="single" w:sz="4" w:space="0" w:color="D6DCEA"/>
               <w:left w:val="single" w:sz="4" w:space="0" w:color="D6DCEA"/>
@@ -11633,7 +11786,7 @@
         </w:tc>
         <w:tc>
           <w:tcPr>
-            <w:tcW w:w="2152" w:type="dxa"/>
+            <w:tcW w:w="1809" w:type="dxa"/>
             <w:tcBorders>
               <w:top w:val="single" w:sz="4" w:space="0" w:color="D6DCEA"/>
               <w:left w:val="single" w:sz="4" w:space="0" w:color="D6DCEA"/>
@@ -11666,7 +11819,7 @@
         </w:tc>
         <w:tc>
           <w:tcPr>
-            <w:tcW w:w="4400" w:type="dxa"/>
+            <w:tcW w:w="3698" w:type="dxa"/>
             <w:tcBorders>
               <w:top w:val="single" w:sz="4" w:space="0" w:color="D6DCEA"/>
               <w:left w:val="single" w:sz="4" w:space="0" w:color="D6DCEA"/>
@@ -11699,7 +11852,40 @@
         </w:tc>
         <w:tc>
           <w:tcPr>
-            <w:tcW w:w="655" w:type="dxa"/>
+            <w:tcW w:w="1495" w:type="dxa"/>
+            <w:tcBorders>
+              <w:top w:val="single" w:sz="4" w:space="0" w:color="D6DCEA"/>
+              <w:left w:val="single" w:sz="4" w:space="0" w:color="D6DCEA"/>
+              <w:bottom w:val="single" w:sz="4" w:space="0" w:color="D6DCEA"/>
+              <w:right w:val="single" w:sz="4" w:space="0" w:color="D6DCEA"/>
+            </w:tcBorders>
+          </w:tcPr>
+          <w:p>
+            <w:pPr>
+              <w:pStyle w:val="Compact"/>
+              <w:widowControl/>
+              <w:spacing w:before="36" w:after="40"/>
+              <w:jc w:val="left"/>
+              <w:rPr>
+                <w:kern w:val="0"/>
+                <w:szCs w:val="24"/>
+                <w:lang w:val="en-US" w:eastAsia="en-US" w:bidi="ar-SA"/>
+              </w:rPr>
+            </w:pPr>
+            <w:r>
+              <w:rPr>
+                <w:kern w:val="0"/>
+                <w:sz w:val="18"/>
+                <w:szCs w:val="24"/>
+                <w:lang w:val="en-US" w:eastAsia="en-US" w:bidi="ar-SA"/>
+              </w:rPr>
+              <w:t>CI «Реплика PostgreSQL, архив WAL и переключение» на каждый push; восстановление из физической копии и архива проверено вручную (документ 7)</w:t>
+            </w:r>
+          </w:p>
+        </w:tc>
+        <w:tc>
+          <w:tcPr>
+            <w:tcW w:w="551" w:type="dxa"/>
             <w:tcBorders>
               <w:top w:val="single" w:sz="4" w:space="0" w:color="D6DCEA"/>
               <w:left w:val="single" w:sz="4" w:space="0" w:color="D6DCEA"/>
@@ -11732,7 +11918,7 @@
         </w:tc>
         <w:tc>
           <w:tcPr>
-            <w:tcW w:w="468" w:type="dxa"/>
+            <w:tcW w:w="392" w:type="dxa"/>
             <w:tcBorders>
               <w:top w:val="single" w:sz="4" w:space="0" w:color="D6DCEA"/>
               <w:left w:val="single" w:sz="4" w:space="0" w:color="D6DCEA"/>
@@ -11765,7 +11951,7 @@
         </w:tc>
         <w:tc>
           <w:tcPr>
-            <w:tcW w:w="561" w:type="dxa"/>
+            <w:tcW w:w="471" w:type="dxa"/>
             <w:tcBorders>
               <w:top w:val="single" w:sz="4" w:space="0" w:color="D6DCEA"/>
               <w:left w:val="single" w:sz="4" w:space="0" w:color="D6DCEA"/>
@@ -11801,7 +11987,7 @@
         <w:trPr/>
         <w:tc>
           <w:tcPr>
-            <w:tcW w:w="1123" w:type="dxa"/>
+            <w:tcW w:w="943" w:type="dxa"/>
             <w:tcBorders>
               <w:top w:val="single" w:sz="4" w:space="0" w:color="D6DCEA"/>
               <w:left w:val="single" w:sz="4" w:space="0" w:color="D6DCEA"/>
@@ -11834,7 +12020,7 @@
         </w:tc>
         <w:tc>
           <w:tcPr>
-            <w:tcW w:w="2152" w:type="dxa"/>
+            <w:tcW w:w="1809" w:type="dxa"/>
             <w:tcBorders>
               <w:top w:val="single" w:sz="4" w:space="0" w:color="D6DCEA"/>
               <w:left w:val="single" w:sz="4" w:space="0" w:color="D6DCEA"/>
@@ -11867,7 +12053,7 @@
         </w:tc>
         <w:tc>
           <w:tcPr>
-            <w:tcW w:w="4400" w:type="dxa"/>
+            <w:tcW w:w="3698" w:type="dxa"/>
             <w:tcBorders>
               <w:top w:val="single" w:sz="4" w:space="0" w:color="D6DCEA"/>
               <w:left w:val="single" w:sz="4" w:space="0" w:color="D6DCEA"/>
@@ -11900,7 +12086,40 @@
         </w:tc>
         <w:tc>
           <w:tcPr>
-            <w:tcW w:w="655" w:type="dxa"/>
+            <w:tcW w:w="1495" w:type="dxa"/>
+            <w:tcBorders>
+              <w:top w:val="single" w:sz="4" w:space="0" w:color="D6DCEA"/>
+              <w:left w:val="single" w:sz="4" w:space="0" w:color="D6DCEA"/>
+              <w:bottom w:val="single" w:sz="4" w:space="0" w:color="D6DCEA"/>
+              <w:right w:val="single" w:sz="4" w:space="0" w:color="D6DCEA"/>
+            </w:tcBorders>
+          </w:tcPr>
+          <w:p>
+            <w:pPr>
+              <w:pStyle w:val="Compact"/>
+              <w:widowControl/>
+              <w:spacing w:before="36" w:after="40"/>
+              <w:jc w:val="left"/>
+              <w:rPr>
+                <w:kern w:val="0"/>
+                <w:szCs w:val="24"/>
+                <w:lang w:val="en-US" w:eastAsia="en-US" w:bidi="ar-SA"/>
+              </w:rPr>
+            </w:pPr>
+            <w:r>
+              <w:rPr>
+                <w:kern w:val="0"/>
+                <w:sz w:val="18"/>
+                <w:szCs w:val="24"/>
+                <w:lang w:val="en-US" w:eastAsia="en-US" w:bidi="ar-SA"/>
+              </w:rPr>
+              <w:t>events.e2e (4); дымовой прогон CI: поток через nginx</w:t>
+            </w:r>
+          </w:p>
+        </w:tc>
+        <w:tc>
+          <w:tcPr>
+            <w:tcW w:w="551" w:type="dxa"/>
             <w:tcBorders>
               <w:top w:val="single" w:sz="4" w:space="0" w:color="D6DCEA"/>
               <w:left w:val="single" w:sz="4" w:space="0" w:color="D6DCEA"/>
@@ -11933,7 +12152,7 @@
         </w:tc>
         <w:tc>
           <w:tcPr>
-            <w:tcW w:w="468" w:type="dxa"/>
+            <w:tcW w:w="392" w:type="dxa"/>
             <w:tcBorders>
               <w:top w:val="single" w:sz="4" w:space="0" w:color="D6DCEA"/>
               <w:left w:val="single" w:sz="4" w:space="0" w:color="D6DCEA"/>
@@ -11966,7 +12185,7 @@
         </w:tc>
         <w:tc>
           <w:tcPr>
-            <w:tcW w:w="561" w:type="dxa"/>
+            <w:tcW w:w="471" w:type="dxa"/>
             <w:tcBorders>
               <w:top w:val="single" w:sz="4" w:space="0" w:color="D6DCEA"/>
               <w:left w:val="single" w:sz="4" w:space="0" w:color="D6DCEA"/>
@@ -12002,7 +12221,7 @@
         <w:trPr/>
         <w:tc>
           <w:tcPr>
-            <w:tcW w:w="1123" w:type="dxa"/>
+            <w:tcW w:w="943" w:type="dxa"/>
             <w:tcBorders>
               <w:top w:val="single" w:sz="4" w:space="0" w:color="D6DCEA"/>
               <w:left w:val="single" w:sz="4" w:space="0" w:color="D6DCEA"/>
@@ -12035,7 +12254,7 @@
         </w:tc>
         <w:tc>
           <w:tcPr>
-            <w:tcW w:w="2152" w:type="dxa"/>
+            <w:tcW w:w="1809" w:type="dxa"/>
             <w:tcBorders>
               <w:top w:val="single" w:sz="4" w:space="0" w:color="D6DCEA"/>
               <w:left w:val="single" w:sz="4" w:space="0" w:color="D6DCEA"/>
@@ -12068,7 +12287,7 @@
         </w:tc>
         <w:tc>
           <w:tcPr>
-            <w:tcW w:w="4400" w:type="dxa"/>
+            <w:tcW w:w="3698" w:type="dxa"/>
             <w:tcBorders>
               <w:top w:val="single" w:sz="4" w:space="0" w:color="D6DCEA"/>
               <w:left w:val="single" w:sz="4" w:space="0" w:color="D6DCEA"/>
@@ -12120,7 +12339,50 @@
         </w:tc>
         <w:tc>
           <w:tcPr>
-            <w:tcW w:w="655" w:type="dxa"/>
+            <w:tcW w:w="1495" w:type="dxa"/>
+            <w:tcBorders>
+              <w:top w:val="single" w:sz="4" w:space="0" w:color="D6DCEA"/>
+              <w:left w:val="single" w:sz="4" w:space="0" w:color="D6DCEA"/>
+              <w:bottom w:val="single" w:sz="4" w:space="0" w:color="D6DCEA"/>
+              <w:right w:val="single" w:sz="4" w:space="0" w:color="D6DCEA"/>
+            </w:tcBorders>
+          </w:tcPr>
+          <w:p>
+            <w:pPr>
+              <w:pStyle w:val="Compact"/>
+              <w:widowControl/>
+              <w:spacing w:before="36" w:after="40"/>
+              <w:jc w:val="left"/>
+              <w:rPr>
+                <w:kern w:val="0"/>
+                <w:szCs w:val="24"/>
+                <w:lang w:val="en-US" w:eastAsia="en-US" w:bidi="ar-SA"/>
+              </w:rPr>
+            </w:pPr>
+            <w:r>
+              <w:rPr>
+                <w:kern w:val="0"/>
+                <w:sz w:val="18"/>
+                <w:szCs w:val="24"/>
+                <w:lang w:val="en-US" w:eastAsia="en-US" w:bidi="ar-SA"/>
+              </w:rPr>
+              <w:t xml:space="preserve">auth.e2e «лимит общий для всех экземпляров»; кластер процессов </w:t>
+            </w:r>
+            <w:r>
+              <w:rPr>
+                <w:rStyle w:val="VerbatimChar"/>
+                <w:kern w:val="0"/>
+                <w:sz w:val="18"/>
+                <w:szCs w:val="24"/>
+                <w:lang w:val="en-US" w:eastAsia="en-US" w:bidi="ar-SA"/>
+              </w:rPr>
+              <w:t>WEB_CONCURRENCY</w:t>
+            </w:r>
+          </w:p>
+        </w:tc>
+        <w:tc>
+          <w:tcPr>
+            <w:tcW w:w="551" w:type="dxa"/>
             <w:tcBorders>
               <w:top w:val="single" w:sz="4" w:space="0" w:color="D6DCEA"/>
               <w:left w:val="single" w:sz="4" w:space="0" w:color="D6DCEA"/>
@@ -12153,7 +12415,7 @@
         </w:tc>
         <w:tc>
           <w:tcPr>
-            <w:tcW w:w="468" w:type="dxa"/>
+            <w:tcW w:w="392" w:type="dxa"/>
             <w:tcBorders>
               <w:top w:val="single" w:sz="4" w:space="0" w:color="D6DCEA"/>
               <w:left w:val="single" w:sz="4" w:space="0" w:color="D6DCEA"/>
@@ -12186,7 +12448,7 @@
         </w:tc>
         <w:tc>
           <w:tcPr>
-            <w:tcW w:w="561" w:type="dxa"/>
+            <w:tcW w:w="471" w:type="dxa"/>
             <w:tcBorders>
               <w:top w:val="single" w:sz="4" w:space="0" w:color="D6DCEA"/>
               <w:left w:val="single" w:sz="4" w:space="0" w:color="D6DCEA"/>
@@ -12215,18 +12477,848 @@
               </w:rPr>
               <w:t>да</w:t>
             </w:r>
-            <w:bookmarkStart w:id="11" w:name="версия-0.5.0-эксплуатация-на-5000"/>
-            <w:bookmarkEnd w:id="11"/>
+          </w:p>
+        </w:tc>
+      </w:tr>
+      <w:tr>
+        <w:trPr/>
+        <w:tc>
+          <w:tcPr>
+            <w:tcW w:w="943" w:type="dxa"/>
+            <w:tcBorders>
+              <w:top w:val="single" w:sz="4" w:space="0" w:color="D6DCEA"/>
+              <w:left w:val="single" w:sz="4" w:space="0" w:color="D6DCEA"/>
+              <w:bottom w:val="single" w:sz="4" w:space="0" w:color="D6DCEA"/>
+              <w:right w:val="single" w:sz="4" w:space="0" w:color="D6DCEA"/>
+            </w:tcBorders>
+          </w:tcPr>
+          <w:p>
+            <w:pPr>
+              <w:pStyle w:val="Compact"/>
+              <w:widowControl/>
+              <w:spacing w:before="36" w:after="40"/>
+              <w:jc w:val="left"/>
+              <w:rPr>
+                <w:kern w:val="0"/>
+                <w:szCs w:val="24"/>
+                <w:lang w:val="en-US" w:eastAsia="en-US" w:bidi="ar-SA"/>
+              </w:rPr>
+            </w:pPr>
+            <w:r>
+              <w:rPr>
+                <w:kern w:val="0"/>
+                <w:sz w:val="18"/>
+                <w:szCs w:val="24"/>
+                <w:lang w:val="en-US" w:eastAsia="en-US" w:bidi="ar-SA"/>
+              </w:rPr>
+              <w:t>E40-06</w:t>
+            </w:r>
+          </w:p>
+        </w:tc>
+        <w:tc>
+          <w:tcPr>
+            <w:tcW w:w="1809" w:type="dxa"/>
+            <w:tcBorders>
+              <w:top w:val="single" w:sz="4" w:space="0" w:color="D6DCEA"/>
+              <w:left w:val="single" w:sz="4" w:space="0" w:color="D6DCEA"/>
+              <w:bottom w:val="single" w:sz="4" w:space="0" w:color="D6DCEA"/>
+              <w:right w:val="single" w:sz="4" w:space="0" w:color="D6DCEA"/>
+            </w:tcBorders>
+          </w:tcPr>
+          <w:p>
+            <w:pPr>
+              <w:pStyle w:val="Compact"/>
+              <w:widowControl/>
+              <w:spacing w:before="36" w:after="40"/>
+              <w:jc w:val="left"/>
+              <w:rPr>
+                <w:kern w:val="0"/>
+                <w:szCs w:val="24"/>
+                <w:lang w:val="en-US" w:eastAsia="en-US" w:bidi="ar-SA"/>
+              </w:rPr>
+            </w:pPr>
+            <w:r>
+              <w:rPr>
+                <w:kern w:val="0"/>
+                <w:sz w:val="18"/>
+                <w:szCs w:val="24"/>
+                <w:lang w:val="en-US" w:eastAsia="en-US" w:bidi="ar-SA"/>
+              </w:rPr>
+              <w:t>Как сотрудник, я открываю график организации без ожидания</w:t>
+            </w:r>
+          </w:p>
+        </w:tc>
+        <w:tc>
+          <w:tcPr>
+            <w:tcW w:w="3698" w:type="dxa"/>
+            <w:tcBorders>
+              <w:top w:val="single" w:sz="4" w:space="0" w:color="D6DCEA"/>
+              <w:left w:val="single" w:sz="4" w:space="0" w:color="D6DCEA"/>
+              <w:bottom w:val="single" w:sz="4" w:space="0" w:color="D6DCEA"/>
+              <w:right w:val="single" w:sz="4" w:space="0" w:color="D6DCEA"/>
+            </w:tcBorders>
+          </w:tcPr>
+          <w:p>
+            <w:pPr>
+              <w:pStyle w:val="Compact"/>
+              <w:widowControl/>
+              <w:spacing w:before="36" w:after="40"/>
+              <w:jc w:val="left"/>
+              <w:rPr>
+                <w:kern w:val="0"/>
+                <w:szCs w:val="24"/>
+                <w:lang w:val="en-US" w:eastAsia="en-US" w:bidi="ar-SA"/>
+              </w:rPr>
+            </w:pPr>
+            <w:r>
+              <w:rPr>
+                <w:kern w:val="0"/>
+                <w:sz w:val="18"/>
+                <w:szCs w:val="24"/>
+                <w:lang w:val="en-US" w:eastAsia="en-US" w:bidi="ar-SA"/>
+              </w:rPr>
+              <w:t xml:space="preserve">График 5000 сотрудников: сервер — кэш по версии данных и </w:t>
+            </w:r>
+            <w:r>
+              <w:rPr>
+                <w:rStyle w:val="VerbatimChar"/>
+                <w:kern w:val="0"/>
+                <w:sz w:val="18"/>
+                <w:szCs w:val="24"/>
+                <w:lang w:val="en-US" w:eastAsia="en-US" w:bidi="ar-SA"/>
+              </w:rPr>
+              <w:t>304</w:t>
+            </w:r>
+            <w:r>
+              <w:rPr>
+                <w:kern w:val="0"/>
+                <w:sz w:val="18"/>
+                <w:szCs w:val="24"/>
+                <w:lang w:val="en-US" w:eastAsia="en-US" w:bidi="ar-SA"/>
+              </w:rPr>
+              <w:t>, браузер — только видимые строки; выгрузка XLSX не останавливает другие запросы</w:t>
+            </w:r>
+          </w:p>
+        </w:tc>
+        <w:tc>
+          <w:tcPr>
+            <w:tcW w:w="1495" w:type="dxa"/>
+            <w:tcBorders>
+              <w:top w:val="single" w:sz="4" w:space="0" w:color="D6DCEA"/>
+              <w:left w:val="single" w:sz="4" w:space="0" w:color="D6DCEA"/>
+              <w:bottom w:val="single" w:sz="4" w:space="0" w:color="D6DCEA"/>
+              <w:right w:val="single" w:sz="4" w:space="0" w:color="D6DCEA"/>
+            </w:tcBorders>
+          </w:tcPr>
+          <w:p>
+            <w:pPr>
+              <w:pStyle w:val="Compact"/>
+              <w:widowControl/>
+              <w:spacing w:before="36" w:after="40"/>
+              <w:jc w:val="left"/>
+              <w:rPr>
+                <w:kern w:val="0"/>
+                <w:szCs w:val="24"/>
+                <w:lang w:val="en-US" w:eastAsia="en-US" w:bidi="ar-SA"/>
+              </w:rPr>
+            </w:pPr>
+            <w:r>
+              <w:rPr>
+                <w:kern w:val="0"/>
+                <w:sz w:val="18"/>
+                <w:szCs w:val="24"/>
+                <w:lang w:val="en-US" w:eastAsia="en-US" w:bidi="ar-SA"/>
+              </w:rPr>
+              <w:t>schedule.e2e (5), schedule.spec «virtualWindow», «absentPerDay»</w:t>
+            </w:r>
+          </w:p>
+        </w:tc>
+        <w:tc>
+          <w:tcPr>
+            <w:tcW w:w="551" w:type="dxa"/>
+            <w:tcBorders>
+              <w:top w:val="single" w:sz="4" w:space="0" w:color="D6DCEA"/>
+              <w:left w:val="single" w:sz="4" w:space="0" w:color="D6DCEA"/>
+              <w:bottom w:val="single" w:sz="4" w:space="0" w:color="D6DCEA"/>
+              <w:right w:val="single" w:sz="4" w:space="0" w:color="D6DCEA"/>
+            </w:tcBorders>
+          </w:tcPr>
+          <w:p>
+            <w:pPr>
+              <w:pStyle w:val="Compact"/>
+              <w:widowControl/>
+              <w:spacing w:before="36" w:after="40"/>
+              <w:jc w:val="left"/>
+              <w:rPr>
+                <w:kern w:val="0"/>
+                <w:szCs w:val="24"/>
+                <w:lang w:val="en-US" w:eastAsia="en-US" w:bidi="ar-SA"/>
+              </w:rPr>
+            </w:pPr>
+            <w:r>
+              <w:rPr>
+                <w:kern w:val="0"/>
+                <w:sz w:val="18"/>
+                <w:szCs w:val="24"/>
+                <w:lang w:val="en-US" w:eastAsia="en-US" w:bidi="ar-SA"/>
+              </w:rPr>
+              <w:t>BE, FE</w:t>
+            </w:r>
+          </w:p>
+        </w:tc>
+        <w:tc>
+          <w:tcPr>
+            <w:tcW w:w="392" w:type="dxa"/>
+            <w:tcBorders>
+              <w:top w:val="single" w:sz="4" w:space="0" w:color="D6DCEA"/>
+              <w:left w:val="single" w:sz="4" w:space="0" w:color="D6DCEA"/>
+              <w:bottom w:val="single" w:sz="4" w:space="0" w:color="D6DCEA"/>
+              <w:right w:val="single" w:sz="4" w:space="0" w:color="D6DCEA"/>
+            </w:tcBorders>
+          </w:tcPr>
+          <w:p>
+            <w:pPr>
+              <w:pStyle w:val="Compact"/>
+              <w:widowControl/>
+              <w:spacing w:before="36" w:after="40"/>
+              <w:jc w:val="left"/>
+              <w:rPr>
+                <w:kern w:val="0"/>
+                <w:szCs w:val="24"/>
+                <w:lang w:val="en-US" w:eastAsia="en-US" w:bidi="ar-SA"/>
+              </w:rPr>
+            </w:pPr>
+            <w:r>
+              <w:rPr>
+                <w:kern w:val="0"/>
+                <w:sz w:val="18"/>
+                <w:szCs w:val="24"/>
+                <w:lang w:val="en-US" w:eastAsia="en-US" w:bidi="ar-SA"/>
+              </w:rPr>
+              <w:t>2</w:t>
+            </w:r>
+          </w:p>
+        </w:tc>
+        <w:tc>
+          <w:tcPr>
+            <w:tcW w:w="471" w:type="dxa"/>
+            <w:tcBorders>
+              <w:top w:val="single" w:sz="4" w:space="0" w:color="D6DCEA"/>
+              <w:left w:val="single" w:sz="4" w:space="0" w:color="D6DCEA"/>
+              <w:bottom w:val="single" w:sz="4" w:space="0" w:color="D6DCEA"/>
+              <w:right w:val="single" w:sz="4" w:space="0" w:color="D6DCEA"/>
+            </w:tcBorders>
+          </w:tcPr>
+          <w:p>
+            <w:pPr>
+              <w:pStyle w:val="Compact"/>
+              <w:widowControl/>
+              <w:spacing w:before="36" w:after="40"/>
+              <w:jc w:val="left"/>
+              <w:rPr>
+                <w:kern w:val="0"/>
+                <w:szCs w:val="24"/>
+                <w:lang w:val="en-US" w:eastAsia="en-US" w:bidi="ar-SA"/>
+              </w:rPr>
+            </w:pPr>
+            <w:r>
+              <w:rPr>
+                <w:kern w:val="0"/>
+                <w:sz w:val="18"/>
+                <w:szCs w:val="24"/>
+                <w:lang w:val="en-US" w:eastAsia="en-US" w:bidi="ar-SA"/>
+              </w:rPr>
+              <w:t>—</w:t>
+            </w:r>
+          </w:p>
+        </w:tc>
+      </w:tr>
+      <w:tr>
+        <w:trPr/>
+        <w:tc>
+          <w:tcPr>
+            <w:tcW w:w="943" w:type="dxa"/>
+            <w:tcBorders>
+              <w:top w:val="single" w:sz="4" w:space="0" w:color="D6DCEA"/>
+              <w:left w:val="single" w:sz="4" w:space="0" w:color="D6DCEA"/>
+              <w:bottom w:val="single" w:sz="4" w:space="0" w:color="D6DCEA"/>
+              <w:right w:val="single" w:sz="4" w:space="0" w:color="D6DCEA"/>
+            </w:tcBorders>
+          </w:tcPr>
+          <w:p>
+            <w:pPr>
+              <w:pStyle w:val="Compact"/>
+              <w:widowControl/>
+              <w:spacing w:before="36" w:after="40"/>
+              <w:jc w:val="left"/>
+              <w:rPr>
+                <w:kern w:val="0"/>
+                <w:szCs w:val="24"/>
+                <w:lang w:val="en-US" w:eastAsia="en-US" w:bidi="ar-SA"/>
+              </w:rPr>
+            </w:pPr>
+            <w:r>
+              <w:rPr>
+                <w:kern w:val="0"/>
+                <w:sz w:val="18"/>
+                <w:szCs w:val="24"/>
+                <w:lang w:val="en-US" w:eastAsia="en-US" w:bidi="ar-SA"/>
+              </w:rPr>
+              <w:t>E40-07</w:t>
+            </w:r>
+          </w:p>
+        </w:tc>
+        <w:tc>
+          <w:tcPr>
+            <w:tcW w:w="1809" w:type="dxa"/>
+            <w:tcBorders>
+              <w:top w:val="single" w:sz="4" w:space="0" w:color="D6DCEA"/>
+              <w:left w:val="single" w:sz="4" w:space="0" w:color="D6DCEA"/>
+              <w:bottom w:val="single" w:sz="4" w:space="0" w:color="D6DCEA"/>
+              <w:right w:val="single" w:sz="4" w:space="0" w:color="D6DCEA"/>
+            </w:tcBorders>
+          </w:tcPr>
+          <w:p>
+            <w:pPr>
+              <w:pStyle w:val="Compact"/>
+              <w:widowControl/>
+              <w:spacing w:before="36" w:after="40"/>
+              <w:jc w:val="left"/>
+              <w:rPr>
+                <w:kern w:val="0"/>
+                <w:szCs w:val="24"/>
+                <w:lang w:val="en-US" w:eastAsia="en-US" w:bidi="ar-SA"/>
+              </w:rPr>
+            </w:pPr>
+            <w:r>
+              <w:rPr>
+                <w:kern w:val="0"/>
+                <w:sz w:val="18"/>
+                <w:szCs w:val="24"/>
+                <w:lang w:val="en-US" w:eastAsia="en-US" w:bidi="ar-SA"/>
+              </w:rPr>
+              <w:t>Как служба ИБ, я отзываю доступ сразу</w:t>
+            </w:r>
+          </w:p>
+        </w:tc>
+        <w:tc>
+          <w:tcPr>
+            <w:tcW w:w="3698" w:type="dxa"/>
+            <w:tcBorders>
+              <w:top w:val="single" w:sz="4" w:space="0" w:color="D6DCEA"/>
+              <w:left w:val="single" w:sz="4" w:space="0" w:color="D6DCEA"/>
+              <w:bottom w:val="single" w:sz="4" w:space="0" w:color="D6DCEA"/>
+              <w:right w:val="single" w:sz="4" w:space="0" w:color="D6DCEA"/>
+            </w:tcBorders>
+          </w:tcPr>
+          <w:p>
+            <w:pPr>
+              <w:pStyle w:val="Compact"/>
+              <w:widowControl/>
+              <w:spacing w:before="36" w:after="40"/>
+              <w:jc w:val="left"/>
+              <w:rPr>
+                <w:kern w:val="0"/>
+                <w:szCs w:val="24"/>
+                <w:lang w:val="en-US" w:eastAsia="en-US" w:bidi="ar-SA"/>
+              </w:rPr>
+            </w:pPr>
+            <w:r>
+              <w:rPr>
+                <w:kern w:val="0"/>
+                <w:sz w:val="18"/>
+                <w:szCs w:val="24"/>
+                <w:lang w:val="en-US" w:eastAsia="en-US" w:bidi="ar-SA"/>
+              </w:rPr>
+              <w:t>Смена пароля и увольнение отзывают выданные access-токены; поток событий закрыт для отозванных</w:t>
+            </w:r>
+          </w:p>
+        </w:tc>
+        <w:tc>
+          <w:tcPr>
+            <w:tcW w:w="1495" w:type="dxa"/>
+            <w:tcBorders>
+              <w:top w:val="single" w:sz="4" w:space="0" w:color="D6DCEA"/>
+              <w:left w:val="single" w:sz="4" w:space="0" w:color="D6DCEA"/>
+              <w:bottom w:val="single" w:sz="4" w:space="0" w:color="D6DCEA"/>
+              <w:right w:val="single" w:sz="4" w:space="0" w:color="D6DCEA"/>
+            </w:tcBorders>
+          </w:tcPr>
+          <w:p>
+            <w:pPr>
+              <w:pStyle w:val="Compact"/>
+              <w:widowControl/>
+              <w:spacing w:before="36" w:after="40"/>
+              <w:jc w:val="left"/>
+              <w:rPr>
+                <w:kern w:val="0"/>
+                <w:szCs w:val="24"/>
+                <w:lang w:val="en-US" w:eastAsia="en-US" w:bidi="ar-SA"/>
+              </w:rPr>
+            </w:pPr>
+            <w:r>
+              <w:rPr>
+                <w:kern w:val="0"/>
+                <w:sz w:val="18"/>
+                <w:szCs w:val="24"/>
+                <w:lang w:val="en-US" w:eastAsia="en-US" w:bidi="ar-SA"/>
+              </w:rPr>
+              <w:t>auth.e2e «смена убивает старые токены…», «увольнение сразу закрывает доступ…»; events.e2e «после смены пароля старый билет не открывает поток», «отзыв сеанса закрывает уже открытый поток»</w:t>
+            </w:r>
+          </w:p>
+        </w:tc>
+        <w:tc>
+          <w:tcPr>
+            <w:tcW w:w="551" w:type="dxa"/>
+            <w:tcBorders>
+              <w:top w:val="single" w:sz="4" w:space="0" w:color="D6DCEA"/>
+              <w:left w:val="single" w:sz="4" w:space="0" w:color="D6DCEA"/>
+              <w:bottom w:val="single" w:sz="4" w:space="0" w:color="D6DCEA"/>
+              <w:right w:val="single" w:sz="4" w:space="0" w:color="D6DCEA"/>
+            </w:tcBorders>
+          </w:tcPr>
+          <w:p>
+            <w:pPr>
+              <w:pStyle w:val="Compact"/>
+              <w:widowControl/>
+              <w:spacing w:before="36" w:after="40"/>
+              <w:jc w:val="left"/>
+              <w:rPr>
+                <w:kern w:val="0"/>
+                <w:szCs w:val="24"/>
+                <w:lang w:val="en-US" w:eastAsia="en-US" w:bidi="ar-SA"/>
+              </w:rPr>
+            </w:pPr>
+            <w:r>
+              <w:rPr>
+                <w:kern w:val="0"/>
+                <w:sz w:val="18"/>
+                <w:szCs w:val="24"/>
+                <w:lang w:val="en-US" w:eastAsia="en-US" w:bidi="ar-SA"/>
+              </w:rPr>
+              <w:t>BE</w:t>
+            </w:r>
+          </w:p>
+        </w:tc>
+        <w:tc>
+          <w:tcPr>
+            <w:tcW w:w="392" w:type="dxa"/>
+            <w:tcBorders>
+              <w:top w:val="single" w:sz="4" w:space="0" w:color="D6DCEA"/>
+              <w:left w:val="single" w:sz="4" w:space="0" w:color="D6DCEA"/>
+              <w:bottom w:val="single" w:sz="4" w:space="0" w:color="D6DCEA"/>
+              <w:right w:val="single" w:sz="4" w:space="0" w:color="D6DCEA"/>
+            </w:tcBorders>
+          </w:tcPr>
+          <w:p>
+            <w:pPr>
+              <w:pStyle w:val="Compact"/>
+              <w:widowControl/>
+              <w:spacing w:before="36" w:after="40"/>
+              <w:jc w:val="left"/>
+              <w:rPr>
+                <w:kern w:val="0"/>
+                <w:szCs w:val="24"/>
+                <w:lang w:val="en-US" w:eastAsia="en-US" w:bidi="ar-SA"/>
+              </w:rPr>
+            </w:pPr>
+            <w:r>
+              <w:rPr>
+                <w:kern w:val="0"/>
+                <w:sz w:val="18"/>
+                <w:szCs w:val="24"/>
+                <w:lang w:val="en-US" w:eastAsia="en-US" w:bidi="ar-SA"/>
+              </w:rPr>
+              <w:t>0,5</w:t>
+            </w:r>
+          </w:p>
+        </w:tc>
+        <w:tc>
+          <w:tcPr>
+            <w:tcW w:w="471" w:type="dxa"/>
+            <w:tcBorders>
+              <w:top w:val="single" w:sz="4" w:space="0" w:color="D6DCEA"/>
+              <w:left w:val="single" w:sz="4" w:space="0" w:color="D6DCEA"/>
+              <w:bottom w:val="single" w:sz="4" w:space="0" w:color="D6DCEA"/>
+              <w:right w:val="single" w:sz="4" w:space="0" w:color="D6DCEA"/>
+            </w:tcBorders>
+          </w:tcPr>
+          <w:p>
+            <w:pPr>
+              <w:pStyle w:val="Compact"/>
+              <w:widowControl/>
+              <w:spacing w:before="36" w:after="40"/>
+              <w:jc w:val="left"/>
+              <w:rPr>
+                <w:kern w:val="0"/>
+                <w:szCs w:val="24"/>
+                <w:lang w:val="en-US" w:eastAsia="en-US" w:bidi="ar-SA"/>
+              </w:rPr>
+            </w:pPr>
+            <w:r>
+              <w:rPr>
+                <w:kern w:val="0"/>
+                <w:sz w:val="18"/>
+                <w:szCs w:val="24"/>
+                <w:lang w:val="en-US" w:eastAsia="en-US" w:bidi="ar-SA"/>
+              </w:rPr>
+              <w:t>да</w:t>
+            </w:r>
+          </w:p>
+        </w:tc>
+      </w:tr>
+      <w:tr>
+        <w:trPr/>
+        <w:tc>
+          <w:tcPr>
+            <w:tcW w:w="943" w:type="dxa"/>
+            <w:tcBorders>
+              <w:top w:val="single" w:sz="4" w:space="0" w:color="D6DCEA"/>
+              <w:left w:val="single" w:sz="4" w:space="0" w:color="D6DCEA"/>
+              <w:bottom w:val="single" w:sz="4" w:space="0" w:color="D6DCEA"/>
+              <w:right w:val="single" w:sz="4" w:space="0" w:color="D6DCEA"/>
+            </w:tcBorders>
+          </w:tcPr>
+          <w:p>
+            <w:pPr>
+              <w:pStyle w:val="Compact"/>
+              <w:widowControl/>
+              <w:spacing w:before="36" w:after="40"/>
+              <w:jc w:val="left"/>
+              <w:rPr>
+                <w:kern w:val="0"/>
+                <w:szCs w:val="24"/>
+                <w:lang w:val="en-US" w:eastAsia="en-US" w:bidi="ar-SA"/>
+              </w:rPr>
+            </w:pPr>
+            <w:r>
+              <w:rPr>
+                <w:kern w:val="0"/>
+                <w:sz w:val="18"/>
+                <w:szCs w:val="24"/>
+                <w:lang w:val="en-US" w:eastAsia="en-US" w:bidi="ar-SA"/>
+              </w:rPr>
+              <w:t>E40-08</w:t>
+            </w:r>
+          </w:p>
+        </w:tc>
+        <w:tc>
+          <w:tcPr>
+            <w:tcW w:w="1809" w:type="dxa"/>
+            <w:tcBorders>
+              <w:top w:val="single" w:sz="4" w:space="0" w:color="D6DCEA"/>
+              <w:left w:val="single" w:sz="4" w:space="0" w:color="D6DCEA"/>
+              <w:bottom w:val="single" w:sz="4" w:space="0" w:color="D6DCEA"/>
+              <w:right w:val="single" w:sz="4" w:space="0" w:color="D6DCEA"/>
+            </w:tcBorders>
+          </w:tcPr>
+          <w:p>
+            <w:pPr>
+              <w:pStyle w:val="Compact"/>
+              <w:widowControl/>
+              <w:spacing w:before="36" w:after="40"/>
+              <w:jc w:val="left"/>
+              <w:rPr>
+                <w:kern w:val="0"/>
+                <w:szCs w:val="24"/>
+                <w:lang w:val="en-US" w:eastAsia="en-US" w:bidi="ar-SA"/>
+              </w:rPr>
+            </w:pPr>
+            <w:r>
+              <w:rPr>
+                <w:kern w:val="0"/>
+                <w:sz w:val="18"/>
+                <w:szCs w:val="24"/>
+                <w:lang w:val="en-US" w:eastAsia="en-US" w:bidi="ar-SA"/>
+              </w:rPr>
+              <w:t>Как сотрудник, я работаю в интерфейсе с телефона, с клавиатуры и в тёмной теме</w:t>
+            </w:r>
+          </w:p>
+        </w:tc>
+        <w:tc>
+          <w:tcPr>
+            <w:tcW w:w="3698" w:type="dxa"/>
+            <w:tcBorders>
+              <w:top w:val="single" w:sz="4" w:space="0" w:color="D6DCEA"/>
+              <w:left w:val="single" w:sz="4" w:space="0" w:color="D6DCEA"/>
+              <w:bottom w:val="single" w:sz="4" w:space="0" w:color="D6DCEA"/>
+              <w:right w:val="single" w:sz="4" w:space="0" w:color="D6DCEA"/>
+            </w:tcBorders>
+          </w:tcPr>
+          <w:p>
+            <w:pPr>
+              <w:pStyle w:val="Compact"/>
+              <w:widowControl/>
+              <w:spacing w:before="36" w:after="40"/>
+              <w:jc w:val="left"/>
+              <w:rPr>
+                <w:kern w:val="0"/>
+                <w:szCs w:val="24"/>
+                <w:lang w:val="en-US" w:eastAsia="en-US" w:bidi="ar-SA"/>
+              </w:rPr>
+            </w:pPr>
+            <w:r>
+              <w:rPr>
+                <w:kern w:val="0"/>
+                <w:sz w:val="18"/>
+                <w:szCs w:val="24"/>
+                <w:lang w:val="en-US" w:eastAsia="en-US" w:bidi="ar-SA"/>
+              </w:rPr>
+              <w:t>Аудит всех экранов за четыре роли: дефекты логики и масштаба исправлены; контраст текста не ниже 4,5:1 в обеих темах (WCAG 2.1 AA); на 360 px нет горизонтальной прокрутки страницы; модальные окна с именем, удержанием фокуса и Esc</w:t>
+            </w:r>
+          </w:p>
+        </w:tc>
+        <w:tc>
+          <w:tcPr>
+            <w:tcW w:w="1495" w:type="dxa"/>
+            <w:tcBorders>
+              <w:top w:val="single" w:sz="4" w:space="0" w:color="D6DCEA"/>
+              <w:left w:val="single" w:sz="4" w:space="0" w:color="D6DCEA"/>
+              <w:bottom w:val="single" w:sz="4" w:space="0" w:color="D6DCEA"/>
+              <w:right w:val="single" w:sz="4" w:space="0" w:color="D6DCEA"/>
+            </w:tcBorders>
+          </w:tcPr>
+          <w:p>
+            <w:pPr>
+              <w:pStyle w:val="Compact"/>
+              <w:widowControl/>
+              <w:spacing w:before="36" w:after="40"/>
+              <w:jc w:val="left"/>
+              <w:rPr>
+                <w:kern w:val="0"/>
+                <w:szCs w:val="24"/>
+                <w:lang w:val="en-US" w:eastAsia="en-US" w:bidi="ar-SA"/>
+              </w:rPr>
+            </w:pPr>
+            <w:r>
+              <w:rPr>
+                <w:rStyle w:val="VerbatimChar"/>
+                <w:kern w:val="0"/>
+                <w:sz w:val="18"/>
+                <w:szCs w:val="24"/>
+                <w:lang w:val="en-US" w:eastAsia="en-US" w:bidi="ar-SA"/>
+              </w:rPr>
+              <w:t>docs/progress/audit-v0.5.0.md</w:t>
+            </w:r>
+            <w:r>
+              <w:rPr>
+                <w:kern w:val="0"/>
+                <w:sz w:val="18"/>
+                <w:szCs w:val="24"/>
+                <w:lang w:val="en-US" w:eastAsia="en-US" w:bidi="ar-SA"/>
+              </w:rPr>
+              <w:t>; audit-fixes.e2e (5); e2e интерфейса «диалог заявки: имя, фокус, Esc; праздники через Новый год», «сброс пароля: открытая вкладка сотрудника сама уходит на экран входа»</w:t>
+            </w:r>
+          </w:p>
+        </w:tc>
+        <w:tc>
+          <w:tcPr>
+            <w:tcW w:w="551" w:type="dxa"/>
+            <w:tcBorders>
+              <w:top w:val="single" w:sz="4" w:space="0" w:color="D6DCEA"/>
+              <w:left w:val="single" w:sz="4" w:space="0" w:color="D6DCEA"/>
+              <w:bottom w:val="single" w:sz="4" w:space="0" w:color="D6DCEA"/>
+              <w:right w:val="single" w:sz="4" w:space="0" w:color="D6DCEA"/>
+            </w:tcBorders>
+          </w:tcPr>
+          <w:p>
+            <w:pPr>
+              <w:pStyle w:val="Compact"/>
+              <w:widowControl/>
+              <w:spacing w:before="36" w:after="40"/>
+              <w:jc w:val="left"/>
+              <w:rPr>
+                <w:kern w:val="0"/>
+                <w:szCs w:val="24"/>
+                <w:lang w:val="en-US" w:eastAsia="en-US" w:bidi="ar-SA"/>
+              </w:rPr>
+            </w:pPr>
+            <w:r>
+              <w:rPr>
+                <w:kern w:val="0"/>
+                <w:sz w:val="18"/>
+                <w:szCs w:val="24"/>
+                <w:lang w:val="en-US" w:eastAsia="en-US" w:bidi="ar-SA"/>
+              </w:rPr>
+              <w:t>FE, QA</w:t>
+            </w:r>
+          </w:p>
+        </w:tc>
+        <w:tc>
+          <w:tcPr>
+            <w:tcW w:w="392" w:type="dxa"/>
+            <w:tcBorders>
+              <w:top w:val="single" w:sz="4" w:space="0" w:color="D6DCEA"/>
+              <w:left w:val="single" w:sz="4" w:space="0" w:color="D6DCEA"/>
+              <w:bottom w:val="single" w:sz="4" w:space="0" w:color="D6DCEA"/>
+              <w:right w:val="single" w:sz="4" w:space="0" w:color="D6DCEA"/>
+            </w:tcBorders>
+          </w:tcPr>
+          <w:p>
+            <w:pPr>
+              <w:pStyle w:val="Compact"/>
+              <w:widowControl/>
+              <w:spacing w:before="36" w:after="40"/>
+              <w:jc w:val="left"/>
+              <w:rPr>
+                <w:kern w:val="0"/>
+                <w:szCs w:val="24"/>
+                <w:lang w:val="en-US" w:eastAsia="en-US" w:bidi="ar-SA"/>
+              </w:rPr>
+            </w:pPr>
+            <w:r>
+              <w:rPr>
+                <w:kern w:val="0"/>
+                <w:sz w:val="18"/>
+                <w:szCs w:val="24"/>
+                <w:lang w:val="en-US" w:eastAsia="en-US" w:bidi="ar-SA"/>
+              </w:rPr>
+              <w:t>1,5</w:t>
+            </w:r>
+          </w:p>
+        </w:tc>
+        <w:tc>
+          <w:tcPr>
+            <w:tcW w:w="471" w:type="dxa"/>
+            <w:tcBorders>
+              <w:top w:val="single" w:sz="4" w:space="0" w:color="D6DCEA"/>
+              <w:left w:val="single" w:sz="4" w:space="0" w:color="D6DCEA"/>
+              <w:bottom w:val="single" w:sz="4" w:space="0" w:color="D6DCEA"/>
+              <w:right w:val="single" w:sz="4" w:space="0" w:color="D6DCEA"/>
+            </w:tcBorders>
+          </w:tcPr>
+          <w:p>
+            <w:pPr>
+              <w:pStyle w:val="Compact"/>
+              <w:widowControl/>
+              <w:spacing w:before="36" w:after="40"/>
+              <w:jc w:val="left"/>
+              <w:rPr>
+                <w:kern w:val="0"/>
+                <w:szCs w:val="24"/>
+                <w:lang w:val="en-US" w:eastAsia="en-US" w:bidi="ar-SA"/>
+              </w:rPr>
+            </w:pPr>
+            <w:r>
+              <w:rPr>
+                <w:kern w:val="0"/>
+                <w:sz w:val="18"/>
+                <w:szCs w:val="24"/>
+                <w:lang w:val="en-US" w:eastAsia="en-US" w:bidi="ar-SA"/>
+              </w:rPr>
+              <w:t>—</w:t>
+            </w:r>
           </w:p>
         </w:tc>
       </w:tr>
     </w:tbl>
+    <w:p>
+      <w:pPr>
+        <w:pStyle w:val="BodyText"/>
+        <w:rPr/>
+      </w:pPr>
+      <w:r>
+        <w:rPr/>
+        <w:t>E40-02 выполнен собственным генератором без зависимостей вместо k6: k6 распространяется под AGPL-3.0 и требует отдельного бинарного файла; генератор повторяет действия сотрудников и руководителей с весами и паузами (документ отчёта).</w:t>
+      </w:r>
+    </w:p>
+    <w:p>
+      <w:pPr>
+        <w:pStyle w:val="BodyText"/>
+        <w:rPr/>
+      </w:pPr>
+      <w:r>
+        <w:rPr/>
+        <w:t xml:space="preserve">Найдено и исправлено попутно: 15-минутный прогон нашёл взаимную блокировку при одновременной подаче заявок сотрудником и его руководителем (ответ 500 раз на ~9 тыс. подач); защита сеанса проверяла версию пароля только при обновлении токена — смена пароля и увольнение не отзывали выданный access-токен до 15 минут (документ 1 обещал мгновенный отзыв); любой </w:t>
+      </w:r>
+      <w:r>
+        <w:rPr>
+          <w:rStyle w:val="VerbatimChar"/>
+        </w:rPr>
+        <w:t>401</w:t>
+      </w:r>
+      <w:r>
+        <w:rPr/>
+        <w:t xml:space="preserve"> превращался в </w:t>
+      </w:r>
+      <w:r>
+        <w:rPr>
+          <w:rStyle w:val="VerbatimChar"/>
+        </w:rPr>
+        <w:t>auth/invalid-credentials</w:t>
+      </w:r>
+      <w:r>
+        <w:rPr/>
+        <w:t xml:space="preserve">; ответ </w:t>
+      </w:r>
+      <w:r>
+        <w:rPr>
+          <w:rStyle w:val="VerbatimChar"/>
+        </w:rPr>
+        <w:t>429</w:t>
+      </w:r>
+      <w:r>
+        <w:rPr/>
+        <w:t xml:space="preserve"> не нёс обещанного заголовка </w:t>
+      </w:r>
+      <w:r>
+        <w:rPr>
+          <w:rStyle w:val="VerbatimChar"/>
+        </w:rPr>
+        <w:t>Retry-After</w:t>
+      </w:r>
+      <w:r>
+        <w:rPr/>
+        <w:t xml:space="preserve">; при </w:t>
+      </w:r>
+      <w:r>
+        <w:rPr>
+          <w:rStyle w:val="VerbatimChar"/>
+        </w:rPr>
+        <w:t>WEB_CONCURRENCY=auto</w:t>
+      </w:r>
+      <w:r>
+        <w:rPr/>
+        <w:t xml:space="preserve"> процессы могли исчерпать </w:t>
+      </w:r>
+      <w:r>
+        <w:rPr>
+          <w:rStyle w:val="VerbatimChar"/>
+        </w:rPr>
+        <w:t>max_connections</w:t>
+      </w:r>
+      <w:r>
+        <w:rPr/>
+        <w:t xml:space="preserve">; после пересоздания контейнера </w:t>
+      </w:r>
+      <w:r>
+        <w:rPr>
+          <w:rStyle w:val="VerbatimChar"/>
+        </w:rPr>
+        <w:t>server</w:t>
+      </w:r>
+      <w:r>
+        <w:rPr/>
+        <w:t xml:space="preserve"> nginx отвечал </w:t>
+      </w:r>
+      <w:r>
+        <w:rPr>
+          <w:rStyle w:val="VerbatimChar"/>
+        </w:rPr>
+        <w:t>502</w:t>
+      </w:r>
+      <w:r>
+        <w:rPr/>
+        <w:t xml:space="preserve"> до своего перезапуска; хеширование пароля останавливало процесс на 100 мс и выдавало по времени ответа, существует ли логин.</w:t>
+      </w:r>
+      <w:bookmarkEnd w:id="11"/>
+    </w:p>
     <w:p>
       <w:pPr>
         <w:pStyle w:val="Heading1"/>
         <w:rPr/>
       </w:pPr>
-      <w:bookmarkStart w:id="12" w:name="__RefHeading___Toc10152_1562542824"/>
+      <w:bookmarkStart w:id="12" w:name="__RefHeading___Toc11265_2275915807"/>
       <w:bookmarkEnd w:id="12"/>
       <w:r>
         <w:rPr>
@@ -13084,6 +14176,8 @@
               </w:rPr>
               <w:t>—</w:t>
             </w:r>
+            <w:bookmarkStart w:id="13" w:name="версия-1.0.0-приёмка"/>
+            <w:bookmarkEnd w:id="13"/>
           </w:p>
         </w:tc>
       </w:tr>
@@ -13093,8 +14187,8 @@
         <w:pStyle w:val="Heading1"/>
         <w:rPr/>
       </w:pPr>
-      <w:bookmarkStart w:id="13" w:name="__RefHeading___Toc10154_1562542824"/>
-      <w:bookmarkEnd w:id="13"/>
+      <w:bookmarkStart w:id="14" w:name="__RefHeading___Toc11267_2275915807"/>
+      <w:bookmarkEnd w:id="14"/>
       <w:r>
         <w:rPr>
           <w:rStyle w:val="SectionNumber"/>
@@ -13114,7 +14208,7 @@
       </w:pPr>
       <w:r>
         <w:rPr/>
-        <w:t>v0.4.0: импорт (E30) открывает переход с кадровых таблиц; единый вход (E31) — условие пилота на 1000 пользователей. v0.5.0: метрики (E40-01) нужны до нагрузочного прогона (E40-02), а вынос лимита входа (E40-05) — до запуска второго экземпляра.</w:t>
+        <w:t>v0.4.0: импорт (E30) открывает переход с кадровых таблиц; единый вход (E31) — условие пилота на 1000 пользователей. v0.5.0: метрики (E40-01) нужны до нагрузочного прогона (E40-02), а вынос лимита входа (E40-05) — до запуска второго экземпляра; оба условия выполнены.</w:t>
       </w:r>
     </w:p>
     <w:tbl>
@@ -13601,7 +14695,7 @@
         <w:color w:val="8A92A6"/>
         <w:sz w:val="16"/>
       </w:rPr>
-      <w:t xml:space="preserve">Планировщик отпусков 0.4.0 · План развития и бэклог · стр. </w:t>
+      <w:t xml:space="preserve">Планировщик отпусков 0.5.0 · План развития и бэклог · стр. </w:t>
     </w:r>
     <w:r>
       <w:rPr/>
@@ -13617,7 +14711,7 @@
     </w:r>
     <w:r>
       <w:rPr/>
-      <w:t>12</w:t>
+      <w:t>14</w:t>
     </w:r>
     <w:r>
       <w:rPr/>
@@ -13640,7 +14734,7 @@
         <w:color w:val="8A92A6"/>
         <w:sz w:val="16"/>
       </w:rPr>
-      <w:t xml:space="preserve">Планировщик отпусков 0.4.0 · План развития и бэклог · стр. </w:t>
+      <w:t xml:space="preserve">Планировщик отпусков 0.5.0 · План развития и бэклог · стр. </w:t>
     </w:r>
     <w:r>
       <w:rPr/>
@@ -13656,7 +14750,7 @@
     </w:r>
     <w:r>
       <w:rPr/>
-      <w:t>12</w:t>
+      <w:t>14</w:t>
     </w:r>
     <w:r>
       <w:rPr/>

--- a/docs/docx/03-backlog.docx
+++ b/docs/docx/03-backlog.docx
@@ -23,7 +23,7 @@
       </w:pPr>
       <w:r>
         <w:rPr/>
-        <w:t>Планировщик отпусков 0.5.0 · Версии, эпики и истории с критериями приёмки</w:t>
+        <w:t>Планировщик отпусков 0.6.0 · Версии, эпики и истории с критериями приёмки</w:t>
       </w:r>
     </w:p>
     <w:p>
@@ -33,7 +33,7 @@
       </w:pPr>
       <w:r>
         <w:rPr/>
-        <w:t>28 октября 2026</w:t>
+        <w:t>29 октября 2026</w:t>
       </w:r>
     </w:p>
     <w:sdt>
@@ -93,7 +93,7 @@
             </w:rPr>
             <w:fldChar w:fldCharType="separate"/>
           </w:r>
-          <w:hyperlink w:anchor="__RefHeading___Toc11249_2275915807">
+          <w:hyperlink w:anchor="__RefHeading___Toc14533_3673021804">
             <w:r>
               <w:rPr>
                 <w:webHidden/>
@@ -114,7 +114,7 @@
             </w:tabs>
             <w:rPr/>
           </w:pPr>
-          <w:hyperlink w:anchor="__RefHeading___Toc11251_2275915807">
+          <w:hyperlink w:anchor="__RefHeading___Toc14535_3673021804">
             <w:r>
               <w:rPr>
                 <w:webHidden/>
@@ -135,7 +135,7 @@
             </w:tabs>
             <w:rPr/>
           </w:pPr>
-          <w:hyperlink w:anchor="__RefHeading___Toc11253_2275915807">
+          <w:hyperlink w:anchor="__RefHeading___Toc14537_3673021804">
             <w:r>
               <w:rPr>
                 <w:webHidden/>
@@ -156,7 +156,7 @@
             </w:tabs>
             <w:rPr/>
           </w:pPr>
-          <w:hyperlink w:anchor="__RefHeading___Toc11255_2275915807">
+          <w:hyperlink w:anchor="__RefHeading___Toc14539_3673021804">
             <w:r>
               <w:rPr>
                 <w:webHidden/>
@@ -177,7 +177,7 @@
             </w:tabs>
             <w:rPr/>
           </w:pPr>
-          <w:hyperlink w:anchor="__RefHeading___Toc11257_2275915807">
+          <w:hyperlink w:anchor="__RefHeading___Toc14541_3673021804">
             <w:r>
               <w:rPr>
                 <w:webHidden/>
@@ -198,7 +198,7 @@
             </w:tabs>
             <w:rPr/>
           </w:pPr>
-          <w:hyperlink w:anchor="__RefHeading___Toc11259_2275915807">
+          <w:hyperlink w:anchor="__RefHeading___Toc14543_3673021804">
             <w:r>
               <w:rPr>
                 <w:webHidden/>
@@ -219,7 +219,7 @@
             </w:tabs>
             <w:rPr/>
           </w:pPr>
-          <w:hyperlink w:anchor="__RefHeading___Toc11261_2275915807">
+          <w:hyperlink w:anchor="__RefHeading___Toc14545_3673021804">
             <w:r>
               <w:rPr>
                 <w:webHidden/>
@@ -240,7 +240,7 @@
             </w:tabs>
             <w:rPr/>
           </w:pPr>
-          <w:hyperlink w:anchor="__RefHeading___Toc11263_2275915807">
+          <w:hyperlink w:anchor="__RefHeading___Toc14547_3673021804">
             <w:r>
               <w:rPr>
                 <w:webHidden/>
@@ -261,13 +261,55 @@
             </w:tabs>
             <w:rPr/>
           </w:pPr>
-          <w:hyperlink w:anchor="__RefHeading___Toc11265_2275915807">
+          <w:hyperlink w:anchor="__RefHeading___Toc14549_3673021804">
             <w:r>
               <w:rPr>
                 <w:webHidden/>
                 <w:rStyle w:val="IndexLink"/>
               </w:rPr>
-              <w:t>7 Версия 1.0.0 — приёмка</w:t>
+              <w:t>7 Версия 0.6.0 — готовность к приёмке</w:t>
+              <w:tab/>
+              <w:t>13</w:t>
+            </w:r>
+          </w:hyperlink>
+        </w:p>
+        <w:p>
+          <w:pPr>
+            <w:pStyle w:val="TOC2"/>
+            <w:tabs>
+              <w:tab w:val="clear" w:pos="9077"/>
+              <w:tab w:val="right" w:pos="9359" w:leader="dot"/>
+            </w:tabs>
+            <w:rPr/>
+          </w:pPr>
+          <w:hyperlink w:anchor="__RefHeading___Toc14551_3673021804">
+            <w:r>
+              <w:rPr>
+                <w:webHidden/>
+                <w:rStyle w:val="IndexLink"/>
+              </w:rPr>
+              <w:t>7.1 Эпики</w:t>
+              <w:tab/>
+              <w:t>13</w:t>
+            </w:r>
+          </w:hyperlink>
+        </w:p>
+        <w:p>
+          <w:pPr>
+            <w:pStyle w:val="TOC2"/>
+            <w:tabs>
+              <w:tab w:val="clear" w:pos="9077"/>
+              <w:tab w:val="right" w:pos="9359" w:leader="dot"/>
+            </w:tabs>
+            <w:rPr/>
+          </w:pPr>
+          <w:hyperlink w:anchor="__RefHeading___Toc14553_3673021804">
+            <w:r>
+              <w:rPr>
+                <w:webHidden/>
+                <w:rStyle w:val="IndexLink"/>
+              </w:rPr>
+              <w:t>7.2 Истории</w:t>
               <w:tab/>
               <w:t>13</w:t>
             </w:r>
@@ -282,15 +324,36 @@
             </w:tabs>
             <w:rPr/>
           </w:pPr>
-          <w:hyperlink w:anchor="__RefHeading___Toc11267_2275915807">
+          <w:hyperlink w:anchor="__RefHeading___Toc14555_3673021804">
             <w:r>
               <w:rPr>
                 <w:webHidden/>
                 <w:rStyle w:val="IndexLink"/>
               </w:rPr>
-              <w:t>8 Критический путь и риски</w:t>
+              <w:t>8 Версия 1.0.0 — приёмка</w:t>
               <w:tab/>
-              <w:t>14</w:t>
+              <w:t>16</w:t>
+            </w:r>
+          </w:hyperlink>
+        </w:p>
+        <w:p>
+          <w:pPr>
+            <w:pStyle w:val="TOC1"/>
+            <w:tabs>
+              <w:tab w:val="clear" w:pos="9360"/>
+              <w:tab w:val="right" w:pos="9359" w:leader="dot"/>
+            </w:tabs>
+            <w:rPr/>
+          </w:pPr>
+          <w:hyperlink w:anchor="__RefHeading___Toc14557_3673021804">
+            <w:r>
+              <w:rPr>
+                <w:webHidden/>
+                <w:rStyle w:val="IndexLink"/>
+              </w:rPr>
+              <w:t>9 Критический путь и риски</w:t>
+              <w:tab/>
+              <w:t>17</w:t>
             </w:r>
           </w:hyperlink>
           <w:r>
@@ -307,7 +370,7 @@
         <w:pStyle w:val="Heading1"/>
         <w:rPr/>
       </w:pPr>
-      <w:bookmarkStart w:id="0" w:name="__RefHeading___Toc11249_2275915807"/>
+      <w:bookmarkStart w:id="0" w:name="__RefHeading___Toc14533_3673021804"/>
       <w:bookmarkEnd w:id="0"/>
       <w:r>
         <w:rPr>
@@ -790,7 +853,7 @@
         <w:pStyle w:val="Heading1"/>
         <w:rPr/>
       </w:pPr>
-      <w:bookmarkStart w:id="2" w:name="__RefHeading___Toc11251_2275915807"/>
+      <w:bookmarkStart w:id="2" w:name="__RefHeading___Toc14535_3673021804"/>
       <w:bookmarkEnd w:id="2"/>
       <w:r>
         <w:rPr>
@@ -1416,7 +1479,7 @@
         <w:pStyle w:val="Heading1"/>
         <w:rPr/>
       </w:pPr>
-      <w:bookmarkStart w:id="3" w:name="__RefHeading___Toc11253_2275915807"/>
+      <w:bookmarkStart w:id="3" w:name="__RefHeading___Toc14537_3673021804"/>
       <w:bookmarkEnd w:id="3"/>
       <w:r>
         <w:rPr>
@@ -2053,6 +2116,108 @@
             </w:pPr>
             <w:r>
               <w:rPr>
+                <w:kern w:val="0"/>
+                <w:sz w:val="18"/>
+                <w:szCs w:val="24"/>
+                <w:lang w:val="en-US" w:eastAsia="en-US" w:bidi="ar-SA"/>
+              </w:rPr>
+              <w:t>v0.5.0</w:t>
+            </w:r>
+          </w:p>
+        </w:tc>
+        <w:tc>
+          <w:tcPr>
+            <w:tcW w:w="3120" w:type="dxa"/>
+            <w:tcBorders>
+              <w:top w:val="single" w:sz="4" w:space="0" w:color="D6DCEA"/>
+              <w:left w:val="single" w:sz="4" w:space="0" w:color="D6DCEA"/>
+              <w:bottom w:val="single" w:sz="4" w:space="0" w:color="D6DCEA"/>
+              <w:right w:val="single" w:sz="4" w:space="0" w:color="D6DCEA"/>
+            </w:tcBorders>
+          </w:tcPr>
+          <w:p>
+            <w:pPr>
+              <w:pStyle w:val="Compact"/>
+              <w:widowControl/>
+              <w:spacing w:before="36" w:after="40"/>
+              <w:jc w:val="left"/>
+              <w:rPr>
+                <w:kern w:val="0"/>
+                <w:szCs w:val="24"/>
+                <w:lang w:val="en-US" w:eastAsia="en-US" w:bidi="ar-SA"/>
+              </w:rPr>
+            </w:pPr>
+            <w:r>
+              <w:rPr>
+                <w:kern w:val="0"/>
+                <w:sz w:val="18"/>
+                <w:szCs w:val="24"/>
+                <w:lang w:val="en-US" w:eastAsia="en-US" w:bidi="ar-SA"/>
+              </w:rPr>
+              <w:t>Эксплуатация на 5000 пользователей: кластер процессов и кэш графика, нагрузочная проверка, метрики, реплика и архив WAL, живые обновления</w:t>
+            </w:r>
+          </w:p>
+        </w:tc>
+        <w:tc>
+          <w:tcPr>
+            <w:tcW w:w="3120" w:type="dxa"/>
+            <w:tcBorders>
+              <w:top w:val="single" w:sz="4" w:space="0" w:color="D6DCEA"/>
+              <w:left w:val="single" w:sz="4" w:space="0" w:color="D6DCEA"/>
+              <w:bottom w:val="single" w:sz="4" w:space="0" w:color="D6DCEA"/>
+              <w:right w:val="single" w:sz="4" w:space="0" w:color="D6DCEA"/>
+            </w:tcBorders>
+          </w:tcPr>
+          <w:p>
+            <w:pPr>
+              <w:pStyle w:val="Compact"/>
+              <w:widowControl/>
+              <w:spacing w:before="36" w:after="40"/>
+              <w:jc w:val="left"/>
+              <w:rPr>
+                <w:kern w:val="0"/>
+                <w:szCs w:val="24"/>
+                <w:lang w:val="en-US" w:eastAsia="en-US" w:bidi="ar-SA"/>
+              </w:rPr>
+            </w:pPr>
+            <w:r>
+              <w:rPr>
+                <w:kern w:val="0"/>
+                <w:sz w:val="18"/>
+                <w:szCs w:val="24"/>
+                <w:lang w:val="en-US" w:eastAsia="en-US" w:bidi="ar-SA"/>
+              </w:rPr>
+              <w:t>выпущена</w:t>
+            </w:r>
+          </w:p>
+        </w:tc>
+      </w:tr>
+      <w:tr>
+        <w:trPr/>
+        <w:tc>
+          <w:tcPr>
+            <w:tcW w:w="3120" w:type="dxa"/>
+            <w:tcBorders>
+              <w:top w:val="single" w:sz="4" w:space="0" w:color="D6DCEA"/>
+              <w:left w:val="single" w:sz="4" w:space="0" w:color="D6DCEA"/>
+              <w:bottom w:val="single" w:sz="4" w:space="0" w:color="D6DCEA"/>
+              <w:right w:val="single" w:sz="4" w:space="0" w:color="D6DCEA"/>
+            </w:tcBorders>
+          </w:tcPr>
+          <w:p>
+            <w:pPr>
+              <w:pStyle w:val="Compact"/>
+              <w:widowControl/>
+              <w:spacing w:before="36" w:after="40"/>
+              <w:jc w:val="left"/>
+              <w:rPr>
+                <w:kern w:val="0"/>
+                <w:szCs w:val="24"/>
+                <w:lang w:val="en-US" w:eastAsia="en-US" w:bidi="ar-SA"/>
+              </w:rPr>
+            </w:pPr>
+            <w:r>
+              <w:rPr>
                 <w:b/>
                 <w:bCs/>
                 <w:kern w:val="0"/>
@@ -2060,7 +2225,7 @@
                 <w:szCs w:val="24"/>
                 <w:lang w:val="en-US" w:eastAsia="en-US" w:bidi="ar-SA"/>
               </w:rPr>
-              <w:t>v0.5.0</w:t>
+              <w:t>v0.6.0</w:t>
             </w:r>
           </w:p>
         </w:tc>
@@ -2093,7 +2258,7 @@
                 <w:szCs w:val="24"/>
                 <w:lang w:val="en-US" w:eastAsia="en-US" w:bidi="ar-SA"/>
               </w:rPr>
-              <w:t>Эксплуатация на 5000 пользователей: кластер процессов и кэш графика, нагрузочная проверка, метрики, реплика и архив WAL, живые обновления</w:t>
+              <w:t>Готовность к приёмке: кадровый цикл по ТК РФ (кампания планирования, утверждение графика и форма Т-7, извещение за две недели), замещение и эскалация согласования, безопасность к приёмке ИБ</w:t>
             </w:r>
           </w:p>
         </w:tc>
@@ -2241,7 +2406,7 @@
         <w:pStyle w:val="Heading1"/>
         <w:rPr/>
       </w:pPr>
-      <w:bookmarkStart w:id="5" w:name="__RefHeading___Toc11255_2275915807"/>
+      <w:bookmarkStart w:id="5" w:name="__RefHeading___Toc14539_3673021804"/>
       <w:bookmarkEnd w:id="5"/>
       <w:r>
         <w:rPr>
@@ -2260,7 +2425,7 @@
         <w:pStyle w:val="Heading2"/>
         <w:rPr/>
       </w:pPr>
-      <w:bookmarkStart w:id="6" w:name="__RefHeading___Toc11257_2275915807"/>
+      <w:bookmarkStart w:id="6" w:name="__RefHeading___Toc14541_3673021804"/>
       <w:bookmarkEnd w:id="6"/>
       <w:r>
         <w:rPr>
@@ -3129,7 +3294,7 @@
         <w:pStyle w:val="Heading2"/>
         <w:rPr/>
       </w:pPr>
-      <w:bookmarkStart w:id="8" w:name="__RefHeading___Toc11259_2275915807"/>
+      <w:bookmarkStart w:id="8" w:name="__RefHeading___Toc14543_3673021804"/>
       <w:bookmarkEnd w:id="8"/>
       <w:r>
         <w:rPr>
@@ -8919,7 +9084,7 @@
         <w:pStyle w:val="Heading1"/>
         <w:rPr/>
       </w:pPr>
-      <w:bookmarkStart w:id="9" w:name="__RefHeading___Toc11261_2275915807"/>
+      <w:bookmarkStart w:id="9" w:name="__RefHeading___Toc14545_3673021804"/>
       <w:bookmarkEnd w:id="9"/>
       <w:r>
         <w:rPr>
@@ -10916,7 +11081,7 @@
         <w:pStyle w:val="Heading1"/>
         <w:rPr/>
       </w:pPr>
-      <w:bookmarkStart w:id="10" w:name="__RefHeading___Toc11263_2275915807"/>
+      <w:bookmarkStart w:id="10" w:name="__RefHeading___Toc14547_3673021804"/>
       <w:bookmarkStart w:id="11" w:name="версия-0.5.0-эксплуатация-на-5000"/>
       <w:bookmarkEnd w:id="10"/>
       <w:r>
@@ -13318,13 +13483,3469 @@
         <w:pStyle w:val="Heading1"/>
         <w:rPr/>
       </w:pPr>
-      <w:bookmarkStart w:id="12" w:name="__RefHeading___Toc11265_2275915807"/>
+      <w:bookmarkStart w:id="12" w:name="__RefHeading___Toc14549_3673021804"/>
+      <w:bookmarkStart w:id="13" w:name="версия-0.6.0-готовность-к-приёмке"/>
       <w:bookmarkEnd w:id="12"/>
       <w:r>
         <w:rPr>
           <w:rStyle w:val="SectionNumber"/>
         </w:rPr>
         <w:t>7</w:t>
+      </w:r>
+      <w:r>
+        <w:rPr/>
+        <w:tab/>
+        <w:t>Версия 0.6.0 — готовность к приёмке</w:t>
+      </w:r>
+    </w:p>
+    <w:p>
+      <w:pPr>
+        <w:pStyle w:val="FirstParagraph"/>
+        <w:rPr/>
+      </w:pPr>
+      <w:r>
+        <w:rPr/>
+        <w:t>Приёмка v1.0.0 — подпись кадровой службы и ИБ. Без этой версии ей мешают пробелы: в системе нет утверждённого графика и формы Т-7, сотрудник не получает извещения о начале отпуска (ТК РФ, ст. 123), согласование останавливается, пока руководитель сам в отпуске, а ИБ не видит входов, не управляет сеансами и не может потребовать смены одноразового пароля.</w:t>
+      </w:r>
+    </w:p>
+    <w:p>
+      <w:pPr>
+        <w:pStyle w:val="Heading2"/>
+        <w:rPr/>
+      </w:pPr>
+      <w:bookmarkStart w:id="14" w:name="__RefHeading___Toc14551_3673021804"/>
+      <w:bookmarkEnd w:id="14"/>
+      <w:r>
+        <w:rPr>
+          <w:rStyle w:val="SectionNumber"/>
+        </w:rPr>
+        <w:t>7.1</w:t>
+      </w:r>
+      <w:r>
+        <w:rPr/>
+        <w:tab/>
+        <w:t>Эпики</w:t>
+      </w:r>
+    </w:p>
+    <w:tbl>
+      <w:tblPr>
+        <w:tblStyle w:val="Table"/>
+        <w:tblW w:w="5000" w:type="pct"/>
+        <w:jc w:val="center"/>
+        <w:tblInd w:w="0" w:type="dxa"/>
+        <w:tblLayout w:type="fixed"/>
+        <w:tblCellMar>
+          <w:top w:w="0" w:type="dxa"/>
+          <w:left w:w="108" w:type="dxa"/>
+          <w:bottom w:w="0" w:type="dxa"/>
+          <w:right w:w="108" w:type="dxa"/>
+        </w:tblCellMar>
+        <w:tblLook w:val="0020" w:noHBand="0" w:noVBand="0" w:firstColumn="0" w:lastRow="0" w:lastColumn="0" w:firstRow="1"/>
+      </w:tblPr>
+      <w:tblGrid>
+        <w:gridCol w:w="747"/>
+        <w:gridCol w:w="2621"/>
+        <w:gridCol w:w="5992"/>
+      </w:tblGrid>
+      <w:tr>
+        <w:trPr>
+          <w:tblHeader w:val="true"/>
+        </w:trPr>
+        <w:tc>
+          <w:tcPr>
+            <w:tcW w:w="747" w:type="dxa"/>
+            <w:tcBorders>
+              <w:top w:val="single" w:sz="4" w:space="0" w:color="D6DCEA"/>
+              <w:left w:val="single" w:sz="4" w:space="0" w:color="D6DCEA"/>
+              <w:bottom w:val="single" w:sz="6" w:space="0" w:color="000000"/>
+              <w:right w:val="single" w:sz="4" w:space="0" w:color="D6DCEA"/>
+            </w:tcBorders>
+            <w:shd w:color="auto" w:fill="EEF2FB" w:val="clear"/>
+            <w:vAlign w:val="bottom"/>
+          </w:tcPr>
+          <w:p>
+            <w:pPr>
+              <w:pStyle w:val="Compact"/>
+              <w:widowControl/>
+              <w:spacing w:before="36" w:after="40"/>
+              <w:jc w:val="left"/>
+              <w:rPr>
+                <w:kern w:val="0"/>
+                <w:szCs w:val="24"/>
+                <w:lang w:val="en-US" w:eastAsia="en-US" w:bidi="ar-SA"/>
+              </w:rPr>
+            </w:pPr>
+            <w:r>
+              <w:rPr>
+                <w:b/>
+                <w:kern w:val="0"/>
+                <w:sz w:val="18"/>
+                <w:szCs w:val="24"/>
+                <w:lang w:val="en-US" w:eastAsia="en-US" w:bidi="ar-SA"/>
+              </w:rPr>
+              <w:t>Эпик</w:t>
+            </w:r>
+          </w:p>
+        </w:tc>
+        <w:tc>
+          <w:tcPr>
+            <w:tcW w:w="2621" w:type="dxa"/>
+            <w:tcBorders>
+              <w:top w:val="single" w:sz="4" w:space="0" w:color="D6DCEA"/>
+              <w:left w:val="single" w:sz="4" w:space="0" w:color="D6DCEA"/>
+              <w:bottom w:val="single" w:sz="6" w:space="0" w:color="000000"/>
+              <w:right w:val="single" w:sz="4" w:space="0" w:color="D6DCEA"/>
+            </w:tcBorders>
+            <w:shd w:color="auto" w:fill="EEF2FB" w:val="clear"/>
+            <w:vAlign w:val="bottom"/>
+          </w:tcPr>
+          <w:p>
+            <w:pPr>
+              <w:pStyle w:val="Compact"/>
+              <w:widowControl/>
+              <w:spacing w:before="36" w:after="40"/>
+              <w:jc w:val="left"/>
+              <w:rPr>
+                <w:kern w:val="0"/>
+                <w:szCs w:val="24"/>
+                <w:lang w:val="en-US" w:eastAsia="en-US" w:bidi="ar-SA"/>
+              </w:rPr>
+            </w:pPr>
+            <w:r>
+              <w:rPr>
+                <w:b/>
+                <w:kern w:val="0"/>
+                <w:sz w:val="18"/>
+                <w:szCs w:val="24"/>
+                <w:lang w:val="en-US" w:eastAsia="en-US" w:bidi="ar-SA"/>
+              </w:rPr>
+              <w:t>Название</w:t>
+            </w:r>
+          </w:p>
+        </w:tc>
+        <w:tc>
+          <w:tcPr>
+            <w:tcW w:w="5992" w:type="dxa"/>
+            <w:tcBorders>
+              <w:top w:val="single" w:sz="4" w:space="0" w:color="D6DCEA"/>
+              <w:left w:val="single" w:sz="4" w:space="0" w:color="D6DCEA"/>
+              <w:bottom w:val="single" w:sz="6" w:space="0" w:color="000000"/>
+              <w:right w:val="single" w:sz="4" w:space="0" w:color="D6DCEA"/>
+            </w:tcBorders>
+            <w:shd w:color="auto" w:fill="EEF2FB" w:val="clear"/>
+            <w:vAlign w:val="bottom"/>
+          </w:tcPr>
+          <w:p>
+            <w:pPr>
+              <w:pStyle w:val="Compact"/>
+              <w:widowControl/>
+              <w:spacing w:before="36" w:after="40"/>
+              <w:jc w:val="left"/>
+              <w:rPr>
+                <w:kern w:val="0"/>
+                <w:szCs w:val="24"/>
+                <w:lang w:val="en-US" w:eastAsia="en-US" w:bidi="ar-SA"/>
+              </w:rPr>
+            </w:pPr>
+            <w:r>
+              <w:rPr>
+                <w:b/>
+                <w:kern w:val="0"/>
+                <w:sz w:val="18"/>
+                <w:szCs w:val="24"/>
+                <w:lang w:val="en-US" w:eastAsia="en-US" w:bidi="ar-SA"/>
+              </w:rPr>
+              <w:t>Результат</w:t>
+            </w:r>
+          </w:p>
+        </w:tc>
+      </w:tr>
+      <w:tr>
+        <w:trPr/>
+        <w:tc>
+          <w:tcPr>
+            <w:tcW w:w="747" w:type="dxa"/>
+            <w:tcBorders>
+              <w:top w:val="single" w:sz="4" w:space="0" w:color="D6DCEA"/>
+              <w:left w:val="single" w:sz="4" w:space="0" w:color="D6DCEA"/>
+              <w:bottom w:val="single" w:sz="4" w:space="0" w:color="D6DCEA"/>
+              <w:right w:val="single" w:sz="4" w:space="0" w:color="D6DCEA"/>
+            </w:tcBorders>
+          </w:tcPr>
+          <w:p>
+            <w:pPr>
+              <w:pStyle w:val="Compact"/>
+              <w:widowControl/>
+              <w:spacing w:before="36" w:after="40"/>
+              <w:jc w:val="left"/>
+              <w:rPr>
+                <w:kern w:val="0"/>
+                <w:szCs w:val="24"/>
+                <w:lang w:val="en-US" w:eastAsia="en-US" w:bidi="ar-SA"/>
+              </w:rPr>
+            </w:pPr>
+            <w:r>
+              <w:rPr>
+                <w:kern w:val="0"/>
+                <w:sz w:val="18"/>
+                <w:szCs w:val="24"/>
+                <w:lang w:val="en-US" w:eastAsia="en-US" w:bidi="ar-SA"/>
+              </w:rPr>
+              <w:t>E60</w:t>
+            </w:r>
+          </w:p>
+        </w:tc>
+        <w:tc>
+          <w:tcPr>
+            <w:tcW w:w="2621" w:type="dxa"/>
+            <w:tcBorders>
+              <w:top w:val="single" w:sz="4" w:space="0" w:color="D6DCEA"/>
+              <w:left w:val="single" w:sz="4" w:space="0" w:color="D6DCEA"/>
+              <w:bottom w:val="single" w:sz="4" w:space="0" w:color="D6DCEA"/>
+              <w:right w:val="single" w:sz="4" w:space="0" w:color="D6DCEA"/>
+            </w:tcBorders>
+          </w:tcPr>
+          <w:p>
+            <w:pPr>
+              <w:pStyle w:val="Compact"/>
+              <w:widowControl/>
+              <w:spacing w:before="36" w:after="40"/>
+              <w:jc w:val="left"/>
+              <w:rPr>
+                <w:kern w:val="0"/>
+                <w:szCs w:val="24"/>
+                <w:lang w:val="en-US" w:eastAsia="en-US" w:bidi="ar-SA"/>
+              </w:rPr>
+            </w:pPr>
+            <w:r>
+              <w:rPr>
+                <w:kern w:val="0"/>
+                <w:sz w:val="18"/>
+                <w:szCs w:val="24"/>
+                <w:lang w:val="en-US" w:eastAsia="en-US" w:bidi="ar-SA"/>
+              </w:rPr>
+              <w:t>Кадровый цикл по ТК РФ</w:t>
+            </w:r>
+          </w:p>
+        </w:tc>
+        <w:tc>
+          <w:tcPr>
+            <w:tcW w:w="5992" w:type="dxa"/>
+            <w:tcBorders>
+              <w:top w:val="single" w:sz="4" w:space="0" w:color="D6DCEA"/>
+              <w:left w:val="single" w:sz="4" w:space="0" w:color="D6DCEA"/>
+              <w:bottom w:val="single" w:sz="4" w:space="0" w:color="D6DCEA"/>
+              <w:right w:val="single" w:sz="4" w:space="0" w:color="D6DCEA"/>
+            </w:tcBorders>
+          </w:tcPr>
+          <w:p>
+            <w:pPr>
+              <w:pStyle w:val="Compact"/>
+              <w:widowControl/>
+              <w:spacing w:before="36" w:after="40"/>
+              <w:jc w:val="left"/>
+              <w:rPr>
+                <w:kern w:val="0"/>
+                <w:szCs w:val="24"/>
+                <w:lang w:val="en-US" w:eastAsia="en-US" w:bidi="ar-SA"/>
+              </w:rPr>
+            </w:pPr>
+            <w:r>
+              <w:rPr>
+                <w:kern w:val="0"/>
+                <w:sz w:val="18"/>
+                <w:szCs w:val="24"/>
+                <w:lang w:val="en-US" w:eastAsia="en-US" w:bidi="ar-SA"/>
+              </w:rPr>
+              <w:t>Кампания планирования на следующий год, утверждение графика, унифицированная форма Т-7, извещения за две недели с ознакомлением</w:t>
+            </w:r>
+          </w:p>
+        </w:tc>
+      </w:tr>
+      <w:tr>
+        <w:trPr/>
+        <w:tc>
+          <w:tcPr>
+            <w:tcW w:w="747" w:type="dxa"/>
+            <w:tcBorders>
+              <w:top w:val="single" w:sz="4" w:space="0" w:color="D6DCEA"/>
+              <w:left w:val="single" w:sz="4" w:space="0" w:color="D6DCEA"/>
+              <w:bottom w:val="single" w:sz="4" w:space="0" w:color="D6DCEA"/>
+              <w:right w:val="single" w:sz="4" w:space="0" w:color="D6DCEA"/>
+            </w:tcBorders>
+          </w:tcPr>
+          <w:p>
+            <w:pPr>
+              <w:pStyle w:val="Compact"/>
+              <w:widowControl/>
+              <w:spacing w:before="36" w:after="40"/>
+              <w:jc w:val="left"/>
+              <w:rPr>
+                <w:kern w:val="0"/>
+                <w:szCs w:val="24"/>
+                <w:lang w:val="en-US" w:eastAsia="en-US" w:bidi="ar-SA"/>
+              </w:rPr>
+            </w:pPr>
+            <w:r>
+              <w:rPr>
+                <w:kern w:val="0"/>
+                <w:sz w:val="18"/>
+                <w:szCs w:val="24"/>
+                <w:lang w:val="en-US" w:eastAsia="en-US" w:bidi="ar-SA"/>
+              </w:rPr>
+              <w:t>E61</w:t>
+            </w:r>
+          </w:p>
+        </w:tc>
+        <w:tc>
+          <w:tcPr>
+            <w:tcW w:w="2621" w:type="dxa"/>
+            <w:tcBorders>
+              <w:top w:val="single" w:sz="4" w:space="0" w:color="D6DCEA"/>
+              <w:left w:val="single" w:sz="4" w:space="0" w:color="D6DCEA"/>
+              <w:bottom w:val="single" w:sz="4" w:space="0" w:color="D6DCEA"/>
+              <w:right w:val="single" w:sz="4" w:space="0" w:color="D6DCEA"/>
+            </w:tcBorders>
+          </w:tcPr>
+          <w:p>
+            <w:pPr>
+              <w:pStyle w:val="Compact"/>
+              <w:widowControl/>
+              <w:spacing w:before="36" w:after="40"/>
+              <w:jc w:val="left"/>
+              <w:rPr>
+                <w:kern w:val="0"/>
+                <w:szCs w:val="24"/>
+                <w:lang w:val="en-US" w:eastAsia="en-US" w:bidi="ar-SA"/>
+              </w:rPr>
+            </w:pPr>
+            <w:r>
+              <w:rPr>
+                <w:kern w:val="0"/>
+                <w:sz w:val="18"/>
+                <w:szCs w:val="24"/>
+                <w:lang w:val="en-US" w:eastAsia="en-US" w:bidi="ar-SA"/>
+              </w:rPr>
+              <w:t>Непрерывное согласование</w:t>
+            </w:r>
+          </w:p>
+        </w:tc>
+        <w:tc>
+          <w:tcPr>
+            <w:tcW w:w="5992" w:type="dxa"/>
+            <w:tcBorders>
+              <w:top w:val="single" w:sz="4" w:space="0" w:color="D6DCEA"/>
+              <w:left w:val="single" w:sz="4" w:space="0" w:color="D6DCEA"/>
+              <w:bottom w:val="single" w:sz="4" w:space="0" w:color="D6DCEA"/>
+              <w:right w:val="single" w:sz="4" w:space="0" w:color="D6DCEA"/>
+            </w:tcBorders>
+          </w:tcPr>
+          <w:p>
+            <w:pPr>
+              <w:pStyle w:val="Compact"/>
+              <w:widowControl/>
+              <w:spacing w:before="36" w:after="40"/>
+              <w:jc w:val="left"/>
+              <w:rPr>
+                <w:kern w:val="0"/>
+                <w:szCs w:val="24"/>
+                <w:lang w:val="en-US" w:eastAsia="en-US" w:bidi="ar-SA"/>
+              </w:rPr>
+            </w:pPr>
+            <w:r>
+              <w:rPr>
+                <w:kern w:val="0"/>
+                <w:sz w:val="18"/>
+                <w:szCs w:val="24"/>
+                <w:lang w:val="en-US" w:eastAsia="en-US" w:bidi="ar-SA"/>
+              </w:rPr>
+              <w:t>Замещение руководителя на время отсутствия, эскалация заявки вышестоящему руководителю</w:t>
+            </w:r>
+          </w:p>
+        </w:tc>
+      </w:tr>
+      <w:tr>
+        <w:trPr/>
+        <w:tc>
+          <w:tcPr>
+            <w:tcW w:w="747" w:type="dxa"/>
+            <w:tcBorders>
+              <w:top w:val="single" w:sz="4" w:space="0" w:color="D6DCEA"/>
+              <w:left w:val="single" w:sz="4" w:space="0" w:color="D6DCEA"/>
+              <w:bottom w:val="single" w:sz="4" w:space="0" w:color="D6DCEA"/>
+              <w:right w:val="single" w:sz="4" w:space="0" w:color="D6DCEA"/>
+            </w:tcBorders>
+          </w:tcPr>
+          <w:p>
+            <w:pPr>
+              <w:pStyle w:val="Compact"/>
+              <w:widowControl/>
+              <w:spacing w:before="36" w:after="40"/>
+              <w:jc w:val="left"/>
+              <w:rPr>
+                <w:kern w:val="0"/>
+                <w:szCs w:val="24"/>
+                <w:lang w:val="en-US" w:eastAsia="en-US" w:bidi="ar-SA"/>
+              </w:rPr>
+            </w:pPr>
+            <w:r>
+              <w:rPr>
+                <w:kern w:val="0"/>
+                <w:sz w:val="18"/>
+                <w:szCs w:val="24"/>
+                <w:lang w:val="en-US" w:eastAsia="en-US" w:bidi="ar-SA"/>
+              </w:rPr>
+              <w:t>E62</w:t>
+            </w:r>
+          </w:p>
+        </w:tc>
+        <w:tc>
+          <w:tcPr>
+            <w:tcW w:w="2621" w:type="dxa"/>
+            <w:tcBorders>
+              <w:top w:val="single" w:sz="4" w:space="0" w:color="D6DCEA"/>
+              <w:left w:val="single" w:sz="4" w:space="0" w:color="D6DCEA"/>
+              <w:bottom w:val="single" w:sz="4" w:space="0" w:color="D6DCEA"/>
+              <w:right w:val="single" w:sz="4" w:space="0" w:color="D6DCEA"/>
+            </w:tcBorders>
+          </w:tcPr>
+          <w:p>
+            <w:pPr>
+              <w:pStyle w:val="Compact"/>
+              <w:widowControl/>
+              <w:spacing w:before="36" w:after="40"/>
+              <w:jc w:val="left"/>
+              <w:rPr>
+                <w:kern w:val="0"/>
+                <w:szCs w:val="24"/>
+                <w:lang w:val="en-US" w:eastAsia="en-US" w:bidi="ar-SA"/>
+              </w:rPr>
+            </w:pPr>
+            <w:r>
+              <w:rPr>
+                <w:kern w:val="0"/>
+                <w:sz w:val="18"/>
+                <w:szCs w:val="24"/>
+                <w:lang w:val="en-US" w:eastAsia="en-US" w:bidi="ar-SA"/>
+              </w:rPr>
+              <w:t>Безопасность к приёмке ИБ</w:t>
+            </w:r>
+          </w:p>
+        </w:tc>
+        <w:tc>
+          <w:tcPr>
+            <w:tcW w:w="5992" w:type="dxa"/>
+            <w:tcBorders>
+              <w:top w:val="single" w:sz="4" w:space="0" w:color="D6DCEA"/>
+              <w:left w:val="single" w:sz="4" w:space="0" w:color="D6DCEA"/>
+              <w:bottom w:val="single" w:sz="4" w:space="0" w:color="D6DCEA"/>
+              <w:right w:val="single" w:sz="4" w:space="0" w:color="D6DCEA"/>
+            </w:tcBorders>
+          </w:tcPr>
+          <w:p>
+            <w:pPr>
+              <w:pStyle w:val="Compact"/>
+              <w:widowControl/>
+              <w:spacing w:before="36" w:after="40"/>
+              <w:jc w:val="left"/>
+              <w:rPr>
+                <w:kern w:val="0"/>
+                <w:szCs w:val="24"/>
+                <w:lang w:val="en-US" w:eastAsia="en-US" w:bidi="ar-SA"/>
+              </w:rPr>
+            </w:pPr>
+            <w:r>
+              <w:rPr>
+                <w:kern w:val="0"/>
+                <w:sz w:val="18"/>
+                <w:szCs w:val="24"/>
+                <w:lang w:val="en-US" w:eastAsia="en-US" w:bidi="ar-SA"/>
+              </w:rPr>
+              <w:t>Журнал входов, временная блокировка, управление сеансами, политика паролей, смена одноразового пароля, чек-лист безопасности</w:t>
+            </w:r>
+            <w:bookmarkStart w:id="15" w:name="эпики-1"/>
+            <w:bookmarkEnd w:id="15"/>
+          </w:p>
+        </w:tc>
+      </w:tr>
+    </w:tbl>
+    <w:p>
+      <w:pPr>
+        <w:pStyle w:val="Heading2"/>
+        <w:rPr/>
+      </w:pPr>
+      <w:bookmarkStart w:id="16" w:name="__RefHeading___Toc14553_3673021804"/>
+      <w:bookmarkEnd w:id="16"/>
+      <w:r>
+        <w:rPr>
+          <w:rStyle w:val="SectionNumber"/>
+        </w:rPr>
+        <w:t>7.2</w:t>
+      </w:r>
+      <w:r>
+        <w:rPr/>
+        <w:tab/>
+        <w:t>Истории</w:t>
+      </w:r>
+    </w:p>
+    <w:tbl>
+      <w:tblPr>
+        <w:tblStyle w:val="Table"/>
+        <w:tblW w:w="5000" w:type="pct"/>
+        <w:jc w:val="center"/>
+        <w:tblInd w:w="0" w:type="dxa"/>
+        <w:tblLayout w:type="fixed"/>
+        <w:tblCellMar>
+          <w:top w:w="0" w:type="dxa"/>
+          <w:left w:w="108" w:type="dxa"/>
+          <w:bottom w:w="0" w:type="dxa"/>
+          <w:right w:w="108" w:type="dxa"/>
+        </w:tblCellMar>
+        <w:tblLook w:val="0020" w:noHBand="0" w:noVBand="0" w:firstColumn="0" w:lastRow="0" w:lastColumn="0" w:firstRow="1"/>
+      </w:tblPr>
+      <w:tblGrid>
+        <w:gridCol w:w="943"/>
+        <w:gridCol w:w="1809"/>
+        <w:gridCol w:w="3698"/>
+        <w:gridCol w:w="1495"/>
+        <w:gridCol w:w="551"/>
+        <w:gridCol w:w="392"/>
+        <w:gridCol w:w="471"/>
+      </w:tblGrid>
+      <w:tr>
+        <w:trPr>
+          <w:tblHeader w:val="true"/>
+        </w:trPr>
+        <w:tc>
+          <w:tcPr>
+            <w:tcW w:w="943" w:type="dxa"/>
+            <w:tcBorders>
+              <w:top w:val="single" w:sz="4" w:space="0" w:color="D6DCEA"/>
+              <w:left w:val="single" w:sz="4" w:space="0" w:color="D6DCEA"/>
+              <w:bottom w:val="single" w:sz="6" w:space="0" w:color="000000"/>
+              <w:right w:val="single" w:sz="4" w:space="0" w:color="D6DCEA"/>
+            </w:tcBorders>
+            <w:shd w:color="auto" w:fill="EEF2FB" w:val="clear"/>
+            <w:vAlign w:val="bottom"/>
+          </w:tcPr>
+          <w:p>
+            <w:pPr>
+              <w:pStyle w:val="Compact"/>
+              <w:widowControl/>
+              <w:spacing w:before="36" w:after="40"/>
+              <w:jc w:val="left"/>
+              <w:rPr>
+                <w:kern w:val="0"/>
+                <w:szCs w:val="24"/>
+                <w:lang w:val="en-US" w:eastAsia="en-US" w:bidi="ar-SA"/>
+              </w:rPr>
+            </w:pPr>
+            <w:r>
+              <w:rPr>
+                <w:b/>
+                <w:kern w:val="0"/>
+                <w:sz w:val="18"/>
+                <w:szCs w:val="24"/>
+                <w:lang w:val="en-US" w:eastAsia="en-US" w:bidi="ar-SA"/>
+              </w:rPr>
+              <w:t>ID</w:t>
+            </w:r>
+          </w:p>
+        </w:tc>
+        <w:tc>
+          <w:tcPr>
+            <w:tcW w:w="1809" w:type="dxa"/>
+            <w:tcBorders>
+              <w:top w:val="single" w:sz="4" w:space="0" w:color="D6DCEA"/>
+              <w:left w:val="single" w:sz="4" w:space="0" w:color="D6DCEA"/>
+              <w:bottom w:val="single" w:sz="6" w:space="0" w:color="000000"/>
+              <w:right w:val="single" w:sz="4" w:space="0" w:color="D6DCEA"/>
+            </w:tcBorders>
+            <w:shd w:color="auto" w:fill="EEF2FB" w:val="clear"/>
+            <w:vAlign w:val="bottom"/>
+          </w:tcPr>
+          <w:p>
+            <w:pPr>
+              <w:pStyle w:val="Compact"/>
+              <w:widowControl/>
+              <w:spacing w:before="36" w:after="40"/>
+              <w:jc w:val="left"/>
+              <w:rPr>
+                <w:kern w:val="0"/>
+                <w:szCs w:val="24"/>
+                <w:lang w:val="en-US" w:eastAsia="en-US" w:bidi="ar-SA"/>
+              </w:rPr>
+            </w:pPr>
+            <w:r>
+              <w:rPr>
+                <w:b/>
+                <w:kern w:val="0"/>
+                <w:sz w:val="18"/>
+                <w:szCs w:val="24"/>
+                <w:lang w:val="en-US" w:eastAsia="en-US" w:bidi="ar-SA"/>
+              </w:rPr>
+              <w:t>История</w:t>
+            </w:r>
+          </w:p>
+        </w:tc>
+        <w:tc>
+          <w:tcPr>
+            <w:tcW w:w="3698" w:type="dxa"/>
+            <w:tcBorders>
+              <w:top w:val="single" w:sz="4" w:space="0" w:color="D6DCEA"/>
+              <w:left w:val="single" w:sz="4" w:space="0" w:color="D6DCEA"/>
+              <w:bottom w:val="single" w:sz="6" w:space="0" w:color="000000"/>
+              <w:right w:val="single" w:sz="4" w:space="0" w:color="D6DCEA"/>
+            </w:tcBorders>
+            <w:shd w:color="auto" w:fill="EEF2FB" w:val="clear"/>
+            <w:vAlign w:val="bottom"/>
+          </w:tcPr>
+          <w:p>
+            <w:pPr>
+              <w:pStyle w:val="Compact"/>
+              <w:widowControl/>
+              <w:spacing w:before="36" w:after="40"/>
+              <w:jc w:val="left"/>
+              <w:rPr>
+                <w:kern w:val="0"/>
+                <w:szCs w:val="24"/>
+                <w:lang w:val="en-US" w:eastAsia="en-US" w:bidi="ar-SA"/>
+              </w:rPr>
+            </w:pPr>
+            <w:r>
+              <w:rPr>
+                <w:b/>
+                <w:kern w:val="0"/>
+                <w:sz w:val="18"/>
+                <w:szCs w:val="24"/>
+                <w:lang w:val="en-US" w:eastAsia="en-US" w:bidi="ar-SA"/>
+              </w:rPr>
+              <w:t>Критерии приёмки</w:t>
+            </w:r>
+          </w:p>
+        </w:tc>
+        <w:tc>
+          <w:tcPr>
+            <w:tcW w:w="1495" w:type="dxa"/>
+            <w:tcBorders>
+              <w:top w:val="single" w:sz="4" w:space="0" w:color="D6DCEA"/>
+              <w:left w:val="single" w:sz="4" w:space="0" w:color="D6DCEA"/>
+              <w:bottom w:val="single" w:sz="6" w:space="0" w:color="000000"/>
+              <w:right w:val="single" w:sz="4" w:space="0" w:color="D6DCEA"/>
+            </w:tcBorders>
+            <w:shd w:color="auto" w:fill="EEF2FB" w:val="clear"/>
+            <w:vAlign w:val="bottom"/>
+          </w:tcPr>
+          <w:p>
+            <w:pPr>
+              <w:pStyle w:val="Compact"/>
+              <w:widowControl/>
+              <w:spacing w:before="36" w:after="40"/>
+              <w:jc w:val="left"/>
+              <w:rPr>
+                <w:kern w:val="0"/>
+                <w:szCs w:val="24"/>
+                <w:lang w:val="en-US" w:eastAsia="en-US" w:bidi="ar-SA"/>
+              </w:rPr>
+            </w:pPr>
+            <w:r>
+              <w:rPr>
+                <w:b/>
+                <w:kern w:val="0"/>
+                <w:sz w:val="18"/>
+                <w:szCs w:val="24"/>
+                <w:lang w:val="en-US" w:eastAsia="en-US" w:bidi="ar-SA"/>
+              </w:rPr>
+              <w:t>Подтверждение</w:t>
+            </w:r>
+          </w:p>
+        </w:tc>
+        <w:tc>
+          <w:tcPr>
+            <w:tcW w:w="551" w:type="dxa"/>
+            <w:tcBorders>
+              <w:top w:val="single" w:sz="4" w:space="0" w:color="D6DCEA"/>
+              <w:left w:val="single" w:sz="4" w:space="0" w:color="D6DCEA"/>
+              <w:bottom w:val="single" w:sz="6" w:space="0" w:color="000000"/>
+              <w:right w:val="single" w:sz="4" w:space="0" w:color="D6DCEA"/>
+            </w:tcBorders>
+            <w:shd w:color="auto" w:fill="EEF2FB" w:val="clear"/>
+            <w:vAlign w:val="bottom"/>
+          </w:tcPr>
+          <w:p>
+            <w:pPr>
+              <w:pStyle w:val="Compact"/>
+              <w:widowControl/>
+              <w:spacing w:before="36" w:after="40"/>
+              <w:jc w:val="left"/>
+              <w:rPr>
+                <w:kern w:val="0"/>
+                <w:szCs w:val="24"/>
+                <w:lang w:val="en-US" w:eastAsia="en-US" w:bidi="ar-SA"/>
+              </w:rPr>
+            </w:pPr>
+            <w:r>
+              <w:rPr>
+                <w:b/>
+                <w:kern w:val="0"/>
+                <w:sz w:val="18"/>
+                <w:szCs w:val="24"/>
+                <w:lang w:val="en-US" w:eastAsia="en-US" w:bidi="ar-SA"/>
+              </w:rPr>
+              <w:t>Исп.</w:t>
+            </w:r>
+          </w:p>
+        </w:tc>
+        <w:tc>
+          <w:tcPr>
+            <w:tcW w:w="392" w:type="dxa"/>
+            <w:tcBorders>
+              <w:top w:val="single" w:sz="4" w:space="0" w:color="D6DCEA"/>
+              <w:left w:val="single" w:sz="4" w:space="0" w:color="D6DCEA"/>
+              <w:bottom w:val="single" w:sz="6" w:space="0" w:color="000000"/>
+              <w:right w:val="single" w:sz="4" w:space="0" w:color="D6DCEA"/>
+            </w:tcBorders>
+            <w:shd w:color="auto" w:fill="EEF2FB" w:val="clear"/>
+            <w:vAlign w:val="bottom"/>
+          </w:tcPr>
+          <w:p>
+            <w:pPr>
+              <w:pStyle w:val="Compact"/>
+              <w:widowControl/>
+              <w:spacing w:before="36" w:after="40"/>
+              <w:jc w:val="left"/>
+              <w:rPr>
+                <w:kern w:val="0"/>
+                <w:szCs w:val="24"/>
+                <w:lang w:val="en-US" w:eastAsia="en-US" w:bidi="ar-SA"/>
+              </w:rPr>
+            </w:pPr>
+            <w:r>
+              <w:rPr>
+                <w:b/>
+                <w:kern w:val="0"/>
+                <w:sz w:val="18"/>
+                <w:szCs w:val="24"/>
+                <w:lang w:val="en-US" w:eastAsia="en-US" w:bidi="ar-SA"/>
+              </w:rPr>
+              <w:t>Оц.</w:t>
+            </w:r>
+          </w:p>
+        </w:tc>
+        <w:tc>
+          <w:tcPr>
+            <w:tcW w:w="471" w:type="dxa"/>
+            <w:tcBorders>
+              <w:top w:val="single" w:sz="4" w:space="0" w:color="D6DCEA"/>
+              <w:left w:val="single" w:sz="4" w:space="0" w:color="D6DCEA"/>
+              <w:bottom w:val="single" w:sz="6" w:space="0" w:color="000000"/>
+              <w:right w:val="single" w:sz="4" w:space="0" w:color="D6DCEA"/>
+            </w:tcBorders>
+            <w:shd w:color="auto" w:fill="EEF2FB" w:val="clear"/>
+            <w:vAlign w:val="bottom"/>
+          </w:tcPr>
+          <w:p>
+            <w:pPr>
+              <w:pStyle w:val="Compact"/>
+              <w:widowControl/>
+              <w:spacing w:before="36" w:after="40"/>
+              <w:jc w:val="left"/>
+              <w:rPr>
+                <w:kern w:val="0"/>
+                <w:szCs w:val="24"/>
+                <w:lang w:val="en-US" w:eastAsia="en-US" w:bidi="ar-SA"/>
+              </w:rPr>
+            </w:pPr>
+            <w:r>
+              <w:rPr>
+                <w:b/>
+                <w:kern w:val="0"/>
+                <w:sz w:val="18"/>
+                <w:szCs w:val="24"/>
+                <w:lang w:val="en-US" w:eastAsia="en-US" w:bidi="ar-SA"/>
+              </w:rPr>
+              <w:t>Ревью</w:t>
+            </w:r>
+          </w:p>
+        </w:tc>
+      </w:tr>
+      <w:tr>
+        <w:trPr/>
+        <w:tc>
+          <w:tcPr>
+            <w:tcW w:w="943" w:type="dxa"/>
+            <w:tcBorders>
+              <w:top w:val="single" w:sz="4" w:space="0" w:color="D6DCEA"/>
+              <w:left w:val="single" w:sz="4" w:space="0" w:color="D6DCEA"/>
+              <w:bottom w:val="single" w:sz="4" w:space="0" w:color="D6DCEA"/>
+              <w:right w:val="single" w:sz="4" w:space="0" w:color="D6DCEA"/>
+            </w:tcBorders>
+          </w:tcPr>
+          <w:p>
+            <w:pPr>
+              <w:pStyle w:val="Compact"/>
+              <w:widowControl/>
+              <w:spacing w:before="36" w:after="40"/>
+              <w:jc w:val="left"/>
+              <w:rPr>
+                <w:kern w:val="0"/>
+                <w:szCs w:val="24"/>
+                <w:lang w:val="en-US" w:eastAsia="en-US" w:bidi="ar-SA"/>
+              </w:rPr>
+            </w:pPr>
+            <w:r>
+              <w:rPr>
+                <w:kern w:val="0"/>
+                <w:sz w:val="18"/>
+                <w:szCs w:val="24"/>
+                <w:lang w:val="en-US" w:eastAsia="en-US" w:bidi="ar-SA"/>
+              </w:rPr>
+              <w:t>E60-01</w:t>
+            </w:r>
+          </w:p>
+        </w:tc>
+        <w:tc>
+          <w:tcPr>
+            <w:tcW w:w="1809" w:type="dxa"/>
+            <w:tcBorders>
+              <w:top w:val="single" w:sz="4" w:space="0" w:color="D6DCEA"/>
+              <w:left w:val="single" w:sz="4" w:space="0" w:color="D6DCEA"/>
+              <w:bottom w:val="single" w:sz="4" w:space="0" w:color="D6DCEA"/>
+              <w:right w:val="single" w:sz="4" w:space="0" w:color="D6DCEA"/>
+            </w:tcBorders>
+          </w:tcPr>
+          <w:p>
+            <w:pPr>
+              <w:pStyle w:val="Compact"/>
+              <w:widowControl/>
+              <w:spacing w:before="36" w:after="40"/>
+              <w:jc w:val="left"/>
+              <w:rPr>
+                <w:kern w:val="0"/>
+                <w:szCs w:val="24"/>
+                <w:lang w:val="en-US" w:eastAsia="en-US" w:bidi="ar-SA"/>
+              </w:rPr>
+            </w:pPr>
+            <w:r>
+              <w:rPr>
+                <w:kern w:val="0"/>
+                <w:sz w:val="18"/>
+                <w:szCs w:val="24"/>
+                <w:lang w:val="en-US" w:eastAsia="en-US" w:bidi="ar-SA"/>
+              </w:rPr>
+              <w:t>Как кадровая служба, я собираю планы на следующий год</w:t>
+            </w:r>
+          </w:p>
+        </w:tc>
+        <w:tc>
+          <w:tcPr>
+            <w:tcW w:w="3698" w:type="dxa"/>
+            <w:tcBorders>
+              <w:top w:val="single" w:sz="4" w:space="0" w:color="D6DCEA"/>
+              <w:left w:val="single" w:sz="4" w:space="0" w:color="D6DCEA"/>
+              <w:bottom w:val="single" w:sz="4" w:space="0" w:color="D6DCEA"/>
+              <w:right w:val="single" w:sz="4" w:space="0" w:color="D6DCEA"/>
+            </w:tcBorders>
+          </w:tcPr>
+          <w:p>
+            <w:pPr>
+              <w:pStyle w:val="Compact"/>
+              <w:widowControl/>
+              <w:spacing w:before="36" w:after="40"/>
+              <w:jc w:val="left"/>
+              <w:rPr>
+                <w:kern w:val="0"/>
+                <w:szCs w:val="24"/>
+                <w:lang w:val="en-US" w:eastAsia="en-US" w:bidi="ar-SA"/>
+              </w:rPr>
+            </w:pPr>
+            <w:r>
+              <w:rPr>
+                <w:kern w:val="0"/>
+                <w:sz w:val="18"/>
+                <w:szCs w:val="24"/>
+                <w:lang w:val="en-US" w:eastAsia="en-US" w:bidi="ar-SA"/>
+              </w:rPr>
+              <w:t>Кампания на год: открыть со сроком, закрыть; сотрудники видят приглашение и свой запланированный объём; прогресс по отделам: сколько сотрудников спланировали отпуск, сколько дней из положенных, есть ли часть не короче 14 дней; напоминание не спланировавшим — уведомление и письмо; действия — в аудите</w:t>
+            </w:r>
+          </w:p>
+        </w:tc>
+        <w:tc>
+          <w:tcPr>
+            <w:tcW w:w="1495" w:type="dxa"/>
+            <w:tcBorders>
+              <w:top w:val="single" w:sz="4" w:space="0" w:color="D6DCEA"/>
+              <w:left w:val="single" w:sz="4" w:space="0" w:color="D6DCEA"/>
+              <w:bottom w:val="single" w:sz="4" w:space="0" w:color="D6DCEA"/>
+              <w:right w:val="single" w:sz="4" w:space="0" w:color="D6DCEA"/>
+            </w:tcBorders>
+          </w:tcPr>
+          <w:p>
+            <w:pPr>
+              <w:pStyle w:val="Compact"/>
+              <w:widowControl/>
+              <w:spacing w:before="36" w:after="40"/>
+              <w:jc w:val="left"/>
+              <w:rPr>
+                <w:kern w:val="0"/>
+                <w:szCs w:val="24"/>
+                <w:lang w:val="en-US" w:eastAsia="en-US" w:bidi="ar-SA"/>
+              </w:rPr>
+            </w:pPr>
+            <w:r>
+              <w:rPr>
+                <w:kern w:val="0"/>
+                <w:sz w:val="18"/>
+                <w:szCs w:val="24"/>
+                <w:lang w:val="en-US" w:eastAsia="en-US" w:bidi="ar-SA"/>
+              </w:rPr>
+              <w:t>planning.e2e «кампания планирования» (5); e2e интерфейса «планирование»</w:t>
+            </w:r>
+          </w:p>
+        </w:tc>
+        <w:tc>
+          <w:tcPr>
+            <w:tcW w:w="551" w:type="dxa"/>
+            <w:tcBorders>
+              <w:top w:val="single" w:sz="4" w:space="0" w:color="D6DCEA"/>
+              <w:left w:val="single" w:sz="4" w:space="0" w:color="D6DCEA"/>
+              <w:bottom w:val="single" w:sz="4" w:space="0" w:color="D6DCEA"/>
+              <w:right w:val="single" w:sz="4" w:space="0" w:color="D6DCEA"/>
+            </w:tcBorders>
+          </w:tcPr>
+          <w:p>
+            <w:pPr>
+              <w:pStyle w:val="Compact"/>
+              <w:widowControl/>
+              <w:spacing w:before="36" w:after="40"/>
+              <w:jc w:val="left"/>
+              <w:rPr>
+                <w:kern w:val="0"/>
+                <w:szCs w:val="24"/>
+                <w:lang w:val="en-US" w:eastAsia="en-US" w:bidi="ar-SA"/>
+              </w:rPr>
+            </w:pPr>
+            <w:r>
+              <w:rPr>
+                <w:kern w:val="0"/>
+                <w:sz w:val="18"/>
+                <w:szCs w:val="24"/>
+                <w:lang w:val="en-US" w:eastAsia="en-US" w:bidi="ar-SA"/>
+              </w:rPr>
+              <w:t>BE, FE</w:t>
+            </w:r>
+          </w:p>
+        </w:tc>
+        <w:tc>
+          <w:tcPr>
+            <w:tcW w:w="392" w:type="dxa"/>
+            <w:tcBorders>
+              <w:top w:val="single" w:sz="4" w:space="0" w:color="D6DCEA"/>
+              <w:left w:val="single" w:sz="4" w:space="0" w:color="D6DCEA"/>
+              <w:bottom w:val="single" w:sz="4" w:space="0" w:color="D6DCEA"/>
+              <w:right w:val="single" w:sz="4" w:space="0" w:color="D6DCEA"/>
+            </w:tcBorders>
+          </w:tcPr>
+          <w:p>
+            <w:pPr>
+              <w:pStyle w:val="Compact"/>
+              <w:widowControl/>
+              <w:spacing w:before="36" w:after="40"/>
+              <w:jc w:val="left"/>
+              <w:rPr>
+                <w:kern w:val="0"/>
+                <w:szCs w:val="24"/>
+                <w:lang w:val="en-US" w:eastAsia="en-US" w:bidi="ar-SA"/>
+              </w:rPr>
+            </w:pPr>
+            <w:r>
+              <w:rPr>
+                <w:kern w:val="0"/>
+                <w:sz w:val="18"/>
+                <w:szCs w:val="24"/>
+                <w:lang w:val="en-US" w:eastAsia="en-US" w:bidi="ar-SA"/>
+              </w:rPr>
+              <w:t>2</w:t>
+            </w:r>
+          </w:p>
+        </w:tc>
+        <w:tc>
+          <w:tcPr>
+            <w:tcW w:w="471" w:type="dxa"/>
+            <w:tcBorders>
+              <w:top w:val="single" w:sz="4" w:space="0" w:color="D6DCEA"/>
+              <w:left w:val="single" w:sz="4" w:space="0" w:color="D6DCEA"/>
+              <w:bottom w:val="single" w:sz="4" w:space="0" w:color="D6DCEA"/>
+              <w:right w:val="single" w:sz="4" w:space="0" w:color="D6DCEA"/>
+            </w:tcBorders>
+          </w:tcPr>
+          <w:p>
+            <w:pPr>
+              <w:pStyle w:val="Compact"/>
+              <w:widowControl/>
+              <w:spacing w:before="36" w:after="40"/>
+              <w:jc w:val="left"/>
+              <w:rPr>
+                <w:kern w:val="0"/>
+                <w:szCs w:val="24"/>
+                <w:lang w:val="en-US" w:eastAsia="en-US" w:bidi="ar-SA"/>
+              </w:rPr>
+            </w:pPr>
+            <w:r>
+              <w:rPr>
+                <w:kern w:val="0"/>
+                <w:sz w:val="18"/>
+                <w:szCs w:val="24"/>
+                <w:lang w:val="en-US" w:eastAsia="en-US" w:bidi="ar-SA"/>
+              </w:rPr>
+              <w:t>—</w:t>
+            </w:r>
+          </w:p>
+        </w:tc>
+      </w:tr>
+      <w:tr>
+        <w:trPr/>
+        <w:tc>
+          <w:tcPr>
+            <w:tcW w:w="943" w:type="dxa"/>
+            <w:tcBorders>
+              <w:top w:val="single" w:sz="4" w:space="0" w:color="D6DCEA"/>
+              <w:left w:val="single" w:sz="4" w:space="0" w:color="D6DCEA"/>
+              <w:bottom w:val="single" w:sz="4" w:space="0" w:color="D6DCEA"/>
+              <w:right w:val="single" w:sz="4" w:space="0" w:color="D6DCEA"/>
+            </w:tcBorders>
+          </w:tcPr>
+          <w:p>
+            <w:pPr>
+              <w:pStyle w:val="Compact"/>
+              <w:widowControl/>
+              <w:spacing w:before="36" w:after="40"/>
+              <w:jc w:val="left"/>
+              <w:rPr>
+                <w:kern w:val="0"/>
+                <w:szCs w:val="24"/>
+                <w:lang w:val="en-US" w:eastAsia="en-US" w:bidi="ar-SA"/>
+              </w:rPr>
+            </w:pPr>
+            <w:r>
+              <w:rPr>
+                <w:kern w:val="0"/>
+                <w:sz w:val="18"/>
+                <w:szCs w:val="24"/>
+                <w:lang w:val="en-US" w:eastAsia="en-US" w:bidi="ar-SA"/>
+              </w:rPr>
+              <w:t>E60-02</w:t>
+            </w:r>
+          </w:p>
+        </w:tc>
+        <w:tc>
+          <w:tcPr>
+            <w:tcW w:w="1809" w:type="dxa"/>
+            <w:tcBorders>
+              <w:top w:val="single" w:sz="4" w:space="0" w:color="D6DCEA"/>
+              <w:left w:val="single" w:sz="4" w:space="0" w:color="D6DCEA"/>
+              <w:bottom w:val="single" w:sz="4" w:space="0" w:color="D6DCEA"/>
+              <w:right w:val="single" w:sz="4" w:space="0" w:color="D6DCEA"/>
+            </w:tcBorders>
+          </w:tcPr>
+          <w:p>
+            <w:pPr>
+              <w:pStyle w:val="Compact"/>
+              <w:widowControl/>
+              <w:spacing w:before="36" w:after="40"/>
+              <w:jc w:val="left"/>
+              <w:rPr>
+                <w:kern w:val="0"/>
+                <w:szCs w:val="24"/>
+                <w:lang w:val="en-US" w:eastAsia="en-US" w:bidi="ar-SA"/>
+              </w:rPr>
+            </w:pPr>
+            <w:r>
+              <w:rPr>
+                <w:kern w:val="0"/>
+                <w:sz w:val="18"/>
+                <w:szCs w:val="24"/>
+                <w:lang w:val="en-US" w:eastAsia="en-US" w:bidi="ar-SA"/>
+              </w:rPr>
+              <w:t>Как кадровая служба, я утверждаю график и выгружаю форму Т-7</w:t>
+            </w:r>
+          </w:p>
+        </w:tc>
+        <w:tc>
+          <w:tcPr>
+            <w:tcW w:w="3698" w:type="dxa"/>
+            <w:tcBorders>
+              <w:top w:val="single" w:sz="4" w:space="0" w:color="D6DCEA"/>
+              <w:left w:val="single" w:sz="4" w:space="0" w:color="D6DCEA"/>
+              <w:bottom w:val="single" w:sz="4" w:space="0" w:color="D6DCEA"/>
+              <w:right w:val="single" w:sz="4" w:space="0" w:color="D6DCEA"/>
+            </w:tcBorders>
+          </w:tcPr>
+          <w:p>
+            <w:pPr>
+              <w:pStyle w:val="Compact"/>
+              <w:widowControl/>
+              <w:spacing w:before="36" w:after="40"/>
+              <w:jc w:val="left"/>
+              <w:rPr>
+                <w:kern w:val="0"/>
+                <w:szCs w:val="24"/>
+                <w:lang w:val="en-US" w:eastAsia="en-US" w:bidi="ar-SA"/>
+              </w:rPr>
+            </w:pPr>
+            <w:r>
+              <w:rPr>
+                <w:kern w:val="0"/>
+                <w:sz w:val="18"/>
+                <w:szCs w:val="24"/>
+                <w:lang w:val="en-US" w:eastAsia="en-US" w:bidi="ar-SA"/>
+              </w:rPr>
+              <w:t>Утверждение фиксирует снимок графика с номером и датой документа и отметкой о мнении профсоюза; утвердить можно один раз, до начала года; выгрузка XLSX по форме Т-7 (ОКУД 0301020), графы 1–10, переносы после утверждения — в графах 8–9; табельный номер — в карточке и импорте; реквизиты организации и подписантов — в настройках</w:t>
+            </w:r>
+          </w:p>
+        </w:tc>
+        <w:tc>
+          <w:tcPr>
+            <w:tcW w:w="1495" w:type="dxa"/>
+            <w:tcBorders>
+              <w:top w:val="single" w:sz="4" w:space="0" w:color="D6DCEA"/>
+              <w:left w:val="single" w:sz="4" w:space="0" w:color="D6DCEA"/>
+              <w:bottom w:val="single" w:sz="4" w:space="0" w:color="D6DCEA"/>
+              <w:right w:val="single" w:sz="4" w:space="0" w:color="D6DCEA"/>
+            </w:tcBorders>
+          </w:tcPr>
+          <w:p>
+            <w:pPr>
+              <w:pStyle w:val="Compact"/>
+              <w:widowControl/>
+              <w:spacing w:before="36" w:after="40"/>
+              <w:jc w:val="left"/>
+              <w:rPr>
+                <w:kern w:val="0"/>
+                <w:szCs w:val="24"/>
+                <w:lang w:val="en-US" w:eastAsia="en-US" w:bidi="ar-SA"/>
+              </w:rPr>
+            </w:pPr>
+            <w:r>
+              <w:rPr>
+                <w:kern w:val="0"/>
+                <w:sz w:val="18"/>
+                <w:szCs w:val="24"/>
+                <w:lang w:val="en-US" w:eastAsia="en-US" w:bidi="ar-SA"/>
+              </w:rPr>
+              <w:t>planning.e2e «утверждение графика и форма Т-7» (5), «табельный номер и реквизиты» (2); e2e интерфейса «…график утверждается, Т-7 выгружается»; ADR-016</w:t>
+            </w:r>
+          </w:p>
+        </w:tc>
+        <w:tc>
+          <w:tcPr>
+            <w:tcW w:w="551" w:type="dxa"/>
+            <w:tcBorders>
+              <w:top w:val="single" w:sz="4" w:space="0" w:color="D6DCEA"/>
+              <w:left w:val="single" w:sz="4" w:space="0" w:color="D6DCEA"/>
+              <w:bottom w:val="single" w:sz="4" w:space="0" w:color="D6DCEA"/>
+              <w:right w:val="single" w:sz="4" w:space="0" w:color="D6DCEA"/>
+            </w:tcBorders>
+          </w:tcPr>
+          <w:p>
+            <w:pPr>
+              <w:pStyle w:val="Compact"/>
+              <w:widowControl/>
+              <w:spacing w:before="36" w:after="40"/>
+              <w:jc w:val="left"/>
+              <w:rPr>
+                <w:kern w:val="0"/>
+                <w:szCs w:val="24"/>
+                <w:lang w:val="en-US" w:eastAsia="en-US" w:bidi="ar-SA"/>
+              </w:rPr>
+            </w:pPr>
+            <w:r>
+              <w:rPr>
+                <w:kern w:val="0"/>
+                <w:sz w:val="18"/>
+                <w:szCs w:val="24"/>
+                <w:lang w:val="en-US" w:eastAsia="en-US" w:bidi="ar-SA"/>
+              </w:rPr>
+              <w:t>BE, FE</w:t>
+            </w:r>
+          </w:p>
+        </w:tc>
+        <w:tc>
+          <w:tcPr>
+            <w:tcW w:w="392" w:type="dxa"/>
+            <w:tcBorders>
+              <w:top w:val="single" w:sz="4" w:space="0" w:color="D6DCEA"/>
+              <w:left w:val="single" w:sz="4" w:space="0" w:color="D6DCEA"/>
+              <w:bottom w:val="single" w:sz="4" w:space="0" w:color="D6DCEA"/>
+              <w:right w:val="single" w:sz="4" w:space="0" w:color="D6DCEA"/>
+            </w:tcBorders>
+          </w:tcPr>
+          <w:p>
+            <w:pPr>
+              <w:pStyle w:val="Compact"/>
+              <w:widowControl/>
+              <w:spacing w:before="36" w:after="40"/>
+              <w:jc w:val="left"/>
+              <w:rPr>
+                <w:kern w:val="0"/>
+                <w:szCs w:val="24"/>
+                <w:lang w:val="en-US" w:eastAsia="en-US" w:bidi="ar-SA"/>
+              </w:rPr>
+            </w:pPr>
+            <w:r>
+              <w:rPr>
+                <w:kern w:val="0"/>
+                <w:sz w:val="18"/>
+                <w:szCs w:val="24"/>
+                <w:lang w:val="en-US" w:eastAsia="en-US" w:bidi="ar-SA"/>
+              </w:rPr>
+              <w:t>2</w:t>
+            </w:r>
+          </w:p>
+        </w:tc>
+        <w:tc>
+          <w:tcPr>
+            <w:tcW w:w="471" w:type="dxa"/>
+            <w:tcBorders>
+              <w:top w:val="single" w:sz="4" w:space="0" w:color="D6DCEA"/>
+              <w:left w:val="single" w:sz="4" w:space="0" w:color="D6DCEA"/>
+              <w:bottom w:val="single" w:sz="4" w:space="0" w:color="D6DCEA"/>
+              <w:right w:val="single" w:sz="4" w:space="0" w:color="D6DCEA"/>
+            </w:tcBorders>
+          </w:tcPr>
+          <w:p>
+            <w:pPr>
+              <w:pStyle w:val="Compact"/>
+              <w:widowControl/>
+              <w:spacing w:before="36" w:after="40"/>
+              <w:jc w:val="left"/>
+              <w:rPr>
+                <w:kern w:val="0"/>
+                <w:szCs w:val="24"/>
+                <w:lang w:val="en-US" w:eastAsia="en-US" w:bidi="ar-SA"/>
+              </w:rPr>
+            </w:pPr>
+            <w:r>
+              <w:rPr>
+                <w:kern w:val="0"/>
+                <w:sz w:val="18"/>
+                <w:szCs w:val="24"/>
+                <w:lang w:val="en-US" w:eastAsia="en-US" w:bidi="ar-SA"/>
+              </w:rPr>
+              <w:t>да</w:t>
+            </w:r>
+          </w:p>
+        </w:tc>
+      </w:tr>
+      <w:tr>
+        <w:trPr/>
+        <w:tc>
+          <w:tcPr>
+            <w:tcW w:w="943" w:type="dxa"/>
+            <w:tcBorders>
+              <w:top w:val="single" w:sz="4" w:space="0" w:color="D6DCEA"/>
+              <w:left w:val="single" w:sz="4" w:space="0" w:color="D6DCEA"/>
+              <w:bottom w:val="single" w:sz="4" w:space="0" w:color="D6DCEA"/>
+              <w:right w:val="single" w:sz="4" w:space="0" w:color="D6DCEA"/>
+            </w:tcBorders>
+          </w:tcPr>
+          <w:p>
+            <w:pPr>
+              <w:pStyle w:val="Compact"/>
+              <w:widowControl/>
+              <w:spacing w:before="36" w:after="40"/>
+              <w:jc w:val="left"/>
+              <w:rPr>
+                <w:kern w:val="0"/>
+                <w:szCs w:val="24"/>
+                <w:lang w:val="en-US" w:eastAsia="en-US" w:bidi="ar-SA"/>
+              </w:rPr>
+            </w:pPr>
+            <w:r>
+              <w:rPr>
+                <w:kern w:val="0"/>
+                <w:sz w:val="18"/>
+                <w:szCs w:val="24"/>
+                <w:lang w:val="en-US" w:eastAsia="en-US" w:bidi="ar-SA"/>
+              </w:rPr>
+              <w:t>E60-03</w:t>
+            </w:r>
+          </w:p>
+        </w:tc>
+        <w:tc>
+          <w:tcPr>
+            <w:tcW w:w="1809" w:type="dxa"/>
+            <w:tcBorders>
+              <w:top w:val="single" w:sz="4" w:space="0" w:color="D6DCEA"/>
+              <w:left w:val="single" w:sz="4" w:space="0" w:color="D6DCEA"/>
+              <w:bottom w:val="single" w:sz="4" w:space="0" w:color="D6DCEA"/>
+              <w:right w:val="single" w:sz="4" w:space="0" w:color="D6DCEA"/>
+            </w:tcBorders>
+          </w:tcPr>
+          <w:p>
+            <w:pPr>
+              <w:pStyle w:val="Compact"/>
+              <w:widowControl/>
+              <w:spacing w:before="36" w:after="40"/>
+              <w:jc w:val="left"/>
+              <w:rPr>
+                <w:kern w:val="0"/>
+                <w:szCs w:val="24"/>
+                <w:lang w:val="en-US" w:eastAsia="en-US" w:bidi="ar-SA"/>
+              </w:rPr>
+            </w:pPr>
+            <w:r>
+              <w:rPr>
+                <w:kern w:val="0"/>
+                <w:sz w:val="18"/>
+                <w:szCs w:val="24"/>
+                <w:lang w:val="en-US" w:eastAsia="en-US" w:bidi="ar-SA"/>
+              </w:rPr>
+              <w:t>Как сотрудник, я получаю извещение о начале отпуска</w:t>
+            </w:r>
+          </w:p>
+        </w:tc>
+        <w:tc>
+          <w:tcPr>
+            <w:tcW w:w="3698" w:type="dxa"/>
+            <w:tcBorders>
+              <w:top w:val="single" w:sz="4" w:space="0" w:color="D6DCEA"/>
+              <w:left w:val="single" w:sz="4" w:space="0" w:color="D6DCEA"/>
+              <w:bottom w:val="single" w:sz="4" w:space="0" w:color="D6DCEA"/>
+              <w:right w:val="single" w:sz="4" w:space="0" w:color="D6DCEA"/>
+            </w:tcBorders>
+          </w:tcPr>
+          <w:p>
+            <w:pPr>
+              <w:pStyle w:val="Compact"/>
+              <w:widowControl/>
+              <w:spacing w:before="36" w:after="40"/>
+              <w:jc w:val="left"/>
+              <w:rPr>
+                <w:kern w:val="0"/>
+                <w:szCs w:val="24"/>
+                <w:lang w:val="en-US" w:eastAsia="en-US" w:bidi="ar-SA"/>
+              </w:rPr>
+            </w:pPr>
+            <w:r>
+              <w:rPr>
+                <w:kern w:val="0"/>
+                <w:sz w:val="18"/>
+                <w:szCs w:val="24"/>
+                <w:lang w:val="en-US" w:eastAsia="en-US" w:bidi="ar-SA"/>
+              </w:rPr>
+              <w:t>Не позднее чем за две недели (настройка, не меньше 14 дней): уведомление и письмо; отпуск, согласованный позже, — извещение сразу; перенос — новое извещение; кнопка «Ознакомлен»; повторный запуск задачи не дублирует извещения</w:t>
+            </w:r>
+          </w:p>
+        </w:tc>
+        <w:tc>
+          <w:tcPr>
+            <w:tcW w:w="1495" w:type="dxa"/>
+            <w:tcBorders>
+              <w:top w:val="single" w:sz="4" w:space="0" w:color="D6DCEA"/>
+              <w:left w:val="single" w:sz="4" w:space="0" w:color="D6DCEA"/>
+              <w:bottom w:val="single" w:sz="4" w:space="0" w:color="D6DCEA"/>
+              <w:right w:val="single" w:sz="4" w:space="0" w:color="D6DCEA"/>
+            </w:tcBorders>
+          </w:tcPr>
+          <w:p>
+            <w:pPr>
+              <w:pStyle w:val="Compact"/>
+              <w:widowControl/>
+              <w:spacing w:before="36" w:after="40"/>
+              <w:jc w:val="left"/>
+              <w:rPr>
+                <w:kern w:val="0"/>
+                <w:szCs w:val="24"/>
+                <w:lang w:val="en-US" w:eastAsia="en-US" w:bidi="ar-SA"/>
+              </w:rPr>
+            </w:pPr>
+            <w:r>
+              <w:rPr>
+                <w:kern w:val="0"/>
+                <w:sz w:val="18"/>
+                <w:szCs w:val="24"/>
+                <w:lang w:val="en-US" w:eastAsia="en-US" w:bidi="ar-SA"/>
+              </w:rPr>
+              <w:t>notices.e2e (10); e2e интерфейса «извещение: … карточка «Ознакомлен»»</w:t>
+            </w:r>
+          </w:p>
+        </w:tc>
+        <w:tc>
+          <w:tcPr>
+            <w:tcW w:w="551" w:type="dxa"/>
+            <w:tcBorders>
+              <w:top w:val="single" w:sz="4" w:space="0" w:color="D6DCEA"/>
+              <w:left w:val="single" w:sz="4" w:space="0" w:color="D6DCEA"/>
+              <w:bottom w:val="single" w:sz="4" w:space="0" w:color="D6DCEA"/>
+              <w:right w:val="single" w:sz="4" w:space="0" w:color="D6DCEA"/>
+            </w:tcBorders>
+          </w:tcPr>
+          <w:p>
+            <w:pPr>
+              <w:pStyle w:val="Compact"/>
+              <w:widowControl/>
+              <w:spacing w:before="36" w:after="40"/>
+              <w:jc w:val="left"/>
+              <w:rPr>
+                <w:kern w:val="0"/>
+                <w:szCs w:val="24"/>
+                <w:lang w:val="en-US" w:eastAsia="en-US" w:bidi="ar-SA"/>
+              </w:rPr>
+            </w:pPr>
+            <w:r>
+              <w:rPr>
+                <w:kern w:val="0"/>
+                <w:sz w:val="18"/>
+                <w:szCs w:val="24"/>
+                <w:lang w:val="en-US" w:eastAsia="en-US" w:bidi="ar-SA"/>
+              </w:rPr>
+              <w:t>BE, FE</w:t>
+            </w:r>
+          </w:p>
+        </w:tc>
+        <w:tc>
+          <w:tcPr>
+            <w:tcW w:w="392" w:type="dxa"/>
+            <w:tcBorders>
+              <w:top w:val="single" w:sz="4" w:space="0" w:color="D6DCEA"/>
+              <w:left w:val="single" w:sz="4" w:space="0" w:color="D6DCEA"/>
+              <w:bottom w:val="single" w:sz="4" w:space="0" w:color="D6DCEA"/>
+              <w:right w:val="single" w:sz="4" w:space="0" w:color="D6DCEA"/>
+            </w:tcBorders>
+          </w:tcPr>
+          <w:p>
+            <w:pPr>
+              <w:pStyle w:val="Compact"/>
+              <w:widowControl/>
+              <w:spacing w:before="36" w:after="40"/>
+              <w:jc w:val="left"/>
+              <w:rPr>
+                <w:kern w:val="0"/>
+                <w:szCs w:val="24"/>
+                <w:lang w:val="en-US" w:eastAsia="en-US" w:bidi="ar-SA"/>
+              </w:rPr>
+            </w:pPr>
+            <w:r>
+              <w:rPr>
+                <w:kern w:val="0"/>
+                <w:sz w:val="18"/>
+                <w:szCs w:val="24"/>
+                <w:lang w:val="en-US" w:eastAsia="en-US" w:bidi="ar-SA"/>
+              </w:rPr>
+              <w:t>1,5</w:t>
+            </w:r>
+          </w:p>
+        </w:tc>
+        <w:tc>
+          <w:tcPr>
+            <w:tcW w:w="471" w:type="dxa"/>
+            <w:tcBorders>
+              <w:top w:val="single" w:sz="4" w:space="0" w:color="D6DCEA"/>
+              <w:left w:val="single" w:sz="4" w:space="0" w:color="D6DCEA"/>
+              <w:bottom w:val="single" w:sz="4" w:space="0" w:color="D6DCEA"/>
+              <w:right w:val="single" w:sz="4" w:space="0" w:color="D6DCEA"/>
+            </w:tcBorders>
+          </w:tcPr>
+          <w:p>
+            <w:pPr>
+              <w:pStyle w:val="Compact"/>
+              <w:widowControl/>
+              <w:spacing w:before="36" w:after="40"/>
+              <w:jc w:val="left"/>
+              <w:rPr>
+                <w:kern w:val="0"/>
+                <w:szCs w:val="24"/>
+                <w:lang w:val="en-US" w:eastAsia="en-US" w:bidi="ar-SA"/>
+              </w:rPr>
+            </w:pPr>
+            <w:r>
+              <w:rPr>
+                <w:kern w:val="0"/>
+                <w:sz w:val="18"/>
+                <w:szCs w:val="24"/>
+                <w:lang w:val="en-US" w:eastAsia="en-US" w:bidi="ar-SA"/>
+              </w:rPr>
+              <w:t>—</w:t>
+            </w:r>
+          </w:p>
+        </w:tc>
+      </w:tr>
+      <w:tr>
+        <w:trPr/>
+        <w:tc>
+          <w:tcPr>
+            <w:tcW w:w="943" w:type="dxa"/>
+            <w:tcBorders>
+              <w:top w:val="single" w:sz="4" w:space="0" w:color="D6DCEA"/>
+              <w:left w:val="single" w:sz="4" w:space="0" w:color="D6DCEA"/>
+              <w:bottom w:val="single" w:sz="4" w:space="0" w:color="D6DCEA"/>
+              <w:right w:val="single" w:sz="4" w:space="0" w:color="D6DCEA"/>
+            </w:tcBorders>
+          </w:tcPr>
+          <w:p>
+            <w:pPr>
+              <w:pStyle w:val="Compact"/>
+              <w:widowControl/>
+              <w:spacing w:before="36" w:after="40"/>
+              <w:jc w:val="left"/>
+              <w:rPr>
+                <w:kern w:val="0"/>
+                <w:szCs w:val="24"/>
+                <w:lang w:val="en-US" w:eastAsia="en-US" w:bidi="ar-SA"/>
+              </w:rPr>
+            </w:pPr>
+            <w:r>
+              <w:rPr>
+                <w:kern w:val="0"/>
+                <w:sz w:val="18"/>
+                <w:szCs w:val="24"/>
+                <w:lang w:val="en-US" w:eastAsia="en-US" w:bidi="ar-SA"/>
+              </w:rPr>
+              <w:t>E60-04</w:t>
+            </w:r>
+          </w:p>
+        </w:tc>
+        <w:tc>
+          <w:tcPr>
+            <w:tcW w:w="1809" w:type="dxa"/>
+            <w:tcBorders>
+              <w:top w:val="single" w:sz="4" w:space="0" w:color="D6DCEA"/>
+              <w:left w:val="single" w:sz="4" w:space="0" w:color="D6DCEA"/>
+              <w:bottom w:val="single" w:sz="4" w:space="0" w:color="D6DCEA"/>
+              <w:right w:val="single" w:sz="4" w:space="0" w:color="D6DCEA"/>
+            </w:tcBorders>
+          </w:tcPr>
+          <w:p>
+            <w:pPr>
+              <w:pStyle w:val="Compact"/>
+              <w:widowControl/>
+              <w:spacing w:before="36" w:after="40"/>
+              <w:jc w:val="left"/>
+              <w:rPr>
+                <w:kern w:val="0"/>
+                <w:szCs w:val="24"/>
+                <w:lang w:val="en-US" w:eastAsia="en-US" w:bidi="ar-SA"/>
+              </w:rPr>
+            </w:pPr>
+            <w:r>
+              <w:rPr>
+                <w:kern w:val="0"/>
+                <w:sz w:val="18"/>
+                <w:szCs w:val="24"/>
+                <w:lang w:val="en-US" w:eastAsia="en-US" w:bidi="ar-SA"/>
+              </w:rPr>
+              <w:t>Как кадровая служба, я подтверждаю извещения</w:t>
+            </w:r>
+          </w:p>
+        </w:tc>
+        <w:tc>
+          <w:tcPr>
+            <w:tcW w:w="3698" w:type="dxa"/>
+            <w:tcBorders>
+              <w:top w:val="single" w:sz="4" w:space="0" w:color="D6DCEA"/>
+              <w:left w:val="single" w:sz="4" w:space="0" w:color="D6DCEA"/>
+              <w:bottom w:val="single" w:sz="4" w:space="0" w:color="D6DCEA"/>
+              <w:right w:val="single" w:sz="4" w:space="0" w:color="D6DCEA"/>
+            </w:tcBorders>
+          </w:tcPr>
+          <w:p>
+            <w:pPr>
+              <w:pStyle w:val="Compact"/>
+              <w:widowControl/>
+              <w:spacing w:before="36" w:after="40"/>
+              <w:jc w:val="left"/>
+              <w:rPr>
+                <w:kern w:val="0"/>
+                <w:szCs w:val="24"/>
+                <w:lang w:val="en-US" w:eastAsia="en-US" w:bidi="ar-SA"/>
+              </w:rPr>
+            </w:pPr>
+            <w:r>
+              <w:rPr>
+                <w:kern w:val="0"/>
+                <w:sz w:val="18"/>
+                <w:szCs w:val="24"/>
+                <w:lang w:val="en-US" w:eastAsia="en-US" w:bidi="ar-SA"/>
+              </w:rPr>
+              <w:t>Журнал: кому, о каком отпуске, когда извещён, ознакомлен ли; неознакомленные ближе трёх дней до начала выделены; выгрузка XLSX; печатная форма извещения</w:t>
+            </w:r>
+          </w:p>
+        </w:tc>
+        <w:tc>
+          <w:tcPr>
+            <w:tcW w:w="1495" w:type="dxa"/>
+            <w:tcBorders>
+              <w:top w:val="single" w:sz="4" w:space="0" w:color="D6DCEA"/>
+              <w:left w:val="single" w:sz="4" w:space="0" w:color="D6DCEA"/>
+              <w:bottom w:val="single" w:sz="4" w:space="0" w:color="D6DCEA"/>
+              <w:right w:val="single" w:sz="4" w:space="0" w:color="D6DCEA"/>
+            </w:tcBorders>
+          </w:tcPr>
+          <w:p>
+            <w:pPr>
+              <w:pStyle w:val="Compact"/>
+              <w:widowControl/>
+              <w:spacing w:before="36" w:after="40"/>
+              <w:jc w:val="left"/>
+              <w:rPr>
+                <w:kern w:val="0"/>
+                <w:szCs w:val="24"/>
+                <w:lang w:val="en-US" w:eastAsia="en-US" w:bidi="ar-SA"/>
+              </w:rPr>
+            </w:pPr>
+            <w:r>
+              <w:rPr>
+                <w:kern w:val="0"/>
+                <w:sz w:val="18"/>
+                <w:szCs w:val="24"/>
+                <w:lang w:val="en-US" w:eastAsia="en-US" w:bidi="ar-SA"/>
+              </w:rPr>
+              <w:t>notices.e2e «журнал кадровой службы», «выгрузка журнала в XLSX», «извещение для печати»; e2e интерфейса — отметка в журнале и лист для печати</w:t>
+            </w:r>
+          </w:p>
+        </w:tc>
+        <w:tc>
+          <w:tcPr>
+            <w:tcW w:w="551" w:type="dxa"/>
+            <w:tcBorders>
+              <w:top w:val="single" w:sz="4" w:space="0" w:color="D6DCEA"/>
+              <w:left w:val="single" w:sz="4" w:space="0" w:color="D6DCEA"/>
+              <w:bottom w:val="single" w:sz="4" w:space="0" w:color="D6DCEA"/>
+              <w:right w:val="single" w:sz="4" w:space="0" w:color="D6DCEA"/>
+            </w:tcBorders>
+          </w:tcPr>
+          <w:p>
+            <w:pPr>
+              <w:pStyle w:val="Compact"/>
+              <w:widowControl/>
+              <w:spacing w:before="36" w:after="40"/>
+              <w:jc w:val="left"/>
+              <w:rPr>
+                <w:kern w:val="0"/>
+                <w:szCs w:val="24"/>
+                <w:lang w:val="en-US" w:eastAsia="en-US" w:bidi="ar-SA"/>
+              </w:rPr>
+            </w:pPr>
+            <w:r>
+              <w:rPr>
+                <w:kern w:val="0"/>
+                <w:sz w:val="18"/>
+                <w:szCs w:val="24"/>
+                <w:lang w:val="en-US" w:eastAsia="en-US" w:bidi="ar-SA"/>
+              </w:rPr>
+              <w:t>BE, FE</w:t>
+            </w:r>
+          </w:p>
+        </w:tc>
+        <w:tc>
+          <w:tcPr>
+            <w:tcW w:w="392" w:type="dxa"/>
+            <w:tcBorders>
+              <w:top w:val="single" w:sz="4" w:space="0" w:color="D6DCEA"/>
+              <w:left w:val="single" w:sz="4" w:space="0" w:color="D6DCEA"/>
+              <w:bottom w:val="single" w:sz="4" w:space="0" w:color="D6DCEA"/>
+              <w:right w:val="single" w:sz="4" w:space="0" w:color="D6DCEA"/>
+            </w:tcBorders>
+          </w:tcPr>
+          <w:p>
+            <w:pPr>
+              <w:pStyle w:val="Compact"/>
+              <w:widowControl/>
+              <w:spacing w:before="36" w:after="40"/>
+              <w:jc w:val="left"/>
+              <w:rPr>
+                <w:kern w:val="0"/>
+                <w:szCs w:val="24"/>
+                <w:lang w:val="en-US" w:eastAsia="en-US" w:bidi="ar-SA"/>
+              </w:rPr>
+            </w:pPr>
+            <w:r>
+              <w:rPr>
+                <w:kern w:val="0"/>
+                <w:sz w:val="18"/>
+                <w:szCs w:val="24"/>
+                <w:lang w:val="en-US" w:eastAsia="en-US" w:bidi="ar-SA"/>
+              </w:rPr>
+              <w:t>1</w:t>
+            </w:r>
+          </w:p>
+        </w:tc>
+        <w:tc>
+          <w:tcPr>
+            <w:tcW w:w="471" w:type="dxa"/>
+            <w:tcBorders>
+              <w:top w:val="single" w:sz="4" w:space="0" w:color="D6DCEA"/>
+              <w:left w:val="single" w:sz="4" w:space="0" w:color="D6DCEA"/>
+              <w:bottom w:val="single" w:sz="4" w:space="0" w:color="D6DCEA"/>
+              <w:right w:val="single" w:sz="4" w:space="0" w:color="D6DCEA"/>
+            </w:tcBorders>
+          </w:tcPr>
+          <w:p>
+            <w:pPr>
+              <w:pStyle w:val="Compact"/>
+              <w:widowControl/>
+              <w:spacing w:before="36" w:after="40"/>
+              <w:jc w:val="left"/>
+              <w:rPr>
+                <w:kern w:val="0"/>
+                <w:szCs w:val="24"/>
+                <w:lang w:val="en-US" w:eastAsia="en-US" w:bidi="ar-SA"/>
+              </w:rPr>
+            </w:pPr>
+            <w:r>
+              <w:rPr>
+                <w:kern w:val="0"/>
+                <w:sz w:val="18"/>
+                <w:szCs w:val="24"/>
+                <w:lang w:val="en-US" w:eastAsia="en-US" w:bidi="ar-SA"/>
+              </w:rPr>
+              <w:t>—</w:t>
+            </w:r>
+          </w:p>
+        </w:tc>
+      </w:tr>
+      <w:tr>
+        <w:trPr/>
+        <w:tc>
+          <w:tcPr>
+            <w:tcW w:w="943" w:type="dxa"/>
+            <w:tcBorders>
+              <w:top w:val="single" w:sz="4" w:space="0" w:color="D6DCEA"/>
+              <w:left w:val="single" w:sz="4" w:space="0" w:color="D6DCEA"/>
+              <w:bottom w:val="single" w:sz="4" w:space="0" w:color="D6DCEA"/>
+              <w:right w:val="single" w:sz="4" w:space="0" w:color="D6DCEA"/>
+            </w:tcBorders>
+          </w:tcPr>
+          <w:p>
+            <w:pPr>
+              <w:pStyle w:val="Compact"/>
+              <w:widowControl/>
+              <w:spacing w:before="36" w:after="40"/>
+              <w:jc w:val="left"/>
+              <w:rPr>
+                <w:kern w:val="0"/>
+                <w:szCs w:val="24"/>
+                <w:lang w:val="en-US" w:eastAsia="en-US" w:bidi="ar-SA"/>
+              </w:rPr>
+            </w:pPr>
+            <w:r>
+              <w:rPr>
+                <w:kern w:val="0"/>
+                <w:sz w:val="18"/>
+                <w:szCs w:val="24"/>
+                <w:lang w:val="en-US" w:eastAsia="en-US" w:bidi="ar-SA"/>
+              </w:rPr>
+              <w:t>E61-01</w:t>
+            </w:r>
+          </w:p>
+        </w:tc>
+        <w:tc>
+          <w:tcPr>
+            <w:tcW w:w="1809" w:type="dxa"/>
+            <w:tcBorders>
+              <w:top w:val="single" w:sz="4" w:space="0" w:color="D6DCEA"/>
+              <w:left w:val="single" w:sz="4" w:space="0" w:color="D6DCEA"/>
+              <w:bottom w:val="single" w:sz="4" w:space="0" w:color="D6DCEA"/>
+              <w:right w:val="single" w:sz="4" w:space="0" w:color="D6DCEA"/>
+            </w:tcBorders>
+          </w:tcPr>
+          <w:p>
+            <w:pPr>
+              <w:pStyle w:val="Compact"/>
+              <w:widowControl/>
+              <w:spacing w:before="36" w:after="40"/>
+              <w:jc w:val="left"/>
+              <w:rPr>
+                <w:kern w:val="0"/>
+                <w:szCs w:val="24"/>
+                <w:lang w:val="en-US" w:eastAsia="en-US" w:bidi="ar-SA"/>
+              </w:rPr>
+            </w:pPr>
+            <w:r>
+              <w:rPr>
+                <w:kern w:val="0"/>
+                <w:sz w:val="18"/>
+                <w:szCs w:val="24"/>
+                <w:lang w:val="en-US" w:eastAsia="en-US" w:bidi="ar-SA"/>
+              </w:rPr>
+              <w:t>Как руководитель, я передаю согласование заместителю</w:t>
+            </w:r>
+          </w:p>
+        </w:tc>
+        <w:tc>
+          <w:tcPr>
+            <w:tcW w:w="3698" w:type="dxa"/>
+            <w:tcBorders>
+              <w:top w:val="single" w:sz="4" w:space="0" w:color="D6DCEA"/>
+              <w:left w:val="single" w:sz="4" w:space="0" w:color="D6DCEA"/>
+              <w:bottom w:val="single" w:sz="4" w:space="0" w:color="D6DCEA"/>
+              <w:right w:val="single" w:sz="4" w:space="0" w:color="D6DCEA"/>
+            </w:tcBorders>
+          </w:tcPr>
+          <w:p>
+            <w:pPr>
+              <w:pStyle w:val="Compact"/>
+              <w:widowControl/>
+              <w:spacing w:before="36" w:after="40"/>
+              <w:jc w:val="left"/>
+              <w:rPr>
+                <w:kern w:val="0"/>
+                <w:szCs w:val="24"/>
+                <w:lang w:val="en-US" w:eastAsia="en-US" w:bidi="ar-SA"/>
+              </w:rPr>
+            </w:pPr>
+            <w:r>
+              <w:rPr>
+                <w:kern w:val="0"/>
+                <w:sz w:val="18"/>
+                <w:szCs w:val="24"/>
+                <w:lang w:val="en-US" w:eastAsia="en-US" w:bidi="ar-SA"/>
+              </w:rPr>
+              <w:t>Заместитель и период; заместитель видит заявки в очереди, согласует и отклоняет их, свои — нет; уведомления о новых заявках получает и он; назначить замещение за руководителя может кадровая служба; назначение и отмена — в аудите</w:t>
+            </w:r>
+          </w:p>
+        </w:tc>
+        <w:tc>
+          <w:tcPr>
+            <w:tcW w:w="1495" w:type="dxa"/>
+            <w:tcBorders>
+              <w:top w:val="single" w:sz="4" w:space="0" w:color="D6DCEA"/>
+              <w:left w:val="single" w:sz="4" w:space="0" w:color="D6DCEA"/>
+              <w:bottom w:val="single" w:sz="4" w:space="0" w:color="D6DCEA"/>
+              <w:right w:val="single" w:sz="4" w:space="0" w:color="D6DCEA"/>
+            </w:tcBorders>
+          </w:tcPr>
+          <w:p>
+            <w:pPr>
+              <w:pStyle w:val="Compact"/>
+              <w:widowControl/>
+              <w:spacing w:before="36" w:after="40"/>
+              <w:jc w:val="left"/>
+              <w:rPr>
+                <w:kern w:val="0"/>
+                <w:szCs w:val="24"/>
+                <w:lang w:val="en-US" w:eastAsia="en-US" w:bidi="ar-SA"/>
+              </w:rPr>
+            </w:pPr>
+            <w:r>
+              <w:rPr>
+                <w:kern w:val="0"/>
+                <w:sz w:val="18"/>
+                <w:szCs w:val="24"/>
+                <w:lang w:val="en-US" w:eastAsia="en-US" w:bidi="ar-SA"/>
+              </w:rPr>
+              <w:t>delegation.e2e «замещение руководителя» (6), «руководитель отдела» (2); e2e интерфейса «замещение»</w:t>
+            </w:r>
+          </w:p>
+        </w:tc>
+        <w:tc>
+          <w:tcPr>
+            <w:tcW w:w="551" w:type="dxa"/>
+            <w:tcBorders>
+              <w:top w:val="single" w:sz="4" w:space="0" w:color="D6DCEA"/>
+              <w:left w:val="single" w:sz="4" w:space="0" w:color="D6DCEA"/>
+              <w:bottom w:val="single" w:sz="4" w:space="0" w:color="D6DCEA"/>
+              <w:right w:val="single" w:sz="4" w:space="0" w:color="D6DCEA"/>
+            </w:tcBorders>
+          </w:tcPr>
+          <w:p>
+            <w:pPr>
+              <w:pStyle w:val="Compact"/>
+              <w:widowControl/>
+              <w:spacing w:before="36" w:after="40"/>
+              <w:jc w:val="left"/>
+              <w:rPr>
+                <w:kern w:val="0"/>
+                <w:szCs w:val="24"/>
+                <w:lang w:val="en-US" w:eastAsia="en-US" w:bidi="ar-SA"/>
+              </w:rPr>
+            </w:pPr>
+            <w:r>
+              <w:rPr>
+                <w:kern w:val="0"/>
+                <w:sz w:val="18"/>
+                <w:szCs w:val="24"/>
+                <w:lang w:val="en-US" w:eastAsia="en-US" w:bidi="ar-SA"/>
+              </w:rPr>
+              <w:t>BE, FE</w:t>
+            </w:r>
+          </w:p>
+        </w:tc>
+        <w:tc>
+          <w:tcPr>
+            <w:tcW w:w="392" w:type="dxa"/>
+            <w:tcBorders>
+              <w:top w:val="single" w:sz="4" w:space="0" w:color="D6DCEA"/>
+              <w:left w:val="single" w:sz="4" w:space="0" w:color="D6DCEA"/>
+              <w:bottom w:val="single" w:sz="4" w:space="0" w:color="D6DCEA"/>
+              <w:right w:val="single" w:sz="4" w:space="0" w:color="D6DCEA"/>
+            </w:tcBorders>
+          </w:tcPr>
+          <w:p>
+            <w:pPr>
+              <w:pStyle w:val="Compact"/>
+              <w:widowControl/>
+              <w:spacing w:before="36" w:after="40"/>
+              <w:jc w:val="left"/>
+              <w:rPr>
+                <w:kern w:val="0"/>
+                <w:szCs w:val="24"/>
+                <w:lang w:val="en-US" w:eastAsia="en-US" w:bidi="ar-SA"/>
+              </w:rPr>
+            </w:pPr>
+            <w:r>
+              <w:rPr>
+                <w:kern w:val="0"/>
+                <w:sz w:val="18"/>
+                <w:szCs w:val="24"/>
+                <w:lang w:val="en-US" w:eastAsia="en-US" w:bidi="ar-SA"/>
+              </w:rPr>
+              <w:t>1,5</w:t>
+            </w:r>
+          </w:p>
+        </w:tc>
+        <w:tc>
+          <w:tcPr>
+            <w:tcW w:w="471" w:type="dxa"/>
+            <w:tcBorders>
+              <w:top w:val="single" w:sz="4" w:space="0" w:color="D6DCEA"/>
+              <w:left w:val="single" w:sz="4" w:space="0" w:color="D6DCEA"/>
+              <w:bottom w:val="single" w:sz="4" w:space="0" w:color="D6DCEA"/>
+              <w:right w:val="single" w:sz="4" w:space="0" w:color="D6DCEA"/>
+            </w:tcBorders>
+          </w:tcPr>
+          <w:p>
+            <w:pPr>
+              <w:pStyle w:val="Compact"/>
+              <w:widowControl/>
+              <w:spacing w:before="36" w:after="40"/>
+              <w:jc w:val="left"/>
+              <w:rPr>
+                <w:kern w:val="0"/>
+                <w:szCs w:val="24"/>
+                <w:lang w:val="en-US" w:eastAsia="en-US" w:bidi="ar-SA"/>
+              </w:rPr>
+            </w:pPr>
+            <w:r>
+              <w:rPr>
+                <w:kern w:val="0"/>
+                <w:sz w:val="18"/>
+                <w:szCs w:val="24"/>
+                <w:lang w:val="en-US" w:eastAsia="en-US" w:bidi="ar-SA"/>
+              </w:rPr>
+              <w:t>да</w:t>
+            </w:r>
+          </w:p>
+        </w:tc>
+      </w:tr>
+      <w:tr>
+        <w:trPr/>
+        <w:tc>
+          <w:tcPr>
+            <w:tcW w:w="943" w:type="dxa"/>
+            <w:tcBorders>
+              <w:top w:val="single" w:sz="4" w:space="0" w:color="D6DCEA"/>
+              <w:left w:val="single" w:sz="4" w:space="0" w:color="D6DCEA"/>
+              <w:bottom w:val="single" w:sz="4" w:space="0" w:color="D6DCEA"/>
+              <w:right w:val="single" w:sz="4" w:space="0" w:color="D6DCEA"/>
+            </w:tcBorders>
+          </w:tcPr>
+          <w:p>
+            <w:pPr>
+              <w:pStyle w:val="Compact"/>
+              <w:widowControl/>
+              <w:spacing w:before="36" w:after="40"/>
+              <w:jc w:val="left"/>
+              <w:rPr>
+                <w:kern w:val="0"/>
+                <w:szCs w:val="24"/>
+                <w:lang w:val="en-US" w:eastAsia="en-US" w:bidi="ar-SA"/>
+              </w:rPr>
+            </w:pPr>
+            <w:r>
+              <w:rPr>
+                <w:kern w:val="0"/>
+                <w:sz w:val="18"/>
+                <w:szCs w:val="24"/>
+                <w:lang w:val="en-US" w:eastAsia="en-US" w:bidi="ar-SA"/>
+              </w:rPr>
+              <w:t>E61-02</w:t>
+            </w:r>
+          </w:p>
+        </w:tc>
+        <w:tc>
+          <w:tcPr>
+            <w:tcW w:w="1809" w:type="dxa"/>
+            <w:tcBorders>
+              <w:top w:val="single" w:sz="4" w:space="0" w:color="D6DCEA"/>
+              <w:left w:val="single" w:sz="4" w:space="0" w:color="D6DCEA"/>
+              <w:bottom w:val="single" w:sz="4" w:space="0" w:color="D6DCEA"/>
+              <w:right w:val="single" w:sz="4" w:space="0" w:color="D6DCEA"/>
+            </w:tcBorders>
+          </w:tcPr>
+          <w:p>
+            <w:pPr>
+              <w:pStyle w:val="Compact"/>
+              <w:widowControl/>
+              <w:spacing w:before="36" w:after="40"/>
+              <w:jc w:val="left"/>
+              <w:rPr>
+                <w:kern w:val="0"/>
+                <w:szCs w:val="24"/>
+                <w:lang w:val="en-US" w:eastAsia="en-US" w:bidi="ar-SA"/>
+              </w:rPr>
+            </w:pPr>
+            <w:r>
+              <w:rPr>
+                <w:kern w:val="0"/>
+                <w:sz w:val="18"/>
+                <w:szCs w:val="24"/>
+                <w:lang w:val="en-US" w:eastAsia="en-US" w:bidi="ar-SA"/>
+              </w:rPr>
+              <w:t>Как сотрудник, я не жду решения неделями</w:t>
+            </w:r>
+          </w:p>
+        </w:tc>
+        <w:tc>
+          <w:tcPr>
+            <w:tcW w:w="3698" w:type="dxa"/>
+            <w:tcBorders>
+              <w:top w:val="single" w:sz="4" w:space="0" w:color="D6DCEA"/>
+              <w:left w:val="single" w:sz="4" w:space="0" w:color="D6DCEA"/>
+              <w:bottom w:val="single" w:sz="4" w:space="0" w:color="D6DCEA"/>
+              <w:right w:val="single" w:sz="4" w:space="0" w:color="D6DCEA"/>
+            </w:tcBorders>
+          </w:tcPr>
+          <w:p>
+            <w:pPr>
+              <w:pStyle w:val="Compact"/>
+              <w:widowControl/>
+              <w:spacing w:before="36" w:after="40"/>
+              <w:jc w:val="left"/>
+              <w:rPr>
+                <w:kern w:val="0"/>
+                <w:szCs w:val="24"/>
+                <w:lang w:val="en-US" w:eastAsia="en-US" w:bidi="ar-SA"/>
+              </w:rPr>
+            </w:pPr>
+            <w:r>
+              <w:rPr>
+                <w:kern w:val="0"/>
+                <w:sz w:val="18"/>
+                <w:szCs w:val="24"/>
+                <w:lang w:val="en-US" w:eastAsia="en-US" w:bidi="ar-SA"/>
+              </w:rPr>
+              <w:t>Заявка без решения дольше N дней (настройка, 0 — выключено) передаётся вышестоящему руководителю, а без него — кадровой службе; адресат получает уведомление и право решения по заявке; в очереди отметка «эскалирована»; повторно не передаётся</w:t>
+            </w:r>
+          </w:p>
+        </w:tc>
+        <w:tc>
+          <w:tcPr>
+            <w:tcW w:w="1495" w:type="dxa"/>
+            <w:tcBorders>
+              <w:top w:val="single" w:sz="4" w:space="0" w:color="D6DCEA"/>
+              <w:left w:val="single" w:sz="4" w:space="0" w:color="D6DCEA"/>
+              <w:bottom w:val="single" w:sz="4" w:space="0" w:color="D6DCEA"/>
+              <w:right w:val="single" w:sz="4" w:space="0" w:color="D6DCEA"/>
+            </w:tcBorders>
+          </w:tcPr>
+          <w:p>
+            <w:pPr>
+              <w:pStyle w:val="Compact"/>
+              <w:widowControl/>
+              <w:spacing w:before="36" w:after="40"/>
+              <w:jc w:val="left"/>
+              <w:rPr>
+                <w:kern w:val="0"/>
+                <w:szCs w:val="24"/>
+                <w:lang w:val="en-US" w:eastAsia="en-US" w:bidi="ar-SA"/>
+              </w:rPr>
+            </w:pPr>
+            <w:r>
+              <w:rPr>
+                <w:kern w:val="0"/>
+                <w:sz w:val="18"/>
+                <w:szCs w:val="24"/>
+                <w:lang w:val="en-US" w:eastAsia="en-US" w:bidi="ar-SA"/>
+              </w:rPr>
+              <w:t>delegation.e2e «эскалация» (4)</w:t>
+            </w:r>
+          </w:p>
+        </w:tc>
+        <w:tc>
+          <w:tcPr>
+            <w:tcW w:w="551" w:type="dxa"/>
+            <w:tcBorders>
+              <w:top w:val="single" w:sz="4" w:space="0" w:color="D6DCEA"/>
+              <w:left w:val="single" w:sz="4" w:space="0" w:color="D6DCEA"/>
+              <w:bottom w:val="single" w:sz="4" w:space="0" w:color="D6DCEA"/>
+              <w:right w:val="single" w:sz="4" w:space="0" w:color="D6DCEA"/>
+            </w:tcBorders>
+          </w:tcPr>
+          <w:p>
+            <w:pPr>
+              <w:pStyle w:val="Compact"/>
+              <w:widowControl/>
+              <w:spacing w:before="36" w:after="40"/>
+              <w:jc w:val="left"/>
+              <w:rPr>
+                <w:kern w:val="0"/>
+                <w:szCs w:val="24"/>
+                <w:lang w:val="en-US" w:eastAsia="en-US" w:bidi="ar-SA"/>
+              </w:rPr>
+            </w:pPr>
+            <w:r>
+              <w:rPr>
+                <w:kern w:val="0"/>
+                <w:sz w:val="18"/>
+                <w:szCs w:val="24"/>
+                <w:lang w:val="en-US" w:eastAsia="en-US" w:bidi="ar-SA"/>
+              </w:rPr>
+              <w:t>BE, FE</w:t>
+            </w:r>
+          </w:p>
+        </w:tc>
+        <w:tc>
+          <w:tcPr>
+            <w:tcW w:w="392" w:type="dxa"/>
+            <w:tcBorders>
+              <w:top w:val="single" w:sz="4" w:space="0" w:color="D6DCEA"/>
+              <w:left w:val="single" w:sz="4" w:space="0" w:color="D6DCEA"/>
+              <w:bottom w:val="single" w:sz="4" w:space="0" w:color="D6DCEA"/>
+              <w:right w:val="single" w:sz="4" w:space="0" w:color="D6DCEA"/>
+            </w:tcBorders>
+          </w:tcPr>
+          <w:p>
+            <w:pPr>
+              <w:pStyle w:val="Compact"/>
+              <w:widowControl/>
+              <w:spacing w:before="36" w:after="40"/>
+              <w:jc w:val="left"/>
+              <w:rPr>
+                <w:kern w:val="0"/>
+                <w:szCs w:val="24"/>
+                <w:lang w:val="en-US" w:eastAsia="en-US" w:bidi="ar-SA"/>
+              </w:rPr>
+            </w:pPr>
+            <w:r>
+              <w:rPr>
+                <w:kern w:val="0"/>
+                <w:sz w:val="18"/>
+                <w:szCs w:val="24"/>
+                <w:lang w:val="en-US" w:eastAsia="en-US" w:bidi="ar-SA"/>
+              </w:rPr>
+              <w:t>1</w:t>
+            </w:r>
+          </w:p>
+        </w:tc>
+        <w:tc>
+          <w:tcPr>
+            <w:tcW w:w="471" w:type="dxa"/>
+            <w:tcBorders>
+              <w:top w:val="single" w:sz="4" w:space="0" w:color="D6DCEA"/>
+              <w:left w:val="single" w:sz="4" w:space="0" w:color="D6DCEA"/>
+              <w:bottom w:val="single" w:sz="4" w:space="0" w:color="D6DCEA"/>
+              <w:right w:val="single" w:sz="4" w:space="0" w:color="D6DCEA"/>
+            </w:tcBorders>
+          </w:tcPr>
+          <w:p>
+            <w:pPr>
+              <w:pStyle w:val="Compact"/>
+              <w:widowControl/>
+              <w:spacing w:before="36" w:after="40"/>
+              <w:jc w:val="left"/>
+              <w:rPr>
+                <w:kern w:val="0"/>
+                <w:szCs w:val="24"/>
+                <w:lang w:val="en-US" w:eastAsia="en-US" w:bidi="ar-SA"/>
+              </w:rPr>
+            </w:pPr>
+            <w:r>
+              <w:rPr>
+                <w:kern w:val="0"/>
+                <w:sz w:val="18"/>
+                <w:szCs w:val="24"/>
+                <w:lang w:val="en-US" w:eastAsia="en-US" w:bidi="ar-SA"/>
+              </w:rPr>
+              <w:t>да</w:t>
+            </w:r>
+          </w:p>
+        </w:tc>
+      </w:tr>
+      <w:tr>
+        <w:trPr/>
+        <w:tc>
+          <w:tcPr>
+            <w:tcW w:w="943" w:type="dxa"/>
+            <w:tcBorders>
+              <w:top w:val="single" w:sz="4" w:space="0" w:color="D6DCEA"/>
+              <w:left w:val="single" w:sz="4" w:space="0" w:color="D6DCEA"/>
+              <w:bottom w:val="single" w:sz="4" w:space="0" w:color="D6DCEA"/>
+              <w:right w:val="single" w:sz="4" w:space="0" w:color="D6DCEA"/>
+            </w:tcBorders>
+          </w:tcPr>
+          <w:p>
+            <w:pPr>
+              <w:pStyle w:val="Compact"/>
+              <w:widowControl/>
+              <w:spacing w:before="36" w:after="40"/>
+              <w:jc w:val="left"/>
+              <w:rPr>
+                <w:kern w:val="0"/>
+                <w:szCs w:val="24"/>
+                <w:lang w:val="en-US" w:eastAsia="en-US" w:bidi="ar-SA"/>
+              </w:rPr>
+            </w:pPr>
+            <w:r>
+              <w:rPr>
+                <w:kern w:val="0"/>
+                <w:sz w:val="18"/>
+                <w:szCs w:val="24"/>
+                <w:lang w:val="en-US" w:eastAsia="en-US" w:bidi="ar-SA"/>
+              </w:rPr>
+              <w:t>E62-01</w:t>
+            </w:r>
+          </w:p>
+        </w:tc>
+        <w:tc>
+          <w:tcPr>
+            <w:tcW w:w="1809" w:type="dxa"/>
+            <w:tcBorders>
+              <w:top w:val="single" w:sz="4" w:space="0" w:color="D6DCEA"/>
+              <w:left w:val="single" w:sz="4" w:space="0" w:color="D6DCEA"/>
+              <w:bottom w:val="single" w:sz="4" w:space="0" w:color="D6DCEA"/>
+              <w:right w:val="single" w:sz="4" w:space="0" w:color="D6DCEA"/>
+            </w:tcBorders>
+          </w:tcPr>
+          <w:p>
+            <w:pPr>
+              <w:pStyle w:val="Compact"/>
+              <w:widowControl/>
+              <w:spacing w:before="36" w:after="40"/>
+              <w:jc w:val="left"/>
+              <w:rPr>
+                <w:kern w:val="0"/>
+                <w:szCs w:val="24"/>
+                <w:lang w:val="en-US" w:eastAsia="en-US" w:bidi="ar-SA"/>
+              </w:rPr>
+            </w:pPr>
+            <w:r>
+              <w:rPr>
+                <w:kern w:val="0"/>
+                <w:sz w:val="18"/>
+                <w:szCs w:val="24"/>
+                <w:lang w:val="en-US" w:eastAsia="en-US" w:bidi="ar-SA"/>
+              </w:rPr>
+              <w:t>Как ИБ, я вижу журнал входов</w:t>
+            </w:r>
+          </w:p>
+        </w:tc>
+        <w:tc>
+          <w:tcPr>
+            <w:tcW w:w="3698" w:type="dxa"/>
+            <w:tcBorders>
+              <w:top w:val="single" w:sz="4" w:space="0" w:color="D6DCEA"/>
+              <w:left w:val="single" w:sz="4" w:space="0" w:color="D6DCEA"/>
+              <w:bottom w:val="single" w:sz="4" w:space="0" w:color="D6DCEA"/>
+              <w:right w:val="single" w:sz="4" w:space="0" w:color="D6DCEA"/>
+            </w:tcBorders>
+          </w:tcPr>
+          <w:p>
+            <w:pPr>
+              <w:pStyle w:val="Compact"/>
+              <w:widowControl/>
+              <w:spacing w:before="36" w:after="40"/>
+              <w:jc w:val="left"/>
+              <w:rPr>
+                <w:kern w:val="0"/>
+                <w:szCs w:val="24"/>
+                <w:lang w:val="en-US" w:eastAsia="en-US" w:bidi="ar-SA"/>
+              </w:rPr>
+            </w:pPr>
+            <w:r>
+              <w:rPr>
+                <w:kern w:val="0"/>
+                <w:sz w:val="18"/>
+                <w:szCs w:val="24"/>
+                <w:lang w:val="en-US" w:eastAsia="en-US" w:bidi="ar-SA"/>
+              </w:rPr>
+              <w:t>Успешные и неуспешные входы (пароль, единый вход), блокировки: время, логин, сотрудник, адрес, браузер; фильтры; срок хранения — настройка; последний вход в карточке сотрудника</w:t>
+            </w:r>
+          </w:p>
+        </w:tc>
+        <w:tc>
+          <w:tcPr>
+            <w:tcW w:w="1495" w:type="dxa"/>
+            <w:tcBorders>
+              <w:top w:val="single" w:sz="4" w:space="0" w:color="D6DCEA"/>
+              <w:left w:val="single" w:sz="4" w:space="0" w:color="D6DCEA"/>
+              <w:bottom w:val="single" w:sz="4" w:space="0" w:color="D6DCEA"/>
+              <w:right w:val="single" w:sz="4" w:space="0" w:color="D6DCEA"/>
+            </w:tcBorders>
+          </w:tcPr>
+          <w:p>
+            <w:pPr>
+              <w:pStyle w:val="Compact"/>
+              <w:widowControl/>
+              <w:spacing w:before="36" w:after="40"/>
+              <w:jc w:val="left"/>
+              <w:rPr>
+                <w:kern w:val="0"/>
+                <w:szCs w:val="24"/>
+                <w:lang w:val="en-US" w:eastAsia="en-US" w:bidi="ar-SA"/>
+              </w:rPr>
+            </w:pPr>
+            <w:r>
+              <w:rPr>
+                <w:kern w:val="0"/>
+                <w:sz w:val="18"/>
+                <w:szCs w:val="24"/>
+                <w:lang w:val="en-US" w:eastAsia="en-US" w:bidi="ar-SA"/>
+              </w:rPr>
+              <w:t>security.e2e «журнал входов» (4 + очистка по сроку); вкладка «Входы» журнала аудита</w:t>
+            </w:r>
+          </w:p>
+        </w:tc>
+        <w:tc>
+          <w:tcPr>
+            <w:tcW w:w="551" w:type="dxa"/>
+            <w:tcBorders>
+              <w:top w:val="single" w:sz="4" w:space="0" w:color="D6DCEA"/>
+              <w:left w:val="single" w:sz="4" w:space="0" w:color="D6DCEA"/>
+              <w:bottom w:val="single" w:sz="4" w:space="0" w:color="D6DCEA"/>
+              <w:right w:val="single" w:sz="4" w:space="0" w:color="D6DCEA"/>
+            </w:tcBorders>
+          </w:tcPr>
+          <w:p>
+            <w:pPr>
+              <w:pStyle w:val="Compact"/>
+              <w:widowControl/>
+              <w:spacing w:before="36" w:after="40"/>
+              <w:jc w:val="left"/>
+              <w:rPr>
+                <w:kern w:val="0"/>
+                <w:szCs w:val="24"/>
+                <w:lang w:val="en-US" w:eastAsia="en-US" w:bidi="ar-SA"/>
+              </w:rPr>
+            </w:pPr>
+            <w:r>
+              <w:rPr>
+                <w:kern w:val="0"/>
+                <w:sz w:val="18"/>
+                <w:szCs w:val="24"/>
+                <w:lang w:val="en-US" w:eastAsia="en-US" w:bidi="ar-SA"/>
+              </w:rPr>
+              <w:t>BE, FE</w:t>
+            </w:r>
+          </w:p>
+        </w:tc>
+        <w:tc>
+          <w:tcPr>
+            <w:tcW w:w="392" w:type="dxa"/>
+            <w:tcBorders>
+              <w:top w:val="single" w:sz="4" w:space="0" w:color="D6DCEA"/>
+              <w:left w:val="single" w:sz="4" w:space="0" w:color="D6DCEA"/>
+              <w:bottom w:val="single" w:sz="4" w:space="0" w:color="D6DCEA"/>
+              <w:right w:val="single" w:sz="4" w:space="0" w:color="D6DCEA"/>
+            </w:tcBorders>
+          </w:tcPr>
+          <w:p>
+            <w:pPr>
+              <w:pStyle w:val="Compact"/>
+              <w:widowControl/>
+              <w:spacing w:before="36" w:after="40"/>
+              <w:jc w:val="left"/>
+              <w:rPr>
+                <w:kern w:val="0"/>
+                <w:szCs w:val="24"/>
+                <w:lang w:val="en-US" w:eastAsia="en-US" w:bidi="ar-SA"/>
+              </w:rPr>
+            </w:pPr>
+            <w:r>
+              <w:rPr>
+                <w:kern w:val="0"/>
+                <w:sz w:val="18"/>
+                <w:szCs w:val="24"/>
+                <w:lang w:val="en-US" w:eastAsia="en-US" w:bidi="ar-SA"/>
+              </w:rPr>
+              <w:t>1</w:t>
+            </w:r>
+          </w:p>
+        </w:tc>
+        <w:tc>
+          <w:tcPr>
+            <w:tcW w:w="471" w:type="dxa"/>
+            <w:tcBorders>
+              <w:top w:val="single" w:sz="4" w:space="0" w:color="D6DCEA"/>
+              <w:left w:val="single" w:sz="4" w:space="0" w:color="D6DCEA"/>
+              <w:bottom w:val="single" w:sz="4" w:space="0" w:color="D6DCEA"/>
+              <w:right w:val="single" w:sz="4" w:space="0" w:color="D6DCEA"/>
+            </w:tcBorders>
+          </w:tcPr>
+          <w:p>
+            <w:pPr>
+              <w:pStyle w:val="Compact"/>
+              <w:widowControl/>
+              <w:spacing w:before="36" w:after="40"/>
+              <w:jc w:val="left"/>
+              <w:rPr>
+                <w:kern w:val="0"/>
+                <w:szCs w:val="24"/>
+                <w:lang w:val="en-US" w:eastAsia="en-US" w:bidi="ar-SA"/>
+              </w:rPr>
+            </w:pPr>
+            <w:r>
+              <w:rPr>
+                <w:kern w:val="0"/>
+                <w:sz w:val="18"/>
+                <w:szCs w:val="24"/>
+                <w:lang w:val="en-US" w:eastAsia="en-US" w:bidi="ar-SA"/>
+              </w:rPr>
+              <w:t>да</w:t>
+            </w:r>
+          </w:p>
+        </w:tc>
+      </w:tr>
+      <w:tr>
+        <w:trPr/>
+        <w:tc>
+          <w:tcPr>
+            <w:tcW w:w="943" w:type="dxa"/>
+            <w:tcBorders>
+              <w:top w:val="single" w:sz="4" w:space="0" w:color="D6DCEA"/>
+              <w:left w:val="single" w:sz="4" w:space="0" w:color="D6DCEA"/>
+              <w:bottom w:val="single" w:sz="4" w:space="0" w:color="D6DCEA"/>
+              <w:right w:val="single" w:sz="4" w:space="0" w:color="D6DCEA"/>
+            </w:tcBorders>
+          </w:tcPr>
+          <w:p>
+            <w:pPr>
+              <w:pStyle w:val="Compact"/>
+              <w:widowControl/>
+              <w:spacing w:before="36" w:after="40"/>
+              <w:jc w:val="left"/>
+              <w:rPr>
+                <w:kern w:val="0"/>
+                <w:szCs w:val="24"/>
+                <w:lang w:val="en-US" w:eastAsia="en-US" w:bidi="ar-SA"/>
+              </w:rPr>
+            </w:pPr>
+            <w:r>
+              <w:rPr>
+                <w:kern w:val="0"/>
+                <w:sz w:val="18"/>
+                <w:szCs w:val="24"/>
+                <w:lang w:val="en-US" w:eastAsia="en-US" w:bidi="ar-SA"/>
+              </w:rPr>
+              <w:t>E62-02</w:t>
+            </w:r>
+          </w:p>
+        </w:tc>
+        <w:tc>
+          <w:tcPr>
+            <w:tcW w:w="1809" w:type="dxa"/>
+            <w:tcBorders>
+              <w:top w:val="single" w:sz="4" w:space="0" w:color="D6DCEA"/>
+              <w:left w:val="single" w:sz="4" w:space="0" w:color="D6DCEA"/>
+              <w:bottom w:val="single" w:sz="4" w:space="0" w:color="D6DCEA"/>
+              <w:right w:val="single" w:sz="4" w:space="0" w:color="D6DCEA"/>
+            </w:tcBorders>
+          </w:tcPr>
+          <w:p>
+            <w:pPr>
+              <w:pStyle w:val="Compact"/>
+              <w:widowControl/>
+              <w:spacing w:before="36" w:after="40"/>
+              <w:jc w:val="left"/>
+              <w:rPr>
+                <w:kern w:val="0"/>
+                <w:szCs w:val="24"/>
+                <w:lang w:val="en-US" w:eastAsia="en-US" w:bidi="ar-SA"/>
+              </w:rPr>
+            </w:pPr>
+            <w:r>
+              <w:rPr>
+                <w:kern w:val="0"/>
+                <w:sz w:val="18"/>
+                <w:szCs w:val="24"/>
+                <w:lang w:val="en-US" w:eastAsia="en-US" w:bidi="ar-SA"/>
+              </w:rPr>
+              <w:t>Как ИБ, я останавливаю подбор пароля</w:t>
+            </w:r>
+          </w:p>
+        </w:tc>
+        <w:tc>
+          <w:tcPr>
+            <w:tcW w:w="3698" w:type="dxa"/>
+            <w:tcBorders>
+              <w:top w:val="single" w:sz="4" w:space="0" w:color="D6DCEA"/>
+              <w:left w:val="single" w:sz="4" w:space="0" w:color="D6DCEA"/>
+              <w:bottom w:val="single" w:sz="4" w:space="0" w:color="D6DCEA"/>
+              <w:right w:val="single" w:sz="4" w:space="0" w:color="D6DCEA"/>
+            </w:tcBorders>
+          </w:tcPr>
+          <w:p>
+            <w:pPr>
+              <w:pStyle w:val="Compact"/>
+              <w:widowControl/>
+              <w:spacing w:before="36" w:after="40"/>
+              <w:jc w:val="left"/>
+              <w:rPr>
+                <w:kern w:val="0"/>
+                <w:szCs w:val="24"/>
+                <w:lang w:val="en-US" w:eastAsia="en-US" w:bidi="ar-SA"/>
+              </w:rPr>
+            </w:pPr>
+            <w:r>
+              <w:rPr>
+                <w:kern w:val="0"/>
+                <w:sz w:val="18"/>
+                <w:szCs w:val="24"/>
+                <w:lang w:val="en-US" w:eastAsia="en-US" w:bidi="ar-SA"/>
+              </w:rPr>
+              <w:t xml:space="preserve">После N неудачных попыток подряд учётная запись блокируется на M минут (настройки) — код </w:t>
+            </w:r>
+            <w:r>
+              <w:rPr>
+                <w:rStyle w:val="VerbatimChar"/>
+                <w:kern w:val="0"/>
+                <w:sz w:val="18"/>
+                <w:szCs w:val="24"/>
+                <w:lang w:val="en-US" w:eastAsia="en-US" w:bidi="ar-SA"/>
+              </w:rPr>
+              <w:t>auth/account-locked</w:t>
+            </w:r>
+            <w:r>
+              <w:rPr>
+                <w:kern w:val="0"/>
+                <w:sz w:val="18"/>
+                <w:szCs w:val="24"/>
+                <w:lang w:val="en-US" w:eastAsia="en-US" w:bidi="ar-SA"/>
+              </w:rPr>
+              <w:t>; сотрудник получает уведомление; кадровая служба снимает блокировку</w:t>
+            </w:r>
+          </w:p>
+        </w:tc>
+        <w:tc>
+          <w:tcPr>
+            <w:tcW w:w="1495" w:type="dxa"/>
+            <w:tcBorders>
+              <w:top w:val="single" w:sz="4" w:space="0" w:color="D6DCEA"/>
+              <w:left w:val="single" w:sz="4" w:space="0" w:color="D6DCEA"/>
+              <w:bottom w:val="single" w:sz="4" w:space="0" w:color="D6DCEA"/>
+              <w:right w:val="single" w:sz="4" w:space="0" w:color="D6DCEA"/>
+            </w:tcBorders>
+          </w:tcPr>
+          <w:p>
+            <w:pPr>
+              <w:pStyle w:val="Compact"/>
+              <w:widowControl/>
+              <w:spacing w:before="36" w:after="40"/>
+              <w:jc w:val="left"/>
+              <w:rPr>
+                <w:kern w:val="0"/>
+                <w:szCs w:val="24"/>
+                <w:lang w:val="en-US" w:eastAsia="en-US" w:bidi="ar-SA"/>
+              </w:rPr>
+            </w:pPr>
+            <w:r>
+              <w:rPr>
+                <w:kern w:val="0"/>
+                <w:sz w:val="18"/>
+                <w:szCs w:val="24"/>
+                <w:lang w:val="en-US" w:eastAsia="en-US" w:bidi="ar-SA"/>
+              </w:rPr>
+              <w:t>security.e2e «блокировка» (3)</w:t>
+            </w:r>
+          </w:p>
+        </w:tc>
+        <w:tc>
+          <w:tcPr>
+            <w:tcW w:w="551" w:type="dxa"/>
+            <w:tcBorders>
+              <w:top w:val="single" w:sz="4" w:space="0" w:color="D6DCEA"/>
+              <w:left w:val="single" w:sz="4" w:space="0" w:color="D6DCEA"/>
+              <w:bottom w:val="single" w:sz="4" w:space="0" w:color="D6DCEA"/>
+              <w:right w:val="single" w:sz="4" w:space="0" w:color="D6DCEA"/>
+            </w:tcBorders>
+          </w:tcPr>
+          <w:p>
+            <w:pPr>
+              <w:pStyle w:val="Compact"/>
+              <w:widowControl/>
+              <w:spacing w:before="36" w:after="40"/>
+              <w:jc w:val="left"/>
+              <w:rPr>
+                <w:kern w:val="0"/>
+                <w:szCs w:val="24"/>
+                <w:lang w:val="en-US" w:eastAsia="en-US" w:bidi="ar-SA"/>
+              </w:rPr>
+            </w:pPr>
+            <w:r>
+              <w:rPr>
+                <w:kern w:val="0"/>
+                <w:sz w:val="18"/>
+                <w:szCs w:val="24"/>
+                <w:lang w:val="en-US" w:eastAsia="en-US" w:bidi="ar-SA"/>
+              </w:rPr>
+              <w:t>BE, FE</w:t>
+            </w:r>
+          </w:p>
+        </w:tc>
+        <w:tc>
+          <w:tcPr>
+            <w:tcW w:w="392" w:type="dxa"/>
+            <w:tcBorders>
+              <w:top w:val="single" w:sz="4" w:space="0" w:color="D6DCEA"/>
+              <w:left w:val="single" w:sz="4" w:space="0" w:color="D6DCEA"/>
+              <w:bottom w:val="single" w:sz="4" w:space="0" w:color="D6DCEA"/>
+              <w:right w:val="single" w:sz="4" w:space="0" w:color="D6DCEA"/>
+            </w:tcBorders>
+          </w:tcPr>
+          <w:p>
+            <w:pPr>
+              <w:pStyle w:val="Compact"/>
+              <w:widowControl/>
+              <w:spacing w:before="36" w:after="40"/>
+              <w:jc w:val="left"/>
+              <w:rPr>
+                <w:kern w:val="0"/>
+                <w:szCs w:val="24"/>
+                <w:lang w:val="en-US" w:eastAsia="en-US" w:bidi="ar-SA"/>
+              </w:rPr>
+            </w:pPr>
+            <w:r>
+              <w:rPr>
+                <w:kern w:val="0"/>
+                <w:sz w:val="18"/>
+                <w:szCs w:val="24"/>
+                <w:lang w:val="en-US" w:eastAsia="en-US" w:bidi="ar-SA"/>
+              </w:rPr>
+              <w:t>1</w:t>
+            </w:r>
+          </w:p>
+        </w:tc>
+        <w:tc>
+          <w:tcPr>
+            <w:tcW w:w="471" w:type="dxa"/>
+            <w:tcBorders>
+              <w:top w:val="single" w:sz="4" w:space="0" w:color="D6DCEA"/>
+              <w:left w:val="single" w:sz="4" w:space="0" w:color="D6DCEA"/>
+              <w:bottom w:val="single" w:sz="4" w:space="0" w:color="D6DCEA"/>
+              <w:right w:val="single" w:sz="4" w:space="0" w:color="D6DCEA"/>
+            </w:tcBorders>
+          </w:tcPr>
+          <w:p>
+            <w:pPr>
+              <w:pStyle w:val="Compact"/>
+              <w:widowControl/>
+              <w:spacing w:before="36" w:after="40"/>
+              <w:jc w:val="left"/>
+              <w:rPr>
+                <w:kern w:val="0"/>
+                <w:szCs w:val="24"/>
+                <w:lang w:val="en-US" w:eastAsia="en-US" w:bidi="ar-SA"/>
+              </w:rPr>
+            </w:pPr>
+            <w:r>
+              <w:rPr>
+                <w:kern w:val="0"/>
+                <w:sz w:val="18"/>
+                <w:szCs w:val="24"/>
+                <w:lang w:val="en-US" w:eastAsia="en-US" w:bidi="ar-SA"/>
+              </w:rPr>
+              <w:t>да</w:t>
+            </w:r>
+          </w:p>
+        </w:tc>
+      </w:tr>
+      <w:tr>
+        <w:trPr/>
+        <w:tc>
+          <w:tcPr>
+            <w:tcW w:w="943" w:type="dxa"/>
+            <w:tcBorders>
+              <w:top w:val="single" w:sz="4" w:space="0" w:color="D6DCEA"/>
+              <w:left w:val="single" w:sz="4" w:space="0" w:color="D6DCEA"/>
+              <w:bottom w:val="single" w:sz="4" w:space="0" w:color="D6DCEA"/>
+              <w:right w:val="single" w:sz="4" w:space="0" w:color="D6DCEA"/>
+            </w:tcBorders>
+          </w:tcPr>
+          <w:p>
+            <w:pPr>
+              <w:pStyle w:val="Compact"/>
+              <w:widowControl/>
+              <w:spacing w:before="36" w:after="40"/>
+              <w:jc w:val="left"/>
+              <w:rPr>
+                <w:kern w:val="0"/>
+                <w:szCs w:val="24"/>
+                <w:lang w:val="en-US" w:eastAsia="en-US" w:bidi="ar-SA"/>
+              </w:rPr>
+            </w:pPr>
+            <w:r>
+              <w:rPr>
+                <w:kern w:val="0"/>
+                <w:sz w:val="18"/>
+                <w:szCs w:val="24"/>
+                <w:lang w:val="en-US" w:eastAsia="en-US" w:bidi="ar-SA"/>
+              </w:rPr>
+              <w:t>E62-03</w:t>
+            </w:r>
+          </w:p>
+        </w:tc>
+        <w:tc>
+          <w:tcPr>
+            <w:tcW w:w="1809" w:type="dxa"/>
+            <w:tcBorders>
+              <w:top w:val="single" w:sz="4" w:space="0" w:color="D6DCEA"/>
+              <w:left w:val="single" w:sz="4" w:space="0" w:color="D6DCEA"/>
+              <w:bottom w:val="single" w:sz="4" w:space="0" w:color="D6DCEA"/>
+              <w:right w:val="single" w:sz="4" w:space="0" w:color="D6DCEA"/>
+            </w:tcBorders>
+          </w:tcPr>
+          <w:p>
+            <w:pPr>
+              <w:pStyle w:val="Compact"/>
+              <w:widowControl/>
+              <w:spacing w:before="36" w:after="40"/>
+              <w:jc w:val="left"/>
+              <w:rPr>
+                <w:kern w:val="0"/>
+                <w:szCs w:val="24"/>
+                <w:lang w:val="en-US" w:eastAsia="en-US" w:bidi="ar-SA"/>
+              </w:rPr>
+            </w:pPr>
+            <w:r>
+              <w:rPr>
+                <w:kern w:val="0"/>
+                <w:sz w:val="18"/>
+                <w:szCs w:val="24"/>
+                <w:lang w:val="en-US" w:eastAsia="en-US" w:bidi="ar-SA"/>
+              </w:rPr>
+              <w:t>Как сотрудник, я управляю своими сеансами</w:t>
+            </w:r>
+          </w:p>
+        </w:tc>
+        <w:tc>
+          <w:tcPr>
+            <w:tcW w:w="3698" w:type="dxa"/>
+            <w:tcBorders>
+              <w:top w:val="single" w:sz="4" w:space="0" w:color="D6DCEA"/>
+              <w:left w:val="single" w:sz="4" w:space="0" w:color="D6DCEA"/>
+              <w:bottom w:val="single" w:sz="4" w:space="0" w:color="D6DCEA"/>
+              <w:right w:val="single" w:sz="4" w:space="0" w:color="D6DCEA"/>
+            </w:tcBorders>
+          </w:tcPr>
+          <w:p>
+            <w:pPr>
+              <w:pStyle w:val="Compact"/>
+              <w:widowControl/>
+              <w:spacing w:before="36" w:after="40"/>
+              <w:jc w:val="left"/>
+              <w:rPr>
+                <w:kern w:val="0"/>
+                <w:szCs w:val="24"/>
+                <w:lang w:val="en-US" w:eastAsia="en-US" w:bidi="ar-SA"/>
+              </w:rPr>
+            </w:pPr>
+            <w:r>
+              <w:rPr>
+                <w:kern w:val="0"/>
+                <w:sz w:val="18"/>
+                <w:szCs w:val="24"/>
+                <w:lang w:val="en-US" w:eastAsia="en-US" w:bidi="ar-SA"/>
+              </w:rPr>
+              <w:t>Список активных сеансов: устройство, адрес, начало и последняя активность; завершение одного и всех, кроме текущего; кадровая служба завершает все сеансы сотрудника; завершённый сеанс перестаёт работать не позже чем через 10 секунд</w:t>
+            </w:r>
+          </w:p>
+        </w:tc>
+        <w:tc>
+          <w:tcPr>
+            <w:tcW w:w="1495" w:type="dxa"/>
+            <w:tcBorders>
+              <w:top w:val="single" w:sz="4" w:space="0" w:color="D6DCEA"/>
+              <w:left w:val="single" w:sz="4" w:space="0" w:color="D6DCEA"/>
+              <w:bottom w:val="single" w:sz="4" w:space="0" w:color="D6DCEA"/>
+              <w:right w:val="single" w:sz="4" w:space="0" w:color="D6DCEA"/>
+            </w:tcBorders>
+          </w:tcPr>
+          <w:p>
+            <w:pPr>
+              <w:pStyle w:val="Compact"/>
+              <w:widowControl/>
+              <w:spacing w:before="36" w:after="40"/>
+              <w:jc w:val="left"/>
+              <w:rPr>
+                <w:kern w:val="0"/>
+                <w:szCs w:val="24"/>
+                <w:lang w:val="en-US" w:eastAsia="en-US" w:bidi="ar-SA"/>
+              </w:rPr>
+            </w:pPr>
+            <w:r>
+              <w:rPr>
+                <w:kern w:val="0"/>
+                <w:sz w:val="18"/>
+                <w:szCs w:val="24"/>
+                <w:lang w:val="en-US" w:eastAsia="en-US" w:bidi="ar-SA"/>
+              </w:rPr>
+              <w:t>security.e2e «сеансы» (4); auth.e2e — атомарная ротация, повтор токена; ADR-015</w:t>
+            </w:r>
+          </w:p>
+        </w:tc>
+        <w:tc>
+          <w:tcPr>
+            <w:tcW w:w="551" w:type="dxa"/>
+            <w:tcBorders>
+              <w:top w:val="single" w:sz="4" w:space="0" w:color="D6DCEA"/>
+              <w:left w:val="single" w:sz="4" w:space="0" w:color="D6DCEA"/>
+              <w:bottom w:val="single" w:sz="4" w:space="0" w:color="D6DCEA"/>
+              <w:right w:val="single" w:sz="4" w:space="0" w:color="D6DCEA"/>
+            </w:tcBorders>
+          </w:tcPr>
+          <w:p>
+            <w:pPr>
+              <w:pStyle w:val="Compact"/>
+              <w:widowControl/>
+              <w:spacing w:before="36" w:after="40"/>
+              <w:jc w:val="left"/>
+              <w:rPr>
+                <w:kern w:val="0"/>
+                <w:szCs w:val="24"/>
+                <w:lang w:val="en-US" w:eastAsia="en-US" w:bidi="ar-SA"/>
+              </w:rPr>
+            </w:pPr>
+            <w:r>
+              <w:rPr>
+                <w:kern w:val="0"/>
+                <w:sz w:val="18"/>
+                <w:szCs w:val="24"/>
+                <w:lang w:val="en-US" w:eastAsia="en-US" w:bidi="ar-SA"/>
+              </w:rPr>
+              <w:t>BE, FE</w:t>
+            </w:r>
+          </w:p>
+        </w:tc>
+        <w:tc>
+          <w:tcPr>
+            <w:tcW w:w="392" w:type="dxa"/>
+            <w:tcBorders>
+              <w:top w:val="single" w:sz="4" w:space="0" w:color="D6DCEA"/>
+              <w:left w:val="single" w:sz="4" w:space="0" w:color="D6DCEA"/>
+              <w:bottom w:val="single" w:sz="4" w:space="0" w:color="D6DCEA"/>
+              <w:right w:val="single" w:sz="4" w:space="0" w:color="D6DCEA"/>
+            </w:tcBorders>
+          </w:tcPr>
+          <w:p>
+            <w:pPr>
+              <w:pStyle w:val="Compact"/>
+              <w:widowControl/>
+              <w:spacing w:before="36" w:after="40"/>
+              <w:jc w:val="left"/>
+              <w:rPr>
+                <w:kern w:val="0"/>
+                <w:szCs w:val="24"/>
+                <w:lang w:val="en-US" w:eastAsia="en-US" w:bidi="ar-SA"/>
+              </w:rPr>
+            </w:pPr>
+            <w:r>
+              <w:rPr>
+                <w:kern w:val="0"/>
+                <w:sz w:val="18"/>
+                <w:szCs w:val="24"/>
+                <w:lang w:val="en-US" w:eastAsia="en-US" w:bidi="ar-SA"/>
+              </w:rPr>
+              <w:t>1,5</w:t>
+            </w:r>
+          </w:p>
+        </w:tc>
+        <w:tc>
+          <w:tcPr>
+            <w:tcW w:w="471" w:type="dxa"/>
+            <w:tcBorders>
+              <w:top w:val="single" w:sz="4" w:space="0" w:color="D6DCEA"/>
+              <w:left w:val="single" w:sz="4" w:space="0" w:color="D6DCEA"/>
+              <w:bottom w:val="single" w:sz="4" w:space="0" w:color="D6DCEA"/>
+              <w:right w:val="single" w:sz="4" w:space="0" w:color="D6DCEA"/>
+            </w:tcBorders>
+          </w:tcPr>
+          <w:p>
+            <w:pPr>
+              <w:pStyle w:val="Compact"/>
+              <w:widowControl/>
+              <w:spacing w:before="36" w:after="40"/>
+              <w:jc w:val="left"/>
+              <w:rPr>
+                <w:kern w:val="0"/>
+                <w:szCs w:val="24"/>
+                <w:lang w:val="en-US" w:eastAsia="en-US" w:bidi="ar-SA"/>
+              </w:rPr>
+            </w:pPr>
+            <w:r>
+              <w:rPr>
+                <w:kern w:val="0"/>
+                <w:sz w:val="18"/>
+                <w:szCs w:val="24"/>
+                <w:lang w:val="en-US" w:eastAsia="en-US" w:bidi="ar-SA"/>
+              </w:rPr>
+              <w:t>да</w:t>
+            </w:r>
+          </w:p>
+        </w:tc>
+      </w:tr>
+      <w:tr>
+        <w:trPr/>
+        <w:tc>
+          <w:tcPr>
+            <w:tcW w:w="943" w:type="dxa"/>
+            <w:tcBorders>
+              <w:top w:val="single" w:sz="4" w:space="0" w:color="D6DCEA"/>
+              <w:left w:val="single" w:sz="4" w:space="0" w:color="D6DCEA"/>
+              <w:bottom w:val="single" w:sz="4" w:space="0" w:color="D6DCEA"/>
+              <w:right w:val="single" w:sz="4" w:space="0" w:color="D6DCEA"/>
+            </w:tcBorders>
+          </w:tcPr>
+          <w:p>
+            <w:pPr>
+              <w:pStyle w:val="Compact"/>
+              <w:widowControl/>
+              <w:spacing w:before="36" w:after="40"/>
+              <w:jc w:val="left"/>
+              <w:rPr>
+                <w:kern w:val="0"/>
+                <w:szCs w:val="24"/>
+                <w:lang w:val="en-US" w:eastAsia="en-US" w:bidi="ar-SA"/>
+              </w:rPr>
+            </w:pPr>
+            <w:r>
+              <w:rPr>
+                <w:kern w:val="0"/>
+                <w:sz w:val="18"/>
+                <w:szCs w:val="24"/>
+                <w:lang w:val="en-US" w:eastAsia="en-US" w:bidi="ar-SA"/>
+              </w:rPr>
+              <w:t>E62-04</w:t>
+            </w:r>
+          </w:p>
+        </w:tc>
+        <w:tc>
+          <w:tcPr>
+            <w:tcW w:w="1809" w:type="dxa"/>
+            <w:tcBorders>
+              <w:top w:val="single" w:sz="4" w:space="0" w:color="D6DCEA"/>
+              <w:left w:val="single" w:sz="4" w:space="0" w:color="D6DCEA"/>
+              <w:bottom w:val="single" w:sz="4" w:space="0" w:color="D6DCEA"/>
+              <w:right w:val="single" w:sz="4" w:space="0" w:color="D6DCEA"/>
+            </w:tcBorders>
+          </w:tcPr>
+          <w:p>
+            <w:pPr>
+              <w:pStyle w:val="Compact"/>
+              <w:widowControl/>
+              <w:spacing w:before="36" w:after="40"/>
+              <w:jc w:val="left"/>
+              <w:rPr>
+                <w:kern w:val="0"/>
+                <w:szCs w:val="24"/>
+                <w:lang w:val="en-US" w:eastAsia="en-US" w:bidi="ar-SA"/>
+              </w:rPr>
+            </w:pPr>
+            <w:r>
+              <w:rPr>
+                <w:kern w:val="0"/>
+                <w:sz w:val="18"/>
+                <w:szCs w:val="24"/>
+                <w:lang w:val="en-US" w:eastAsia="en-US" w:bidi="ar-SA"/>
+              </w:rPr>
+              <w:t>Как ИБ, я требую надёжных паролей</w:t>
+            </w:r>
+          </w:p>
+        </w:tc>
+        <w:tc>
+          <w:tcPr>
+            <w:tcW w:w="3698" w:type="dxa"/>
+            <w:tcBorders>
+              <w:top w:val="single" w:sz="4" w:space="0" w:color="D6DCEA"/>
+              <w:left w:val="single" w:sz="4" w:space="0" w:color="D6DCEA"/>
+              <w:bottom w:val="single" w:sz="4" w:space="0" w:color="D6DCEA"/>
+              <w:right w:val="single" w:sz="4" w:space="0" w:color="D6DCEA"/>
+            </w:tcBorders>
+          </w:tcPr>
+          <w:p>
+            <w:pPr>
+              <w:pStyle w:val="Compact"/>
+              <w:widowControl/>
+              <w:spacing w:before="36" w:after="40"/>
+              <w:jc w:val="left"/>
+              <w:rPr>
+                <w:kern w:val="0"/>
+                <w:szCs w:val="24"/>
+                <w:lang w:val="en-US" w:eastAsia="en-US" w:bidi="ar-SA"/>
+              </w:rPr>
+            </w:pPr>
+            <w:r>
+              <w:rPr>
+                <w:kern w:val="0"/>
+                <w:sz w:val="18"/>
+                <w:szCs w:val="24"/>
+                <w:lang w:val="en-US" w:eastAsia="en-US" w:bidi="ar-SA"/>
+              </w:rPr>
+              <w:t xml:space="preserve">Минимальная длина — настройка (не меньше 8); пароль не содержит логин, не совпадает с распространённым и с текущим — код </w:t>
+            </w:r>
+            <w:r>
+              <w:rPr>
+                <w:rStyle w:val="VerbatimChar"/>
+                <w:kern w:val="0"/>
+                <w:sz w:val="18"/>
+                <w:szCs w:val="24"/>
+                <w:lang w:val="en-US" w:eastAsia="en-US" w:bidi="ar-SA"/>
+              </w:rPr>
+              <w:t>validation/weak-password</w:t>
+            </w:r>
+            <w:r>
+              <w:rPr>
+                <w:kern w:val="0"/>
+                <w:sz w:val="18"/>
+                <w:szCs w:val="24"/>
+                <w:lang w:val="en-US" w:eastAsia="en-US" w:bidi="ar-SA"/>
+              </w:rPr>
+              <w:t xml:space="preserve">; пароль, выданный при создании или сбросе, нужно сменить при первом входе: до смены API отвечает </w:t>
+            </w:r>
+            <w:r>
+              <w:rPr>
+                <w:rStyle w:val="VerbatimChar"/>
+                <w:kern w:val="0"/>
+                <w:sz w:val="18"/>
+                <w:szCs w:val="24"/>
+                <w:lang w:val="en-US" w:eastAsia="en-US" w:bidi="ar-SA"/>
+              </w:rPr>
+              <w:t>auth/password-change-required</w:t>
+            </w:r>
+          </w:p>
+        </w:tc>
+        <w:tc>
+          <w:tcPr>
+            <w:tcW w:w="1495" w:type="dxa"/>
+            <w:tcBorders>
+              <w:top w:val="single" w:sz="4" w:space="0" w:color="D6DCEA"/>
+              <w:left w:val="single" w:sz="4" w:space="0" w:color="D6DCEA"/>
+              <w:bottom w:val="single" w:sz="4" w:space="0" w:color="D6DCEA"/>
+              <w:right w:val="single" w:sz="4" w:space="0" w:color="D6DCEA"/>
+            </w:tcBorders>
+          </w:tcPr>
+          <w:p>
+            <w:pPr>
+              <w:pStyle w:val="Compact"/>
+              <w:widowControl/>
+              <w:spacing w:before="36" w:after="40"/>
+              <w:jc w:val="left"/>
+              <w:rPr>
+                <w:kern w:val="0"/>
+                <w:szCs w:val="24"/>
+                <w:lang w:val="en-US" w:eastAsia="en-US" w:bidi="ar-SA"/>
+              </w:rPr>
+            </w:pPr>
+            <w:r>
+              <w:rPr>
+                <w:kern w:val="0"/>
+                <w:sz w:val="18"/>
+                <w:szCs w:val="24"/>
+                <w:lang w:val="en-US" w:eastAsia="en-US" w:bidi="ar-SA"/>
+              </w:rPr>
+              <w:t>password-policy.unit (5), security.e2e «политика паролей» (4); e2e интерфейса «одноразовый пароль»</w:t>
+            </w:r>
+          </w:p>
+        </w:tc>
+        <w:tc>
+          <w:tcPr>
+            <w:tcW w:w="551" w:type="dxa"/>
+            <w:tcBorders>
+              <w:top w:val="single" w:sz="4" w:space="0" w:color="D6DCEA"/>
+              <w:left w:val="single" w:sz="4" w:space="0" w:color="D6DCEA"/>
+              <w:bottom w:val="single" w:sz="4" w:space="0" w:color="D6DCEA"/>
+              <w:right w:val="single" w:sz="4" w:space="0" w:color="D6DCEA"/>
+            </w:tcBorders>
+          </w:tcPr>
+          <w:p>
+            <w:pPr>
+              <w:pStyle w:val="Compact"/>
+              <w:widowControl/>
+              <w:spacing w:before="36" w:after="40"/>
+              <w:jc w:val="left"/>
+              <w:rPr>
+                <w:kern w:val="0"/>
+                <w:szCs w:val="24"/>
+                <w:lang w:val="en-US" w:eastAsia="en-US" w:bidi="ar-SA"/>
+              </w:rPr>
+            </w:pPr>
+            <w:r>
+              <w:rPr>
+                <w:kern w:val="0"/>
+                <w:sz w:val="18"/>
+                <w:szCs w:val="24"/>
+                <w:lang w:val="en-US" w:eastAsia="en-US" w:bidi="ar-SA"/>
+              </w:rPr>
+              <w:t>BE, FE</w:t>
+            </w:r>
+          </w:p>
+        </w:tc>
+        <w:tc>
+          <w:tcPr>
+            <w:tcW w:w="392" w:type="dxa"/>
+            <w:tcBorders>
+              <w:top w:val="single" w:sz="4" w:space="0" w:color="D6DCEA"/>
+              <w:left w:val="single" w:sz="4" w:space="0" w:color="D6DCEA"/>
+              <w:bottom w:val="single" w:sz="4" w:space="0" w:color="D6DCEA"/>
+              <w:right w:val="single" w:sz="4" w:space="0" w:color="D6DCEA"/>
+            </w:tcBorders>
+          </w:tcPr>
+          <w:p>
+            <w:pPr>
+              <w:pStyle w:val="Compact"/>
+              <w:widowControl/>
+              <w:spacing w:before="36" w:after="40"/>
+              <w:jc w:val="left"/>
+              <w:rPr>
+                <w:kern w:val="0"/>
+                <w:szCs w:val="24"/>
+                <w:lang w:val="en-US" w:eastAsia="en-US" w:bidi="ar-SA"/>
+              </w:rPr>
+            </w:pPr>
+            <w:r>
+              <w:rPr>
+                <w:kern w:val="0"/>
+                <w:sz w:val="18"/>
+                <w:szCs w:val="24"/>
+                <w:lang w:val="en-US" w:eastAsia="en-US" w:bidi="ar-SA"/>
+              </w:rPr>
+              <w:t>1</w:t>
+            </w:r>
+          </w:p>
+        </w:tc>
+        <w:tc>
+          <w:tcPr>
+            <w:tcW w:w="471" w:type="dxa"/>
+            <w:tcBorders>
+              <w:top w:val="single" w:sz="4" w:space="0" w:color="D6DCEA"/>
+              <w:left w:val="single" w:sz="4" w:space="0" w:color="D6DCEA"/>
+              <w:bottom w:val="single" w:sz="4" w:space="0" w:color="D6DCEA"/>
+              <w:right w:val="single" w:sz="4" w:space="0" w:color="D6DCEA"/>
+            </w:tcBorders>
+          </w:tcPr>
+          <w:p>
+            <w:pPr>
+              <w:pStyle w:val="Compact"/>
+              <w:widowControl/>
+              <w:spacing w:before="36" w:after="40"/>
+              <w:jc w:val="left"/>
+              <w:rPr>
+                <w:kern w:val="0"/>
+                <w:szCs w:val="24"/>
+                <w:lang w:val="en-US" w:eastAsia="en-US" w:bidi="ar-SA"/>
+              </w:rPr>
+            </w:pPr>
+            <w:r>
+              <w:rPr>
+                <w:kern w:val="0"/>
+                <w:sz w:val="18"/>
+                <w:szCs w:val="24"/>
+                <w:lang w:val="en-US" w:eastAsia="en-US" w:bidi="ar-SA"/>
+              </w:rPr>
+              <w:t>да</w:t>
+            </w:r>
+          </w:p>
+        </w:tc>
+      </w:tr>
+      <w:tr>
+        <w:trPr/>
+        <w:tc>
+          <w:tcPr>
+            <w:tcW w:w="943" w:type="dxa"/>
+            <w:tcBorders>
+              <w:top w:val="single" w:sz="4" w:space="0" w:color="D6DCEA"/>
+              <w:left w:val="single" w:sz="4" w:space="0" w:color="D6DCEA"/>
+              <w:bottom w:val="single" w:sz="4" w:space="0" w:color="D6DCEA"/>
+              <w:right w:val="single" w:sz="4" w:space="0" w:color="D6DCEA"/>
+            </w:tcBorders>
+          </w:tcPr>
+          <w:p>
+            <w:pPr>
+              <w:pStyle w:val="Compact"/>
+              <w:widowControl/>
+              <w:spacing w:before="36" w:after="40"/>
+              <w:jc w:val="left"/>
+              <w:rPr>
+                <w:kern w:val="0"/>
+                <w:szCs w:val="24"/>
+                <w:lang w:val="en-US" w:eastAsia="en-US" w:bidi="ar-SA"/>
+              </w:rPr>
+            </w:pPr>
+            <w:r>
+              <w:rPr>
+                <w:kern w:val="0"/>
+                <w:sz w:val="18"/>
+                <w:szCs w:val="24"/>
+                <w:lang w:val="en-US" w:eastAsia="en-US" w:bidi="ar-SA"/>
+              </w:rPr>
+              <w:t>E62-05</w:t>
+            </w:r>
+          </w:p>
+        </w:tc>
+        <w:tc>
+          <w:tcPr>
+            <w:tcW w:w="1809" w:type="dxa"/>
+            <w:tcBorders>
+              <w:top w:val="single" w:sz="4" w:space="0" w:color="D6DCEA"/>
+              <w:left w:val="single" w:sz="4" w:space="0" w:color="D6DCEA"/>
+              <w:bottom w:val="single" w:sz="4" w:space="0" w:color="D6DCEA"/>
+              <w:right w:val="single" w:sz="4" w:space="0" w:color="D6DCEA"/>
+            </w:tcBorders>
+          </w:tcPr>
+          <w:p>
+            <w:pPr>
+              <w:pStyle w:val="Compact"/>
+              <w:widowControl/>
+              <w:spacing w:before="36" w:after="40"/>
+              <w:jc w:val="left"/>
+              <w:rPr>
+                <w:kern w:val="0"/>
+                <w:szCs w:val="24"/>
+                <w:lang w:val="en-US" w:eastAsia="en-US" w:bidi="ar-SA"/>
+              </w:rPr>
+            </w:pPr>
+            <w:r>
+              <w:rPr>
+                <w:kern w:val="0"/>
+                <w:sz w:val="18"/>
+                <w:szCs w:val="24"/>
+                <w:lang w:val="en-US" w:eastAsia="en-US" w:bidi="ar-SA"/>
+              </w:rPr>
+              <w:t>Как ИБ, я принимаю безопасность по чек-листу</w:t>
+            </w:r>
+          </w:p>
+        </w:tc>
+        <w:tc>
+          <w:tcPr>
+            <w:tcW w:w="3698" w:type="dxa"/>
+            <w:tcBorders>
+              <w:top w:val="single" w:sz="4" w:space="0" w:color="D6DCEA"/>
+              <w:left w:val="single" w:sz="4" w:space="0" w:color="D6DCEA"/>
+              <w:bottom w:val="single" w:sz="4" w:space="0" w:color="D6DCEA"/>
+              <w:right w:val="single" w:sz="4" w:space="0" w:color="D6DCEA"/>
+            </w:tcBorders>
+          </w:tcPr>
+          <w:p>
+            <w:pPr>
+              <w:pStyle w:val="Compact"/>
+              <w:widowControl/>
+              <w:spacing w:before="36" w:after="40"/>
+              <w:jc w:val="left"/>
+              <w:rPr>
+                <w:kern w:val="0"/>
+                <w:szCs w:val="24"/>
+                <w:lang w:val="en-US" w:eastAsia="en-US" w:bidi="ar-SA"/>
+              </w:rPr>
+            </w:pPr>
+            <w:r>
+              <w:rPr>
+                <w:kern w:val="0"/>
+                <w:sz w:val="18"/>
+                <w:szCs w:val="24"/>
+                <w:lang w:val="en-US" w:eastAsia="en-US" w:bidi="ar-SA"/>
+              </w:rPr>
+              <w:t>Раздел «Чек-лист безопасности» в документе 1: требования ТЗ и типовые проверки — механизм, где проверено (тест, настройка); пробелы — с решением</w:t>
+            </w:r>
+          </w:p>
+        </w:tc>
+        <w:tc>
+          <w:tcPr>
+            <w:tcW w:w="1495" w:type="dxa"/>
+            <w:tcBorders>
+              <w:top w:val="single" w:sz="4" w:space="0" w:color="D6DCEA"/>
+              <w:left w:val="single" w:sz="4" w:space="0" w:color="D6DCEA"/>
+              <w:bottom w:val="single" w:sz="4" w:space="0" w:color="D6DCEA"/>
+              <w:right w:val="single" w:sz="4" w:space="0" w:color="D6DCEA"/>
+            </w:tcBorders>
+          </w:tcPr>
+          <w:p>
+            <w:pPr>
+              <w:pStyle w:val="Compact"/>
+              <w:widowControl/>
+              <w:spacing w:before="36" w:after="40"/>
+              <w:jc w:val="left"/>
+              <w:rPr>
+                <w:kern w:val="0"/>
+                <w:szCs w:val="24"/>
+                <w:lang w:val="en-US" w:eastAsia="en-US" w:bidi="ar-SA"/>
+              </w:rPr>
+            </w:pPr>
+            <w:r>
+              <w:rPr>
+                <w:kern w:val="0"/>
+                <w:sz w:val="18"/>
+                <w:szCs w:val="24"/>
+                <w:lang w:val="en-US" w:eastAsia="en-US" w:bidi="ar-SA"/>
+              </w:rPr>
+              <w:t>документ 1, раздел «Чек-лист безопасности» (16 требований)</w:t>
+            </w:r>
+          </w:p>
+        </w:tc>
+        <w:tc>
+          <w:tcPr>
+            <w:tcW w:w="551" w:type="dxa"/>
+            <w:tcBorders>
+              <w:top w:val="single" w:sz="4" w:space="0" w:color="D6DCEA"/>
+              <w:left w:val="single" w:sz="4" w:space="0" w:color="D6DCEA"/>
+              <w:bottom w:val="single" w:sz="4" w:space="0" w:color="D6DCEA"/>
+              <w:right w:val="single" w:sz="4" w:space="0" w:color="D6DCEA"/>
+            </w:tcBorders>
+          </w:tcPr>
+          <w:p>
+            <w:pPr>
+              <w:pStyle w:val="Compact"/>
+              <w:widowControl/>
+              <w:spacing w:before="36" w:after="40"/>
+              <w:jc w:val="left"/>
+              <w:rPr>
+                <w:kern w:val="0"/>
+                <w:szCs w:val="24"/>
+                <w:lang w:val="en-US" w:eastAsia="en-US" w:bidi="ar-SA"/>
+              </w:rPr>
+            </w:pPr>
+            <w:r>
+              <w:rPr>
+                <w:kern w:val="0"/>
+                <w:sz w:val="18"/>
+                <w:szCs w:val="24"/>
+                <w:lang w:val="en-US" w:eastAsia="en-US" w:bidi="ar-SA"/>
+              </w:rPr>
+              <w:t>TL</w:t>
+            </w:r>
+          </w:p>
+        </w:tc>
+        <w:tc>
+          <w:tcPr>
+            <w:tcW w:w="392" w:type="dxa"/>
+            <w:tcBorders>
+              <w:top w:val="single" w:sz="4" w:space="0" w:color="D6DCEA"/>
+              <w:left w:val="single" w:sz="4" w:space="0" w:color="D6DCEA"/>
+              <w:bottom w:val="single" w:sz="4" w:space="0" w:color="D6DCEA"/>
+              <w:right w:val="single" w:sz="4" w:space="0" w:color="D6DCEA"/>
+            </w:tcBorders>
+          </w:tcPr>
+          <w:p>
+            <w:pPr>
+              <w:pStyle w:val="Compact"/>
+              <w:widowControl/>
+              <w:spacing w:before="36" w:after="40"/>
+              <w:jc w:val="left"/>
+              <w:rPr>
+                <w:kern w:val="0"/>
+                <w:szCs w:val="24"/>
+                <w:lang w:val="en-US" w:eastAsia="en-US" w:bidi="ar-SA"/>
+              </w:rPr>
+            </w:pPr>
+            <w:r>
+              <w:rPr>
+                <w:kern w:val="0"/>
+                <w:sz w:val="18"/>
+                <w:szCs w:val="24"/>
+                <w:lang w:val="en-US" w:eastAsia="en-US" w:bidi="ar-SA"/>
+              </w:rPr>
+              <w:t>0,5</w:t>
+            </w:r>
+          </w:p>
+        </w:tc>
+        <w:tc>
+          <w:tcPr>
+            <w:tcW w:w="471" w:type="dxa"/>
+            <w:tcBorders>
+              <w:top w:val="single" w:sz="4" w:space="0" w:color="D6DCEA"/>
+              <w:left w:val="single" w:sz="4" w:space="0" w:color="D6DCEA"/>
+              <w:bottom w:val="single" w:sz="4" w:space="0" w:color="D6DCEA"/>
+              <w:right w:val="single" w:sz="4" w:space="0" w:color="D6DCEA"/>
+            </w:tcBorders>
+          </w:tcPr>
+          <w:p>
+            <w:pPr>
+              <w:pStyle w:val="Compact"/>
+              <w:widowControl/>
+              <w:spacing w:before="36" w:after="40"/>
+              <w:jc w:val="left"/>
+              <w:rPr>
+                <w:kern w:val="0"/>
+                <w:szCs w:val="24"/>
+                <w:lang w:val="en-US" w:eastAsia="en-US" w:bidi="ar-SA"/>
+              </w:rPr>
+            </w:pPr>
+            <w:r>
+              <w:rPr>
+                <w:kern w:val="0"/>
+                <w:sz w:val="18"/>
+                <w:szCs w:val="24"/>
+                <w:lang w:val="en-US" w:eastAsia="en-US" w:bidi="ar-SA"/>
+              </w:rPr>
+              <w:t>да</w:t>
+            </w:r>
+          </w:p>
+        </w:tc>
+      </w:tr>
+    </w:tbl>
+    <w:p>
+      <w:pPr>
+        <w:pStyle w:val="BodyText"/>
+        <w:rPr/>
+      </w:pPr>
+      <w:r>
+        <w:rPr/>
+        <w:t>Порядок: сначала E62 — новые правила входа и сеансов затрагивают все остальные экраны, затем E61 и E60. Каждая история — с тестами по критериям приёмки; в конце — аудит интерфейса новых экранов и нагрузочный прогон, чтобы журнал входов и проверка сеансов не ухудшили задержки v0.5.0 (</w:t>
+      </w:r>
+      <w:r>
+        <w:rPr>
+          <w:rStyle w:val="VerbatimChar"/>
+        </w:rPr>
+        <w:t>docs/progress/audit-v0.6.0.md</w:t>
+      </w:r>
+      <w:r>
+        <w:rPr/>
+        <w:t xml:space="preserve">, </w:t>
+      </w:r>
+      <w:r>
+        <w:rPr>
+          <w:rStyle w:val="VerbatimChar"/>
+        </w:rPr>
+        <w:t>docs/progress/load-v0.6.0.md</w:t>
+      </w:r>
+      <w:r>
+        <w:rPr/>
+        <w:t>).</w:t>
+      </w:r>
+    </w:p>
+    <w:p>
+      <w:pPr>
+        <w:pStyle w:val="BodyText"/>
+        <w:rPr/>
+      </w:pPr>
+      <w:bookmarkStart w:id="17" w:name="версия-0.6.0-готовность-к-приёмке"/>
+      <w:r>
+        <w:rPr/>
+        <w:t>Найдено и исправлено попутно: два одновременных обновления одним refresh-токеном выдавали две действующие пары; руководитель отдела мог решать по сотрудникам отдела без руководителя, но не видел их в очереди и не имел раздела «Заявки»; руководитель отдела без своего руководителя мог согласовать собственную заявку; миграция замещения падала на данных — для этого класса ошибок в CI добавлена проверка обновления с данных прошлого выпуска.</w:t>
+      </w:r>
+      <w:bookmarkEnd w:id="17"/>
+    </w:p>
+    <w:p>
+      <w:pPr>
+        <w:pStyle w:val="Heading1"/>
+        <w:rPr/>
+      </w:pPr>
+      <w:bookmarkStart w:id="18" w:name="__RefHeading___Toc14555_3673021804"/>
+      <w:bookmarkEnd w:id="18"/>
+      <w:r>
+        <w:rPr>
+          <w:rStyle w:val="SectionNumber"/>
+        </w:rPr>
+        <w:t>8</w:t>
       </w:r>
       <w:r>
         <w:rPr/>
@@ -14176,8 +17797,8 @@
               </w:rPr>
               <w:t>—</w:t>
             </w:r>
-            <w:bookmarkStart w:id="13" w:name="версия-1.0.0-приёмка"/>
-            <w:bookmarkEnd w:id="13"/>
+            <w:bookmarkStart w:id="19" w:name="версия-1.0.0-приёмка"/>
+            <w:bookmarkEnd w:id="19"/>
           </w:p>
         </w:tc>
       </w:tr>
@@ -14187,13 +17808,13 @@
         <w:pStyle w:val="Heading1"/>
         <w:rPr/>
       </w:pPr>
-      <w:bookmarkStart w:id="14" w:name="__RefHeading___Toc11267_2275915807"/>
-      <w:bookmarkEnd w:id="14"/>
+      <w:bookmarkStart w:id="20" w:name="__RefHeading___Toc14557_3673021804"/>
+      <w:bookmarkEnd w:id="20"/>
       <w:r>
         <w:rPr>
           <w:rStyle w:val="SectionNumber"/>
         </w:rPr>
-        <w:t>8</w:t>
+        <w:t>9</w:t>
       </w:r>
       <w:r>
         <w:rPr/>
@@ -14208,7 +17829,7 @@
       </w:pPr>
       <w:r>
         <w:rPr/>
-        <w:t>v0.4.0: импорт (E30) открывает переход с кадровых таблиц; единый вход (E31) — условие пилота на 1000 пользователей. v0.5.0: метрики (E40-01) нужны до нагрузочного прогона (E40-02), а вынос лимита входа (E40-05) — до запуска второго экземпляра; оба условия выполнены.</w:t>
+        <w:t>v0.4.0: импорт (E30) открывает переход с кадровых таблиц; единый вход (E31) — условие пилота на 1000 пользователей. v0.5.0: метрики (E40-01) нужны до нагрузочного прогона (E40-02), а вынос лимита входа (E40-05) — до запуска второго экземпляра; оба условия выполнены. v0.6.0: утверждение графика (E60-02) должно быть готово до конца ноября — кадровой службе нужен месяц на кампанию и две недели до нового года (ТК РФ, ст. 123).</w:t>
       </w:r>
     </w:p>
     <w:tbl>
@@ -14695,7 +18316,7 @@
         <w:color w:val="8A92A6"/>
         <w:sz w:val="16"/>
       </w:rPr>
-      <w:t xml:space="preserve">Планировщик отпусков 0.5.0 · План развития и бэклог · стр. </w:t>
+      <w:t xml:space="preserve">Планировщик отпусков 0.6.0 · План развития и бэклог · стр. </w:t>
     </w:r>
     <w:r>
       <w:rPr/>
@@ -14711,7 +18332,7 @@
     </w:r>
     <w:r>
       <w:rPr/>
-      <w:t>14</w:t>
+      <w:t>17</w:t>
     </w:r>
     <w:r>
       <w:rPr/>
@@ -14734,7 +18355,7 @@
         <w:color w:val="8A92A6"/>
         <w:sz w:val="16"/>
       </w:rPr>
-      <w:t xml:space="preserve">Планировщик отпусков 0.5.0 · План развития и бэклог · стр. </w:t>
+      <w:t xml:space="preserve">Планировщик отпусков 0.6.0 · План развития и бэклог · стр. </w:t>
     </w:r>
     <w:r>
       <w:rPr/>
@@ -14750,7 +18371,7 @@
     </w:r>
     <w:r>
       <w:rPr/>
-      <w:t>14</w:t>
+      <w:t>17</w:t>
     </w:r>
     <w:r>
       <w:rPr/>

--- a/docs/docx/03-backlog.docx
+++ b/docs/docx/03-backlog.docx
@@ -23,7 +23,7 @@
       </w:pPr>
       <w:r>
         <w:rPr/>
-        <w:t>Планировщик отпусков 0.6.0 · Версии, эпики и истории с критериями приёмки</w:t>
+        <w:t>Планировщик отпусков 1.0.0 · Версии, эпики и истории с критериями приёмки</w:t>
       </w:r>
     </w:p>
     <w:p>
@@ -33,7 +33,7 @@
       </w:pPr>
       <w:r>
         <w:rPr/>
-        <w:t>29 октября 2026</w:t>
+        <w:t>30 октября 2026</w:t>
       </w:r>
     </w:p>
     <w:sdt>
@@ -93,7 +93,7 @@
             </w:rPr>
             <w:fldChar w:fldCharType="separate"/>
           </w:r>
-          <w:hyperlink w:anchor="__RefHeading___Toc14533_3673021804">
+          <w:hyperlink w:anchor="__RefHeading___Toc15423_1804324697">
             <w:r>
               <w:rPr>
                 <w:webHidden/>
@@ -114,7 +114,7 @@
             </w:tabs>
             <w:rPr/>
           </w:pPr>
-          <w:hyperlink w:anchor="__RefHeading___Toc14535_3673021804">
+          <w:hyperlink w:anchor="__RefHeading___Toc15425_1804324697">
             <w:r>
               <w:rPr>
                 <w:webHidden/>
@@ -135,7 +135,7 @@
             </w:tabs>
             <w:rPr/>
           </w:pPr>
-          <w:hyperlink w:anchor="__RefHeading___Toc14537_3673021804">
+          <w:hyperlink w:anchor="__RefHeading___Toc15427_1804324697">
             <w:r>
               <w:rPr>
                 <w:webHidden/>
@@ -156,7 +156,7 @@
             </w:tabs>
             <w:rPr/>
           </w:pPr>
-          <w:hyperlink w:anchor="__RefHeading___Toc14539_3673021804">
+          <w:hyperlink w:anchor="__RefHeading___Toc15429_1804324697">
             <w:r>
               <w:rPr>
                 <w:webHidden/>
@@ -177,7 +177,7 @@
             </w:tabs>
             <w:rPr/>
           </w:pPr>
-          <w:hyperlink w:anchor="__RefHeading___Toc14541_3673021804">
+          <w:hyperlink w:anchor="__RefHeading___Toc15431_1804324697">
             <w:r>
               <w:rPr>
                 <w:webHidden/>
@@ -198,7 +198,7 @@
             </w:tabs>
             <w:rPr/>
           </w:pPr>
-          <w:hyperlink w:anchor="__RefHeading___Toc14543_3673021804">
+          <w:hyperlink w:anchor="__RefHeading___Toc15433_1804324697">
             <w:r>
               <w:rPr>
                 <w:webHidden/>
@@ -219,7 +219,7 @@
             </w:tabs>
             <w:rPr/>
           </w:pPr>
-          <w:hyperlink w:anchor="__RefHeading___Toc14545_3673021804">
+          <w:hyperlink w:anchor="__RefHeading___Toc15435_1804324697">
             <w:r>
               <w:rPr>
                 <w:webHidden/>
@@ -240,7 +240,7 @@
             </w:tabs>
             <w:rPr/>
           </w:pPr>
-          <w:hyperlink w:anchor="__RefHeading___Toc14547_3673021804">
+          <w:hyperlink w:anchor="__RefHeading___Toc15437_1804324697">
             <w:r>
               <w:rPr>
                 <w:webHidden/>
@@ -261,7 +261,7 @@
             </w:tabs>
             <w:rPr/>
           </w:pPr>
-          <w:hyperlink w:anchor="__RefHeading___Toc14549_3673021804">
+          <w:hyperlink w:anchor="__RefHeading___Toc15439_1804324697">
             <w:r>
               <w:rPr>
                 <w:webHidden/>
@@ -282,7 +282,7 @@
             </w:tabs>
             <w:rPr/>
           </w:pPr>
-          <w:hyperlink w:anchor="__RefHeading___Toc14551_3673021804">
+          <w:hyperlink w:anchor="__RefHeading___Toc15441_1804324697">
             <w:r>
               <w:rPr>
                 <w:webHidden/>
@@ -303,7 +303,7 @@
             </w:tabs>
             <w:rPr/>
           </w:pPr>
-          <w:hyperlink w:anchor="__RefHeading___Toc14553_3673021804">
+          <w:hyperlink w:anchor="__RefHeading___Toc15443_1804324697">
             <w:r>
               <w:rPr>
                 <w:webHidden/>
@@ -324,13 +324,55 @@
             </w:tabs>
             <w:rPr/>
           </w:pPr>
-          <w:hyperlink w:anchor="__RefHeading___Toc14555_3673021804">
+          <w:hyperlink w:anchor="__RefHeading___Toc15445_1804324697">
             <w:r>
               <w:rPr>
                 <w:webHidden/>
                 <w:rStyle w:val="IndexLink"/>
               </w:rPr>
-              <w:t>8 Версия 1.0.0 — приёмка</w:t>
+              <w:t>8 Версия 1.0.0 — приёмка и подача в реестр</w:t>
+              <w:tab/>
+              <w:t>16</w:t>
+            </w:r>
+          </w:hyperlink>
+        </w:p>
+        <w:p>
+          <w:pPr>
+            <w:pStyle w:val="TOC2"/>
+            <w:tabs>
+              <w:tab w:val="clear" w:pos="9077"/>
+              <w:tab w:val="right" w:pos="9359" w:leader="dot"/>
+            </w:tabs>
+            <w:rPr/>
+          </w:pPr>
+          <w:hyperlink w:anchor="__RefHeading___Toc15447_1804324697">
+            <w:r>
+              <w:rPr>
+                <w:webHidden/>
+                <w:rStyle w:val="IndexLink"/>
+              </w:rPr>
+              <w:t>8.1 Эпики</w:t>
+              <w:tab/>
+              <w:t>16</w:t>
+            </w:r>
+          </w:hyperlink>
+        </w:p>
+        <w:p>
+          <w:pPr>
+            <w:pStyle w:val="TOC2"/>
+            <w:tabs>
+              <w:tab w:val="clear" w:pos="9077"/>
+              <w:tab w:val="right" w:pos="9359" w:leader="dot"/>
+            </w:tabs>
+            <w:rPr/>
+          </w:pPr>
+          <w:hyperlink w:anchor="__RefHeading___Toc15449_1804324697">
+            <w:r>
+              <w:rPr>
+                <w:webHidden/>
+                <w:rStyle w:val="IndexLink"/>
+              </w:rPr>
+              <w:t>8.2 Истории</w:t>
               <w:tab/>
               <w:t>16</w:t>
             </w:r>
@@ -345,7 +387,7 @@
             </w:tabs>
             <w:rPr/>
           </w:pPr>
-          <w:hyperlink w:anchor="__RefHeading___Toc14557_3673021804">
+          <w:hyperlink w:anchor="__RefHeading___Toc15451_1804324697">
             <w:r>
               <w:rPr>
                 <w:webHidden/>
@@ -353,7 +395,7 @@
               </w:rPr>
               <w:t>9 Критический путь и риски</w:t>
               <w:tab/>
-              <w:t>17</w:t>
+              <w:t>20</w:t>
             </w:r>
           </w:hyperlink>
           <w:r>
@@ -370,7 +412,7 @@
         <w:pStyle w:val="Heading1"/>
         <w:rPr/>
       </w:pPr>
-      <w:bookmarkStart w:id="0" w:name="__RefHeading___Toc14533_3673021804"/>
+      <w:bookmarkStart w:id="0" w:name="__RefHeading___Toc15423_1804324697"/>
       <w:bookmarkEnd w:id="0"/>
       <w:r>
         <w:rPr>
@@ -853,7 +895,7 @@
         <w:pStyle w:val="Heading1"/>
         <w:rPr/>
       </w:pPr>
-      <w:bookmarkStart w:id="2" w:name="__RefHeading___Toc14535_3673021804"/>
+      <w:bookmarkStart w:id="2" w:name="__RefHeading___Toc15425_1804324697"/>
       <w:bookmarkEnd w:id="2"/>
       <w:r>
         <w:rPr>
@@ -1479,7 +1521,7 @@
         <w:pStyle w:val="Heading1"/>
         <w:rPr/>
       </w:pPr>
-      <w:bookmarkStart w:id="3" w:name="__RefHeading___Toc14537_3673021804"/>
+      <w:bookmarkStart w:id="3" w:name="__RefHeading___Toc15427_1804324697"/>
       <w:bookmarkEnd w:id="3"/>
       <w:r>
         <w:rPr>
@@ -2406,7 +2448,7 @@
         <w:pStyle w:val="Heading1"/>
         <w:rPr/>
       </w:pPr>
-      <w:bookmarkStart w:id="5" w:name="__RefHeading___Toc14539_3673021804"/>
+      <w:bookmarkStart w:id="5" w:name="__RefHeading___Toc15429_1804324697"/>
       <w:bookmarkEnd w:id="5"/>
       <w:r>
         <w:rPr>
@@ -2425,7 +2467,7 @@
         <w:pStyle w:val="Heading2"/>
         <w:rPr/>
       </w:pPr>
-      <w:bookmarkStart w:id="6" w:name="__RefHeading___Toc14541_3673021804"/>
+      <w:bookmarkStart w:id="6" w:name="__RefHeading___Toc15431_1804324697"/>
       <w:bookmarkEnd w:id="6"/>
       <w:r>
         <w:rPr>
@@ -3294,7 +3336,7 @@
         <w:pStyle w:val="Heading2"/>
         <w:rPr/>
       </w:pPr>
-      <w:bookmarkStart w:id="8" w:name="__RefHeading___Toc14543_3673021804"/>
+      <w:bookmarkStart w:id="8" w:name="__RefHeading___Toc15433_1804324697"/>
       <w:bookmarkEnd w:id="8"/>
       <w:r>
         <w:rPr>
@@ -9084,7 +9126,7 @@
         <w:pStyle w:val="Heading1"/>
         <w:rPr/>
       </w:pPr>
-      <w:bookmarkStart w:id="9" w:name="__RefHeading___Toc14545_3673021804"/>
+      <w:bookmarkStart w:id="9" w:name="__RefHeading___Toc15435_1804324697"/>
       <w:bookmarkEnd w:id="9"/>
       <w:r>
         <w:rPr>
@@ -11081,7 +11123,7 @@
         <w:pStyle w:val="Heading1"/>
         <w:rPr/>
       </w:pPr>
-      <w:bookmarkStart w:id="10" w:name="__RefHeading___Toc14547_3673021804"/>
+      <w:bookmarkStart w:id="10" w:name="__RefHeading___Toc15437_1804324697"/>
       <w:bookmarkStart w:id="11" w:name="версия-0.5.0-эксплуатация-на-5000"/>
       <w:bookmarkEnd w:id="10"/>
       <w:r>
@@ -13483,7 +13525,7 @@
         <w:pStyle w:val="Heading1"/>
         <w:rPr/>
       </w:pPr>
-      <w:bookmarkStart w:id="12" w:name="__RefHeading___Toc14549_3673021804"/>
+      <w:bookmarkStart w:id="12" w:name="__RefHeading___Toc15439_1804324697"/>
       <w:bookmarkStart w:id="13" w:name="версия-0.6.0-готовность-к-приёмке"/>
       <w:bookmarkEnd w:id="12"/>
       <w:r>
@@ -13513,7 +13555,7 @@
         <w:pStyle w:val="Heading2"/>
         <w:rPr/>
       </w:pPr>
-      <w:bookmarkStart w:id="14" w:name="__RefHeading___Toc14551_3673021804"/>
+      <w:bookmarkStart w:id="14" w:name="__RefHeading___Toc15441_1804324697"/>
       <w:bookmarkEnd w:id="14"/>
       <w:r>
         <w:rPr>
@@ -13974,7 +14016,7 @@
         <w:pStyle w:val="Heading2"/>
         <w:rPr/>
       </w:pPr>
-      <w:bookmarkStart w:id="16" w:name="__RefHeading___Toc14553_3673021804"/>
+      <w:bookmarkStart w:id="16" w:name="__RefHeading___Toc15443_1804324697"/>
       <w:bookmarkEnd w:id="16"/>
       <w:r>
         <w:rPr>
@@ -16939,7 +16981,8 @@
         <w:pStyle w:val="Heading1"/>
         <w:rPr/>
       </w:pPr>
-      <w:bookmarkStart w:id="18" w:name="__RefHeading___Toc14555_3673021804"/>
+      <w:bookmarkStart w:id="18" w:name="__RefHeading___Toc15445_1804324697"/>
+      <w:bookmarkStart w:id="19" w:name="версия-1.0.0-приёмка-и-подача-в-реестр"/>
       <w:bookmarkEnd w:id="18"/>
       <w:r>
         <w:rPr>
@@ -16950,7 +16993,46 @@
       <w:r>
         <w:rPr/>
         <w:tab/>
-        <w:t>Версия 1.0.0 — приёмка</w:t>
+        <w:t>Версия 1.0.0 — приёмка и подача в реестр</w:t>
+      </w:r>
+    </w:p>
+    <w:p>
+      <w:pPr>
+        <w:pStyle w:val="FirstParagraph"/>
+        <w:rPr/>
+      </w:pPr>
+      <w:r>
+        <w:rPr/>
+        <w:t>Первый выпуск для эксплуатации. Его принимают кадровая служба (сценарии технического задания) и служба ИБ (чек-лист документа 1 и проверка на проникновение), а правообладатель подаёт его в единый реестр российских программ (постановление Правительства РФ № 1236). Ориентир для документов — комплект «По Делу» (todo-planner): девять документов для реестра в Markdown, DOCX и PDF с чек-листом готовности, инструкцией для эксперта и трассировкой функций.</w:t>
+      </w:r>
+    </w:p>
+    <w:p>
+      <w:pPr>
+        <w:pStyle w:val="BodyText"/>
+        <w:rPr/>
+      </w:pPr>
+      <w:r>
+        <w:rPr/>
+        <w:t>Отдельный эпик — подтверждение и отладка для типовой организации на 1000–2000 сотрудников: не предельный прогон на 5000 (v0.5.0), а модель рабочего дня с пиками, минимальная конфигурация сервера, длительная работа, рост данных за годы и отказы под нагрузкой.</w:t>
+      </w:r>
+    </w:p>
+    <w:p>
+      <w:pPr>
+        <w:pStyle w:val="Heading2"/>
+        <w:rPr/>
+      </w:pPr>
+      <w:bookmarkStart w:id="20" w:name="__RefHeading___Toc15447_1804324697"/>
+      <w:bookmarkEnd w:id="20"/>
+      <w:r>
+        <w:rPr>
+          <w:rStyle w:val="SectionNumber"/>
+        </w:rPr>
+        <w:t>8.1</w:t>
+      </w:r>
+      <w:r>
+        <w:rPr/>
+        <w:tab/>
+        <w:t>Эпики</w:t>
       </w:r>
     </w:p>
     <w:tbl>
@@ -16969,12 +17051,9 @@
         <w:tblLook w:val="0020" w:noHBand="0" w:noVBand="0" w:firstColumn="0" w:lastRow="0" w:lastColumn="0" w:firstRow="1"/>
       </w:tblPr>
       <w:tblGrid>
-        <w:gridCol w:w="1123"/>
-        <w:gridCol w:w="2152"/>
-        <w:gridCol w:w="4400"/>
-        <w:gridCol w:w="655"/>
-        <w:gridCol w:w="468"/>
-        <w:gridCol w:w="561"/>
+        <w:gridCol w:w="747"/>
+        <w:gridCol w:w="2621"/>
+        <w:gridCol w:w="5992"/>
       </w:tblGrid>
       <w:tr>
         <w:trPr>
@@ -16982,7 +17061,7 @@
         </w:trPr>
         <w:tc>
           <w:tcPr>
-            <w:tcW w:w="1123" w:type="dxa"/>
+            <w:tcW w:w="747" w:type="dxa"/>
             <w:tcBorders>
               <w:top w:val="single" w:sz="4" w:space="0" w:color="D6DCEA"/>
               <w:left w:val="single" w:sz="4" w:space="0" w:color="D6DCEA"/>
@@ -17012,13 +17091,13 @@
                 <w:szCs w:val="24"/>
                 <w:lang w:val="en-US" w:eastAsia="en-US" w:bidi="ar-SA"/>
               </w:rPr>
-              <w:t>ID</w:t>
-            </w:r>
-          </w:p>
-        </w:tc>
-        <w:tc>
-          <w:tcPr>
-            <w:tcW w:w="2152" w:type="dxa"/>
+              <w:t>Эпик</w:t>
+            </w:r>
+          </w:p>
+        </w:tc>
+        <w:tc>
+          <w:tcPr>
+            <w:tcW w:w="2621" w:type="dxa"/>
             <w:tcBorders>
               <w:top w:val="single" w:sz="4" w:space="0" w:color="D6DCEA"/>
               <w:left w:val="single" w:sz="4" w:space="0" w:color="D6DCEA"/>
@@ -17048,13 +17127,13 @@
                 <w:szCs w:val="24"/>
                 <w:lang w:val="en-US" w:eastAsia="en-US" w:bidi="ar-SA"/>
               </w:rPr>
-              <w:t>История</w:t>
-            </w:r>
-          </w:p>
-        </w:tc>
-        <w:tc>
-          <w:tcPr>
-            <w:tcW w:w="4400" w:type="dxa"/>
+              <w:t>Название</w:t>
+            </w:r>
+          </w:p>
+        </w:tc>
+        <w:tc>
+          <w:tcPr>
+            <w:tcW w:w="5992" w:type="dxa"/>
             <w:tcBorders>
               <w:top w:val="single" w:sz="4" w:space="0" w:color="D6DCEA"/>
               <w:left w:val="single" w:sz="4" w:space="0" w:color="D6DCEA"/>
@@ -17084,115 +17163,7 @@
                 <w:szCs w:val="24"/>
                 <w:lang w:val="en-US" w:eastAsia="en-US" w:bidi="ar-SA"/>
               </w:rPr>
-              <w:t>Критерии приёмки</w:t>
-            </w:r>
-          </w:p>
-        </w:tc>
-        <w:tc>
-          <w:tcPr>
-            <w:tcW w:w="655" w:type="dxa"/>
-            <w:tcBorders>
-              <w:top w:val="single" w:sz="4" w:space="0" w:color="D6DCEA"/>
-              <w:left w:val="single" w:sz="4" w:space="0" w:color="D6DCEA"/>
-              <w:bottom w:val="single" w:sz="6" w:space="0" w:color="000000"/>
-              <w:right w:val="single" w:sz="4" w:space="0" w:color="D6DCEA"/>
-            </w:tcBorders>
-            <w:shd w:color="auto" w:fill="EEF2FB" w:val="clear"/>
-            <w:vAlign w:val="bottom"/>
-          </w:tcPr>
-          <w:p>
-            <w:pPr>
-              <w:pStyle w:val="Compact"/>
-              <w:widowControl/>
-              <w:spacing w:before="36" w:after="40"/>
-              <w:jc w:val="left"/>
-              <w:rPr>
-                <w:kern w:val="0"/>
-                <w:szCs w:val="24"/>
-                <w:lang w:val="en-US" w:eastAsia="en-US" w:bidi="ar-SA"/>
-              </w:rPr>
-            </w:pPr>
-            <w:r>
-              <w:rPr>
-                <w:b/>
-                <w:kern w:val="0"/>
-                <w:sz w:val="18"/>
-                <w:szCs w:val="24"/>
-                <w:lang w:val="en-US" w:eastAsia="en-US" w:bidi="ar-SA"/>
-              </w:rPr>
-              <w:t>Исп.</w:t>
-            </w:r>
-          </w:p>
-        </w:tc>
-        <w:tc>
-          <w:tcPr>
-            <w:tcW w:w="468" w:type="dxa"/>
-            <w:tcBorders>
-              <w:top w:val="single" w:sz="4" w:space="0" w:color="D6DCEA"/>
-              <w:left w:val="single" w:sz="4" w:space="0" w:color="D6DCEA"/>
-              <w:bottom w:val="single" w:sz="6" w:space="0" w:color="000000"/>
-              <w:right w:val="single" w:sz="4" w:space="0" w:color="D6DCEA"/>
-            </w:tcBorders>
-            <w:shd w:color="auto" w:fill="EEF2FB" w:val="clear"/>
-            <w:vAlign w:val="bottom"/>
-          </w:tcPr>
-          <w:p>
-            <w:pPr>
-              <w:pStyle w:val="Compact"/>
-              <w:widowControl/>
-              <w:spacing w:before="36" w:after="40"/>
-              <w:jc w:val="left"/>
-              <w:rPr>
-                <w:kern w:val="0"/>
-                <w:szCs w:val="24"/>
-                <w:lang w:val="en-US" w:eastAsia="en-US" w:bidi="ar-SA"/>
-              </w:rPr>
-            </w:pPr>
-            <w:r>
-              <w:rPr>
-                <w:b/>
-                <w:kern w:val="0"/>
-                <w:sz w:val="18"/>
-                <w:szCs w:val="24"/>
-                <w:lang w:val="en-US" w:eastAsia="en-US" w:bidi="ar-SA"/>
-              </w:rPr>
-              <w:t>Оц.</w:t>
-            </w:r>
-          </w:p>
-        </w:tc>
-        <w:tc>
-          <w:tcPr>
-            <w:tcW w:w="561" w:type="dxa"/>
-            <w:tcBorders>
-              <w:top w:val="single" w:sz="4" w:space="0" w:color="D6DCEA"/>
-              <w:left w:val="single" w:sz="4" w:space="0" w:color="D6DCEA"/>
-              <w:bottom w:val="single" w:sz="6" w:space="0" w:color="000000"/>
-              <w:right w:val="single" w:sz="4" w:space="0" w:color="D6DCEA"/>
-            </w:tcBorders>
-            <w:shd w:color="auto" w:fill="EEF2FB" w:val="clear"/>
-            <w:vAlign w:val="bottom"/>
-          </w:tcPr>
-          <w:p>
-            <w:pPr>
-              <w:pStyle w:val="Compact"/>
-              <w:widowControl/>
-              <w:spacing w:before="36" w:after="40"/>
-              <w:jc w:val="left"/>
-              <w:rPr>
-                <w:kern w:val="0"/>
-                <w:szCs w:val="24"/>
-                <w:lang w:val="en-US" w:eastAsia="en-US" w:bidi="ar-SA"/>
-              </w:rPr>
-            </w:pPr>
-            <w:r>
-              <w:rPr>
-                <w:b/>
-                <w:kern w:val="0"/>
-                <w:sz w:val="18"/>
-                <w:szCs w:val="24"/>
-                <w:lang w:val="en-US" w:eastAsia="en-US" w:bidi="ar-SA"/>
-              </w:rPr>
-              <w:t>Ревью</w:t>
+              <w:t>Результат</w:t>
             </w:r>
           </w:p>
         </w:tc>
@@ -17201,199 +17172,100 @@
         <w:trPr/>
         <w:tc>
           <w:tcPr>
-            <w:tcW w:w="1123" w:type="dxa"/>
-            <w:tcBorders>
-              <w:top w:val="single" w:sz="4" w:space="0" w:color="D6DCEA"/>
-              <w:left w:val="single" w:sz="4" w:space="0" w:color="D6DCEA"/>
-              <w:bottom w:val="single" w:sz="4" w:space="0" w:color="D6DCEA"/>
-              <w:right w:val="single" w:sz="4" w:space="0" w:color="D6DCEA"/>
-            </w:tcBorders>
-          </w:tcPr>
-          <w:p>
-            <w:pPr>
-              <w:pStyle w:val="Compact"/>
-              <w:widowControl/>
-              <w:spacing w:before="36" w:after="40"/>
-              <w:jc w:val="left"/>
-              <w:rPr>
-                <w:kern w:val="0"/>
-                <w:szCs w:val="24"/>
-                <w:lang w:val="en-US" w:eastAsia="en-US" w:bidi="ar-SA"/>
-              </w:rPr>
-            </w:pPr>
-            <w:r>
-              <w:rPr>
-                <w:kern w:val="0"/>
-                <w:sz w:val="18"/>
-                <w:szCs w:val="24"/>
-                <w:lang w:val="en-US" w:eastAsia="en-US" w:bidi="ar-SA"/>
-              </w:rPr>
-              <w:t>E50-01</w:t>
-            </w:r>
-          </w:p>
-        </w:tc>
-        <w:tc>
-          <w:tcPr>
-            <w:tcW w:w="2152" w:type="dxa"/>
-            <w:tcBorders>
-              <w:top w:val="single" w:sz="4" w:space="0" w:color="D6DCEA"/>
-              <w:left w:val="single" w:sz="4" w:space="0" w:color="D6DCEA"/>
-              <w:bottom w:val="single" w:sz="4" w:space="0" w:color="D6DCEA"/>
-              <w:right w:val="single" w:sz="4" w:space="0" w:color="D6DCEA"/>
-            </w:tcBorders>
-          </w:tcPr>
-          <w:p>
-            <w:pPr>
-              <w:pStyle w:val="Compact"/>
-              <w:widowControl/>
-              <w:spacing w:before="36" w:after="40"/>
-              <w:jc w:val="left"/>
-              <w:rPr>
-                <w:kern w:val="0"/>
-                <w:szCs w:val="24"/>
-                <w:lang w:val="en-US" w:eastAsia="en-US" w:bidi="ar-SA"/>
-              </w:rPr>
-            </w:pPr>
-            <w:r>
-              <w:rPr>
-                <w:kern w:val="0"/>
-                <w:sz w:val="18"/>
-                <w:szCs w:val="24"/>
-                <w:lang w:val="en-US" w:eastAsia="en-US" w:bidi="ar-SA"/>
-              </w:rPr>
-              <w:t>Как HR, я принимаю сценарии</w:t>
-            </w:r>
-          </w:p>
-        </w:tc>
-        <w:tc>
-          <w:tcPr>
-            <w:tcW w:w="4400" w:type="dxa"/>
-            <w:tcBorders>
-              <w:top w:val="single" w:sz="4" w:space="0" w:color="D6DCEA"/>
-              <w:left w:val="single" w:sz="4" w:space="0" w:color="D6DCEA"/>
-              <w:bottom w:val="single" w:sz="4" w:space="0" w:color="D6DCEA"/>
-              <w:right w:val="single" w:sz="4" w:space="0" w:color="D6DCEA"/>
-            </w:tcBorders>
-          </w:tcPr>
-          <w:p>
-            <w:pPr>
-              <w:pStyle w:val="Compact"/>
-              <w:widowControl/>
-              <w:spacing w:before="36" w:after="40"/>
-              <w:jc w:val="left"/>
-              <w:rPr>
-                <w:kern w:val="0"/>
-                <w:szCs w:val="24"/>
-                <w:lang w:val="en-US" w:eastAsia="en-US" w:bidi="ar-SA"/>
-              </w:rPr>
-            </w:pPr>
-            <w:r>
-              <w:rPr>
-                <w:kern w:val="0"/>
-                <w:sz w:val="18"/>
-                <w:szCs w:val="24"/>
-                <w:lang w:val="en-US" w:eastAsia="en-US" w:bidi="ar-SA"/>
-              </w:rPr>
-              <w:t>Демонстрация сценариев раздела «Приёмка» технического задания; замечания закрыты</w:t>
-            </w:r>
-          </w:p>
-        </w:tc>
-        <w:tc>
-          <w:tcPr>
-            <w:tcW w:w="655" w:type="dxa"/>
-            <w:tcBorders>
-              <w:top w:val="single" w:sz="4" w:space="0" w:color="D6DCEA"/>
-              <w:left w:val="single" w:sz="4" w:space="0" w:color="D6DCEA"/>
-              <w:bottom w:val="single" w:sz="4" w:space="0" w:color="D6DCEA"/>
-              <w:right w:val="single" w:sz="4" w:space="0" w:color="D6DCEA"/>
-            </w:tcBorders>
-          </w:tcPr>
-          <w:p>
-            <w:pPr>
-              <w:pStyle w:val="Compact"/>
-              <w:widowControl/>
-              <w:spacing w:before="36" w:after="40"/>
-              <w:jc w:val="left"/>
-              <w:rPr>
-                <w:kern w:val="0"/>
-                <w:szCs w:val="24"/>
-                <w:lang w:val="en-US" w:eastAsia="en-US" w:bidi="ar-SA"/>
-              </w:rPr>
-            </w:pPr>
-            <w:r>
-              <w:rPr>
-                <w:kern w:val="0"/>
-                <w:sz w:val="18"/>
-                <w:szCs w:val="24"/>
-                <w:lang w:val="en-US" w:eastAsia="en-US" w:bidi="ar-SA"/>
-              </w:rPr>
-              <w:t>все</w:t>
-            </w:r>
-          </w:p>
-        </w:tc>
-        <w:tc>
-          <w:tcPr>
-            <w:tcW w:w="468" w:type="dxa"/>
-            <w:tcBorders>
-              <w:top w:val="single" w:sz="4" w:space="0" w:color="D6DCEA"/>
-              <w:left w:val="single" w:sz="4" w:space="0" w:color="D6DCEA"/>
-              <w:bottom w:val="single" w:sz="4" w:space="0" w:color="D6DCEA"/>
-              <w:right w:val="single" w:sz="4" w:space="0" w:color="D6DCEA"/>
-            </w:tcBorders>
-          </w:tcPr>
-          <w:p>
-            <w:pPr>
-              <w:pStyle w:val="Compact"/>
-              <w:widowControl/>
-              <w:spacing w:before="36" w:after="40"/>
-              <w:jc w:val="left"/>
-              <w:rPr>
-                <w:kern w:val="0"/>
-                <w:szCs w:val="24"/>
-                <w:lang w:val="en-US" w:eastAsia="en-US" w:bidi="ar-SA"/>
-              </w:rPr>
-            </w:pPr>
-            <w:r>
-              <w:rPr>
-                <w:kern w:val="0"/>
-                <w:sz w:val="18"/>
-                <w:szCs w:val="24"/>
-                <w:lang w:val="en-US" w:eastAsia="en-US" w:bidi="ar-SA"/>
-              </w:rPr>
-              <w:t>2</w:t>
-            </w:r>
-          </w:p>
-        </w:tc>
-        <w:tc>
-          <w:tcPr>
-            <w:tcW w:w="561" w:type="dxa"/>
-            <w:tcBorders>
-              <w:top w:val="single" w:sz="4" w:space="0" w:color="D6DCEA"/>
-              <w:left w:val="single" w:sz="4" w:space="0" w:color="D6DCEA"/>
-              <w:bottom w:val="single" w:sz="4" w:space="0" w:color="D6DCEA"/>
-              <w:right w:val="single" w:sz="4" w:space="0" w:color="D6DCEA"/>
-            </w:tcBorders>
-          </w:tcPr>
-          <w:p>
-            <w:pPr>
-              <w:pStyle w:val="Compact"/>
-              <w:widowControl/>
-              <w:spacing w:before="36" w:after="40"/>
-              <w:jc w:val="left"/>
-              <w:rPr>
-                <w:kern w:val="0"/>
-                <w:szCs w:val="24"/>
-                <w:lang w:val="en-US" w:eastAsia="en-US" w:bidi="ar-SA"/>
-              </w:rPr>
-            </w:pPr>
-            <w:r>
-              <w:rPr>
-                <w:kern w:val="0"/>
-                <w:sz w:val="18"/>
-                <w:szCs w:val="24"/>
-                <w:lang w:val="en-US" w:eastAsia="en-US" w:bidi="ar-SA"/>
-              </w:rPr>
-              <w:t>—</w:t>
+            <w:tcW w:w="747" w:type="dxa"/>
+            <w:tcBorders>
+              <w:top w:val="single" w:sz="4" w:space="0" w:color="D6DCEA"/>
+              <w:left w:val="single" w:sz="4" w:space="0" w:color="D6DCEA"/>
+              <w:bottom w:val="single" w:sz="4" w:space="0" w:color="D6DCEA"/>
+              <w:right w:val="single" w:sz="4" w:space="0" w:color="D6DCEA"/>
+            </w:tcBorders>
+          </w:tcPr>
+          <w:p>
+            <w:pPr>
+              <w:pStyle w:val="Compact"/>
+              <w:widowControl/>
+              <w:spacing w:before="36" w:after="40"/>
+              <w:jc w:val="left"/>
+              <w:rPr>
+                <w:kern w:val="0"/>
+                <w:szCs w:val="24"/>
+                <w:lang w:val="en-US" w:eastAsia="en-US" w:bidi="ar-SA"/>
+              </w:rPr>
+            </w:pPr>
+            <w:r>
+              <w:rPr>
+                <w:kern w:val="0"/>
+                <w:sz w:val="18"/>
+                <w:szCs w:val="24"/>
+                <w:lang w:val="en-US" w:eastAsia="en-US" w:bidi="ar-SA"/>
+              </w:rPr>
+              <w:t>E50</w:t>
+            </w:r>
+          </w:p>
+        </w:tc>
+        <w:tc>
+          <w:tcPr>
+            <w:tcW w:w="2621" w:type="dxa"/>
+            <w:tcBorders>
+              <w:top w:val="single" w:sz="4" w:space="0" w:color="D6DCEA"/>
+              <w:left w:val="single" w:sz="4" w:space="0" w:color="D6DCEA"/>
+              <w:bottom w:val="single" w:sz="4" w:space="0" w:color="D6DCEA"/>
+              <w:right w:val="single" w:sz="4" w:space="0" w:color="D6DCEA"/>
+            </w:tcBorders>
+          </w:tcPr>
+          <w:p>
+            <w:pPr>
+              <w:pStyle w:val="Compact"/>
+              <w:widowControl/>
+              <w:spacing w:before="36" w:after="40"/>
+              <w:jc w:val="left"/>
+              <w:rPr>
+                <w:kern w:val="0"/>
+                <w:szCs w:val="24"/>
+                <w:lang w:val="en-US" w:eastAsia="en-US" w:bidi="ar-SA"/>
+              </w:rPr>
+            </w:pPr>
+            <w:r>
+              <w:rPr>
+                <w:kern w:val="0"/>
+                <w:sz w:val="18"/>
+                <w:szCs w:val="24"/>
+                <w:lang w:val="en-US" w:eastAsia="en-US" w:bidi="ar-SA"/>
+              </w:rPr>
+              <w:t>Приёмка HR и ИБ</w:t>
+            </w:r>
+          </w:p>
+        </w:tc>
+        <w:tc>
+          <w:tcPr>
+            <w:tcW w:w="5992" w:type="dxa"/>
+            <w:tcBorders>
+              <w:top w:val="single" w:sz="4" w:space="0" w:color="D6DCEA"/>
+              <w:left w:val="single" w:sz="4" w:space="0" w:color="D6DCEA"/>
+              <w:bottom w:val="single" w:sz="4" w:space="0" w:color="D6DCEA"/>
+              <w:right w:val="single" w:sz="4" w:space="0" w:color="D6DCEA"/>
+            </w:tcBorders>
+          </w:tcPr>
+          <w:p>
+            <w:pPr>
+              <w:pStyle w:val="Compact"/>
+              <w:widowControl/>
+              <w:spacing w:before="36" w:after="40"/>
+              <w:jc w:val="left"/>
+              <w:rPr>
+                <w:kern w:val="0"/>
+                <w:szCs w:val="24"/>
+                <w:lang w:val="en-US" w:eastAsia="en-US" w:bidi="ar-SA"/>
+              </w:rPr>
+            </w:pPr>
+            <w:r>
+              <w:rPr>
+                <w:kern w:val="0"/>
+                <w:sz w:val="18"/>
+                <w:szCs w:val="24"/>
+                <w:lang w:val="en-US" w:eastAsia="en-US" w:bidi="ar-SA"/>
+              </w:rPr>
+              <w:t>Программа и методика испытаний с протоколом; самооценка безопасности и автоматическая проверка матрицы прав; пакет для внешнего теста на проникновение</w:t>
             </w:r>
           </w:p>
         </w:tc>
@@ -17402,199 +17274,100 @@
         <w:trPr/>
         <w:tc>
           <w:tcPr>
-            <w:tcW w:w="1123" w:type="dxa"/>
-            <w:tcBorders>
-              <w:top w:val="single" w:sz="4" w:space="0" w:color="D6DCEA"/>
-              <w:left w:val="single" w:sz="4" w:space="0" w:color="D6DCEA"/>
-              <w:bottom w:val="single" w:sz="4" w:space="0" w:color="D6DCEA"/>
-              <w:right w:val="single" w:sz="4" w:space="0" w:color="D6DCEA"/>
-            </w:tcBorders>
-          </w:tcPr>
-          <w:p>
-            <w:pPr>
-              <w:pStyle w:val="Compact"/>
-              <w:widowControl/>
-              <w:spacing w:before="36" w:after="40"/>
-              <w:jc w:val="left"/>
-              <w:rPr>
-                <w:kern w:val="0"/>
-                <w:szCs w:val="24"/>
-                <w:lang w:val="en-US" w:eastAsia="en-US" w:bidi="ar-SA"/>
-              </w:rPr>
-            </w:pPr>
-            <w:r>
-              <w:rPr>
-                <w:kern w:val="0"/>
-                <w:sz w:val="18"/>
-                <w:szCs w:val="24"/>
-                <w:lang w:val="en-US" w:eastAsia="en-US" w:bidi="ar-SA"/>
-              </w:rPr>
-              <w:t>E50-02</w:t>
-            </w:r>
-          </w:p>
-        </w:tc>
-        <w:tc>
-          <w:tcPr>
-            <w:tcW w:w="2152" w:type="dxa"/>
-            <w:tcBorders>
-              <w:top w:val="single" w:sz="4" w:space="0" w:color="D6DCEA"/>
-              <w:left w:val="single" w:sz="4" w:space="0" w:color="D6DCEA"/>
-              <w:bottom w:val="single" w:sz="4" w:space="0" w:color="D6DCEA"/>
-              <w:right w:val="single" w:sz="4" w:space="0" w:color="D6DCEA"/>
-            </w:tcBorders>
-          </w:tcPr>
-          <w:p>
-            <w:pPr>
-              <w:pStyle w:val="Compact"/>
-              <w:widowControl/>
-              <w:spacing w:before="36" w:after="40"/>
-              <w:jc w:val="left"/>
-              <w:rPr>
-                <w:kern w:val="0"/>
-                <w:szCs w:val="24"/>
-                <w:lang w:val="en-US" w:eastAsia="en-US" w:bidi="ar-SA"/>
-              </w:rPr>
-            </w:pPr>
-            <w:r>
-              <w:rPr>
-                <w:kern w:val="0"/>
-                <w:sz w:val="18"/>
-                <w:szCs w:val="24"/>
-                <w:lang w:val="en-US" w:eastAsia="en-US" w:bidi="ar-SA"/>
-              </w:rPr>
-              <w:t>Как ИБ, я принимаю безопасность</w:t>
-            </w:r>
-          </w:p>
-        </w:tc>
-        <w:tc>
-          <w:tcPr>
-            <w:tcW w:w="4400" w:type="dxa"/>
-            <w:tcBorders>
-              <w:top w:val="single" w:sz="4" w:space="0" w:color="D6DCEA"/>
-              <w:left w:val="single" w:sz="4" w:space="0" w:color="D6DCEA"/>
-              <w:bottom w:val="single" w:sz="4" w:space="0" w:color="D6DCEA"/>
-              <w:right w:val="single" w:sz="4" w:space="0" w:color="D6DCEA"/>
-            </w:tcBorders>
-          </w:tcPr>
-          <w:p>
-            <w:pPr>
-              <w:pStyle w:val="Compact"/>
-              <w:widowControl/>
-              <w:spacing w:before="36" w:after="40"/>
-              <w:jc w:val="left"/>
-              <w:rPr>
-                <w:kern w:val="0"/>
-                <w:szCs w:val="24"/>
-                <w:lang w:val="en-US" w:eastAsia="en-US" w:bidi="ar-SA"/>
-              </w:rPr>
-            </w:pPr>
-            <w:r>
-              <w:rPr>
-                <w:kern w:val="0"/>
-                <w:sz w:val="18"/>
-                <w:szCs w:val="24"/>
-                <w:lang w:val="en-US" w:eastAsia="en-US" w:bidi="ar-SA"/>
-              </w:rPr>
-              <w:t>Чек-лист документа 1 (раздел «Безопасность»); внешний тест на проникновение; отчёт</w:t>
-            </w:r>
-          </w:p>
-        </w:tc>
-        <w:tc>
-          <w:tcPr>
-            <w:tcW w:w="655" w:type="dxa"/>
-            <w:tcBorders>
-              <w:top w:val="single" w:sz="4" w:space="0" w:color="D6DCEA"/>
-              <w:left w:val="single" w:sz="4" w:space="0" w:color="D6DCEA"/>
-              <w:bottom w:val="single" w:sz="4" w:space="0" w:color="D6DCEA"/>
-              <w:right w:val="single" w:sz="4" w:space="0" w:color="D6DCEA"/>
-            </w:tcBorders>
-          </w:tcPr>
-          <w:p>
-            <w:pPr>
-              <w:pStyle w:val="Compact"/>
-              <w:widowControl/>
-              <w:spacing w:before="36" w:after="40"/>
-              <w:jc w:val="left"/>
-              <w:rPr>
-                <w:kern w:val="0"/>
-                <w:szCs w:val="24"/>
-                <w:lang w:val="en-US" w:eastAsia="en-US" w:bidi="ar-SA"/>
-              </w:rPr>
-            </w:pPr>
-            <w:r>
-              <w:rPr>
-                <w:kern w:val="0"/>
-                <w:sz w:val="18"/>
-                <w:szCs w:val="24"/>
-                <w:lang w:val="en-US" w:eastAsia="en-US" w:bidi="ar-SA"/>
-              </w:rPr>
-              <w:t>TL</w:t>
-            </w:r>
-          </w:p>
-        </w:tc>
-        <w:tc>
-          <w:tcPr>
-            <w:tcW w:w="468" w:type="dxa"/>
-            <w:tcBorders>
-              <w:top w:val="single" w:sz="4" w:space="0" w:color="D6DCEA"/>
-              <w:left w:val="single" w:sz="4" w:space="0" w:color="D6DCEA"/>
-              <w:bottom w:val="single" w:sz="4" w:space="0" w:color="D6DCEA"/>
-              <w:right w:val="single" w:sz="4" w:space="0" w:color="D6DCEA"/>
-            </w:tcBorders>
-          </w:tcPr>
-          <w:p>
-            <w:pPr>
-              <w:pStyle w:val="Compact"/>
-              <w:widowControl/>
-              <w:spacing w:before="36" w:after="40"/>
-              <w:jc w:val="left"/>
-              <w:rPr>
-                <w:kern w:val="0"/>
-                <w:szCs w:val="24"/>
-                <w:lang w:val="en-US" w:eastAsia="en-US" w:bidi="ar-SA"/>
-              </w:rPr>
-            </w:pPr>
-            <w:r>
-              <w:rPr>
-                <w:kern w:val="0"/>
-                <w:sz w:val="18"/>
-                <w:szCs w:val="24"/>
-                <w:lang w:val="en-US" w:eastAsia="en-US" w:bidi="ar-SA"/>
-              </w:rPr>
-              <w:t>2</w:t>
-            </w:r>
-          </w:p>
-        </w:tc>
-        <w:tc>
-          <w:tcPr>
-            <w:tcW w:w="561" w:type="dxa"/>
-            <w:tcBorders>
-              <w:top w:val="single" w:sz="4" w:space="0" w:color="D6DCEA"/>
-              <w:left w:val="single" w:sz="4" w:space="0" w:color="D6DCEA"/>
-              <w:bottom w:val="single" w:sz="4" w:space="0" w:color="D6DCEA"/>
-              <w:right w:val="single" w:sz="4" w:space="0" w:color="D6DCEA"/>
-            </w:tcBorders>
-          </w:tcPr>
-          <w:p>
-            <w:pPr>
-              <w:pStyle w:val="Compact"/>
-              <w:widowControl/>
-              <w:spacing w:before="36" w:after="40"/>
-              <w:jc w:val="left"/>
-              <w:rPr>
-                <w:kern w:val="0"/>
-                <w:szCs w:val="24"/>
-                <w:lang w:val="en-US" w:eastAsia="en-US" w:bidi="ar-SA"/>
-              </w:rPr>
-            </w:pPr>
-            <w:r>
-              <w:rPr>
-                <w:kern w:val="0"/>
-                <w:sz w:val="18"/>
-                <w:szCs w:val="24"/>
-                <w:lang w:val="en-US" w:eastAsia="en-US" w:bidi="ar-SA"/>
-              </w:rPr>
-              <w:t>да</w:t>
+            <w:tcW w:w="747" w:type="dxa"/>
+            <w:tcBorders>
+              <w:top w:val="single" w:sz="4" w:space="0" w:color="D6DCEA"/>
+              <w:left w:val="single" w:sz="4" w:space="0" w:color="D6DCEA"/>
+              <w:bottom w:val="single" w:sz="4" w:space="0" w:color="D6DCEA"/>
+              <w:right w:val="single" w:sz="4" w:space="0" w:color="D6DCEA"/>
+            </w:tcBorders>
+          </w:tcPr>
+          <w:p>
+            <w:pPr>
+              <w:pStyle w:val="Compact"/>
+              <w:widowControl/>
+              <w:spacing w:before="36" w:after="40"/>
+              <w:jc w:val="left"/>
+              <w:rPr>
+                <w:kern w:val="0"/>
+                <w:szCs w:val="24"/>
+                <w:lang w:val="en-US" w:eastAsia="en-US" w:bidi="ar-SA"/>
+              </w:rPr>
+            </w:pPr>
+            <w:r>
+              <w:rPr>
+                <w:kern w:val="0"/>
+                <w:sz w:val="18"/>
+                <w:szCs w:val="24"/>
+                <w:lang w:val="en-US" w:eastAsia="en-US" w:bidi="ar-SA"/>
+              </w:rPr>
+              <w:t>E51</w:t>
+            </w:r>
+          </w:p>
+        </w:tc>
+        <w:tc>
+          <w:tcPr>
+            <w:tcW w:w="2621" w:type="dxa"/>
+            <w:tcBorders>
+              <w:top w:val="single" w:sz="4" w:space="0" w:color="D6DCEA"/>
+              <w:left w:val="single" w:sz="4" w:space="0" w:color="D6DCEA"/>
+              <w:bottom w:val="single" w:sz="4" w:space="0" w:color="D6DCEA"/>
+              <w:right w:val="single" w:sz="4" w:space="0" w:color="D6DCEA"/>
+            </w:tcBorders>
+          </w:tcPr>
+          <w:p>
+            <w:pPr>
+              <w:pStyle w:val="Compact"/>
+              <w:widowControl/>
+              <w:spacing w:before="36" w:after="40"/>
+              <w:jc w:val="left"/>
+              <w:rPr>
+                <w:kern w:val="0"/>
+                <w:szCs w:val="24"/>
+                <w:lang w:val="en-US" w:eastAsia="en-US" w:bidi="ar-SA"/>
+              </w:rPr>
+            </w:pPr>
+            <w:r>
+              <w:rPr>
+                <w:kern w:val="0"/>
+                <w:sz w:val="18"/>
+                <w:szCs w:val="24"/>
+                <w:lang w:val="en-US" w:eastAsia="en-US" w:bidi="ar-SA"/>
+              </w:rPr>
+              <w:t>Масштаб 1000–2000: нагрузка и отладка</w:t>
+            </w:r>
+          </w:p>
+        </w:tc>
+        <w:tc>
+          <w:tcPr>
+            <w:tcW w:w="5992" w:type="dxa"/>
+            <w:tcBorders>
+              <w:top w:val="single" w:sz="4" w:space="0" w:color="D6DCEA"/>
+              <w:left w:val="single" w:sz="4" w:space="0" w:color="D6DCEA"/>
+              <w:bottom w:val="single" w:sz="4" w:space="0" w:color="D6DCEA"/>
+              <w:right w:val="single" w:sz="4" w:space="0" w:color="D6DCEA"/>
+            </w:tcBorders>
+          </w:tcPr>
+          <w:p>
+            <w:pPr>
+              <w:pStyle w:val="Compact"/>
+              <w:widowControl/>
+              <w:spacing w:before="36" w:after="40"/>
+              <w:jc w:val="left"/>
+              <w:rPr>
+                <w:kern w:val="0"/>
+                <w:szCs w:val="24"/>
+                <w:lang w:val="en-US" w:eastAsia="en-US" w:bidi="ar-SA"/>
+              </w:rPr>
+            </w:pPr>
+            <w:r>
+              <w:rPr>
+                <w:kern w:val="0"/>
+                <w:sz w:val="18"/>
+                <w:szCs w:val="24"/>
+                <w:lang w:val="en-US" w:eastAsia="en-US" w:bidi="ar-SA"/>
+              </w:rPr>
+              <w:t>Профили нагрузки рабочего дня, сайзинг минимального сервера, пики, длительная работа, инструменты отладки, узкие места по доказательствам, отказы под нагрузкой, рост данных за 5 лет</w:t>
             </w:r>
           </w:p>
         </w:tc>
@@ -17603,213 +17376,4359 @@
         <w:trPr/>
         <w:tc>
           <w:tcPr>
-            <w:tcW w:w="1123" w:type="dxa"/>
-            <w:tcBorders>
-              <w:top w:val="single" w:sz="4" w:space="0" w:color="D6DCEA"/>
-              <w:left w:val="single" w:sz="4" w:space="0" w:color="D6DCEA"/>
-              <w:bottom w:val="single" w:sz="4" w:space="0" w:color="D6DCEA"/>
-              <w:right w:val="single" w:sz="4" w:space="0" w:color="D6DCEA"/>
-            </w:tcBorders>
-          </w:tcPr>
-          <w:p>
-            <w:pPr>
-              <w:pStyle w:val="Compact"/>
-              <w:widowControl/>
-              <w:spacing w:before="36" w:after="40"/>
-              <w:jc w:val="left"/>
-              <w:rPr>
-                <w:kern w:val="0"/>
-                <w:szCs w:val="24"/>
-                <w:lang w:val="en-US" w:eastAsia="en-US" w:bidi="ar-SA"/>
-              </w:rPr>
-            </w:pPr>
-            <w:r>
-              <w:rPr>
-                <w:kern w:val="0"/>
-                <w:sz w:val="18"/>
-                <w:szCs w:val="24"/>
-                <w:lang w:val="en-US" w:eastAsia="en-US" w:bidi="ar-SA"/>
-              </w:rPr>
-              <w:t>E50-03</w:t>
-            </w:r>
-          </w:p>
-        </w:tc>
-        <w:tc>
-          <w:tcPr>
-            <w:tcW w:w="2152" w:type="dxa"/>
-            <w:tcBorders>
-              <w:top w:val="single" w:sz="4" w:space="0" w:color="D6DCEA"/>
-              <w:left w:val="single" w:sz="4" w:space="0" w:color="D6DCEA"/>
-              <w:bottom w:val="single" w:sz="4" w:space="0" w:color="D6DCEA"/>
-              <w:right w:val="single" w:sz="4" w:space="0" w:color="D6DCEA"/>
-            </w:tcBorders>
-          </w:tcPr>
-          <w:p>
-            <w:pPr>
-              <w:pStyle w:val="Compact"/>
-              <w:widowControl/>
-              <w:spacing w:before="36" w:after="40"/>
-              <w:jc w:val="left"/>
-              <w:rPr>
-                <w:kern w:val="0"/>
-                <w:szCs w:val="24"/>
-                <w:lang w:val="en-US" w:eastAsia="en-US" w:bidi="ar-SA"/>
-              </w:rPr>
-            </w:pPr>
-            <w:r>
-              <w:rPr>
-                <w:kern w:val="0"/>
-                <w:sz w:val="18"/>
-                <w:szCs w:val="24"/>
-                <w:lang w:val="en-US" w:eastAsia="en-US" w:bidi="ar-SA"/>
-              </w:rPr>
-              <w:t>Как правообладатель, я подаю систему в реестр</w:t>
-            </w:r>
-          </w:p>
-        </w:tc>
-        <w:tc>
-          <w:tcPr>
-            <w:tcW w:w="4400" w:type="dxa"/>
-            <w:tcBorders>
-              <w:top w:val="single" w:sz="4" w:space="0" w:color="D6DCEA"/>
-              <w:left w:val="single" w:sz="4" w:space="0" w:color="D6DCEA"/>
-              <w:bottom w:val="single" w:sz="4" w:space="0" w:color="D6DCEA"/>
-              <w:right w:val="single" w:sz="4" w:space="0" w:color="D6DCEA"/>
-            </w:tcBorders>
-          </w:tcPr>
-          <w:p>
-            <w:pPr>
-              <w:pStyle w:val="Compact"/>
-              <w:widowControl/>
-              <w:spacing w:before="36" w:after="40"/>
-              <w:jc w:val="left"/>
-              <w:rPr>
-                <w:kern w:val="0"/>
-                <w:szCs w:val="24"/>
-                <w:lang w:val="en-US" w:eastAsia="en-US" w:bidi="ar-SA"/>
-              </w:rPr>
-            </w:pPr>
-            <w:r>
-              <w:rPr>
-                <w:kern w:val="0"/>
-                <w:sz w:val="18"/>
-                <w:szCs w:val="24"/>
-                <w:lang w:val="en-US" w:eastAsia="en-US" w:bidi="ar-SA"/>
-              </w:rPr>
-              <w:t>Комплект: описание, руководства, SBOM и отчёт лицензий, сведения о правообладателе</w:t>
-            </w:r>
-          </w:p>
-        </w:tc>
-        <w:tc>
-          <w:tcPr>
-            <w:tcW w:w="655" w:type="dxa"/>
-            <w:tcBorders>
-              <w:top w:val="single" w:sz="4" w:space="0" w:color="D6DCEA"/>
-              <w:left w:val="single" w:sz="4" w:space="0" w:color="D6DCEA"/>
-              <w:bottom w:val="single" w:sz="4" w:space="0" w:color="D6DCEA"/>
-              <w:right w:val="single" w:sz="4" w:space="0" w:color="D6DCEA"/>
-            </w:tcBorders>
-          </w:tcPr>
-          <w:p>
-            <w:pPr>
-              <w:pStyle w:val="Compact"/>
-              <w:widowControl/>
-              <w:spacing w:before="36" w:after="40"/>
-              <w:jc w:val="left"/>
-              <w:rPr>
-                <w:kern w:val="0"/>
-                <w:szCs w:val="24"/>
-                <w:lang w:val="en-US" w:eastAsia="en-US" w:bidi="ar-SA"/>
-              </w:rPr>
-            </w:pPr>
-            <w:r>
-              <w:rPr>
-                <w:kern w:val="0"/>
-                <w:sz w:val="18"/>
-                <w:szCs w:val="24"/>
-                <w:lang w:val="en-US" w:eastAsia="en-US" w:bidi="ar-SA"/>
-              </w:rPr>
-              <w:t>TL</w:t>
-            </w:r>
-          </w:p>
-        </w:tc>
-        <w:tc>
-          <w:tcPr>
-            <w:tcW w:w="468" w:type="dxa"/>
-            <w:tcBorders>
-              <w:top w:val="single" w:sz="4" w:space="0" w:color="D6DCEA"/>
-              <w:left w:val="single" w:sz="4" w:space="0" w:color="D6DCEA"/>
-              <w:bottom w:val="single" w:sz="4" w:space="0" w:color="D6DCEA"/>
-              <w:right w:val="single" w:sz="4" w:space="0" w:color="D6DCEA"/>
-            </w:tcBorders>
-          </w:tcPr>
-          <w:p>
-            <w:pPr>
-              <w:pStyle w:val="Compact"/>
-              <w:widowControl/>
-              <w:spacing w:before="36" w:after="40"/>
-              <w:jc w:val="left"/>
-              <w:rPr>
-                <w:kern w:val="0"/>
-                <w:szCs w:val="24"/>
-                <w:lang w:val="en-US" w:eastAsia="en-US" w:bidi="ar-SA"/>
-              </w:rPr>
-            </w:pPr>
-            <w:r>
-              <w:rPr>
-                <w:kern w:val="0"/>
-                <w:sz w:val="18"/>
-                <w:szCs w:val="24"/>
-                <w:lang w:val="en-US" w:eastAsia="en-US" w:bidi="ar-SA"/>
-              </w:rPr>
-              <w:t>2</w:t>
-            </w:r>
-          </w:p>
-        </w:tc>
-        <w:tc>
-          <w:tcPr>
-            <w:tcW w:w="561" w:type="dxa"/>
-            <w:tcBorders>
-              <w:top w:val="single" w:sz="4" w:space="0" w:color="D6DCEA"/>
-              <w:left w:val="single" w:sz="4" w:space="0" w:color="D6DCEA"/>
-              <w:bottom w:val="single" w:sz="4" w:space="0" w:color="D6DCEA"/>
-              <w:right w:val="single" w:sz="4" w:space="0" w:color="D6DCEA"/>
-            </w:tcBorders>
-          </w:tcPr>
-          <w:p>
-            <w:pPr>
-              <w:pStyle w:val="Compact"/>
-              <w:widowControl/>
-              <w:spacing w:before="36" w:after="40"/>
-              <w:jc w:val="left"/>
-              <w:rPr>
-                <w:kern w:val="0"/>
-                <w:szCs w:val="24"/>
-                <w:lang w:val="en-US" w:eastAsia="en-US" w:bidi="ar-SA"/>
-              </w:rPr>
-            </w:pPr>
-            <w:r>
-              <w:rPr>
-                <w:kern w:val="0"/>
-                <w:sz w:val="18"/>
-                <w:szCs w:val="24"/>
-                <w:lang w:val="en-US" w:eastAsia="en-US" w:bidi="ar-SA"/>
-              </w:rPr>
-              <w:t>—</w:t>
-            </w:r>
-            <w:bookmarkStart w:id="19" w:name="версия-1.0.0-приёмка"/>
-            <w:bookmarkEnd w:id="19"/>
+            <w:tcW w:w="747" w:type="dxa"/>
+            <w:tcBorders>
+              <w:top w:val="single" w:sz="4" w:space="0" w:color="D6DCEA"/>
+              <w:left w:val="single" w:sz="4" w:space="0" w:color="D6DCEA"/>
+              <w:bottom w:val="single" w:sz="4" w:space="0" w:color="D6DCEA"/>
+              <w:right w:val="single" w:sz="4" w:space="0" w:color="D6DCEA"/>
+            </w:tcBorders>
+          </w:tcPr>
+          <w:p>
+            <w:pPr>
+              <w:pStyle w:val="Compact"/>
+              <w:widowControl/>
+              <w:spacing w:before="36" w:after="40"/>
+              <w:jc w:val="left"/>
+              <w:rPr>
+                <w:kern w:val="0"/>
+                <w:szCs w:val="24"/>
+                <w:lang w:val="en-US" w:eastAsia="en-US" w:bidi="ar-SA"/>
+              </w:rPr>
+            </w:pPr>
+            <w:r>
+              <w:rPr>
+                <w:kern w:val="0"/>
+                <w:sz w:val="18"/>
+                <w:szCs w:val="24"/>
+                <w:lang w:val="en-US" w:eastAsia="en-US" w:bidi="ar-SA"/>
+              </w:rPr>
+              <w:t>E52</w:t>
+            </w:r>
+          </w:p>
+        </w:tc>
+        <w:tc>
+          <w:tcPr>
+            <w:tcW w:w="2621" w:type="dxa"/>
+            <w:tcBorders>
+              <w:top w:val="single" w:sz="4" w:space="0" w:color="D6DCEA"/>
+              <w:left w:val="single" w:sz="4" w:space="0" w:color="D6DCEA"/>
+              <w:bottom w:val="single" w:sz="4" w:space="0" w:color="D6DCEA"/>
+              <w:right w:val="single" w:sz="4" w:space="0" w:color="D6DCEA"/>
+            </w:tcBorders>
+          </w:tcPr>
+          <w:p>
+            <w:pPr>
+              <w:pStyle w:val="Compact"/>
+              <w:widowControl/>
+              <w:spacing w:before="36" w:after="40"/>
+              <w:jc w:val="left"/>
+              <w:rPr>
+                <w:kern w:val="0"/>
+                <w:szCs w:val="24"/>
+                <w:lang w:val="en-US" w:eastAsia="en-US" w:bidi="ar-SA"/>
+              </w:rPr>
+            </w:pPr>
+            <w:r>
+              <w:rPr>
+                <w:kern w:val="0"/>
+                <w:sz w:val="18"/>
+                <w:szCs w:val="24"/>
+                <w:lang w:val="en-US" w:eastAsia="en-US" w:bidi="ar-SA"/>
+              </w:rPr>
+              <w:t>Комплект для реестра и эксплуатации</w:t>
+            </w:r>
+          </w:p>
+        </w:tc>
+        <w:tc>
+          <w:tcPr>
+            <w:tcW w:w="5992" w:type="dxa"/>
+            <w:tcBorders>
+              <w:top w:val="single" w:sz="4" w:space="0" w:color="D6DCEA"/>
+              <w:left w:val="single" w:sz="4" w:space="0" w:color="D6DCEA"/>
+              <w:bottom w:val="single" w:sz="4" w:space="0" w:color="D6DCEA"/>
+              <w:right w:val="single" w:sz="4" w:space="0" w:color="D6DCEA"/>
+            </w:tcBorders>
+          </w:tcPr>
+          <w:p>
+            <w:pPr>
+              <w:pStyle w:val="Compact"/>
+              <w:widowControl/>
+              <w:spacing w:before="36" w:after="40"/>
+              <w:jc w:val="left"/>
+              <w:rPr>
+                <w:kern w:val="0"/>
+                <w:szCs w:val="24"/>
+                <w:lang w:val="en-US" w:eastAsia="en-US" w:bidi="ar-SA"/>
+              </w:rPr>
+            </w:pPr>
+            <w:r>
+              <w:rPr>
+                <w:kern w:val="0"/>
+                <w:sz w:val="18"/>
+                <w:szCs w:val="24"/>
+                <w:lang w:val="en-US" w:eastAsia="en-US" w:bidi="ar-SA"/>
+              </w:rPr>
+              <w:t>Девять документов для реестра по образцу todo-planner, SBOM с перечнем компонентов и уведомлениями, демонстрационный стенд и дистрибутив, регламенты эксплуатации, документы 0–8 и руководства в редакции 1.0.0</w:t>
+            </w:r>
+            <w:bookmarkStart w:id="21" w:name="эпики-2"/>
+            <w:bookmarkEnd w:id="21"/>
           </w:p>
         </w:tc>
       </w:tr>
     </w:tbl>
+    <w:p>
+      <w:pPr>
+        <w:pStyle w:val="Heading2"/>
+        <w:rPr/>
+      </w:pPr>
+      <w:bookmarkStart w:id="22" w:name="__RefHeading___Toc15449_1804324697"/>
+      <w:bookmarkEnd w:id="22"/>
+      <w:r>
+        <w:rPr>
+          <w:rStyle w:val="SectionNumber"/>
+        </w:rPr>
+        <w:t>8.2</w:t>
+      </w:r>
+      <w:r>
+        <w:rPr/>
+        <w:tab/>
+        <w:t>Истории</w:t>
+      </w:r>
+    </w:p>
+    <w:tbl>
+      <w:tblPr>
+        <w:tblStyle w:val="Table"/>
+        <w:tblW w:w="5000" w:type="pct"/>
+        <w:jc w:val="center"/>
+        <w:tblInd w:w="0" w:type="dxa"/>
+        <w:tblLayout w:type="fixed"/>
+        <w:tblCellMar>
+          <w:top w:w="0" w:type="dxa"/>
+          <w:left w:w="108" w:type="dxa"/>
+          <w:bottom w:w="0" w:type="dxa"/>
+          <w:right w:w="108" w:type="dxa"/>
+        </w:tblCellMar>
+        <w:tblLook w:val="0020" w:noHBand="0" w:noVBand="0" w:firstColumn="0" w:lastRow="0" w:lastColumn="0" w:firstRow="1"/>
+      </w:tblPr>
+      <w:tblGrid>
+        <w:gridCol w:w="943"/>
+        <w:gridCol w:w="1809"/>
+        <w:gridCol w:w="3698"/>
+        <w:gridCol w:w="1495"/>
+        <w:gridCol w:w="551"/>
+        <w:gridCol w:w="392"/>
+        <w:gridCol w:w="471"/>
+      </w:tblGrid>
+      <w:tr>
+        <w:trPr>
+          <w:tblHeader w:val="true"/>
+        </w:trPr>
+        <w:tc>
+          <w:tcPr>
+            <w:tcW w:w="943" w:type="dxa"/>
+            <w:tcBorders>
+              <w:top w:val="single" w:sz="4" w:space="0" w:color="D6DCEA"/>
+              <w:left w:val="single" w:sz="4" w:space="0" w:color="D6DCEA"/>
+              <w:bottom w:val="single" w:sz="6" w:space="0" w:color="000000"/>
+              <w:right w:val="single" w:sz="4" w:space="0" w:color="D6DCEA"/>
+            </w:tcBorders>
+            <w:shd w:color="auto" w:fill="EEF2FB" w:val="clear"/>
+            <w:vAlign w:val="bottom"/>
+          </w:tcPr>
+          <w:p>
+            <w:pPr>
+              <w:pStyle w:val="Compact"/>
+              <w:widowControl/>
+              <w:spacing w:before="36" w:after="40"/>
+              <w:jc w:val="left"/>
+              <w:rPr>
+                <w:kern w:val="0"/>
+                <w:szCs w:val="24"/>
+                <w:lang w:val="en-US" w:eastAsia="en-US" w:bidi="ar-SA"/>
+              </w:rPr>
+            </w:pPr>
+            <w:r>
+              <w:rPr>
+                <w:b/>
+                <w:kern w:val="0"/>
+                <w:sz w:val="18"/>
+                <w:szCs w:val="24"/>
+                <w:lang w:val="en-US" w:eastAsia="en-US" w:bidi="ar-SA"/>
+              </w:rPr>
+              <w:t>ID</w:t>
+            </w:r>
+          </w:p>
+        </w:tc>
+        <w:tc>
+          <w:tcPr>
+            <w:tcW w:w="1809" w:type="dxa"/>
+            <w:tcBorders>
+              <w:top w:val="single" w:sz="4" w:space="0" w:color="D6DCEA"/>
+              <w:left w:val="single" w:sz="4" w:space="0" w:color="D6DCEA"/>
+              <w:bottom w:val="single" w:sz="6" w:space="0" w:color="000000"/>
+              <w:right w:val="single" w:sz="4" w:space="0" w:color="D6DCEA"/>
+            </w:tcBorders>
+            <w:shd w:color="auto" w:fill="EEF2FB" w:val="clear"/>
+            <w:vAlign w:val="bottom"/>
+          </w:tcPr>
+          <w:p>
+            <w:pPr>
+              <w:pStyle w:val="Compact"/>
+              <w:widowControl/>
+              <w:spacing w:before="36" w:after="40"/>
+              <w:jc w:val="left"/>
+              <w:rPr>
+                <w:kern w:val="0"/>
+                <w:szCs w:val="24"/>
+                <w:lang w:val="en-US" w:eastAsia="en-US" w:bidi="ar-SA"/>
+              </w:rPr>
+            </w:pPr>
+            <w:r>
+              <w:rPr>
+                <w:b/>
+                <w:kern w:val="0"/>
+                <w:sz w:val="18"/>
+                <w:szCs w:val="24"/>
+                <w:lang w:val="en-US" w:eastAsia="en-US" w:bidi="ar-SA"/>
+              </w:rPr>
+              <w:t>История</w:t>
+            </w:r>
+          </w:p>
+        </w:tc>
+        <w:tc>
+          <w:tcPr>
+            <w:tcW w:w="3698" w:type="dxa"/>
+            <w:tcBorders>
+              <w:top w:val="single" w:sz="4" w:space="0" w:color="D6DCEA"/>
+              <w:left w:val="single" w:sz="4" w:space="0" w:color="D6DCEA"/>
+              <w:bottom w:val="single" w:sz="6" w:space="0" w:color="000000"/>
+              <w:right w:val="single" w:sz="4" w:space="0" w:color="D6DCEA"/>
+            </w:tcBorders>
+            <w:shd w:color="auto" w:fill="EEF2FB" w:val="clear"/>
+            <w:vAlign w:val="bottom"/>
+          </w:tcPr>
+          <w:p>
+            <w:pPr>
+              <w:pStyle w:val="Compact"/>
+              <w:widowControl/>
+              <w:spacing w:before="36" w:after="40"/>
+              <w:jc w:val="left"/>
+              <w:rPr>
+                <w:kern w:val="0"/>
+                <w:szCs w:val="24"/>
+                <w:lang w:val="en-US" w:eastAsia="en-US" w:bidi="ar-SA"/>
+              </w:rPr>
+            </w:pPr>
+            <w:r>
+              <w:rPr>
+                <w:b/>
+                <w:kern w:val="0"/>
+                <w:sz w:val="18"/>
+                <w:szCs w:val="24"/>
+                <w:lang w:val="en-US" w:eastAsia="en-US" w:bidi="ar-SA"/>
+              </w:rPr>
+              <w:t>Критерии приёмки</w:t>
+            </w:r>
+          </w:p>
+        </w:tc>
+        <w:tc>
+          <w:tcPr>
+            <w:tcW w:w="1495" w:type="dxa"/>
+            <w:tcBorders>
+              <w:top w:val="single" w:sz="4" w:space="0" w:color="D6DCEA"/>
+              <w:left w:val="single" w:sz="4" w:space="0" w:color="D6DCEA"/>
+              <w:bottom w:val="single" w:sz="6" w:space="0" w:color="000000"/>
+              <w:right w:val="single" w:sz="4" w:space="0" w:color="D6DCEA"/>
+            </w:tcBorders>
+            <w:shd w:color="auto" w:fill="EEF2FB" w:val="clear"/>
+            <w:vAlign w:val="bottom"/>
+          </w:tcPr>
+          <w:p>
+            <w:pPr>
+              <w:pStyle w:val="Compact"/>
+              <w:widowControl/>
+              <w:spacing w:before="36" w:after="40"/>
+              <w:jc w:val="left"/>
+              <w:rPr>
+                <w:kern w:val="0"/>
+                <w:szCs w:val="24"/>
+                <w:lang w:val="en-US" w:eastAsia="en-US" w:bidi="ar-SA"/>
+              </w:rPr>
+            </w:pPr>
+            <w:r>
+              <w:rPr>
+                <w:b/>
+                <w:kern w:val="0"/>
+                <w:sz w:val="18"/>
+                <w:szCs w:val="24"/>
+                <w:lang w:val="en-US" w:eastAsia="en-US" w:bidi="ar-SA"/>
+              </w:rPr>
+              <w:t>Подтверждение</w:t>
+            </w:r>
+          </w:p>
+        </w:tc>
+        <w:tc>
+          <w:tcPr>
+            <w:tcW w:w="551" w:type="dxa"/>
+            <w:tcBorders>
+              <w:top w:val="single" w:sz="4" w:space="0" w:color="D6DCEA"/>
+              <w:left w:val="single" w:sz="4" w:space="0" w:color="D6DCEA"/>
+              <w:bottom w:val="single" w:sz="6" w:space="0" w:color="000000"/>
+              <w:right w:val="single" w:sz="4" w:space="0" w:color="D6DCEA"/>
+            </w:tcBorders>
+            <w:shd w:color="auto" w:fill="EEF2FB" w:val="clear"/>
+            <w:vAlign w:val="bottom"/>
+          </w:tcPr>
+          <w:p>
+            <w:pPr>
+              <w:pStyle w:val="Compact"/>
+              <w:widowControl/>
+              <w:spacing w:before="36" w:after="40"/>
+              <w:jc w:val="left"/>
+              <w:rPr>
+                <w:kern w:val="0"/>
+                <w:szCs w:val="24"/>
+                <w:lang w:val="en-US" w:eastAsia="en-US" w:bidi="ar-SA"/>
+              </w:rPr>
+            </w:pPr>
+            <w:r>
+              <w:rPr>
+                <w:b/>
+                <w:kern w:val="0"/>
+                <w:sz w:val="18"/>
+                <w:szCs w:val="24"/>
+                <w:lang w:val="en-US" w:eastAsia="en-US" w:bidi="ar-SA"/>
+              </w:rPr>
+              <w:t>Исп.</w:t>
+            </w:r>
+          </w:p>
+        </w:tc>
+        <w:tc>
+          <w:tcPr>
+            <w:tcW w:w="392" w:type="dxa"/>
+            <w:tcBorders>
+              <w:top w:val="single" w:sz="4" w:space="0" w:color="D6DCEA"/>
+              <w:left w:val="single" w:sz="4" w:space="0" w:color="D6DCEA"/>
+              <w:bottom w:val="single" w:sz="6" w:space="0" w:color="000000"/>
+              <w:right w:val="single" w:sz="4" w:space="0" w:color="D6DCEA"/>
+            </w:tcBorders>
+            <w:shd w:color="auto" w:fill="EEF2FB" w:val="clear"/>
+            <w:vAlign w:val="bottom"/>
+          </w:tcPr>
+          <w:p>
+            <w:pPr>
+              <w:pStyle w:val="Compact"/>
+              <w:widowControl/>
+              <w:spacing w:before="36" w:after="40"/>
+              <w:jc w:val="left"/>
+              <w:rPr>
+                <w:kern w:val="0"/>
+                <w:szCs w:val="24"/>
+                <w:lang w:val="en-US" w:eastAsia="en-US" w:bidi="ar-SA"/>
+              </w:rPr>
+            </w:pPr>
+            <w:r>
+              <w:rPr>
+                <w:b/>
+                <w:kern w:val="0"/>
+                <w:sz w:val="18"/>
+                <w:szCs w:val="24"/>
+                <w:lang w:val="en-US" w:eastAsia="en-US" w:bidi="ar-SA"/>
+              </w:rPr>
+              <w:t>Оц.</w:t>
+            </w:r>
+          </w:p>
+        </w:tc>
+        <w:tc>
+          <w:tcPr>
+            <w:tcW w:w="471" w:type="dxa"/>
+            <w:tcBorders>
+              <w:top w:val="single" w:sz="4" w:space="0" w:color="D6DCEA"/>
+              <w:left w:val="single" w:sz="4" w:space="0" w:color="D6DCEA"/>
+              <w:bottom w:val="single" w:sz="6" w:space="0" w:color="000000"/>
+              <w:right w:val="single" w:sz="4" w:space="0" w:color="D6DCEA"/>
+            </w:tcBorders>
+            <w:shd w:color="auto" w:fill="EEF2FB" w:val="clear"/>
+            <w:vAlign w:val="bottom"/>
+          </w:tcPr>
+          <w:p>
+            <w:pPr>
+              <w:pStyle w:val="Compact"/>
+              <w:widowControl/>
+              <w:spacing w:before="36" w:after="40"/>
+              <w:jc w:val="left"/>
+              <w:rPr>
+                <w:kern w:val="0"/>
+                <w:szCs w:val="24"/>
+                <w:lang w:val="en-US" w:eastAsia="en-US" w:bidi="ar-SA"/>
+              </w:rPr>
+            </w:pPr>
+            <w:r>
+              <w:rPr>
+                <w:b/>
+                <w:kern w:val="0"/>
+                <w:sz w:val="18"/>
+                <w:szCs w:val="24"/>
+                <w:lang w:val="en-US" w:eastAsia="en-US" w:bidi="ar-SA"/>
+              </w:rPr>
+              <w:t>Ревью</w:t>
+            </w:r>
+          </w:p>
+        </w:tc>
+      </w:tr>
+      <w:tr>
+        <w:trPr/>
+        <w:tc>
+          <w:tcPr>
+            <w:tcW w:w="943" w:type="dxa"/>
+            <w:tcBorders>
+              <w:top w:val="single" w:sz="4" w:space="0" w:color="D6DCEA"/>
+              <w:left w:val="single" w:sz="4" w:space="0" w:color="D6DCEA"/>
+              <w:bottom w:val="single" w:sz="4" w:space="0" w:color="D6DCEA"/>
+              <w:right w:val="single" w:sz="4" w:space="0" w:color="D6DCEA"/>
+            </w:tcBorders>
+          </w:tcPr>
+          <w:p>
+            <w:pPr>
+              <w:pStyle w:val="Compact"/>
+              <w:widowControl/>
+              <w:spacing w:before="36" w:after="40"/>
+              <w:jc w:val="left"/>
+              <w:rPr>
+                <w:kern w:val="0"/>
+                <w:szCs w:val="24"/>
+                <w:lang w:val="en-US" w:eastAsia="en-US" w:bidi="ar-SA"/>
+              </w:rPr>
+            </w:pPr>
+            <w:r>
+              <w:rPr>
+                <w:kern w:val="0"/>
+                <w:sz w:val="18"/>
+                <w:szCs w:val="24"/>
+                <w:lang w:val="en-US" w:eastAsia="en-US" w:bidi="ar-SA"/>
+              </w:rPr>
+              <w:t>E50-01</w:t>
+            </w:r>
+          </w:p>
+        </w:tc>
+        <w:tc>
+          <w:tcPr>
+            <w:tcW w:w="1809" w:type="dxa"/>
+            <w:tcBorders>
+              <w:top w:val="single" w:sz="4" w:space="0" w:color="D6DCEA"/>
+              <w:left w:val="single" w:sz="4" w:space="0" w:color="D6DCEA"/>
+              <w:bottom w:val="single" w:sz="4" w:space="0" w:color="D6DCEA"/>
+              <w:right w:val="single" w:sz="4" w:space="0" w:color="D6DCEA"/>
+            </w:tcBorders>
+          </w:tcPr>
+          <w:p>
+            <w:pPr>
+              <w:pStyle w:val="Compact"/>
+              <w:widowControl/>
+              <w:spacing w:before="36" w:after="40"/>
+              <w:jc w:val="left"/>
+              <w:rPr>
+                <w:kern w:val="0"/>
+                <w:szCs w:val="24"/>
+                <w:lang w:val="en-US" w:eastAsia="en-US" w:bidi="ar-SA"/>
+              </w:rPr>
+            </w:pPr>
+            <w:r>
+              <w:rPr>
+                <w:kern w:val="0"/>
+                <w:sz w:val="18"/>
+                <w:szCs w:val="24"/>
+                <w:lang w:val="en-US" w:eastAsia="en-US" w:bidi="ar-SA"/>
+              </w:rPr>
+              <w:t>Как кадровая служба, я принимаю систему по сценариям</w:t>
+            </w:r>
+          </w:p>
+        </w:tc>
+        <w:tc>
+          <w:tcPr>
+            <w:tcW w:w="3698" w:type="dxa"/>
+            <w:tcBorders>
+              <w:top w:val="single" w:sz="4" w:space="0" w:color="D6DCEA"/>
+              <w:left w:val="single" w:sz="4" w:space="0" w:color="D6DCEA"/>
+              <w:bottom w:val="single" w:sz="4" w:space="0" w:color="D6DCEA"/>
+              <w:right w:val="single" w:sz="4" w:space="0" w:color="D6DCEA"/>
+            </w:tcBorders>
+          </w:tcPr>
+          <w:p>
+            <w:pPr>
+              <w:pStyle w:val="Compact"/>
+              <w:widowControl/>
+              <w:spacing w:before="36" w:after="40"/>
+              <w:jc w:val="left"/>
+              <w:rPr>
+                <w:kern w:val="0"/>
+                <w:szCs w:val="24"/>
+                <w:lang w:val="en-US" w:eastAsia="en-US" w:bidi="ar-SA"/>
+              </w:rPr>
+            </w:pPr>
+            <w:r>
+              <w:rPr>
+                <w:kern w:val="0"/>
+                <w:sz w:val="18"/>
+                <w:szCs w:val="24"/>
+                <w:lang w:val="en-US" w:eastAsia="en-US" w:bidi="ar-SA"/>
+              </w:rPr>
+              <w:t>Программа и методика испытаний: каждый сценарий ТЗ — шаги, данные, ожидаемый результат, ссылка на автоматический тест; протокол испытаний для подписи; замечания приёмки — в бэклоге с решением</w:t>
+            </w:r>
+          </w:p>
+        </w:tc>
+        <w:tc>
+          <w:tcPr>
+            <w:tcW w:w="1495" w:type="dxa"/>
+            <w:tcBorders>
+              <w:top w:val="single" w:sz="4" w:space="0" w:color="D6DCEA"/>
+              <w:left w:val="single" w:sz="4" w:space="0" w:color="D6DCEA"/>
+              <w:bottom w:val="single" w:sz="4" w:space="0" w:color="D6DCEA"/>
+              <w:right w:val="single" w:sz="4" w:space="0" w:color="D6DCEA"/>
+            </w:tcBorders>
+          </w:tcPr>
+          <w:p>
+            <w:pPr>
+              <w:pStyle w:val="Compact"/>
+              <w:widowControl/>
+              <w:spacing w:before="36" w:after="40"/>
+              <w:jc w:val="left"/>
+              <w:rPr>
+                <w:kern w:val="0"/>
+                <w:szCs w:val="24"/>
+                <w:lang w:val="en-US" w:eastAsia="en-US" w:bidi="ar-SA"/>
+              </w:rPr>
+            </w:pPr>
+            <w:r>
+              <w:rPr>
+                <w:kern w:val="0"/>
+                <w:sz w:val="18"/>
+                <w:szCs w:val="24"/>
+                <w:lang w:val="en-US" w:eastAsia="en-US" w:bidi="ar-SA"/>
+              </w:rPr>
+              <w:t>ПМИ и протокол; e2e на каждый сценарий</w:t>
+            </w:r>
+          </w:p>
+        </w:tc>
+        <w:tc>
+          <w:tcPr>
+            <w:tcW w:w="551" w:type="dxa"/>
+            <w:tcBorders>
+              <w:top w:val="single" w:sz="4" w:space="0" w:color="D6DCEA"/>
+              <w:left w:val="single" w:sz="4" w:space="0" w:color="D6DCEA"/>
+              <w:bottom w:val="single" w:sz="4" w:space="0" w:color="D6DCEA"/>
+              <w:right w:val="single" w:sz="4" w:space="0" w:color="D6DCEA"/>
+            </w:tcBorders>
+          </w:tcPr>
+          <w:p>
+            <w:pPr>
+              <w:pStyle w:val="Compact"/>
+              <w:widowControl/>
+              <w:spacing w:before="36" w:after="40"/>
+              <w:jc w:val="left"/>
+              <w:rPr>
+                <w:kern w:val="0"/>
+                <w:szCs w:val="24"/>
+                <w:lang w:val="en-US" w:eastAsia="en-US" w:bidi="ar-SA"/>
+              </w:rPr>
+            </w:pPr>
+            <w:r>
+              <w:rPr>
+                <w:kern w:val="0"/>
+                <w:sz w:val="18"/>
+                <w:szCs w:val="24"/>
+                <w:lang w:val="en-US" w:eastAsia="en-US" w:bidi="ar-SA"/>
+              </w:rPr>
+              <w:t>QA, TL</w:t>
+            </w:r>
+          </w:p>
+        </w:tc>
+        <w:tc>
+          <w:tcPr>
+            <w:tcW w:w="392" w:type="dxa"/>
+            <w:tcBorders>
+              <w:top w:val="single" w:sz="4" w:space="0" w:color="D6DCEA"/>
+              <w:left w:val="single" w:sz="4" w:space="0" w:color="D6DCEA"/>
+              <w:bottom w:val="single" w:sz="4" w:space="0" w:color="D6DCEA"/>
+              <w:right w:val="single" w:sz="4" w:space="0" w:color="D6DCEA"/>
+            </w:tcBorders>
+          </w:tcPr>
+          <w:p>
+            <w:pPr>
+              <w:pStyle w:val="Compact"/>
+              <w:widowControl/>
+              <w:spacing w:before="36" w:after="40"/>
+              <w:jc w:val="left"/>
+              <w:rPr>
+                <w:kern w:val="0"/>
+                <w:szCs w:val="24"/>
+                <w:lang w:val="en-US" w:eastAsia="en-US" w:bidi="ar-SA"/>
+              </w:rPr>
+            </w:pPr>
+            <w:r>
+              <w:rPr>
+                <w:kern w:val="0"/>
+                <w:sz w:val="18"/>
+                <w:szCs w:val="24"/>
+                <w:lang w:val="en-US" w:eastAsia="en-US" w:bidi="ar-SA"/>
+              </w:rPr>
+              <w:t>1,5</w:t>
+            </w:r>
+          </w:p>
+        </w:tc>
+        <w:tc>
+          <w:tcPr>
+            <w:tcW w:w="471" w:type="dxa"/>
+            <w:tcBorders>
+              <w:top w:val="single" w:sz="4" w:space="0" w:color="D6DCEA"/>
+              <w:left w:val="single" w:sz="4" w:space="0" w:color="D6DCEA"/>
+              <w:bottom w:val="single" w:sz="4" w:space="0" w:color="D6DCEA"/>
+              <w:right w:val="single" w:sz="4" w:space="0" w:color="D6DCEA"/>
+            </w:tcBorders>
+          </w:tcPr>
+          <w:p>
+            <w:pPr>
+              <w:pStyle w:val="Compact"/>
+              <w:widowControl/>
+              <w:spacing w:before="36" w:after="40"/>
+              <w:jc w:val="left"/>
+              <w:rPr>
+                <w:kern w:val="0"/>
+                <w:szCs w:val="24"/>
+                <w:lang w:val="en-US" w:eastAsia="en-US" w:bidi="ar-SA"/>
+              </w:rPr>
+            </w:pPr>
+            <w:r>
+              <w:rPr>
+                <w:kern w:val="0"/>
+                <w:sz w:val="18"/>
+                <w:szCs w:val="24"/>
+                <w:lang w:val="en-US" w:eastAsia="en-US" w:bidi="ar-SA"/>
+              </w:rPr>
+              <w:t>—</w:t>
+            </w:r>
+          </w:p>
+        </w:tc>
+      </w:tr>
+      <w:tr>
+        <w:trPr/>
+        <w:tc>
+          <w:tcPr>
+            <w:tcW w:w="943" w:type="dxa"/>
+            <w:tcBorders>
+              <w:top w:val="single" w:sz="4" w:space="0" w:color="D6DCEA"/>
+              <w:left w:val="single" w:sz="4" w:space="0" w:color="D6DCEA"/>
+              <w:bottom w:val="single" w:sz="4" w:space="0" w:color="D6DCEA"/>
+              <w:right w:val="single" w:sz="4" w:space="0" w:color="D6DCEA"/>
+            </w:tcBorders>
+          </w:tcPr>
+          <w:p>
+            <w:pPr>
+              <w:pStyle w:val="Compact"/>
+              <w:widowControl/>
+              <w:spacing w:before="36" w:after="40"/>
+              <w:jc w:val="left"/>
+              <w:rPr>
+                <w:kern w:val="0"/>
+                <w:szCs w:val="24"/>
+                <w:lang w:val="en-US" w:eastAsia="en-US" w:bidi="ar-SA"/>
+              </w:rPr>
+            </w:pPr>
+            <w:r>
+              <w:rPr>
+                <w:kern w:val="0"/>
+                <w:sz w:val="18"/>
+                <w:szCs w:val="24"/>
+                <w:lang w:val="en-US" w:eastAsia="en-US" w:bidi="ar-SA"/>
+              </w:rPr>
+              <w:t>E50-02</w:t>
+            </w:r>
+          </w:p>
+        </w:tc>
+        <w:tc>
+          <w:tcPr>
+            <w:tcW w:w="1809" w:type="dxa"/>
+            <w:tcBorders>
+              <w:top w:val="single" w:sz="4" w:space="0" w:color="D6DCEA"/>
+              <w:left w:val="single" w:sz="4" w:space="0" w:color="D6DCEA"/>
+              <w:bottom w:val="single" w:sz="4" w:space="0" w:color="D6DCEA"/>
+              <w:right w:val="single" w:sz="4" w:space="0" w:color="D6DCEA"/>
+            </w:tcBorders>
+          </w:tcPr>
+          <w:p>
+            <w:pPr>
+              <w:pStyle w:val="Compact"/>
+              <w:widowControl/>
+              <w:spacing w:before="36" w:after="40"/>
+              <w:jc w:val="left"/>
+              <w:rPr>
+                <w:kern w:val="0"/>
+                <w:szCs w:val="24"/>
+                <w:lang w:val="en-US" w:eastAsia="en-US" w:bidi="ar-SA"/>
+              </w:rPr>
+            </w:pPr>
+            <w:r>
+              <w:rPr>
+                <w:kern w:val="0"/>
+                <w:sz w:val="18"/>
+                <w:szCs w:val="24"/>
+                <w:lang w:val="en-US" w:eastAsia="en-US" w:bidi="ar-SA"/>
+              </w:rPr>
+              <w:t>Как ИБ, я принимаю безопасность</w:t>
+            </w:r>
+          </w:p>
+        </w:tc>
+        <w:tc>
+          <w:tcPr>
+            <w:tcW w:w="3698" w:type="dxa"/>
+            <w:tcBorders>
+              <w:top w:val="single" w:sz="4" w:space="0" w:color="D6DCEA"/>
+              <w:left w:val="single" w:sz="4" w:space="0" w:color="D6DCEA"/>
+              <w:bottom w:val="single" w:sz="4" w:space="0" w:color="D6DCEA"/>
+              <w:right w:val="single" w:sz="4" w:space="0" w:color="D6DCEA"/>
+            </w:tcBorders>
+          </w:tcPr>
+          <w:p>
+            <w:pPr>
+              <w:pStyle w:val="Compact"/>
+              <w:widowControl/>
+              <w:spacing w:before="36" w:after="40"/>
+              <w:jc w:val="left"/>
+              <w:rPr>
+                <w:kern w:val="0"/>
+                <w:szCs w:val="24"/>
+                <w:lang w:val="en-US" w:eastAsia="en-US" w:bidi="ar-SA"/>
+              </w:rPr>
+            </w:pPr>
+            <w:r>
+              <w:rPr>
+                <w:kern w:val="0"/>
+                <w:sz w:val="18"/>
+                <w:szCs w:val="24"/>
+                <w:lang w:val="en-US" w:eastAsia="en-US" w:bidi="ar-SA"/>
+              </w:rPr>
+              <w:t>Самооценка по чек-листу документа 1 и типовым требованиям (OWASP ASVS, уровень 1) с доказательствами; автоматическая проверка: каждая операция контракта × каждая роль → ожидаемый отказ или доступ; аудит зависимостей; пакет для внешнего теста на проникновение (стенд, учётные записи, границы); отчёт</w:t>
+            </w:r>
+          </w:p>
+        </w:tc>
+        <w:tc>
+          <w:tcPr>
+            <w:tcW w:w="1495" w:type="dxa"/>
+            <w:tcBorders>
+              <w:top w:val="single" w:sz="4" w:space="0" w:color="D6DCEA"/>
+              <w:left w:val="single" w:sz="4" w:space="0" w:color="D6DCEA"/>
+              <w:bottom w:val="single" w:sz="4" w:space="0" w:color="D6DCEA"/>
+              <w:right w:val="single" w:sz="4" w:space="0" w:color="D6DCEA"/>
+            </w:tcBorders>
+          </w:tcPr>
+          <w:p>
+            <w:pPr>
+              <w:pStyle w:val="Compact"/>
+              <w:widowControl/>
+              <w:spacing w:before="36" w:after="40"/>
+              <w:jc w:val="left"/>
+              <w:rPr>
+                <w:kern w:val="0"/>
+                <w:szCs w:val="24"/>
+                <w:lang w:val="en-US" w:eastAsia="en-US" w:bidi="ar-SA"/>
+              </w:rPr>
+            </w:pPr>
+            <w:r>
+              <w:rPr>
+                <w:kern w:val="0"/>
+                <w:sz w:val="18"/>
+                <w:szCs w:val="24"/>
+                <w:lang w:val="en-US" w:eastAsia="en-US" w:bidi="ar-SA"/>
+              </w:rPr>
+              <w:t>матрица прав (e2e), отчёт самооценки</w:t>
+            </w:r>
+          </w:p>
+        </w:tc>
+        <w:tc>
+          <w:tcPr>
+            <w:tcW w:w="551" w:type="dxa"/>
+            <w:tcBorders>
+              <w:top w:val="single" w:sz="4" w:space="0" w:color="D6DCEA"/>
+              <w:left w:val="single" w:sz="4" w:space="0" w:color="D6DCEA"/>
+              <w:bottom w:val="single" w:sz="4" w:space="0" w:color="D6DCEA"/>
+              <w:right w:val="single" w:sz="4" w:space="0" w:color="D6DCEA"/>
+            </w:tcBorders>
+          </w:tcPr>
+          <w:p>
+            <w:pPr>
+              <w:pStyle w:val="Compact"/>
+              <w:widowControl/>
+              <w:spacing w:before="36" w:after="40"/>
+              <w:jc w:val="left"/>
+              <w:rPr>
+                <w:kern w:val="0"/>
+                <w:szCs w:val="24"/>
+                <w:lang w:val="en-US" w:eastAsia="en-US" w:bidi="ar-SA"/>
+              </w:rPr>
+            </w:pPr>
+            <w:r>
+              <w:rPr>
+                <w:kern w:val="0"/>
+                <w:sz w:val="18"/>
+                <w:szCs w:val="24"/>
+                <w:lang w:val="en-US" w:eastAsia="en-US" w:bidi="ar-SA"/>
+              </w:rPr>
+              <w:t>TL, BE</w:t>
+            </w:r>
+          </w:p>
+        </w:tc>
+        <w:tc>
+          <w:tcPr>
+            <w:tcW w:w="392" w:type="dxa"/>
+            <w:tcBorders>
+              <w:top w:val="single" w:sz="4" w:space="0" w:color="D6DCEA"/>
+              <w:left w:val="single" w:sz="4" w:space="0" w:color="D6DCEA"/>
+              <w:bottom w:val="single" w:sz="4" w:space="0" w:color="D6DCEA"/>
+              <w:right w:val="single" w:sz="4" w:space="0" w:color="D6DCEA"/>
+            </w:tcBorders>
+          </w:tcPr>
+          <w:p>
+            <w:pPr>
+              <w:pStyle w:val="Compact"/>
+              <w:widowControl/>
+              <w:spacing w:before="36" w:after="40"/>
+              <w:jc w:val="left"/>
+              <w:rPr>
+                <w:kern w:val="0"/>
+                <w:szCs w:val="24"/>
+                <w:lang w:val="en-US" w:eastAsia="en-US" w:bidi="ar-SA"/>
+              </w:rPr>
+            </w:pPr>
+            <w:r>
+              <w:rPr>
+                <w:kern w:val="0"/>
+                <w:sz w:val="18"/>
+                <w:szCs w:val="24"/>
+                <w:lang w:val="en-US" w:eastAsia="en-US" w:bidi="ar-SA"/>
+              </w:rPr>
+              <w:t>2</w:t>
+            </w:r>
+          </w:p>
+        </w:tc>
+        <w:tc>
+          <w:tcPr>
+            <w:tcW w:w="471" w:type="dxa"/>
+            <w:tcBorders>
+              <w:top w:val="single" w:sz="4" w:space="0" w:color="D6DCEA"/>
+              <w:left w:val="single" w:sz="4" w:space="0" w:color="D6DCEA"/>
+              <w:bottom w:val="single" w:sz="4" w:space="0" w:color="D6DCEA"/>
+              <w:right w:val="single" w:sz="4" w:space="0" w:color="D6DCEA"/>
+            </w:tcBorders>
+          </w:tcPr>
+          <w:p>
+            <w:pPr>
+              <w:pStyle w:val="Compact"/>
+              <w:widowControl/>
+              <w:spacing w:before="36" w:after="40"/>
+              <w:jc w:val="left"/>
+              <w:rPr>
+                <w:kern w:val="0"/>
+                <w:szCs w:val="24"/>
+                <w:lang w:val="en-US" w:eastAsia="en-US" w:bidi="ar-SA"/>
+              </w:rPr>
+            </w:pPr>
+            <w:r>
+              <w:rPr>
+                <w:kern w:val="0"/>
+                <w:sz w:val="18"/>
+                <w:szCs w:val="24"/>
+                <w:lang w:val="en-US" w:eastAsia="en-US" w:bidi="ar-SA"/>
+              </w:rPr>
+              <w:t>да</w:t>
+            </w:r>
+          </w:p>
+        </w:tc>
+      </w:tr>
+      <w:tr>
+        <w:trPr/>
+        <w:tc>
+          <w:tcPr>
+            <w:tcW w:w="943" w:type="dxa"/>
+            <w:tcBorders>
+              <w:top w:val="single" w:sz="4" w:space="0" w:color="D6DCEA"/>
+              <w:left w:val="single" w:sz="4" w:space="0" w:color="D6DCEA"/>
+              <w:bottom w:val="single" w:sz="4" w:space="0" w:color="D6DCEA"/>
+              <w:right w:val="single" w:sz="4" w:space="0" w:color="D6DCEA"/>
+            </w:tcBorders>
+          </w:tcPr>
+          <w:p>
+            <w:pPr>
+              <w:pStyle w:val="Compact"/>
+              <w:widowControl/>
+              <w:spacing w:before="36" w:after="40"/>
+              <w:jc w:val="left"/>
+              <w:rPr>
+                <w:kern w:val="0"/>
+                <w:szCs w:val="24"/>
+                <w:lang w:val="en-US" w:eastAsia="en-US" w:bidi="ar-SA"/>
+              </w:rPr>
+            </w:pPr>
+            <w:r>
+              <w:rPr>
+                <w:kern w:val="0"/>
+                <w:sz w:val="18"/>
+                <w:szCs w:val="24"/>
+                <w:lang w:val="en-US" w:eastAsia="en-US" w:bidi="ar-SA"/>
+              </w:rPr>
+              <w:t>E50-03</w:t>
+            </w:r>
+          </w:p>
+        </w:tc>
+        <w:tc>
+          <w:tcPr>
+            <w:tcW w:w="1809" w:type="dxa"/>
+            <w:tcBorders>
+              <w:top w:val="single" w:sz="4" w:space="0" w:color="D6DCEA"/>
+              <w:left w:val="single" w:sz="4" w:space="0" w:color="D6DCEA"/>
+              <w:bottom w:val="single" w:sz="4" w:space="0" w:color="D6DCEA"/>
+              <w:right w:val="single" w:sz="4" w:space="0" w:color="D6DCEA"/>
+            </w:tcBorders>
+          </w:tcPr>
+          <w:p>
+            <w:pPr>
+              <w:pStyle w:val="Compact"/>
+              <w:widowControl/>
+              <w:spacing w:before="36" w:after="40"/>
+              <w:jc w:val="left"/>
+              <w:rPr>
+                <w:kern w:val="0"/>
+                <w:szCs w:val="24"/>
+                <w:lang w:val="en-US" w:eastAsia="en-US" w:bidi="ar-SA"/>
+              </w:rPr>
+            </w:pPr>
+            <w:r>
+              <w:rPr>
+                <w:kern w:val="0"/>
+                <w:sz w:val="18"/>
+                <w:szCs w:val="24"/>
+                <w:lang w:val="en-US" w:eastAsia="en-US" w:bidi="ar-SA"/>
+              </w:rPr>
+              <w:t>Как ИБ, я проверяю журналирование и разбор инцидентов</w:t>
+            </w:r>
+          </w:p>
+        </w:tc>
+        <w:tc>
+          <w:tcPr>
+            <w:tcW w:w="3698" w:type="dxa"/>
+            <w:tcBorders>
+              <w:top w:val="single" w:sz="4" w:space="0" w:color="D6DCEA"/>
+              <w:left w:val="single" w:sz="4" w:space="0" w:color="D6DCEA"/>
+              <w:bottom w:val="single" w:sz="4" w:space="0" w:color="D6DCEA"/>
+              <w:right w:val="single" w:sz="4" w:space="0" w:color="D6DCEA"/>
+            </w:tcBorders>
+          </w:tcPr>
+          <w:p>
+            <w:pPr>
+              <w:pStyle w:val="Compact"/>
+              <w:widowControl/>
+              <w:spacing w:before="36" w:after="40"/>
+              <w:jc w:val="left"/>
+              <w:rPr>
+                <w:kern w:val="0"/>
+                <w:szCs w:val="24"/>
+                <w:lang w:val="en-US" w:eastAsia="en-US" w:bidi="ar-SA"/>
+              </w:rPr>
+            </w:pPr>
+            <w:r>
+              <w:rPr>
+                <w:kern w:val="0"/>
+                <w:sz w:val="18"/>
+                <w:szCs w:val="24"/>
+                <w:lang w:val="en-US" w:eastAsia="en-US" w:bidi="ar-SA"/>
+              </w:rPr>
+              <w:t>Идентификатор запроса в ответе и журнале сервера; структурированный журнал (время, уровень, маршрут, код, длительность, сотрудник) без паролей и токенов; регламент разбора инцидента по журналам входов, аудита и сервера</w:t>
+            </w:r>
+          </w:p>
+        </w:tc>
+        <w:tc>
+          <w:tcPr>
+            <w:tcW w:w="1495" w:type="dxa"/>
+            <w:tcBorders>
+              <w:top w:val="single" w:sz="4" w:space="0" w:color="D6DCEA"/>
+              <w:left w:val="single" w:sz="4" w:space="0" w:color="D6DCEA"/>
+              <w:bottom w:val="single" w:sz="4" w:space="0" w:color="D6DCEA"/>
+              <w:right w:val="single" w:sz="4" w:space="0" w:color="D6DCEA"/>
+            </w:tcBorders>
+          </w:tcPr>
+          <w:p>
+            <w:pPr>
+              <w:pStyle w:val="Compact"/>
+              <w:widowControl/>
+              <w:spacing w:before="36" w:after="40"/>
+              <w:jc w:val="left"/>
+              <w:rPr>
+                <w:kern w:val="0"/>
+                <w:szCs w:val="24"/>
+                <w:lang w:val="en-US" w:eastAsia="en-US" w:bidi="ar-SA"/>
+              </w:rPr>
+            </w:pPr>
+            <w:r>
+              <w:rPr>
+                <w:kern w:val="0"/>
+                <w:sz w:val="18"/>
+                <w:szCs w:val="24"/>
+                <w:lang w:val="en-US" w:eastAsia="en-US" w:bidi="ar-SA"/>
+              </w:rPr>
+              <w:t>e2e журнала; регламент</w:t>
+            </w:r>
+          </w:p>
+        </w:tc>
+        <w:tc>
+          <w:tcPr>
+            <w:tcW w:w="551" w:type="dxa"/>
+            <w:tcBorders>
+              <w:top w:val="single" w:sz="4" w:space="0" w:color="D6DCEA"/>
+              <w:left w:val="single" w:sz="4" w:space="0" w:color="D6DCEA"/>
+              <w:bottom w:val="single" w:sz="4" w:space="0" w:color="D6DCEA"/>
+              <w:right w:val="single" w:sz="4" w:space="0" w:color="D6DCEA"/>
+            </w:tcBorders>
+          </w:tcPr>
+          <w:p>
+            <w:pPr>
+              <w:pStyle w:val="Compact"/>
+              <w:widowControl/>
+              <w:spacing w:before="36" w:after="40"/>
+              <w:jc w:val="left"/>
+              <w:rPr>
+                <w:kern w:val="0"/>
+                <w:szCs w:val="24"/>
+                <w:lang w:val="en-US" w:eastAsia="en-US" w:bidi="ar-SA"/>
+              </w:rPr>
+            </w:pPr>
+            <w:r>
+              <w:rPr>
+                <w:kern w:val="0"/>
+                <w:sz w:val="18"/>
+                <w:szCs w:val="24"/>
+                <w:lang w:val="en-US" w:eastAsia="en-US" w:bidi="ar-SA"/>
+              </w:rPr>
+              <w:t>BE</w:t>
+            </w:r>
+          </w:p>
+        </w:tc>
+        <w:tc>
+          <w:tcPr>
+            <w:tcW w:w="392" w:type="dxa"/>
+            <w:tcBorders>
+              <w:top w:val="single" w:sz="4" w:space="0" w:color="D6DCEA"/>
+              <w:left w:val="single" w:sz="4" w:space="0" w:color="D6DCEA"/>
+              <w:bottom w:val="single" w:sz="4" w:space="0" w:color="D6DCEA"/>
+              <w:right w:val="single" w:sz="4" w:space="0" w:color="D6DCEA"/>
+            </w:tcBorders>
+          </w:tcPr>
+          <w:p>
+            <w:pPr>
+              <w:pStyle w:val="Compact"/>
+              <w:widowControl/>
+              <w:spacing w:before="36" w:after="40"/>
+              <w:jc w:val="left"/>
+              <w:rPr>
+                <w:kern w:val="0"/>
+                <w:szCs w:val="24"/>
+                <w:lang w:val="en-US" w:eastAsia="en-US" w:bidi="ar-SA"/>
+              </w:rPr>
+            </w:pPr>
+            <w:r>
+              <w:rPr>
+                <w:kern w:val="0"/>
+                <w:sz w:val="18"/>
+                <w:szCs w:val="24"/>
+                <w:lang w:val="en-US" w:eastAsia="en-US" w:bidi="ar-SA"/>
+              </w:rPr>
+              <w:t>1</w:t>
+            </w:r>
+          </w:p>
+        </w:tc>
+        <w:tc>
+          <w:tcPr>
+            <w:tcW w:w="471" w:type="dxa"/>
+            <w:tcBorders>
+              <w:top w:val="single" w:sz="4" w:space="0" w:color="D6DCEA"/>
+              <w:left w:val="single" w:sz="4" w:space="0" w:color="D6DCEA"/>
+              <w:bottom w:val="single" w:sz="4" w:space="0" w:color="D6DCEA"/>
+              <w:right w:val="single" w:sz="4" w:space="0" w:color="D6DCEA"/>
+            </w:tcBorders>
+          </w:tcPr>
+          <w:p>
+            <w:pPr>
+              <w:pStyle w:val="Compact"/>
+              <w:widowControl/>
+              <w:spacing w:before="36" w:after="40"/>
+              <w:jc w:val="left"/>
+              <w:rPr>
+                <w:kern w:val="0"/>
+                <w:szCs w:val="24"/>
+                <w:lang w:val="en-US" w:eastAsia="en-US" w:bidi="ar-SA"/>
+              </w:rPr>
+            </w:pPr>
+            <w:r>
+              <w:rPr>
+                <w:kern w:val="0"/>
+                <w:sz w:val="18"/>
+                <w:szCs w:val="24"/>
+                <w:lang w:val="en-US" w:eastAsia="en-US" w:bidi="ar-SA"/>
+              </w:rPr>
+              <w:t>да</w:t>
+            </w:r>
+          </w:p>
+        </w:tc>
+      </w:tr>
+      <w:tr>
+        <w:trPr/>
+        <w:tc>
+          <w:tcPr>
+            <w:tcW w:w="943" w:type="dxa"/>
+            <w:tcBorders>
+              <w:top w:val="single" w:sz="4" w:space="0" w:color="D6DCEA"/>
+              <w:left w:val="single" w:sz="4" w:space="0" w:color="D6DCEA"/>
+              <w:bottom w:val="single" w:sz="4" w:space="0" w:color="D6DCEA"/>
+              <w:right w:val="single" w:sz="4" w:space="0" w:color="D6DCEA"/>
+            </w:tcBorders>
+          </w:tcPr>
+          <w:p>
+            <w:pPr>
+              <w:pStyle w:val="Compact"/>
+              <w:widowControl/>
+              <w:spacing w:before="36" w:after="40"/>
+              <w:jc w:val="left"/>
+              <w:rPr>
+                <w:kern w:val="0"/>
+                <w:szCs w:val="24"/>
+                <w:lang w:val="en-US" w:eastAsia="en-US" w:bidi="ar-SA"/>
+              </w:rPr>
+            </w:pPr>
+            <w:r>
+              <w:rPr>
+                <w:kern w:val="0"/>
+                <w:sz w:val="18"/>
+                <w:szCs w:val="24"/>
+                <w:lang w:val="en-US" w:eastAsia="en-US" w:bidi="ar-SA"/>
+              </w:rPr>
+              <w:t>E51-01</w:t>
+            </w:r>
+          </w:p>
+        </w:tc>
+        <w:tc>
+          <w:tcPr>
+            <w:tcW w:w="1809" w:type="dxa"/>
+            <w:tcBorders>
+              <w:top w:val="single" w:sz="4" w:space="0" w:color="D6DCEA"/>
+              <w:left w:val="single" w:sz="4" w:space="0" w:color="D6DCEA"/>
+              <w:bottom w:val="single" w:sz="4" w:space="0" w:color="D6DCEA"/>
+              <w:right w:val="single" w:sz="4" w:space="0" w:color="D6DCEA"/>
+            </w:tcBorders>
+          </w:tcPr>
+          <w:p>
+            <w:pPr>
+              <w:pStyle w:val="Compact"/>
+              <w:widowControl/>
+              <w:spacing w:before="36" w:after="40"/>
+              <w:jc w:val="left"/>
+              <w:rPr>
+                <w:kern w:val="0"/>
+                <w:szCs w:val="24"/>
+                <w:lang w:val="en-US" w:eastAsia="en-US" w:bidi="ar-SA"/>
+              </w:rPr>
+            </w:pPr>
+            <w:r>
+              <w:rPr>
+                <w:kern w:val="0"/>
+                <w:sz w:val="18"/>
+                <w:szCs w:val="24"/>
+                <w:lang w:val="en-US" w:eastAsia="en-US" w:bidi="ar-SA"/>
+              </w:rPr>
+              <w:t>Как команда, я моделирую рабочий день организации на 1000–2000 сотрудников</w:t>
+            </w:r>
+          </w:p>
+        </w:tc>
+        <w:tc>
+          <w:tcPr>
+            <w:tcW w:w="3698" w:type="dxa"/>
+            <w:tcBorders>
+              <w:top w:val="single" w:sz="4" w:space="0" w:color="D6DCEA"/>
+              <w:left w:val="single" w:sz="4" w:space="0" w:color="D6DCEA"/>
+              <w:bottom w:val="single" w:sz="4" w:space="0" w:color="D6DCEA"/>
+              <w:right w:val="single" w:sz="4" w:space="0" w:color="D6DCEA"/>
+            </w:tcBorders>
+          </w:tcPr>
+          <w:p>
+            <w:pPr>
+              <w:pStyle w:val="Compact"/>
+              <w:widowControl/>
+              <w:spacing w:before="36" w:after="40"/>
+              <w:jc w:val="left"/>
+              <w:rPr>
+                <w:kern w:val="0"/>
+                <w:szCs w:val="24"/>
+                <w:lang w:val="en-US" w:eastAsia="en-US" w:bidi="ar-SA"/>
+              </w:rPr>
+            </w:pPr>
+            <w:r>
+              <w:rPr>
+                <w:kern w:val="0"/>
+                <w:sz w:val="18"/>
+                <w:szCs w:val="24"/>
+                <w:lang w:val="en-US" w:eastAsia="en-US" w:bidi="ar-SA"/>
+              </w:rPr>
+              <w:t>Наполнение 1000 и 2000 сотрудников с историей 5 лет; профили генератора: smoke, average (рабочий день), spike (утренний вход, срок кампании), stress (до отказа — запас), soak (8 ч); доли одновременно работающих и действий — из модели, а не наугад; регламент прогонов и сбор доказательств</w:t>
+            </w:r>
+          </w:p>
+        </w:tc>
+        <w:tc>
+          <w:tcPr>
+            <w:tcW w:w="1495" w:type="dxa"/>
+            <w:tcBorders>
+              <w:top w:val="single" w:sz="4" w:space="0" w:color="D6DCEA"/>
+              <w:left w:val="single" w:sz="4" w:space="0" w:color="D6DCEA"/>
+              <w:bottom w:val="single" w:sz="4" w:space="0" w:color="D6DCEA"/>
+              <w:right w:val="single" w:sz="4" w:space="0" w:color="D6DCEA"/>
+            </w:tcBorders>
+          </w:tcPr>
+          <w:p>
+            <w:pPr>
+              <w:pStyle w:val="Compact"/>
+              <w:widowControl/>
+              <w:spacing w:before="36" w:after="40"/>
+              <w:jc w:val="left"/>
+              <w:rPr>
+                <w:kern w:val="0"/>
+                <w:szCs w:val="24"/>
+                <w:lang w:val="en-US" w:eastAsia="en-US" w:bidi="ar-SA"/>
+              </w:rPr>
+            </w:pPr>
+            <w:r>
+              <w:rPr>
+                <w:rStyle w:val="VerbatimChar"/>
+                <w:kern w:val="0"/>
+                <w:sz w:val="18"/>
+                <w:szCs w:val="24"/>
+                <w:lang w:val="en-US" w:eastAsia="en-US" w:bidi="ar-SA"/>
+              </w:rPr>
+              <w:t>docs/performance/</w:t>
+            </w:r>
+            <w:r>
+              <w:rPr>
+                <w:kern w:val="0"/>
+                <w:sz w:val="18"/>
+                <w:szCs w:val="24"/>
+                <w:lang w:val="en-US" w:eastAsia="en-US" w:bidi="ar-SA"/>
+              </w:rPr>
+              <w:t xml:space="preserve"> — модель и регламент</w:t>
+            </w:r>
+          </w:p>
+        </w:tc>
+        <w:tc>
+          <w:tcPr>
+            <w:tcW w:w="551" w:type="dxa"/>
+            <w:tcBorders>
+              <w:top w:val="single" w:sz="4" w:space="0" w:color="D6DCEA"/>
+              <w:left w:val="single" w:sz="4" w:space="0" w:color="D6DCEA"/>
+              <w:bottom w:val="single" w:sz="4" w:space="0" w:color="D6DCEA"/>
+              <w:right w:val="single" w:sz="4" w:space="0" w:color="D6DCEA"/>
+            </w:tcBorders>
+          </w:tcPr>
+          <w:p>
+            <w:pPr>
+              <w:pStyle w:val="Compact"/>
+              <w:widowControl/>
+              <w:spacing w:before="36" w:after="40"/>
+              <w:jc w:val="left"/>
+              <w:rPr>
+                <w:kern w:val="0"/>
+                <w:szCs w:val="24"/>
+                <w:lang w:val="en-US" w:eastAsia="en-US" w:bidi="ar-SA"/>
+              </w:rPr>
+            </w:pPr>
+            <w:r>
+              <w:rPr>
+                <w:kern w:val="0"/>
+                <w:sz w:val="18"/>
+                <w:szCs w:val="24"/>
+                <w:lang w:val="en-US" w:eastAsia="en-US" w:bidi="ar-SA"/>
+              </w:rPr>
+              <w:t>QA, DO</w:t>
+            </w:r>
+          </w:p>
+        </w:tc>
+        <w:tc>
+          <w:tcPr>
+            <w:tcW w:w="392" w:type="dxa"/>
+            <w:tcBorders>
+              <w:top w:val="single" w:sz="4" w:space="0" w:color="D6DCEA"/>
+              <w:left w:val="single" w:sz="4" w:space="0" w:color="D6DCEA"/>
+              <w:bottom w:val="single" w:sz="4" w:space="0" w:color="D6DCEA"/>
+              <w:right w:val="single" w:sz="4" w:space="0" w:color="D6DCEA"/>
+            </w:tcBorders>
+          </w:tcPr>
+          <w:p>
+            <w:pPr>
+              <w:pStyle w:val="Compact"/>
+              <w:widowControl/>
+              <w:spacing w:before="36" w:after="40"/>
+              <w:jc w:val="left"/>
+              <w:rPr>
+                <w:kern w:val="0"/>
+                <w:szCs w:val="24"/>
+                <w:lang w:val="en-US" w:eastAsia="en-US" w:bidi="ar-SA"/>
+              </w:rPr>
+            </w:pPr>
+            <w:r>
+              <w:rPr>
+                <w:kern w:val="0"/>
+                <w:sz w:val="18"/>
+                <w:szCs w:val="24"/>
+                <w:lang w:val="en-US" w:eastAsia="en-US" w:bidi="ar-SA"/>
+              </w:rPr>
+              <w:t>2</w:t>
+            </w:r>
+          </w:p>
+        </w:tc>
+        <w:tc>
+          <w:tcPr>
+            <w:tcW w:w="471" w:type="dxa"/>
+            <w:tcBorders>
+              <w:top w:val="single" w:sz="4" w:space="0" w:color="D6DCEA"/>
+              <w:left w:val="single" w:sz="4" w:space="0" w:color="D6DCEA"/>
+              <w:bottom w:val="single" w:sz="4" w:space="0" w:color="D6DCEA"/>
+              <w:right w:val="single" w:sz="4" w:space="0" w:color="D6DCEA"/>
+            </w:tcBorders>
+          </w:tcPr>
+          <w:p>
+            <w:pPr>
+              <w:pStyle w:val="Compact"/>
+              <w:widowControl/>
+              <w:spacing w:before="36" w:after="40"/>
+              <w:jc w:val="left"/>
+              <w:rPr>
+                <w:kern w:val="0"/>
+                <w:szCs w:val="24"/>
+                <w:lang w:val="en-US" w:eastAsia="en-US" w:bidi="ar-SA"/>
+              </w:rPr>
+            </w:pPr>
+            <w:r>
+              <w:rPr>
+                <w:kern w:val="0"/>
+                <w:sz w:val="18"/>
+                <w:szCs w:val="24"/>
+                <w:lang w:val="en-US" w:eastAsia="en-US" w:bidi="ar-SA"/>
+              </w:rPr>
+              <w:t>—</w:t>
+            </w:r>
+          </w:p>
+        </w:tc>
+      </w:tr>
+      <w:tr>
+        <w:trPr/>
+        <w:tc>
+          <w:tcPr>
+            <w:tcW w:w="943" w:type="dxa"/>
+            <w:tcBorders>
+              <w:top w:val="single" w:sz="4" w:space="0" w:color="D6DCEA"/>
+              <w:left w:val="single" w:sz="4" w:space="0" w:color="D6DCEA"/>
+              <w:bottom w:val="single" w:sz="4" w:space="0" w:color="D6DCEA"/>
+              <w:right w:val="single" w:sz="4" w:space="0" w:color="D6DCEA"/>
+            </w:tcBorders>
+          </w:tcPr>
+          <w:p>
+            <w:pPr>
+              <w:pStyle w:val="Compact"/>
+              <w:widowControl/>
+              <w:spacing w:before="36" w:after="40"/>
+              <w:jc w:val="left"/>
+              <w:rPr>
+                <w:kern w:val="0"/>
+                <w:szCs w:val="24"/>
+                <w:lang w:val="en-US" w:eastAsia="en-US" w:bidi="ar-SA"/>
+              </w:rPr>
+            </w:pPr>
+            <w:r>
+              <w:rPr>
+                <w:kern w:val="0"/>
+                <w:sz w:val="18"/>
+                <w:szCs w:val="24"/>
+                <w:lang w:val="en-US" w:eastAsia="en-US" w:bidi="ar-SA"/>
+              </w:rPr>
+              <w:t>E51-02</w:t>
+            </w:r>
+          </w:p>
+        </w:tc>
+        <w:tc>
+          <w:tcPr>
+            <w:tcW w:w="1809" w:type="dxa"/>
+            <w:tcBorders>
+              <w:top w:val="single" w:sz="4" w:space="0" w:color="D6DCEA"/>
+              <w:left w:val="single" w:sz="4" w:space="0" w:color="D6DCEA"/>
+              <w:bottom w:val="single" w:sz="4" w:space="0" w:color="D6DCEA"/>
+              <w:right w:val="single" w:sz="4" w:space="0" w:color="D6DCEA"/>
+            </w:tcBorders>
+          </w:tcPr>
+          <w:p>
+            <w:pPr>
+              <w:pStyle w:val="Compact"/>
+              <w:widowControl/>
+              <w:spacing w:before="36" w:after="40"/>
+              <w:jc w:val="left"/>
+              <w:rPr>
+                <w:kern w:val="0"/>
+                <w:szCs w:val="24"/>
+                <w:lang w:val="en-US" w:eastAsia="en-US" w:bidi="ar-SA"/>
+              </w:rPr>
+            </w:pPr>
+            <w:r>
+              <w:rPr>
+                <w:kern w:val="0"/>
+                <w:sz w:val="18"/>
+                <w:szCs w:val="24"/>
+                <w:lang w:val="en-US" w:eastAsia="en-US" w:bidi="ar-SA"/>
+              </w:rPr>
+              <w:t>Как эксплуатация, я выбираю сервер под размер организации</w:t>
+            </w:r>
+          </w:p>
+        </w:tc>
+        <w:tc>
+          <w:tcPr>
+            <w:tcW w:w="3698" w:type="dxa"/>
+            <w:tcBorders>
+              <w:top w:val="single" w:sz="4" w:space="0" w:color="D6DCEA"/>
+              <w:left w:val="single" w:sz="4" w:space="0" w:color="D6DCEA"/>
+              <w:bottom w:val="single" w:sz="4" w:space="0" w:color="D6DCEA"/>
+              <w:right w:val="single" w:sz="4" w:space="0" w:color="D6DCEA"/>
+            </w:tcBorders>
+          </w:tcPr>
+          <w:p>
+            <w:pPr>
+              <w:pStyle w:val="Compact"/>
+              <w:widowControl/>
+              <w:spacing w:before="36" w:after="40"/>
+              <w:jc w:val="left"/>
+              <w:rPr>
+                <w:kern w:val="0"/>
+                <w:szCs w:val="24"/>
+                <w:lang w:val="en-US" w:eastAsia="en-US" w:bidi="ar-SA"/>
+              </w:rPr>
+            </w:pPr>
+            <w:r>
+              <w:rPr>
+                <w:kern w:val="0"/>
+                <w:sz w:val="18"/>
+                <w:szCs w:val="24"/>
+                <w:lang w:val="en-US" w:eastAsia="en-US" w:bidi="ar-SA"/>
+              </w:rPr>
+              <w:t>Минимальная конфигурация «всё на одном узле» для 1000 и для 2000 сотрудников, на которой average и spike укладываются в p95 чтения ≤ 300 мс и записи ≤ 500 мс без ошибок; число процессов и пул под конфигурацию; таблица сайзинга в руководстве по развёртыванию</w:t>
+            </w:r>
+          </w:p>
+        </w:tc>
+        <w:tc>
+          <w:tcPr>
+            <w:tcW w:w="1495" w:type="dxa"/>
+            <w:tcBorders>
+              <w:top w:val="single" w:sz="4" w:space="0" w:color="D6DCEA"/>
+              <w:left w:val="single" w:sz="4" w:space="0" w:color="D6DCEA"/>
+              <w:bottom w:val="single" w:sz="4" w:space="0" w:color="D6DCEA"/>
+              <w:right w:val="single" w:sz="4" w:space="0" w:color="D6DCEA"/>
+            </w:tcBorders>
+          </w:tcPr>
+          <w:p>
+            <w:pPr>
+              <w:pStyle w:val="Compact"/>
+              <w:widowControl/>
+              <w:spacing w:before="36" w:after="40"/>
+              <w:jc w:val="left"/>
+              <w:rPr>
+                <w:kern w:val="0"/>
+                <w:szCs w:val="24"/>
+                <w:lang w:val="en-US" w:eastAsia="en-US" w:bidi="ar-SA"/>
+              </w:rPr>
+            </w:pPr>
+            <w:r>
+              <w:rPr>
+                <w:kern w:val="0"/>
+                <w:sz w:val="18"/>
+                <w:szCs w:val="24"/>
+                <w:lang w:val="en-US" w:eastAsia="en-US" w:bidi="ar-SA"/>
+              </w:rPr>
+              <w:t>отчёт сайзинга</w:t>
+            </w:r>
+          </w:p>
+        </w:tc>
+        <w:tc>
+          <w:tcPr>
+            <w:tcW w:w="551" w:type="dxa"/>
+            <w:tcBorders>
+              <w:top w:val="single" w:sz="4" w:space="0" w:color="D6DCEA"/>
+              <w:left w:val="single" w:sz="4" w:space="0" w:color="D6DCEA"/>
+              <w:bottom w:val="single" w:sz="4" w:space="0" w:color="D6DCEA"/>
+              <w:right w:val="single" w:sz="4" w:space="0" w:color="D6DCEA"/>
+            </w:tcBorders>
+          </w:tcPr>
+          <w:p>
+            <w:pPr>
+              <w:pStyle w:val="Compact"/>
+              <w:widowControl/>
+              <w:spacing w:before="36" w:after="40"/>
+              <w:jc w:val="left"/>
+              <w:rPr>
+                <w:kern w:val="0"/>
+                <w:szCs w:val="24"/>
+                <w:lang w:val="en-US" w:eastAsia="en-US" w:bidi="ar-SA"/>
+              </w:rPr>
+            </w:pPr>
+            <w:r>
+              <w:rPr>
+                <w:kern w:val="0"/>
+                <w:sz w:val="18"/>
+                <w:szCs w:val="24"/>
+                <w:lang w:val="en-US" w:eastAsia="en-US" w:bidi="ar-SA"/>
+              </w:rPr>
+              <w:t>DO</w:t>
+            </w:r>
+          </w:p>
+        </w:tc>
+        <w:tc>
+          <w:tcPr>
+            <w:tcW w:w="392" w:type="dxa"/>
+            <w:tcBorders>
+              <w:top w:val="single" w:sz="4" w:space="0" w:color="D6DCEA"/>
+              <w:left w:val="single" w:sz="4" w:space="0" w:color="D6DCEA"/>
+              <w:bottom w:val="single" w:sz="4" w:space="0" w:color="D6DCEA"/>
+              <w:right w:val="single" w:sz="4" w:space="0" w:color="D6DCEA"/>
+            </w:tcBorders>
+          </w:tcPr>
+          <w:p>
+            <w:pPr>
+              <w:pStyle w:val="Compact"/>
+              <w:widowControl/>
+              <w:spacing w:before="36" w:after="40"/>
+              <w:jc w:val="left"/>
+              <w:rPr>
+                <w:kern w:val="0"/>
+                <w:szCs w:val="24"/>
+                <w:lang w:val="en-US" w:eastAsia="en-US" w:bidi="ar-SA"/>
+              </w:rPr>
+            </w:pPr>
+            <w:r>
+              <w:rPr>
+                <w:kern w:val="0"/>
+                <w:sz w:val="18"/>
+                <w:szCs w:val="24"/>
+                <w:lang w:val="en-US" w:eastAsia="en-US" w:bidi="ar-SA"/>
+              </w:rPr>
+              <w:t>1,5</w:t>
+            </w:r>
+          </w:p>
+        </w:tc>
+        <w:tc>
+          <w:tcPr>
+            <w:tcW w:w="471" w:type="dxa"/>
+            <w:tcBorders>
+              <w:top w:val="single" w:sz="4" w:space="0" w:color="D6DCEA"/>
+              <w:left w:val="single" w:sz="4" w:space="0" w:color="D6DCEA"/>
+              <w:bottom w:val="single" w:sz="4" w:space="0" w:color="D6DCEA"/>
+              <w:right w:val="single" w:sz="4" w:space="0" w:color="D6DCEA"/>
+            </w:tcBorders>
+          </w:tcPr>
+          <w:p>
+            <w:pPr>
+              <w:pStyle w:val="Compact"/>
+              <w:widowControl/>
+              <w:spacing w:before="36" w:after="40"/>
+              <w:jc w:val="left"/>
+              <w:rPr>
+                <w:kern w:val="0"/>
+                <w:szCs w:val="24"/>
+                <w:lang w:val="en-US" w:eastAsia="en-US" w:bidi="ar-SA"/>
+              </w:rPr>
+            </w:pPr>
+            <w:r>
+              <w:rPr>
+                <w:kern w:val="0"/>
+                <w:sz w:val="18"/>
+                <w:szCs w:val="24"/>
+                <w:lang w:val="en-US" w:eastAsia="en-US" w:bidi="ar-SA"/>
+              </w:rPr>
+              <w:t>—</w:t>
+            </w:r>
+          </w:p>
+        </w:tc>
+      </w:tr>
+      <w:tr>
+        <w:trPr/>
+        <w:tc>
+          <w:tcPr>
+            <w:tcW w:w="943" w:type="dxa"/>
+            <w:tcBorders>
+              <w:top w:val="single" w:sz="4" w:space="0" w:color="D6DCEA"/>
+              <w:left w:val="single" w:sz="4" w:space="0" w:color="D6DCEA"/>
+              <w:bottom w:val="single" w:sz="4" w:space="0" w:color="D6DCEA"/>
+              <w:right w:val="single" w:sz="4" w:space="0" w:color="D6DCEA"/>
+            </w:tcBorders>
+          </w:tcPr>
+          <w:p>
+            <w:pPr>
+              <w:pStyle w:val="Compact"/>
+              <w:widowControl/>
+              <w:spacing w:before="36" w:after="40"/>
+              <w:jc w:val="left"/>
+              <w:rPr>
+                <w:kern w:val="0"/>
+                <w:szCs w:val="24"/>
+                <w:lang w:val="en-US" w:eastAsia="en-US" w:bidi="ar-SA"/>
+              </w:rPr>
+            </w:pPr>
+            <w:r>
+              <w:rPr>
+                <w:kern w:val="0"/>
+                <w:sz w:val="18"/>
+                <w:szCs w:val="24"/>
+                <w:lang w:val="en-US" w:eastAsia="en-US" w:bidi="ar-SA"/>
+              </w:rPr>
+              <w:t>E51-03</w:t>
+            </w:r>
+          </w:p>
+        </w:tc>
+        <w:tc>
+          <w:tcPr>
+            <w:tcW w:w="1809" w:type="dxa"/>
+            <w:tcBorders>
+              <w:top w:val="single" w:sz="4" w:space="0" w:color="D6DCEA"/>
+              <w:left w:val="single" w:sz="4" w:space="0" w:color="D6DCEA"/>
+              <w:bottom w:val="single" w:sz="4" w:space="0" w:color="D6DCEA"/>
+              <w:right w:val="single" w:sz="4" w:space="0" w:color="D6DCEA"/>
+            </w:tcBorders>
+          </w:tcPr>
+          <w:p>
+            <w:pPr>
+              <w:pStyle w:val="Compact"/>
+              <w:widowControl/>
+              <w:spacing w:before="36" w:after="40"/>
+              <w:jc w:val="left"/>
+              <w:rPr>
+                <w:kern w:val="0"/>
+                <w:szCs w:val="24"/>
+                <w:lang w:val="en-US" w:eastAsia="en-US" w:bidi="ar-SA"/>
+              </w:rPr>
+            </w:pPr>
+            <w:r>
+              <w:rPr>
+                <w:kern w:val="0"/>
+                <w:sz w:val="18"/>
+                <w:szCs w:val="24"/>
+                <w:lang w:val="en-US" w:eastAsia="en-US" w:bidi="ar-SA"/>
+              </w:rPr>
+              <w:t>Как организация, я переживаю пиковые часы</w:t>
+            </w:r>
+          </w:p>
+        </w:tc>
+        <w:tc>
+          <w:tcPr>
+            <w:tcW w:w="3698" w:type="dxa"/>
+            <w:tcBorders>
+              <w:top w:val="single" w:sz="4" w:space="0" w:color="D6DCEA"/>
+              <w:left w:val="single" w:sz="4" w:space="0" w:color="D6DCEA"/>
+              <w:bottom w:val="single" w:sz="4" w:space="0" w:color="D6DCEA"/>
+              <w:right w:val="single" w:sz="4" w:space="0" w:color="D6DCEA"/>
+            </w:tcBorders>
+          </w:tcPr>
+          <w:p>
+            <w:pPr>
+              <w:pStyle w:val="Compact"/>
+              <w:widowControl/>
+              <w:spacing w:before="36" w:after="40"/>
+              <w:jc w:val="left"/>
+              <w:rPr>
+                <w:kern w:val="0"/>
+                <w:szCs w:val="24"/>
+                <w:lang w:val="en-US" w:eastAsia="en-US" w:bidi="ar-SA"/>
+              </w:rPr>
+            </w:pPr>
+            <w:r>
+              <w:rPr>
+                <w:kern w:val="0"/>
+                <w:sz w:val="18"/>
+                <w:szCs w:val="24"/>
+                <w:lang w:val="en-US" w:eastAsia="en-US" w:bidi="ar-SA"/>
+              </w:rPr>
+              <w:t>Утренний вход всей организации за 15 минут; открытие кампании с приглашением и письмами всем; последние сутки перед сроком кампании; выгрузка Т-7 и графика за год; извещения перед майскими — без ошибок, в SLO; очередь писем разбирается за заданное время</w:t>
+            </w:r>
+          </w:p>
+        </w:tc>
+        <w:tc>
+          <w:tcPr>
+            <w:tcW w:w="1495" w:type="dxa"/>
+            <w:tcBorders>
+              <w:top w:val="single" w:sz="4" w:space="0" w:color="D6DCEA"/>
+              <w:left w:val="single" w:sz="4" w:space="0" w:color="D6DCEA"/>
+              <w:bottom w:val="single" w:sz="4" w:space="0" w:color="D6DCEA"/>
+              <w:right w:val="single" w:sz="4" w:space="0" w:color="D6DCEA"/>
+            </w:tcBorders>
+          </w:tcPr>
+          <w:p>
+            <w:pPr>
+              <w:pStyle w:val="Compact"/>
+              <w:widowControl/>
+              <w:spacing w:before="36" w:after="40"/>
+              <w:jc w:val="left"/>
+              <w:rPr>
+                <w:kern w:val="0"/>
+                <w:szCs w:val="24"/>
+                <w:lang w:val="en-US" w:eastAsia="en-US" w:bidi="ar-SA"/>
+              </w:rPr>
+            </w:pPr>
+            <w:r>
+              <w:rPr>
+                <w:kern w:val="0"/>
+                <w:sz w:val="18"/>
+                <w:szCs w:val="24"/>
+                <w:lang w:val="en-US" w:eastAsia="en-US" w:bidi="ar-SA"/>
+              </w:rPr>
+              <w:t>отчёт пиков</w:t>
+            </w:r>
+          </w:p>
+        </w:tc>
+        <w:tc>
+          <w:tcPr>
+            <w:tcW w:w="551" w:type="dxa"/>
+            <w:tcBorders>
+              <w:top w:val="single" w:sz="4" w:space="0" w:color="D6DCEA"/>
+              <w:left w:val="single" w:sz="4" w:space="0" w:color="D6DCEA"/>
+              <w:bottom w:val="single" w:sz="4" w:space="0" w:color="D6DCEA"/>
+              <w:right w:val="single" w:sz="4" w:space="0" w:color="D6DCEA"/>
+            </w:tcBorders>
+          </w:tcPr>
+          <w:p>
+            <w:pPr>
+              <w:pStyle w:val="Compact"/>
+              <w:widowControl/>
+              <w:spacing w:before="36" w:after="40"/>
+              <w:jc w:val="left"/>
+              <w:rPr>
+                <w:kern w:val="0"/>
+                <w:szCs w:val="24"/>
+                <w:lang w:val="en-US" w:eastAsia="en-US" w:bidi="ar-SA"/>
+              </w:rPr>
+            </w:pPr>
+            <w:r>
+              <w:rPr>
+                <w:kern w:val="0"/>
+                <w:sz w:val="18"/>
+                <w:szCs w:val="24"/>
+                <w:lang w:val="en-US" w:eastAsia="en-US" w:bidi="ar-SA"/>
+              </w:rPr>
+              <w:t>BE, QA</w:t>
+            </w:r>
+          </w:p>
+        </w:tc>
+        <w:tc>
+          <w:tcPr>
+            <w:tcW w:w="392" w:type="dxa"/>
+            <w:tcBorders>
+              <w:top w:val="single" w:sz="4" w:space="0" w:color="D6DCEA"/>
+              <w:left w:val="single" w:sz="4" w:space="0" w:color="D6DCEA"/>
+              <w:bottom w:val="single" w:sz="4" w:space="0" w:color="D6DCEA"/>
+              <w:right w:val="single" w:sz="4" w:space="0" w:color="D6DCEA"/>
+            </w:tcBorders>
+          </w:tcPr>
+          <w:p>
+            <w:pPr>
+              <w:pStyle w:val="Compact"/>
+              <w:widowControl/>
+              <w:spacing w:before="36" w:after="40"/>
+              <w:jc w:val="left"/>
+              <w:rPr>
+                <w:kern w:val="0"/>
+                <w:szCs w:val="24"/>
+                <w:lang w:val="en-US" w:eastAsia="en-US" w:bidi="ar-SA"/>
+              </w:rPr>
+            </w:pPr>
+            <w:r>
+              <w:rPr>
+                <w:kern w:val="0"/>
+                <w:sz w:val="18"/>
+                <w:szCs w:val="24"/>
+                <w:lang w:val="en-US" w:eastAsia="en-US" w:bidi="ar-SA"/>
+              </w:rPr>
+              <w:t>2</w:t>
+            </w:r>
+          </w:p>
+        </w:tc>
+        <w:tc>
+          <w:tcPr>
+            <w:tcW w:w="471" w:type="dxa"/>
+            <w:tcBorders>
+              <w:top w:val="single" w:sz="4" w:space="0" w:color="D6DCEA"/>
+              <w:left w:val="single" w:sz="4" w:space="0" w:color="D6DCEA"/>
+              <w:bottom w:val="single" w:sz="4" w:space="0" w:color="D6DCEA"/>
+              <w:right w:val="single" w:sz="4" w:space="0" w:color="D6DCEA"/>
+            </w:tcBorders>
+          </w:tcPr>
+          <w:p>
+            <w:pPr>
+              <w:pStyle w:val="Compact"/>
+              <w:widowControl/>
+              <w:spacing w:before="36" w:after="40"/>
+              <w:jc w:val="left"/>
+              <w:rPr>
+                <w:kern w:val="0"/>
+                <w:szCs w:val="24"/>
+                <w:lang w:val="en-US" w:eastAsia="en-US" w:bidi="ar-SA"/>
+              </w:rPr>
+            </w:pPr>
+            <w:r>
+              <w:rPr>
+                <w:kern w:val="0"/>
+                <w:sz w:val="18"/>
+                <w:szCs w:val="24"/>
+                <w:lang w:val="en-US" w:eastAsia="en-US" w:bidi="ar-SA"/>
+              </w:rPr>
+              <w:t>—</w:t>
+            </w:r>
+          </w:p>
+        </w:tc>
+      </w:tr>
+      <w:tr>
+        <w:trPr/>
+        <w:tc>
+          <w:tcPr>
+            <w:tcW w:w="943" w:type="dxa"/>
+            <w:tcBorders>
+              <w:top w:val="single" w:sz="4" w:space="0" w:color="D6DCEA"/>
+              <w:left w:val="single" w:sz="4" w:space="0" w:color="D6DCEA"/>
+              <w:bottom w:val="single" w:sz="4" w:space="0" w:color="D6DCEA"/>
+              <w:right w:val="single" w:sz="4" w:space="0" w:color="D6DCEA"/>
+            </w:tcBorders>
+          </w:tcPr>
+          <w:p>
+            <w:pPr>
+              <w:pStyle w:val="Compact"/>
+              <w:widowControl/>
+              <w:spacing w:before="36" w:after="40"/>
+              <w:jc w:val="left"/>
+              <w:rPr>
+                <w:kern w:val="0"/>
+                <w:szCs w:val="24"/>
+                <w:lang w:val="en-US" w:eastAsia="en-US" w:bidi="ar-SA"/>
+              </w:rPr>
+            </w:pPr>
+            <w:r>
+              <w:rPr>
+                <w:kern w:val="0"/>
+                <w:sz w:val="18"/>
+                <w:szCs w:val="24"/>
+                <w:lang w:val="en-US" w:eastAsia="en-US" w:bidi="ar-SA"/>
+              </w:rPr>
+              <w:t>E51-04</w:t>
+            </w:r>
+          </w:p>
+        </w:tc>
+        <w:tc>
+          <w:tcPr>
+            <w:tcW w:w="1809" w:type="dxa"/>
+            <w:tcBorders>
+              <w:top w:val="single" w:sz="4" w:space="0" w:color="D6DCEA"/>
+              <w:left w:val="single" w:sz="4" w:space="0" w:color="D6DCEA"/>
+              <w:bottom w:val="single" w:sz="4" w:space="0" w:color="D6DCEA"/>
+              <w:right w:val="single" w:sz="4" w:space="0" w:color="D6DCEA"/>
+            </w:tcBorders>
+          </w:tcPr>
+          <w:p>
+            <w:pPr>
+              <w:pStyle w:val="Compact"/>
+              <w:widowControl/>
+              <w:spacing w:before="36" w:after="40"/>
+              <w:jc w:val="left"/>
+              <w:rPr>
+                <w:kern w:val="0"/>
+                <w:szCs w:val="24"/>
+                <w:lang w:val="en-US" w:eastAsia="en-US" w:bidi="ar-SA"/>
+              </w:rPr>
+            </w:pPr>
+            <w:r>
+              <w:rPr>
+                <w:kern w:val="0"/>
+                <w:sz w:val="18"/>
+                <w:szCs w:val="24"/>
+                <w:lang w:val="en-US" w:eastAsia="en-US" w:bidi="ar-SA"/>
+              </w:rPr>
+              <w:t>Как эксплуатация, я уверен в длительной работе</w:t>
+            </w:r>
+          </w:p>
+        </w:tc>
+        <w:tc>
+          <w:tcPr>
+            <w:tcW w:w="3698" w:type="dxa"/>
+            <w:tcBorders>
+              <w:top w:val="single" w:sz="4" w:space="0" w:color="D6DCEA"/>
+              <w:left w:val="single" w:sz="4" w:space="0" w:color="D6DCEA"/>
+              <w:bottom w:val="single" w:sz="4" w:space="0" w:color="D6DCEA"/>
+              <w:right w:val="single" w:sz="4" w:space="0" w:color="D6DCEA"/>
+            </w:tcBorders>
+          </w:tcPr>
+          <w:p>
+            <w:pPr>
+              <w:pStyle w:val="Compact"/>
+              <w:widowControl/>
+              <w:spacing w:before="36" w:after="40"/>
+              <w:jc w:val="left"/>
+              <w:rPr>
+                <w:kern w:val="0"/>
+                <w:szCs w:val="24"/>
+                <w:lang w:val="en-US" w:eastAsia="en-US" w:bidi="ar-SA"/>
+              </w:rPr>
+            </w:pPr>
+            <w:r>
+              <w:rPr>
+                <w:kern w:val="0"/>
+                <w:sz w:val="18"/>
+                <w:szCs w:val="24"/>
+                <w:lang w:val="en-US" w:eastAsia="en-US" w:bidi="ar-SA"/>
+              </w:rPr>
+              <w:t>Прогон 8 часов: задержки не растут, память процессов не растёт, соединения и автоочистка в норме, плановые задачи отрабатывают каждый час</w:t>
+            </w:r>
+          </w:p>
+        </w:tc>
+        <w:tc>
+          <w:tcPr>
+            <w:tcW w:w="1495" w:type="dxa"/>
+            <w:tcBorders>
+              <w:top w:val="single" w:sz="4" w:space="0" w:color="D6DCEA"/>
+              <w:left w:val="single" w:sz="4" w:space="0" w:color="D6DCEA"/>
+              <w:bottom w:val="single" w:sz="4" w:space="0" w:color="D6DCEA"/>
+              <w:right w:val="single" w:sz="4" w:space="0" w:color="D6DCEA"/>
+            </w:tcBorders>
+          </w:tcPr>
+          <w:p>
+            <w:pPr>
+              <w:pStyle w:val="Compact"/>
+              <w:widowControl/>
+              <w:spacing w:before="36" w:after="40"/>
+              <w:jc w:val="left"/>
+              <w:rPr>
+                <w:kern w:val="0"/>
+                <w:szCs w:val="24"/>
+                <w:lang w:val="en-US" w:eastAsia="en-US" w:bidi="ar-SA"/>
+              </w:rPr>
+            </w:pPr>
+            <w:r>
+              <w:rPr>
+                <w:kern w:val="0"/>
+                <w:sz w:val="18"/>
+                <w:szCs w:val="24"/>
+                <w:lang w:val="en-US" w:eastAsia="en-US" w:bidi="ar-SA"/>
+              </w:rPr>
+              <w:t>отчёт soak</w:t>
+            </w:r>
+          </w:p>
+        </w:tc>
+        <w:tc>
+          <w:tcPr>
+            <w:tcW w:w="551" w:type="dxa"/>
+            <w:tcBorders>
+              <w:top w:val="single" w:sz="4" w:space="0" w:color="D6DCEA"/>
+              <w:left w:val="single" w:sz="4" w:space="0" w:color="D6DCEA"/>
+              <w:bottom w:val="single" w:sz="4" w:space="0" w:color="D6DCEA"/>
+              <w:right w:val="single" w:sz="4" w:space="0" w:color="D6DCEA"/>
+            </w:tcBorders>
+          </w:tcPr>
+          <w:p>
+            <w:pPr>
+              <w:pStyle w:val="Compact"/>
+              <w:widowControl/>
+              <w:spacing w:before="36" w:after="40"/>
+              <w:jc w:val="left"/>
+              <w:rPr>
+                <w:kern w:val="0"/>
+                <w:szCs w:val="24"/>
+                <w:lang w:val="en-US" w:eastAsia="en-US" w:bidi="ar-SA"/>
+              </w:rPr>
+            </w:pPr>
+            <w:r>
+              <w:rPr>
+                <w:kern w:val="0"/>
+                <w:sz w:val="18"/>
+                <w:szCs w:val="24"/>
+                <w:lang w:val="en-US" w:eastAsia="en-US" w:bidi="ar-SA"/>
+              </w:rPr>
+              <w:t>QA, DO</w:t>
+            </w:r>
+          </w:p>
+        </w:tc>
+        <w:tc>
+          <w:tcPr>
+            <w:tcW w:w="392" w:type="dxa"/>
+            <w:tcBorders>
+              <w:top w:val="single" w:sz="4" w:space="0" w:color="D6DCEA"/>
+              <w:left w:val="single" w:sz="4" w:space="0" w:color="D6DCEA"/>
+              <w:bottom w:val="single" w:sz="4" w:space="0" w:color="D6DCEA"/>
+              <w:right w:val="single" w:sz="4" w:space="0" w:color="D6DCEA"/>
+            </w:tcBorders>
+          </w:tcPr>
+          <w:p>
+            <w:pPr>
+              <w:pStyle w:val="Compact"/>
+              <w:widowControl/>
+              <w:spacing w:before="36" w:after="40"/>
+              <w:jc w:val="left"/>
+              <w:rPr>
+                <w:kern w:val="0"/>
+                <w:szCs w:val="24"/>
+                <w:lang w:val="en-US" w:eastAsia="en-US" w:bidi="ar-SA"/>
+              </w:rPr>
+            </w:pPr>
+            <w:r>
+              <w:rPr>
+                <w:kern w:val="0"/>
+                <w:sz w:val="18"/>
+                <w:szCs w:val="24"/>
+                <w:lang w:val="en-US" w:eastAsia="en-US" w:bidi="ar-SA"/>
+              </w:rPr>
+              <w:t>1</w:t>
+            </w:r>
+          </w:p>
+        </w:tc>
+        <w:tc>
+          <w:tcPr>
+            <w:tcW w:w="471" w:type="dxa"/>
+            <w:tcBorders>
+              <w:top w:val="single" w:sz="4" w:space="0" w:color="D6DCEA"/>
+              <w:left w:val="single" w:sz="4" w:space="0" w:color="D6DCEA"/>
+              <w:bottom w:val="single" w:sz="4" w:space="0" w:color="D6DCEA"/>
+              <w:right w:val="single" w:sz="4" w:space="0" w:color="D6DCEA"/>
+            </w:tcBorders>
+          </w:tcPr>
+          <w:p>
+            <w:pPr>
+              <w:pStyle w:val="Compact"/>
+              <w:widowControl/>
+              <w:spacing w:before="36" w:after="40"/>
+              <w:jc w:val="left"/>
+              <w:rPr>
+                <w:kern w:val="0"/>
+                <w:szCs w:val="24"/>
+                <w:lang w:val="en-US" w:eastAsia="en-US" w:bidi="ar-SA"/>
+              </w:rPr>
+            </w:pPr>
+            <w:r>
+              <w:rPr>
+                <w:kern w:val="0"/>
+                <w:sz w:val="18"/>
+                <w:szCs w:val="24"/>
+                <w:lang w:val="en-US" w:eastAsia="en-US" w:bidi="ar-SA"/>
+              </w:rPr>
+              <w:t>—</w:t>
+            </w:r>
+          </w:p>
+        </w:tc>
+      </w:tr>
+      <w:tr>
+        <w:trPr/>
+        <w:tc>
+          <w:tcPr>
+            <w:tcW w:w="943" w:type="dxa"/>
+            <w:tcBorders>
+              <w:top w:val="single" w:sz="4" w:space="0" w:color="D6DCEA"/>
+              <w:left w:val="single" w:sz="4" w:space="0" w:color="D6DCEA"/>
+              <w:bottom w:val="single" w:sz="4" w:space="0" w:color="D6DCEA"/>
+              <w:right w:val="single" w:sz="4" w:space="0" w:color="D6DCEA"/>
+            </w:tcBorders>
+          </w:tcPr>
+          <w:p>
+            <w:pPr>
+              <w:pStyle w:val="Compact"/>
+              <w:widowControl/>
+              <w:spacing w:before="36" w:after="40"/>
+              <w:jc w:val="left"/>
+              <w:rPr>
+                <w:kern w:val="0"/>
+                <w:szCs w:val="24"/>
+                <w:lang w:val="en-US" w:eastAsia="en-US" w:bidi="ar-SA"/>
+              </w:rPr>
+            </w:pPr>
+            <w:r>
+              <w:rPr>
+                <w:kern w:val="0"/>
+                <w:sz w:val="18"/>
+                <w:szCs w:val="24"/>
+                <w:lang w:val="en-US" w:eastAsia="en-US" w:bidi="ar-SA"/>
+              </w:rPr>
+              <w:t>E51-05</w:t>
+            </w:r>
+          </w:p>
+        </w:tc>
+        <w:tc>
+          <w:tcPr>
+            <w:tcW w:w="1809" w:type="dxa"/>
+            <w:tcBorders>
+              <w:top w:val="single" w:sz="4" w:space="0" w:color="D6DCEA"/>
+              <w:left w:val="single" w:sz="4" w:space="0" w:color="D6DCEA"/>
+              <w:bottom w:val="single" w:sz="4" w:space="0" w:color="D6DCEA"/>
+              <w:right w:val="single" w:sz="4" w:space="0" w:color="D6DCEA"/>
+            </w:tcBorders>
+          </w:tcPr>
+          <w:p>
+            <w:pPr>
+              <w:pStyle w:val="Compact"/>
+              <w:widowControl/>
+              <w:spacing w:before="36" w:after="40"/>
+              <w:jc w:val="left"/>
+              <w:rPr>
+                <w:kern w:val="0"/>
+                <w:szCs w:val="24"/>
+                <w:lang w:val="en-US" w:eastAsia="en-US" w:bidi="ar-SA"/>
+              </w:rPr>
+            </w:pPr>
+            <w:r>
+              <w:rPr>
+                <w:kern w:val="0"/>
+                <w:sz w:val="18"/>
+                <w:szCs w:val="24"/>
+                <w:lang w:val="en-US" w:eastAsia="en-US" w:bidi="ar-SA"/>
+              </w:rPr>
+              <w:t>Как разработчик, я нахожу причину замедления</w:t>
+            </w:r>
+          </w:p>
+        </w:tc>
+        <w:tc>
+          <w:tcPr>
+            <w:tcW w:w="3698" w:type="dxa"/>
+            <w:tcBorders>
+              <w:top w:val="single" w:sz="4" w:space="0" w:color="D6DCEA"/>
+              <w:left w:val="single" w:sz="4" w:space="0" w:color="D6DCEA"/>
+              <w:bottom w:val="single" w:sz="4" w:space="0" w:color="D6DCEA"/>
+              <w:right w:val="single" w:sz="4" w:space="0" w:color="D6DCEA"/>
+            </w:tcBorders>
+          </w:tcPr>
+          <w:p>
+            <w:pPr>
+              <w:pStyle w:val="Compact"/>
+              <w:widowControl/>
+              <w:spacing w:before="36" w:after="40"/>
+              <w:jc w:val="left"/>
+              <w:rPr>
+                <w:kern w:val="0"/>
+                <w:szCs w:val="24"/>
+                <w:lang w:val="en-US" w:eastAsia="en-US" w:bidi="ar-SA"/>
+              </w:rPr>
+            </w:pPr>
+            <w:r>
+              <w:rPr>
+                <w:kern w:val="0"/>
+                <w:sz w:val="18"/>
+                <w:szCs w:val="24"/>
+                <w:lang w:val="en-US" w:eastAsia="en-US" w:bidi="ar-SA"/>
+              </w:rPr>
+              <w:t xml:space="preserve">Журнал медленных запросов API и БД с порогом; </w:t>
+            </w:r>
+            <w:r>
+              <w:rPr>
+                <w:rStyle w:val="VerbatimChar"/>
+                <w:kern w:val="0"/>
+                <w:sz w:val="18"/>
+                <w:szCs w:val="24"/>
+                <w:lang w:val="en-US" w:eastAsia="en-US" w:bidi="ar-SA"/>
+              </w:rPr>
+              <w:t>pg_stat_statements</w:t>
+            </w:r>
+            <w:r>
+              <w:rPr>
+                <w:kern w:val="0"/>
+                <w:sz w:val="18"/>
+                <w:szCs w:val="24"/>
+                <w:lang w:val="en-US" w:eastAsia="en-US" w:bidi="ar-SA"/>
+              </w:rPr>
+              <w:t xml:space="preserve"> на стенде; профиль процессора под нагрузкой; регламент диагностики «симптом → метрика → причина → действие»</w:t>
+            </w:r>
+          </w:p>
+        </w:tc>
+        <w:tc>
+          <w:tcPr>
+            <w:tcW w:w="1495" w:type="dxa"/>
+            <w:tcBorders>
+              <w:top w:val="single" w:sz="4" w:space="0" w:color="D6DCEA"/>
+              <w:left w:val="single" w:sz="4" w:space="0" w:color="D6DCEA"/>
+              <w:bottom w:val="single" w:sz="4" w:space="0" w:color="D6DCEA"/>
+              <w:right w:val="single" w:sz="4" w:space="0" w:color="D6DCEA"/>
+            </w:tcBorders>
+          </w:tcPr>
+          <w:p>
+            <w:pPr>
+              <w:pStyle w:val="Compact"/>
+              <w:widowControl/>
+              <w:spacing w:before="36" w:after="40"/>
+              <w:jc w:val="left"/>
+              <w:rPr>
+                <w:kern w:val="0"/>
+                <w:szCs w:val="24"/>
+                <w:lang w:val="en-US" w:eastAsia="en-US" w:bidi="ar-SA"/>
+              </w:rPr>
+            </w:pPr>
+            <w:r>
+              <w:rPr>
+                <w:kern w:val="0"/>
+                <w:sz w:val="18"/>
+                <w:szCs w:val="24"/>
+                <w:lang w:val="en-US" w:eastAsia="en-US" w:bidi="ar-SA"/>
+              </w:rPr>
+              <w:t>регламент диагностики</w:t>
+            </w:r>
+          </w:p>
+        </w:tc>
+        <w:tc>
+          <w:tcPr>
+            <w:tcW w:w="551" w:type="dxa"/>
+            <w:tcBorders>
+              <w:top w:val="single" w:sz="4" w:space="0" w:color="D6DCEA"/>
+              <w:left w:val="single" w:sz="4" w:space="0" w:color="D6DCEA"/>
+              <w:bottom w:val="single" w:sz="4" w:space="0" w:color="D6DCEA"/>
+              <w:right w:val="single" w:sz="4" w:space="0" w:color="D6DCEA"/>
+            </w:tcBorders>
+          </w:tcPr>
+          <w:p>
+            <w:pPr>
+              <w:pStyle w:val="Compact"/>
+              <w:widowControl/>
+              <w:spacing w:before="36" w:after="40"/>
+              <w:jc w:val="left"/>
+              <w:rPr>
+                <w:kern w:val="0"/>
+                <w:szCs w:val="24"/>
+                <w:lang w:val="en-US" w:eastAsia="en-US" w:bidi="ar-SA"/>
+              </w:rPr>
+            </w:pPr>
+            <w:r>
+              <w:rPr>
+                <w:kern w:val="0"/>
+                <w:sz w:val="18"/>
+                <w:szCs w:val="24"/>
+                <w:lang w:val="en-US" w:eastAsia="en-US" w:bidi="ar-SA"/>
+              </w:rPr>
+              <w:t>BE, DO</w:t>
+            </w:r>
+          </w:p>
+        </w:tc>
+        <w:tc>
+          <w:tcPr>
+            <w:tcW w:w="392" w:type="dxa"/>
+            <w:tcBorders>
+              <w:top w:val="single" w:sz="4" w:space="0" w:color="D6DCEA"/>
+              <w:left w:val="single" w:sz="4" w:space="0" w:color="D6DCEA"/>
+              <w:bottom w:val="single" w:sz="4" w:space="0" w:color="D6DCEA"/>
+              <w:right w:val="single" w:sz="4" w:space="0" w:color="D6DCEA"/>
+            </w:tcBorders>
+          </w:tcPr>
+          <w:p>
+            <w:pPr>
+              <w:pStyle w:val="Compact"/>
+              <w:widowControl/>
+              <w:spacing w:before="36" w:after="40"/>
+              <w:jc w:val="left"/>
+              <w:rPr>
+                <w:kern w:val="0"/>
+                <w:szCs w:val="24"/>
+                <w:lang w:val="en-US" w:eastAsia="en-US" w:bidi="ar-SA"/>
+              </w:rPr>
+            </w:pPr>
+            <w:r>
+              <w:rPr>
+                <w:kern w:val="0"/>
+                <w:sz w:val="18"/>
+                <w:szCs w:val="24"/>
+                <w:lang w:val="en-US" w:eastAsia="en-US" w:bidi="ar-SA"/>
+              </w:rPr>
+              <w:t>1</w:t>
+            </w:r>
+          </w:p>
+        </w:tc>
+        <w:tc>
+          <w:tcPr>
+            <w:tcW w:w="471" w:type="dxa"/>
+            <w:tcBorders>
+              <w:top w:val="single" w:sz="4" w:space="0" w:color="D6DCEA"/>
+              <w:left w:val="single" w:sz="4" w:space="0" w:color="D6DCEA"/>
+              <w:bottom w:val="single" w:sz="4" w:space="0" w:color="D6DCEA"/>
+              <w:right w:val="single" w:sz="4" w:space="0" w:color="D6DCEA"/>
+            </w:tcBorders>
+          </w:tcPr>
+          <w:p>
+            <w:pPr>
+              <w:pStyle w:val="Compact"/>
+              <w:widowControl/>
+              <w:spacing w:before="36" w:after="40"/>
+              <w:jc w:val="left"/>
+              <w:rPr>
+                <w:kern w:val="0"/>
+                <w:szCs w:val="24"/>
+                <w:lang w:val="en-US" w:eastAsia="en-US" w:bidi="ar-SA"/>
+              </w:rPr>
+            </w:pPr>
+            <w:r>
+              <w:rPr>
+                <w:kern w:val="0"/>
+                <w:sz w:val="18"/>
+                <w:szCs w:val="24"/>
+                <w:lang w:val="en-US" w:eastAsia="en-US" w:bidi="ar-SA"/>
+              </w:rPr>
+              <w:t>—</w:t>
+            </w:r>
+          </w:p>
+        </w:tc>
+      </w:tr>
+      <w:tr>
+        <w:trPr/>
+        <w:tc>
+          <w:tcPr>
+            <w:tcW w:w="943" w:type="dxa"/>
+            <w:tcBorders>
+              <w:top w:val="single" w:sz="4" w:space="0" w:color="D6DCEA"/>
+              <w:left w:val="single" w:sz="4" w:space="0" w:color="D6DCEA"/>
+              <w:bottom w:val="single" w:sz="4" w:space="0" w:color="D6DCEA"/>
+              <w:right w:val="single" w:sz="4" w:space="0" w:color="D6DCEA"/>
+            </w:tcBorders>
+          </w:tcPr>
+          <w:p>
+            <w:pPr>
+              <w:pStyle w:val="Compact"/>
+              <w:widowControl/>
+              <w:spacing w:before="36" w:after="40"/>
+              <w:jc w:val="left"/>
+              <w:rPr>
+                <w:kern w:val="0"/>
+                <w:szCs w:val="24"/>
+                <w:lang w:val="en-US" w:eastAsia="en-US" w:bidi="ar-SA"/>
+              </w:rPr>
+            </w:pPr>
+            <w:r>
+              <w:rPr>
+                <w:kern w:val="0"/>
+                <w:sz w:val="18"/>
+                <w:szCs w:val="24"/>
+                <w:lang w:val="en-US" w:eastAsia="en-US" w:bidi="ar-SA"/>
+              </w:rPr>
+              <w:t>E51-06</w:t>
+            </w:r>
+          </w:p>
+        </w:tc>
+        <w:tc>
+          <w:tcPr>
+            <w:tcW w:w="1809" w:type="dxa"/>
+            <w:tcBorders>
+              <w:top w:val="single" w:sz="4" w:space="0" w:color="D6DCEA"/>
+              <w:left w:val="single" w:sz="4" w:space="0" w:color="D6DCEA"/>
+              <w:bottom w:val="single" w:sz="4" w:space="0" w:color="D6DCEA"/>
+              <w:right w:val="single" w:sz="4" w:space="0" w:color="D6DCEA"/>
+            </w:tcBorders>
+          </w:tcPr>
+          <w:p>
+            <w:pPr>
+              <w:pStyle w:val="Compact"/>
+              <w:widowControl/>
+              <w:spacing w:before="36" w:after="40"/>
+              <w:jc w:val="left"/>
+              <w:rPr>
+                <w:kern w:val="0"/>
+                <w:szCs w:val="24"/>
+                <w:lang w:val="en-US" w:eastAsia="en-US" w:bidi="ar-SA"/>
+              </w:rPr>
+            </w:pPr>
+            <w:r>
+              <w:rPr>
+                <w:kern w:val="0"/>
+                <w:sz w:val="18"/>
+                <w:szCs w:val="24"/>
+                <w:lang w:val="en-US" w:eastAsia="en-US" w:bidi="ar-SA"/>
+              </w:rPr>
+              <w:t>Как команда, я исправляю узкие места по доказательствам</w:t>
+            </w:r>
+          </w:p>
+        </w:tc>
+        <w:tc>
+          <w:tcPr>
+            <w:tcW w:w="3698" w:type="dxa"/>
+            <w:tcBorders>
+              <w:top w:val="single" w:sz="4" w:space="0" w:color="D6DCEA"/>
+              <w:left w:val="single" w:sz="4" w:space="0" w:color="D6DCEA"/>
+              <w:bottom w:val="single" w:sz="4" w:space="0" w:color="D6DCEA"/>
+              <w:right w:val="single" w:sz="4" w:space="0" w:color="D6DCEA"/>
+            </w:tcBorders>
+          </w:tcPr>
+          <w:p>
+            <w:pPr>
+              <w:pStyle w:val="Compact"/>
+              <w:widowControl/>
+              <w:spacing w:before="36" w:after="40"/>
+              <w:jc w:val="left"/>
+              <w:rPr>
+                <w:kern w:val="0"/>
+                <w:szCs w:val="24"/>
+                <w:lang w:val="en-US" w:eastAsia="en-US" w:bidi="ar-SA"/>
+              </w:rPr>
+            </w:pPr>
+            <w:r>
+              <w:rPr>
+                <w:kern w:val="0"/>
+                <w:sz w:val="18"/>
+                <w:szCs w:val="24"/>
+                <w:lang w:val="en-US" w:eastAsia="en-US" w:bidi="ar-SA"/>
+              </w:rPr>
+              <w:t>Узкое место признаётся только при совпадении роста задержки с метрикой сервера, БД или профилем и с командой воспроизведения; топ-10 ранжирован; подтверждённые исправлены и перепроверены; короткий нагрузочный прогон с порогами — в CI</w:t>
+            </w:r>
+          </w:p>
+        </w:tc>
+        <w:tc>
+          <w:tcPr>
+            <w:tcW w:w="1495" w:type="dxa"/>
+            <w:tcBorders>
+              <w:top w:val="single" w:sz="4" w:space="0" w:color="D6DCEA"/>
+              <w:left w:val="single" w:sz="4" w:space="0" w:color="D6DCEA"/>
+              <w:bottom w:val="single" w:sz="4" w:space="0" w:color="D6DCEA"/>
+              <w:right w:val="single" w:sz="4" w:space="0" w:color="D6DCEA"/>
+            </w:tcBorders>
+          </w:tcPr>
+          <w:p>
+            <w:pPr>
+              <w:pStyle w:val="Compact"/>
+              <w:widowControl/>
+              <w:spacing w:before="36" w:after="40"/>
+              <w:jc w:val="left"/>
+              <w:rPr>
+                <w:kern w:val="0"/>
+                <w:szCs w:val="24"/>
+                <w:lang w:val="en-US" w:eastAsia="en-US" w:bidi="ar-SA"/>
+              </w:rPr>
+            </w:pPr>
+            <w:r>
+              <w:rPr>
+                <w:kern w:val="0"/>
+                <w:sz w:val="18"/>
+                <w:szCs w:val="24"/>
+                <w:lang w:val="en-US" w:eastAsia="en-US" w:bidi="ar-SA"/>
+              </w:rPr>
+              <w:t>отчёт узких мест; задание CI</w:t>
+            </w:r>
+          </w:p>
+        </w:tc>
+        <w:tc>
+          <w:tcPr>
+            <w:tcW w:w="551" w:type="dxa"/>
+            <w:tcBorders>
+              <w:top w:val="single" w:sz="4" w:space="0" w:color="D6DCEA"/>
+              <w:left w:val="single" w:sz="4" w:space="0" w:color="D6DCEA"/>
+              <w:bottom w:val="single" w:sz="4" w:space="0" w:color="D6DCEA"/>
+              <w:right w:val="single" w:sz="4" w:space="0" w:color="D6DCEA"/>
+            </w:tcBorders>
+          </w:tcPr>
+          <w:p>
+            <w:pPr>
+              <w:pStyle w:val="Compact"/>
+              <w:widowControl/>
+              <w:spacing w:before="36" w:after="40"/>
+              <w:jc w:val="left"/>
+              <w:rPr>
+                <w:kern w:val="0"/>
+                <w:szCs w:val="24"/>
+                <w:lang w:val="en-US" w:eastAsia="en-US" w:bidi="ar-SA"/>
+              </w:rPr>
+            </w:pPr>
+            <w:r>
+              <w:rPr>
+                <w:kern w:val="0"/>
+                <w:sz w:val="18"/>
+                <w:szCs w:val="24"/>
+                <w:lang w:val="en-US" w:eastAsia="en-US" w:bidi="ar-SA"/>
+              </w:rPr>
+              <w:t>BE</w:t>
+            </w:r>
+          </w:p>
+        </w:tc>
+        <w:tc>
+          <w:tcPr>
+            <w:tcW w:w="392" w:type="dxa"/>
+            <w:tcBorders>
+              <w:top w:val="single" w:sz="4" w:space="0" w:color="D6DCEA"/>
+              <w:left w:val="single" w:sz="4" w:space="0" w:color="D6DCEA"/>
+              <w:bottom w:val="single" w:sz="4" w:space="0" w:color="D6DCEA"/>
+              <w:right w:val="single" w:sz="4" w:space="0" w:color="D6DCEA"/>
+            </w:tcBorders>
+          </w:tcPr>
+          <w:p>
+            <w:pPr>
+              <w:pStyle w:val="Compact"/>
+              <w:widowControl/>
+              <w:spacing w:before="36" w:after="40"/>
+              <w:jc w:val="left"/>
+              <w:rPr>
+                <w:kern w:val="0"/>
+                <w:szCs w:val="24"/>
+                <w:lang w:val="en-US" w:eastAsia="en-US" w:bidi="ar-SA"/>
+              </w:rPr>
+            </w:pPr>
+            <w:r>
+              <w:rPr>
+                <w:kern w:val="0"/>
+                <w:sz w:val="18"/>
+                <w:szCs w:val="24"/>
+                <w:lang w:val="en-US" w:eastAsia="en-US" w:bidi="ar-SA"/>
+              </w:rPr>
+              <w:t>2</w:t>
+            </w:r>
+          </w:p>
+        </w:tc>
+        <w:tc>
+          <w:tcPr>
+            <w:tcW w:w="471" w:type="dxa"/>
+            <w:tcBorders>
+              <w:top w:val="single" w:sz="4" w:space="0" w:color="D6DCEA"/>
+              <w:left w:val="single" w:sz="4" w:space="0" w:color="D6DCEA"/>
+              <w:bottom w:val="single" w:sz="4" w:space="0" w:color="D6DCEA"/>
+              <w:right w:val="single" w:sz="4" w:space="0" w:color="D6DCEA"/>
+            </w:tcBorders>
+          </w:tcPr>
+          <w:p>
+            <w:pPr>
+              <w:pStyle w:val="Compact"/>
+              <w:widowControl/>
+              <w:spacing w:before="36" w:after="40"/>
+              <w:jc w:val="left"/>
+              <w:rPr>
+                <w:kern w:val="0"/>
+                <w:szCs w:val="24"/>
+                <w:lang w:val="en-US" w:eastAsia="en-US" w:bidi="ar-SA"/>
+              </w:rPr>
+            </w:pPr>
+            <w:r>
+              <w:rPr>
+                <w:kern w:val="0"/>
+                <w:sz w:val="18"/>
+                <w:szCs w:val="24"/>
+                <w:lang w:val="en-US" w:eastAsia="en-US" w:bidi="ar-SA"/>
+              </w:rPr>
+              <w:t>—</w:t>
+            </w:r>
+          </w:p>
+        </w:tc>
+      </w:tr>
+      <w:tr>
+        <w:trPr/>
+        <w:tc>
+          <w:tcPr>
+            <w:tcW w:w="943" w:type="dxa"/>
+            <w:tcBorders>
+              <w:top w:val="single" w:sz="4" w:space="0" w:color="D6DCEA"/>
+              <w:left w:val="single" w:sz="4" w:space="0" w:color="D6DCEA"/>
+              <w:bottom w:val="single" w:sz="4" w:space="0" w:color="D6DCEA"/>
+              <w:right w:val="single" w:sz="4" w:space="0" w:color="D6DCEA"/>
+            </w:tcBorders>
+          </w:tcPr>
+          <w:p>
+            <w:pPr>
+              <w:pStyle w:val="Compact"/>
+              <w:widowControl/>
+              <w:spacing w:before="36" w:after="40"/>
+              <w:jc w:val="left"/>
+              <w:rPr>
+                <w:kern w:val="0"/>
+                <w:szCs w:val="24"/>
+                <w:lang w:val="en-US" w:eastAsia="en-US" w:bidi="ar-SA"/>
+              </w:rPr>
+            </w:pPr>
+            <w:r>
+              <w:rPr>
+                <w:kern w:val="0"/>
+                <w:sz w:val="18"/>
+                <w:szCs w:val="24"/>
+                <w:lang w:val="en-US" w:eastAsia="en-US" w:bidi="ar-SA"/>
+              </w:rPr>
+              <w:t>E51-07</w:t>
+            </w:r>
+          </w:p>
+        </w:tc>
+        <w:tc>
+          <w:tcPr>
+            <w:tcW w:w="1809" w:type="dxa"/>
+            <w:tcBorders>
+              <w:top w:val="single" w:sz="4" w:space="0" w:color="D6DCEA"/>
+              <w:left w:val="single" w:sz="4" w:space="0" w:color="D6DCEA"/>
+              <w:bottom w:val="single" w:sz="4" w:space="0" w:color="D6DCEA"/>
+              <w:right w:val="single" w:sz="4" w:space="0" w:color="D6DCEA"/>
+            </w:tcBorders>
+          </w:tcPr>
+          <w:p>
+            <w:pPr>
+              <w:pStyle w:val="Compact"/>
+              <w:widowControl/>
+              <w:spacing w:before="36" w:after="40"/>
+              <w:jc w:val="left"/>
+              <w:rPr>
+                <w:kern w:val="0"/>
+                <w:szCs w:val="24"/>
+                <w:lang w:val="en-US" w:eastAsia="en-US" w:bidi="ar-SA"/>
+              </w:rPr>
+            </w:pPr>
+            <w:r>
+              <w:rPr>
+                <w:kern w:val="0"/>
+                <w:sz w:val="18"/>
+                <w:szCs w:val="24"/>
+                <w:lang w:val="en-US" w:eastAsia="en-US" w:bidi="ar-SA"/>
+              </w:rPr>
+              <w:t>Как эксплуатация, я восстанавливаюсь при сбое под нагрузкой</w:t>
+            </w:r>
+          </w:p>
+        </w:tc>
+        <w:tc>
+          <w:tcPr>
+            <w:tcW w:w="3698" w:type="dxa"/>
+            <w:tcBorders>
+              <w:top w:val="single" w:sz="4" w:space="0" w:color="D6DCEA"/>
+              <w:left w:val="single" w:sz="4" w:space="0" w:color="D6DCEA"/>
+              <w:bottom w:val="single" w:sz="4" w:space="0" w:color="D6DCEA"/>
+              <w:right w:val="single" w:sz="4" w:space="0" w:color="D6DCEA"/>
+            </w:tcBorders>
+          </w:tcPr>
+          <w:p>
+            <w:pPr>
+              <w:pStyle w:val="Compact"/>
+              <w:widowControl/>
+              <w:spacing w:before="36" w:after="40"/>
+              <w:jc w:val="left"/>
+              <w:rPr>
+                <w:kern w:val="0"/>
+                <w:szCs w:val="24"/>
+                <w:lang w:val="en-US" w:eastAsia="en-US" w:bidi="ar-SA"/>
+              </w:rPr>
+            </w:pPr>
+            <w:r>
+              <w:rPr>
+                <w:kern w:val="0"/>
+                <w:sz w:val="18"/>
+                <w:szCs w:val="24"/>
+                <w:lang w:val="en-US" w:eastAsia="en-US" w:bidi="ar-SA"/>
+              </w:rPr>
+              <w:t>Перезапуск процесса API, перезапуск PostgreSQL, переключение на реплику во время average: ошибки только в окне отказа, клиенты восстанавливаются сами, время восстановления измерено</w:t>
+            </w:r>
+          </w:p>
+        </w:tc>
+        <w:tc>
+          <w:tcPr>
+            <w:tcW w:w="1495" w:type="dxa"/>
+            <w:tcBorders>
+              <w:top w:val="single" w:sz="4" w:space="0" w:color="D6DCEA"/>
+              <w:left w:val="single" w:sz="4" w:space="0" w:color="D6DCEA"/>
+              <w:bottom w:val="single" w:sz="4" w:space="0" w:color="D6DCEA"/>
+              <w:right w:val="single" w:sz="4" w:space="0" w:color="D6DCEA"/>
+            </w:tcBorders>
+          </w:tcPr>
+          <w:p>
+            <w:pPr>
+              <w:pStyle w:val="Compact"/>
+              <w:widowControl/>
+              <w:spacing w:before="36" w:after="40"/>
+              <w:jc w:val="left"/>
+              <w:rPr>
+                <w:kern w:val="0"/>
+                <w:szCs w:val="24"/>
+                <w:lang w:val="en-US" w:eastAsia="en-US" w:bidi="ar-SA"/>
+              </w:rPr>
+            </w:pPr>
+            <w:r>
+              <w:rPr>
+                <w:kern w:val="0"/>
+                <w:sz w:val="18"/>
+                <w:szCs w:val="24"/>
+                <w:lang w:val="en-US" w:eastAsia="en-US" w:bidi="ar-SA"/>
+              </w:rPr>
+              <w:t>отчёт отказов</w:t>
+            </w:r>
+          </w:p>
+        </w:tc>
+        <w:tc>
+          <w:tcPr>
+            <w:tcW w:w="551" w:type="dxa"/>
+            <w:tcBorders>
+              <w:top w:val="single" w:sz="4" w:space="0" w:color="D6DCEA"/>
+              <w:left w:val="single" w:sz="4" w:space="0" w:color="D6DCEA"/>
+              <w:bottom w:val="single" w:sz="4" w:space="0" w:color="D6DCEA"/>
+              <w:right w:val="single" w:sz="4" w:space="0" w:color="D6DCEA"/>
+            </w:tcBorders>
+          </w:tcPr>
+          <w:p>
+            <w:pPr>
+              <w:pStyle w:val="Compact"/>
+              <w:widowControl/>
+              <w:spacing w:before="36" w:after="40"/>
+              <w:jc w:val="left"/>
+              <w:rPr>
+                <w:kern w:val="0"/>
+                <w:szCs w:val="24"/>
+                <w:lang w:val="en-US" w:eastAsia="en-US" w:bidi="ar-SA"/>
+              </w:rPr>
+            </w:pPr>
+            <w:r>
+              <w:rPr>
+                <w:kern w:val="0"/>
+                <w:sz w:val="18"/>
+                <w:szCs w:val="24"/>
+                <w:lang w:val="en-US" w:eastAsia="en-US" w:bidi="ar-SA"/>
+              </w:rPr>
+              <w:t>DO</w:t>
+            </w:r>
+          </w:p>
+        </w:tc>
+        <w:tc>
+          <w:tcPr>
+            <w:tcW w:w="392" w:type="dxa"/>
+            <w:tcBorders>
+              <w:top w:val="single" w:sz="4" w:space="0" w:color="D6DCEA"/>
+              <w:left w:val="single" w:sz="4" w:space="0" w:color="D6DCEA"/>
+              <w:bottom w:val="single" w:sz="4" w:space="0" w:color="D6DCEA"/>
+              <w:right w:val="single" w:sz="4" w:space="0" w:color="D6DCEA"/>
+            </w:tcBorders>
+          </w:tcPr>
+          <w:p>
+            <w:pPr>
+              <w:pStyle w:val="Compact"/>
+              <w:widowControl/>
+              <w:spacing w:before="36" w:after="40"/>
+              <w:jc w:val="left"/>
+              <w:rPr>
+                <w:kern w:val="0"/>
+                <w:szCs w:val="24"/>
+                <w:lang w:val="en-US" w:eastAsia="en-US" w:bidi="ar-SA"/>
+              </w:rPr>
+            </w:pPr>
+            <w:r>
+              <w:rPr>
+                <w:kern w:val="0"/>
+                <w:sz w:val="18"/>
+                <w:szCs w:val="24"/>
+                <w:lang w:val="en-US" w:eastAsia="en-US" w:bidi="ar-SA"/>
+              </w:rPr>
+              <w:t>1</w:t>
+            </w:r>
+          </w:p>
+        </w:tc>
+        <w:tc>
+          <w:tcPr>
+            <w:tcW w:w="471" w:type="dxa"/>
+            <w:tcBorders>
+              <w:top w:val="single" w:sz="4" w:space="0" w:color="D6DCEA"/>
+              <w:left w:val="single" w:sz="4" w:space="0" w:color="D6DCEA"/>
+              <w:bottom w:val="single" w:sz="4" w:space="0" w:color="D6DCEA"/>
+              <w:right w:val="single" w:sz="4" w:space="0" w:color="D6DCEA"/>
+            </w:tcBorders>
+          </w:tcPr>
+          <w:p>
+            <w:pPr>
+              <w:pStyle w:val="Compact"/>
+              <w:widowControl/>
+              <w:spacing w:before="36" w:after="40"/>
+              <w:jc w:val="left"/>
+              <w:rPr>
+                <w:kern w:val="0"/>
+                <w:szCs w:val="24"/>
+                <w:lang w:val="en-US" w:eastAsia="en-US" w:bidi="ar-SA"/>
+              </w:rPr>
+            </w:pPr>
+            <w:r>
+              <w:rPr>
+                <w:kern w:val="0"/>
+                <w:sz w:val="18"/>
+                <w:szCs w:val="24"/>
+                <w:lang w:val="en-US" w:eastAsia="en-US" w:bidi="ar-SA"/>
+              </w:rPr>
+              <w:t>да</w:t>
+            </w:r>
+          </w:p>
+        </w:tc>
+      </w:tr>
+      <w:tr>
+        <w:trPr/>
+        <w:tc>
+          <w:tcPr>
+            <w:tcW w:w="943" w:type="dxa"/>
+            <w:tcBorders>
+              <w:top w:val="single" w:sz="4" w:space="0" w:color="D6DCEA"/>
+              <w:left w:val="single" w:sz="4" w:space="0" w:color="D6DCEA"/>
+              <w:bottom w:val="single" w:sz="4" w:space="0" w:color="D6DCEA"/>
+              <w:right w:val="single" w:sz="4" w:space="0" w:color="D6DCEA"/>
+            </w:tcBorders>
+          </w:tcPr>
+          <w:p>
+            <w:pPr>
+              <w:pStyle w:val="Compact"/>
+              <w:widowControl/>
+              <w:spacing w:before="36" w:after="40"/>
+              <w:jc w:val="left"/>
+              <w:rPr>
+                <w:kern w:val="0"/>
+                <w:szCs w:val="24"/>
+                <w:lang w:val="en-US" w:eastAsia="en-US" w:bidi="ar-SA"/>
+              </w:rPr>
+            </w:pPr>
+            <w:r>
+              <w:rPr>
+                <w:kern w:val="0"/>
+                <w:sz w:val="18"/>
+                <w:szCs w:val="24"/>
+                <w:lang w:val="en-US" w:eastAsia="en-US" w:bidi="ar-SA"/>
+              </w:rPr>
+              <w:t>E51-08</w:t>
+            </w:r>
+          </w:p>
+        </w:tc>
+        <w:tc>
+          <w:tcPr>
+            <w:tcW w:w="1809" w:type="dxa"/>
+            <w:tcBorders>
+              <w:top w:val="single" w:sz="4" w:space="0" w:color="D6DCEA"/>
+              <w:left w:val="single" w:sz="4" w:space="0" w:color="D6DCEA"/>
+              <w:bottom w:val="single" w:sz="4" w:space="0" w:color="D6DCEA"/>
+              <w:right w:val="single" w:sz="4" w:space="0" w:color="D6DCEA"/>
+            </w:tcBorders>
+          </w:tcPr>
+          <w:p>
+            <w:pPr>
+              <w:pStyle w:val="Compact"/>
+              <w:widowControl/>
+              <w:spacing w:before="36" w:after="40"/>
+              <w:jc w:val="left"/>
+              <w:rPr>
+                <w:kern w:val="0"/>
+                <w:szCs w:val="24"/>
+                <w:lang w:val="en-US" w:eastAsia="en-US" w:bidi="ar-SA"/>
+              </w:rPr>
+            </w:pPr>
+            <w:r>
+              <w:rPr>
+                <w:kern w:val="0"/>
+                <w:sz w:val="18"/>
+                <w:szCs w:val="24"/>
+                <w:lang w:val="en-US" w:eastAsia="en-US" w:bidi="ar-SA"/>
+              </w:rPr>
+              <w:t>Как эксплуатация, я знаю, как растут данные</w:t>
+            </w:r>
+          </w:p>
+        </w:tc>
+        <w:tc>
+          <w:tcPr>
+            <w:tcW w:w="3698" w:type="dxa"/>
+            <w:tcBorders>
+              <w:top w:val="single" w:sz="4" w:space="0" w:color="D6DCEA"/>
+              <w:left w:val="single" w:sz="4" w:space="0" w:color="D6DCEA"/>
+              <w:bottom w:val="single" w:sz="4" w:space="0" w:color="D6DCEA"/>
+              <w:right w:val="single" w:sz="4" w:space="0" w:color="D6DCEA"/>
+            </w:tcBorders>
+          </w:tcPr>
+          <w:p>
+            <w:pPr>
+              <w:pStyle w:val="Compact"/>
+              <w:widowControl/>
+              <w:spacing w:before="36" w:after="40"/>
+              <w:jc w:val="left"/>
+              <w:rPr>
+                <w:kern w:val="0"/>
+                <w:szCs w:val="24"/>
+                <w:lang w:val="en-US" w:eastAsia="en-US" w:bidi="ar-SA"/>
+              </w:rPr>
+            </w:pPr>
+            <w:r>
+              <w:rPr>
+                <w:kern w:val="0"/>
+                <w:sz w:val="18"/>
+                <w:szCs w:val="24"/>
+                <w:lang w:val="en-US" w:eastAsia="en-US" w:bidi="ar-SA"/>
+              </w:rPr>
+              <w:t>5 лет работы 2000 сотрудников: размер БД и таблиц, планы ключевых запросов без полного просмотра больших таблиц, сроки хранения уведомлений, писем и журнала входов, время копирования и восстановления</w:t>
+            </w:r>
+          </w:p>
+        </w:tc>
+        <w:tc>
+          <w:tcPr>
+            <w:tcW w:w="1495" w:type="dxa"/>
+            <w:tcBorders>
+              <w:top w:val="single" w:sz="4" w:space="0" w:color="D6DCEA"/>
+              <w:left w:val="single" w:sz="4" w:space="0" w:color="D6DCEA"/>
+              <w:bottom w:val="single" w:sz="4" w:space="0" w:color="D6DCEA"/>
+              <w:right w:val="single" w:sz="4" w:space="0" w:color="D6DCEA"/>
+            </w:tcBorders>
+          </w:tcPr>
+          <w:p>
+            <w:pPr>
+              <w:pStyle w:val="Compact"/>
+              <w:widowControl/>
+              <w:spacing w:before="36" w:after="40"/>
+              <w:jc w:val="left"/>
+              <w:rPr>
+                <w:kern w:val="0"/>
+                <w:szCs w:val="24"/>
+                <w:lang w:val="en-US" w:eastAsia="en-US" w:bidi="ar-SA"/>
+              </w:rPr>
+            </w:pPr>
+            <w:r>
+              <w:rPr>
+                <w:kern w:val="0"/>
+                <w:sz w:val="18"/>
+                <w:szCs w:val="24"/>
+                <w:lang w:val="en-US" w:eastAsia="en-US" w:bidi="ar-SA"/>
+              </w:rPr>
+              <w:t>отчёт роста данных</w:t>
+            </w:r>
+          </w:p>
+        </w:tc>
+        <w:tc>
+          <w:tcPr>
+            <w:tcW w:w="551" w:type="dxa"/>
+            <w:tcBorders>
+              <w:top w:val="single" w:sz="4" w:space="0" w:color="D6DCEA"/>
+              <w:left w:val="single" w:sz="4" w:space="0" w:color="D6DCEA"/>
+              <w:bottom w:val="single" w:sz="4" w:space="0" w:color="D6DCEA"/>
+              <w:right w:val="single" w:sz="4" w:space="0" w:color="D6DCEA"/>
+            </w:tcBorders>
+          </w:tcPr>
+          <w:p>
+            <w:pPr>
+              <w:pStyle w:val="Compact"/>
+              <w:widowControl/>
+              <w:spacing w:before="36" w:after="40"/>
+              <w:jc w:val="left"/>
+              <w:rPr>
+                <w:kern w:val="0"/>
+                <w:szCs w:val="24"/>
+                <w:lang w:val="en-US" w:eastAsia="en-US" w:bidi="ar-SA"/>
+              </w:rPr>
+            </w:pPr>
+            <w:r>
+              <w:rPr>
+                <w:kern w:val="0"/>
+                <w:sz w:val="18"/>
+                <w:szCs w:val="24"/>
+                <w:lang w:val="en-US" w:eastAsia="en-US" w:bidi="ar-SA"/>
+              </w:rPr>
+              <w:t>BE, DO</w:t>
+            </w:r>
+          </w:p>
+        </w:tc>
+        <w:tc>
+          <w:tcPr>
+            <w:tcW w:w="392" w:type="dxa"/>
+            <w:tcBorders>
+              <w:top w:val="single" w:sz="4" w:space="0" w:color="D6DCEA"/>
+              <w:left w:val="single" w:sz="4" w:space="0" w:color="D6DCEA"/>
+              <w:bottom w:val="single" w:sz="4" w:space="0" w:color="D6DCEA"/>
+              <w:right w:val="single" w:sz="4" w:space="0" w:color="D6DCEA"/>
+            </w:tcBorders>
+          </w:tcPr>
+          <w:p>
+            <w:pPr>
+              <w:pStyle w:val="Compact"/>
+              <w:widowControl/>
+              <w:spacing w:before="36" w:after="40"/>
+              <w:jc w:val="left"/>
+              <w:rPr>
+                <w:kern w:val="0"/>
+                <w:szCs w:val="24"/>
+                <w:lang w:val="en-US" w:eastAsia="en-US" w:bidi="ar-SA"/>
+              </w:rPr>
+            </w:pPr>
+            <w:r>
+              <w:rPr>
+                <w:kern w:val="0"/>
+                <w:sz w:val="18"/>
+                <w:szCs w:val="24"/>
+                <w:lang w:val="en-US" w:eastAsia="en-US" w:bidi="ar-SA"/>
+              </w:rPr>
+              <w:t>1</w:t>
+            </w:r>
+          </w:p>
+        </w:tc>
+        <w:tc>
+          <w:tcPr>
+            <w:tcW w:w="471" w:type="dxa"/>
+            <w:tcBorders>
+              <w:top w:val="single" w:sz="4" w:space="0" w:color="D6DCEA"/>
+              <w:left w:val="single" w:sz="4" w:space="0" w:color="D6DCEA"/>
+              <w:bottom w:val="single" w:sz="4" w:space="0" w:color="D6DCEA"/>
+              <w:right w:val="single" w:sz="4" w:space="0" w:color="D6DCEA"/>
+            </w:tcBorders>
+          </w:tcPr>
+          <w:p>
+            <w:pPr>
+              <w:pStyle w:val="Compact"/>
+              <w:widowControl/>
+              <w:spacing w:before="36" w:after="40"/>
+              <w:jc w:val="left"/>
+              <w:rPr>
+                <w:kern w:val="0"/>
+                <w:szCs w:val="24"/>
+                <w:lang w:val="en-US" w:eastAsia="en-US" w:bidi="ar-SA"/>
+              </w:rPr>
+            </w:pPr>
+            <w:r>
+              <w:rPr>
+                <w:kern w:val="0"/>
+                <w:sz w:val="18"/>
+                <w:szCs w:val="24"/>
+                <w:lang w:val="en-US" w:eastAsia="en-US" w:bidi="ar-SA"/>
+              </w:rPr>
+              <w:t>—</w:t>
+            </w:r>
+          </w:p>
+        </w:tc>
+      </w:tr>
+      <w:tr>
+        <w:trPr/>
+        <w:tc>
+          <w:tcPr>
+            <w:tcW w:w="943" w:type="dxa"/>
+            <w:tcBorders>
+              <w:top w:val="single" w:sz="4" w:space="0" w:color="D6DCEA"/>
+              <w:left w:val="single" w:sz="4" w:space="0" w:color="D6DCEA"/>
+              <w:bottom w:val="single" w:sz="4" w:space="0" w:color="D6DCEA"/>
+              <w:right w:val="single" w:sz="4" w:space="0" w:color="D6DCEA"/>
+            </w:tcBorders>
+          </w:tcPr>
+          <w:p>
+            <w:pPr>
+              <w:pStyle w:val="Compact"/>
+              <w:widowControl/>
+              <w:spacing w:before="36" w:after="40"/>
+              <w:jc w:val="left"/>
+              <w:rPr>
+                <w:kern w:val="0"/>
+                <w:szCs w:val="24"/>
+                <w:lang w:val="en-US" w:eastAsia="en-US" w:bidi="ar-SA"/>
+              </w:rPr>
+            </w:pPr>
+            <w:r>
+              <w:rPr>
+                <w:kern w:val="0"/>
+                <w:sz w:val="18"/>
+                <w:szCs w:val="24"/>
+                <w:lang w:val="en-US" w:eastAsia="en-US" w:bidi="ar-SA"/>
+              </w:rPr>
+              <w:t>E52-01</w:t>
+            </w:r>
+          </w:p>
+        </w:tc>
+        <w:tc>
+          <w:tcPr>
+            <w:tcW w:w="1809" w:type="dxa"/>
+            <w:tcBorders>
+              <w:top w:val="single" w:sz="4" w:space="0" w:color="D6DCEA"/>
+              <w:left w:val="single" w:sz="4" w:space="0" w:color="D6DCEA"/>
+              <w:bottom w:val="single" w:sz="4" w:space="0" w:color="D6DCEA"/>
+              <w:right w:val="single" w:sz="4" w:space="0" w:color="D6DCEA"/>
+            </w:tcBorders>
+          </w:tcPr>
+          <w:p>
+            <w:pPr>
+              <w:pStyle w:val="Compact"/>
+              <w:widowControl/>
+              <w:spacing w:before="36" w:after="40"/>
+              <w:jc w:val="left"/>
+              <w:rPr>
+                <w:kern w:val="0"/>
+                <w:szCs w:val="24"/>
+                <w:lang w:val="en-US" w:eastAsia="en-US" w:bidi="ar-SA"/>
+              </w:rPr>
+            </w:pPr>
+            <w:r>
+              <w:rPr>
+                <w:kern w:val="0"/>
+                <w:sz w:val="18"/>
+                <w:szCs w:val="24"/>
+                <w:lang w:val="en-US" w:eastAsia="en-US" w:bidi="ar-SA"/>
+              </w:rPr>
+              <w:t>Как правообладатель, я подаю заявление в реестр</w:t>
+            </w:r>
+          </w:p>
+        </w:tc>
+        <w:tc>
+          <w:tcPr>
+            <w:tcW w:w="3698" w:type="dxa"/>
+            <w:tcBorders>
+              <w:top w:val="single" w:sz="4" w:space="0" w:color="D6DCEA"/>
+              <w:left w:val="single" w:sz="4" w:space="0" w:color="D6DCEA"/>
+              <w:bottom w:val="single" w:sz="4" w:space="0" w:color="D6DCEA"/>
+              <w:right w:val="single" w:sz="4" w:space="0" w:color="D6DCEA"/>
+            </w:tcBorders>
+          </w:tcPr>
+          <w:p>
+            <w:pPr>
+              <w:pStyle w:val="Compact"/>
+              <w:widowControl/>
+              <w:spacing w:before="36" w:after="40"/>
+              <w:jc w:val="left"/>
+              <w:rPr>
+                <w:kern w:val="0"/>
+                <w:szCs w:val="24"/>
+                <w:lang w:val="en-US" w:eastAsia="en-US" w:bidi="ar-SA"/>
+              </w:rPr>
+            </w:pPr>
+            <w:r>
+              <w:rPr>
+                <w:kern w:val="0"/>
+                <w:sz w:val="18"/>
+                <w:szCs w:val="24"/>
+                <w:lang w:val="en-US" w:eastAsia="en-US" w:bidi="ar-SA"/>
+              </w:rPr>
+              <w:t>Комплект по образцу todo-planner: сведения для заявления, описание функциональных характеристик с трассировкой, описание архитектуры, процессы жизненного цикла, инструкция для эксперта с проверками, стоимость, проект лицензионного договора, сторонние компоненты, путеводитель с чек-листом готовности; поля правообладателя отмечены</w:t>
+            </w:r>
+          </w:p>
+        </w:tc>
+        <w:tc>
+          <w:tcPr>
+            <w:tcW w:w="1495" w:type="dxa"/>
+            <w:tcBorders>
+              <w:top w:val="single" w:sz="4" w:space="0" w:color="D6DCEA"/>
+              <w:left w:val="single" w:sz="4" w:space="0" w:color="D6DCEA"/>
+              <w:bottom w:val="single" w:sz="4" w:space="0" w:color="D6DCEA"/>
+              <w:right w:val="single" w:sz="4" w:space="0" w:color="D6DCEA"/>
+            </w:tcBorders>
+          </w:tcPr>
+          <w:p>
+            <w:pPr>
+              <w:pStyle w:val="Compact"/>
+              <w:widowControl/>
+              <w:spacing w:before="36" w:after="40"/>
+              <w:jc w:val="left"/>
+              <w:rPr>
+                <w:kern w:val="0"/>
+                <w:szCs w:val="24"/>
+                <w:lang w:val="en-US" w:eastAsia="en-US" w:bidi="ar-SA"/>
+              </w:rPr>
+            </w:pPr>
+            <w:r>
+              <w:rPr>
+                <w:rStyle w:val="VerbatimChar"/>
+                <w:kern w:val="0"/>
+                <w:sz w:val="18"/>
+                <w:szCs w:val="24"/>
+                <w:lang w:val="en-US" w:eastAsia="en-US" w:bidi="ar-SA"/>
+              </w:rPr>
+              <w:t>docs/registry/</w:t>
+            </w:r>
+            <w:r>
+              <w:rPr>
+                <w:kern w:val="0"/>
+                <w:sz w:val="18"/>
+                <w:szCs w:val="24"/>
+                <w:lang w:val="en-US" w:eastAsia="en-US" w:bidi="ar-SA"/>
+              </w:rPr>
+              <w:t xml:space="preserve"> в MD, DOCX, PDF</w:t>
+            </w:r>
+          </w:p>
+        </w:tc>
+        <w:tc>
+          <w:tcPr>
+            <w:tcW w:w="551" w:type="dxa"/>
+            <w:tcBorders>
+              <w:top w:val="single" w:sz="4" w:space="0" w:color="D6DCEA"/>
+              <w:left w:val="single" w:sz="4" w:space="0" w:color="D6DCEA"/>
+              <w:bottom w:val="single" w:sz="4" w:space="0" w:color="D6DCEA"/>
+              <w:right w:val="single" w:sz="4" w:space="0" w:color="D6DCEA"/>
+            </w:tcBorders>
+          </w:tcPr>
+          <w:p>
+            <w:pPr>
+              <w:pStyle w:val="Compact"/>
+              <w:widowControl/>
+              <w:spacing w:before="36" w:after="40"/>
+              <w:jc w:val="left"/>
+              <w:rPr>
+                <w:kern w:val="0"/>
+                <w:szCs w:val="24"/>
+                <w:lang w:val="en-US" w:eastAsia="en-US" w:bidi="ar-SA"/>
+              </w:rPr>
+            </w:pPr>
+            <w:r>
+              <w:rPr>
+                <w:kern w:val="0"/>
+                <w:sz w:val="18"/>
+                <w:szCs w:val="24"/>
+                <w:lang w:val="en-US" w:eastAsia="en-US" w:bidi="ar-SA"/>
+              </w:rPr>
+              <w:t>TL</w:t>
+            </w:r>
+          </w:p>
+        </w:tc>
+        <w:tc>
+          <w:tcPr>
+            <w:tcW w:w="392" w:type="dxa"/>
+            <w:tcBorders>
+              <w:top w:val="single" w:sz="4" w:space="0" w:color="D6DCEA"/>
+              <w:left w:val="single" w:sz="4" w:space="0" w:color="D6DCEA"/>
+              <w:bottom w:val="single" w:sz="4" w:space="0" w:color="D6DCEA"/>
+              <w:right w:val="single" w:sz="4" w:space="0" w:color="D6DCEA"/>
+            </w:tcBorders>
+          </w:tcPr>
+          <w:p>
+            <w:pPr>
+              <w:pStyle w:val="Compact"/>
+              <w:widowControl/>
+              <w:spacing w:before="36" w:after="40"/>
+              <w:jc w:val="left"/>
+              <w:rPr>
+                <w:kern w:val="0"/>
+                <w:szCs w:val="24"/>
+                <w:lang w:val="en-US" w:eastAsia="en-US" w:bidi="ar-SA"/>
+              </w:rPr>
+            </w:pPr>
+            <w:r>
+              <w:rPr>
+                <w:kern w:val="0"/>
+                <w:sz w:val="18"/>
+                <w:szCs w:val="24"/>
+                <w:lang w:val="en-US" w:eastAsia="en-US" w:bidi="ar-SA"/>
+              </w:rPr>
+              <w:t>3</w:t>
+            </w:r>
+          </w:p>
+        </w:tc>
+        <w:tc>
+          <w:tcPr>
+            <w:tcW w:w="471" w:type="dxa"/>
+            <w:tcBorders>
+              <w:top w:val="single" w:sz="4" w:space="0" w:color="D6DCEA"/>
+              <w:left w:val="single" w:sz="4" w:space="0" w:color="D6DCEA"/>
+              <w:bottom w:val="single" w:sz="4" w:space="0" w:color="D6DCEA"/>
+              <w:right w:val="single" w:sz="4" w:space="0" w:color="D6DCEA"/>
+            </w:tcBorders>
+          </w:tcPr>
+          <w:p>
+            <w:pPr>
+              <w:pStyle w:val="Compact"/>
+              <w:widowControl/>
+              <w:spacing w:before="36" w:after="40"/>
+              <w:jc w:val="left"/>
+              <w:rPr>
+                <w:kern w:val="0"/>
+                <w:szCs w:val="24"/>
+                <w:lang w:val="en-US" w:eastAsia="en-US" w:bidi="ar-SA"/>
+              </w:rPr>
+            </w:pPr>
+            <w:r>
+              <w:rPr>
+                <w:kern w:val="0"/>
+                <w:sz w:val="18"/>
+                <w:szCs w:val="24"/>
+                <w:lang w:val="en-US" w:eastAsia="en-US" w:bidi="ar-SA"/>
+              </w:rPr>
+              <w:t>да</w:t>
+            </w:r>
+          </w:p>
+        </w:tc>
+      </w:tr>
+      <w:tr>
+        <w:trPr/>
+        <w:tc>
+          <w:tcPr>
+            <w:tcW w:w="943" w:type="dxa"/>
+            <w:tcBorders>
+              <w:top w:val="single" w:sz="4" w:space="0" w:color="D6DCEA"/>
+              <w:left w:val="single" w:sz="4" w:space="0" w:color="D6DCEA"/>
+              <w:bottom w:val="single" w:sz="4" w:space="0" w:color="D6DCEA"/>
+              <w:right w:val="single" w:sz="4" w:space="0" w:color="D6DCEA"/>
+            </w:tcBorders>
+          </w:tcPr>
+          <w:p>
+            <w:pPr>
+              <w:pStyle w:val="Compact"/>
+              <w:widowControl/>
+              <w:spacing w:before="36" w:after="40"/>
+              <w:jc w:val="left"/>
+              <w:rPr>
+                <w:kern w:val="0"/>
+                <w:szCs w:val="24"/>
+                <w:lang w:val="en-US" w:eastAsia="en-US" w:bidi="ar-SA"/>
+              </w:rPr>
+            </w:pPr>
+            <w:r>
+              <w:rPr>
+                <w:kern w:val="0"/>
+                <w:sz w:val="18"/>
+                <w:szCs w:val="24"/>
+                <w:lang w:val="en-US" w:eastAsia="en-US" w:bidi="ar-SA"/>
+              </w:rPr>
+              <w:t>E52-02</w:t>
+            </w:r>
+          </w:p>
+        </w:tc>
+        <w:tc>
+          <w:tcPr>
+            <w:tcW w:w="1809" w:type="dxa"/>
+            <w:tcBorders>
+              <w:top w:val="single" w:sz="4" w:space="0" w:color="D6DCEA"/>
+              <w:left w:val="single" w:sz="4" w:space="0" w:color="D6DCEA"/>
+              <w:bottom w:val="single" w:sz="4" w:space="0" w:color="D6DCEA"/>
+              <w:right w:val="single" w:sz="4" w:space="0" w:color="D6DCEA"/>
+            </w:tcBorders>
+          </w:tcPr>
+          <w:p>
+            <w:pPr>
+              <w:pStyle w:val="Compact"/>
+              <w:widowControl/>
+              <w:spacing w:before="36" w:after="40"/>
+              <w:jc w:val="left"/>
+              <w:rPr>
+                <w:kern w:val="0"/>
+                <w:szCs w:val="24"/>
+                <w:lang w:val="en-US" w:eastAsia="en-US" w:bidi="ar-SA"/>
+              </w:rPr>
+            </w:pPr>
+            <w:r>
+              <w:rPr>
+                <w:kern w:val="0"/>
+                <w:sz w:val="18"/>
+                <w:szCs w:val="24"/>
+                <w:lang w:val="en-US" w:eastAsia="en-US" w:bidi="ar-SA"/>
+              </w:rPr>
+              <w:t>Как эксперт реестра, я проверяю программу</w:t>
+            </w:r>
+          </w:p>
+        </w:tc>
+        <w:tc>
+          <w:tcPr>
+            <w:tcW w:w="3698" w:type="dxa"/>
+            <w:tcBorders>
+              <w:top w:val="single" w:sz="4" w:space="0" w:color="D6DCEA"/>
+              <w:left w:val="single" w:sz="4" w:space="0" w:color="D6DCEA"/>
+              <w:bottom w:val="single" w:sz="4" w:space="0" w:color="D6DCEA"/>
+              <w:right w:val="single" w:sz="4" w:space="0" w:color="D6DCEA"/>
+            </w:tcBorders>
+          </w:tcPr>
+          <w:p>
+            <w:pPr>
+              <w:pStyle w:val="Compact"/>
+              <w:widowControl/>
+              <w:spacing w:before="36" w:after="40"/>
+              <w:jc w:val="left"/>
+              <w:rPr>
+                <w:kern w:val="0"/>
+                <w:szCs w:val="24"/>
+                <w:lang w:val="en-US" w:eastAsia="en-US" w:bidi="ar-SA"/>
+              </w:rPr>
+            </w:pPr>
+            <w:r>
+              <w:rPr>
+                <w:kern w:val="0"/>
+                <w:sz w:val="18"/>
+                <w:szCs w:val="24"/>
+                <w:lang w:val="en-US" w:eastAsia="en-US" w:bidi="ar-SA"/>
+              </w:rPr>
+              <w:t>Демонстрационный стенд с данными и учётными записями по ролям; дистрибутив: образы и исходные тексты с контрольными суммами SHA-256; проверка технологической независимости (нет обращений за пределы стенда)</w:t>
+            </w:r>
+          </w:p>
+        </w:tc>
+        <w:tc>
+          <w:tcPr>
+            <w:tcW w:w="1495" w:type="dxa"/>
+            <w:tcBorders>
+              <w:top w:val="single" w:sz="4" w:space="0" w:color="D6DCEA"/>
+              <w:left w:val="single" w:sz="4" w:space="0" w:color="D6DCEA"/>
+              <w:bottom w:val="single" w:sz="4" w:space="0" w:color="D6DCEA"/>
+              <w:right w:val="single" w:sz="4" w:space="0" w:color="D6DCEA"/>
+            </w:tcBorders>
+          </w:tcPr>
+          <w:p>
+            <w:pPr>
+              <w:pStyle w:val="Compact"/>
+              <w:widowControl/>
+              <w:spacing w:before="36" w:after="40"/>
+              <w:jc w:val="left"/>
+              <w:rPr>
+                <w:kern w:val="0"/>
+                <w:szCs w:val="24"/>
+                <w:lang w:val="en-US" w:eastAsia="en-US" w:bidi="ar-SA"/>
+              </w:rPr>
+            </w:pPr>
+            <w:r>
+              <w:rPr>
+                <w:kern w:val="0"/>
+                <w:sz w:val="18"/>
+                <w:szCs w:val="24"/>
+                <w:lang w:val="en-US" w:eastAsia="en-US" w:bidi="ar-SA"/>
+              </w:rPr>
+              <w:t>инструкция для эксперта; скрипт сборки дистрибутива</w:t>
+            </w:r>
+          </w:p>
+        </w:tc>
+        <w:tc>
+          <w:tcPr>
+            <w:tcW w:w="551" w:type="dxa"/>
+            <w:tcBorders>
+              <w:top w:val="single" w:sz="4" w:space="0" w:color="D6DCEA"/>
+              <w:left w:val="single" w:sz="4" w:space="0" w:color="D6DCEA"/>
+              <w:bottom w:val="single" w:sz="4" w:space="0" w:color="D6DCEA"/>
+              <w:right w:val="single" w:sz="4" w:space="0" w:color="D6DCEA"/>
+            </w:tcBorders>
+          </w:tcPr>
+          <w:p>
+            <w:pPr>
+              <w:pStyle w:val="Compact"/>
+              <w:widowControl/>
+              <w:spacing w:before="36" w:after="40"/>
+              <w:jc w:val="left"/>
+              <w:rPr>
+                <w:kern w:val="0"/>
+                <w:szCs w:val="24"/>
+                <w:lang w:val="en-US" w:eastAsia="en-US" w:bidi="ar-SA"/>
+              </w:rPr>
+            </w:pPr>
+            <w:r>
+              <w:rPr>
+                <w:kern w:val="0"/>
+                <w:sz w:val="18"/>
+                <w:szCs w:val="24"/>
+                <w:lang w:val="en-US" w:eastAsia="en-US" w:bidi="ar-SA"/>
+              </w:rPr>
+              <w:t>DO</w:t>
+            </w:r>
+          </w:p>
+        </w:tc>
+        <w:tc>
+          <w:tcPr>
+            <w:tcW w:w="392" w:type="dxa"/>
+            <w:tcBorders>
+              <w:top w:val="single" w:sz="4" w:space="0" w:color="D6DCEA"/>
+              <w:left w:val="single" w:sz="4" w:space="0" w:color="D6DCEA"/>
+              <w:bottom w:val="single" w:sz="4" w:space="0" w:color="D6DCEA"/>
+              <w:right w:val="single" w:sz="4" w:space="0" w:color="D6DCEA"/>
+            </w:tcBorders>
+          </w:tcPr>
+          <w:p>
+            <w:pPr>
+              <w:pStyle w:val="Compact"/>
+              <w:widowControl/>
+              <w:spacing w:before="36" w:after="40"/>
+              <w:jc w:val="left"/>
+              <w:rPr>
+                <w:kern w:val="0"/>
+                <w:szCs w:val="24"/>
+                <w:lang w:val="en-US" w:eastAsia="en-US" w:bidi="ar-SA"/>
+              </w:rPr>
+            </w:pPr>
+            <w:r>
+              <w:rPr>
+                <w:kern w:val="0"/>
+                <w:sz w:val="18"/>
+                <w:szCs w:val="24"/>
+                <w:lang w:val="en-US" w:eastAsia="en-US" w:bidi="ar-SA"/>
+              </w:rPr>
+              <w:t>1,5</w:t>
+            </w:r>
+          </w:p>
+        </w:tc>
+        <w:tc>
+          <w:tcPr>
+            <w:tcW w:w="471" w:type="dxa"/>
+            <w:tcBorders>
+              <w:top w:val="single" w:sz="4" w:space="0" w:color="D6DCEA"/>
+              <w:left w:val="single" w:sz="4" w:space="0" w:color="D6DCEA"/>
+              <w:bottom w:val="single" w:sz="4" w:space="0" w:color="D6DCEA"/>
+              <w:right w:val="single" w:sz="4" w:space="0" w:color="D6DCEA"/>
+            </w:tcBorders>
+          </w:tcPr>
+          <w:p>
+            <w:pPr>
+              <w:pStyle w:val="Compact"/>
+              <w:widowControl/>
+              <w:spacing w:before="36" w:after="40"/>
+              <w:jc w:val="left"/>
+              <w:rPr>
+                <w:kern w:val="0"/>
+                <w:szCs w:val="24"/>
+                <w:lang w:val="en-US" w:eastAsia="en-US" w:bidi="ar-SA"/>
+              </w:rPr>
+            </w:pPr>
+            <w:r>
+              <w:rPr>
+                <w:kern w:val="0"/>
+                <w:sz w:val="18"/>
+                <w:szCs w:val="24"/>
+                <w:lang w:val="en-US" w:eastAsia="en-US" w:bidi="ar-SA"/>
+              </w:rPr>
+              <w:t>—</w:t>
+            </w:r>
+          </w:p>
+        </w:tc>
+      </w:tr>
+      <w:tr>
+        <w:trPr/>
+        <w:tc>
+          <w:tcPr>
+            <w:tcW w:w="943" w:type="dxa"/>
+            <w:tcBorders>
+              <w:top w:val="single" w:sz="4" w:space="0" w:color="D6DCEA"/>
+              <w:left w:val="single" w:sz="4" w:space="0" w:color="D6DCEA"/>
+              <w:bottom w:val="single" w:sz="4" w:space="0" w:color="D6DCEA"/>
+              <w:right w:val="single" w:sz="4" w:space="0" w:color="D6DCEA"/>
+            </w:tcBorders>
+          </w:tcPr>
+          <w:p>
+            <w:pPr>
+              <w:pStyle w:val="Compact"/>
+              <w:widowControl/>
+              <w:spacing w:before="36" w:after="40"/>
+              <w:jc w:val="left"/>
+              <w:rPr>
+                <w:kern w:val="0"/>
+                <w:szCs w:val="24"/>
+                <w:lang w:val="en-US" w:eastAsia="en-US" w:bidi="ar-SA"/>
+              </w:rPr>
+            </w:pPr>
+            <w:r>
+              <w:rPr>
+                <w:kern w:val="0"/>
+                <w:sz w:val="18"/>
+                <w:szCs w:val="24"/>
+                <w:lang w:val="en-US" w:eastAsia="en-US" w:bidi="ar-SA"/>
+              </w:rPr>
+              <w:t>E52-03</w:t>
+            </w:r>
+          </w:p>
+        </w:tc>
+        <w:tc>
+          <w:tcPr>
+            <w:tcW w:w="1809" w:type="dxa"/>
+            <w:tcBorders>
+              <w:top w:val="single" w:sz="4" w:space="0" w:color="D6DCEA"/>
+              <w:left w:val="single" w:sz="4" w:space="0" w:color="D6DCEA"/>
+              <w:bottom w:val="single" w:sz="4" w:space="0" w:color="D6DCEA"/>
+              <w:right w:val="single" w:sz="4" w:space="0" w:color="D6DCEA"/>
+            </w:tcBorders>
+          </w:tcPr>
+          <w:p>
+            <w:pPr>
+              <w:pStyle w:val="Compact"/>
+              <w:widowControl/>
+              <w:spacing w:before="36" w:after="40"/>
+              <w:jc w:val="left"/>
+              <w:rPr>
+                <w:kern w:val="0"/>
+                <w:szCs w:val="24"/>
+                <w:lang w:val="en-US" w:eastAsia="en-US" w:bidi="ar-SA"/>
+              </w:rPr>
+            </w:pPr>
+            <w:r>
+              <w:rPr>
+                <w:kern w:val="0"/>
+                <w:sz w:val="18"/>
+                <w:szCs w:val="24"/>
+                <w:lang w:val="en-US" w:eastAsia="en-US" w:bidi="ar-SA"/>
+              </w:rPr>
+              <w:t>Как правообладатель, я знаю состав программы</w:t>
+            </w:r>
+          </w:p>
+        </w:tc>
+        <w:tc>
+          <w:tcPr>
+            <w:tcW w:w="3698" w:type="dxa"/>
+            <w:tcBorders>
+              <w:top w:val="single" w:sz="4" w:space="0" w:color="D6DCEA"/>
+              <w:left w:val="single" w:sz="4" w:space="0" w:color="D6DCEA"/>
+              <w:bottom w:val="single" w:sz="4" w:space="0" w:color="D6DCEA"/>
+              <w:right w:val="single" w:sz="4" w:space="0" w:color="D6DCEA"/>
+            </w:tcBorders>
+          </w:tcPr>
+          <w:p>
+            <w:pPr>
+              <w:pStyle w:val="Compact"/>
+              <w:widowControl/>
+              <w:spacing w:before="36" w:after="40"/>
+              <w:jc w:val="left"/>
+              <w:rPr>
+                <w:kern w:val="0"/>
+                <w:szCs w:val="24"/>
+                <w:lang w:val="en-US" w:eastAsia="en-US" w:bidi="ar-SA"/>
+              </w:rPr>
+            </w:pPr>
+            <w:r>
+              <w:rPr>
+                <w:kern w:val="0"/>
+                <w:sz w:val="18"/>
+                <w:szCs w:val="24"/>
+                <w:lang w:val="en-US" w:eastAsia="en-US" w:bidi="ar-SA"/>
+              </w:rPr>
+              <w:t>SBOM CycloneDX, перечень компонентов CSV, уведомления о лицензиях сторонних компонентов — генерируются из SBOM</w:t>
+            </w:r>
+          </w:p>
+        </w:tc>
+        <w:tc>
+          <w:tcPr>
+            <w:tcW w:w="1495" w:type="dxa"/>
+            <w:tcBorders>
+              <w:top w:val="single" w:sz="4" w:space="0" w:color="D6DCEA"/>
+              <w:left w:val="single" w:sz="4" w:space="0" w:color="D6DCEA"/>
+              <w:bottom w:val="single" w:sz="4" w:space="0" w:color="D6DCEA"/>
+              <w:right w:val="single" w:sz="4" w:space="0" w:color="D6DCEA"/>
+            </w:tcBorders>
+          </w:tcPr>
+          <w:p>
+            <w:pPr>
+              <w:pStyle w:val="Compact"/>
+              <w:widowControl/>
+              <w:spacing w:before="36" w:after="40"/>
+              <w:jc w:val="left"/>
+              <w:rPr>
+                <w:kern w:val="0"/>
+                <w:szCs w:val="24"/>
+                <w:lang w:val="en-US" w:eastAsia="en-US" w:bidi="ar-SA"/>
+              </w:rPr>
+            </w:pPr>
+            <w:r>
+              <w:rPr>
+                <w:rStyle w:val="VerbatimChar"/>
+                <w:kern w:val="0"/>
+                <w:sz w:val="18"/>
+                <w:szCs w:val="24"/>
+                <w:lang w:val="en-US" w:eastAsia="en-US" w:bidi="ar-SA"/>
+              </w:rPr>
+              <w:t>docs/sbom/</w:t>
+            </w:r>
+            <w:r>
+              <w:rPr>
+                <w:kern w:val="0"/>
+                <w:sz w:val="18"/>
+                <w:szCs w:val="24"/>
+                <w:lang w:val="en-US" w:eastAsia="en-US" w:bidi="ar-SA"/>
+              </w:rPr>
+              <w:t xml:space="preserve">, </w:t>
+            </w:r>
+            <w:r>
+              <w:rPr>
+                <w:rStyle w:val="VerbatimChar"/>
+                <w:kern w:val="0"/>
+                <w:sz w:val="18"/>
+                <w:szCs w:val="24"/>
+                <w:lang w:val="en-US" w:eastAsia="en-US" w:bidi="ar-SA"/>
+              </w:rPr>
+              <w:t>third-party-notices</w:t>
+            </w:r>
+          </w:p>
+        </w:tc>
+        <w:tc>
+          <w:tcPr>
+            <w:tcW w:w="551" w:type="dxa"/>
+            <w:tcBorders>
+              <w:top w:val="single" w:sz="4" w:space="0" w:color="D6DCEA"/>
+              <w:left w:val="single" w:sz="4" w:space="0" w:color="D6DCEA"/>
+              <w:bottom w:val="single" w:sz="4" w:space="0" w:color="D6DCEA"/>
+              <w:right w:val="single" w:sz="4" w:space="0" w:color="D6DCEA"/>
+            </w:tcBorders>
+          </w:tcPr>
+          <w:p>
+            <w:pPr>
+              <w:pStyle w:val="Compact"/>
+              <w:widowControl/>
+              <w:spacing w:before="36" w:after="40"/>
+              <w:jc w:val="left"/>
+              <w:rPr>
+                <w:kern w:val="0"/>
+                <w:szCs w:val="24"/>
+                <w:lang w:val="en-US" w:eastAsia="en-US" w:bidi="ar-SA"/>
+              </w:rPr>
+            </w:pPr>
+            <w:r>
+              <w:rPr>
+                <w:kern w:val="0"/>
+                <w:sz w:val="18"/>
+                <w:szCs w:val="24"/>
+                <w:lang w:val="en-US" w:eastAsia="en-US" w:bidi="ar-SA"/>
+              </w:rPr>
+              <w:t>TL</w:t>
+            </w:r>
+          </w:p>
+        </w:tc>
+        <w:tc>
+          <w:tcPr>
+            <w:tcW w:w="392" w:type="dxa"/>
+            <w:tcBorders>
+              <w:top w:val="single" w:sz="4" w:space="0" w:color="D6DCEA"/>
+              <w:left w:val="single" w:sz="4" w:space="0" w:color="D6DCEA"/>
+              <w:bottom w:val="single" w:sz="4" w:space="0" w:color="D6DCEA"/>
+              <w:right w:val="single" w:sz="4" w:space="0" w:color="D6DCEA"/>
+            </w:tcBorders>
+          </w:tcPr>
+          <w:p>
+            <w:pPr>
+              <w:pStyle w:val="Compact"/>
+              <w:widowControl/>
+              <w:spacing w:before="36" w:after="40"/>
+              <w:jc w:val="left"/>
+              <w:rPr>
+                <w:kern w:val="0"/>
+                <w:szCs w:val="24"/>
+                <w:lang w:val="en-US" w:eastAsia="en-US" w:bidi="ar-SA"/>
+              </w:rPr>
+            </w:pPr>
+            <w:r>
+              <w:rPr>
+                <w:kern w:val="0"/>
+                <w:sz w:val="18"/>
+                <w:szCs w:val="24"/>
+                <w:lang w:val="en-US" w:eastAsia="en-US" w:bidi="ar-SA"/>
+              </w:rPr>
+              <w:t>0,5</w:t>
+            </w:r>
+          </w:p>
+        </w:tc>
+        <w:tc>
+          <w:tcPr>
+            <w:tcW w:w="471" w:type="dxa"/>
+            <w:tcBorders>
+              <w:top w:val="single" w:sz="4" w:space="0" w:color="D6DCEA"/>
+              <w:left w:val="single" w:sz="4" w:space="0" w:color="D6DCEA"/>
+              <w:bottom w:val="single" w:sz="4" w:space="0" w:color="D6DCEA"/>
+              <w:right w:val="single" w:sz="4" w:space="0" w:color="D6DCEA"/>
+            </w:tcBorders>
+          </w:tcPr>
+          <w:p>
+            <w:pPr>
+              <w:pStyle w:val="Compact"/>
+              <w:widowControl/>
+              <w:spacing w:before="36" w:after="40"/>
+              <w:jc w:val="left"/>
+              <w:rPr>
+                <w:kern w:val="0"/>
+                <w:szCs w:val="24"/>
+                <w:lang w:val="en-US" w:eastAsia="en-US" w:bidi="ar-SA"/>
+              </w:rPr>
+            </w:pPr>
+            <w:r>
+              <w:rPr>
+                <w:kern w:val="0"/>
+                <w:sz w:val="18"/>
+                <w:szCs w:val="24"/>
+                <w:lang w:val="en-US" w:eastAsia="en-US" w:bidi="ar-SA"/>
+              </w:rPr>
+              <w:t>да</w:t>
+            </w:r>
+          </w:p>
+        </w:tc>
+      </w:tr>
+      <w:tr>
+        <w:trPr/>
+        <w:tc>
+          <w:tcPr>
+            <w:tcW w:w="943" w:type="dxa"/>
+            <w:tcBorders>
+              <w:top w:val="single" w:sz="4" w:space="0" w:color="D6DCEA"/>
+              <w:left w:val="single" w:sz="4" w:space="0" w:color="D6DCEA"/>
+              <w:bottom w:val="single" w:sz="4" w:space="0" w:color="D6DCEA"/>
+              <w:right w:val="single" w:sz="4" w:space="0" w:color="D6DCEA"/>
+            </w:tcBorders>
+          </w:tcPr>
+          <w:p>
+            <w:pPr>
+              <w:pStyle w:val="Compact"/>
+              <w:widowControl/>
+              <w:spacing w:before="36" w:after="40"/>
+              <w:jc w:val="left"/>
+              <w:rPr>
+                <w:kern w:val="0"/>
+                <w:szCs w:val="24"/>
+                <w:lang w:val="en-US" w:eastAsia="en-US" w:bidi="ar-SA"/>
+              </w:rPr>
+            </w:pPr>
+            <w:r>
+              <w:rPr>
+                <w:kern w:val="0"/>
+                <w:sz w:val="18"/>
+                <w:szCs w:val="24"/>
+                <w:lang w:val="en-US" w:eastAsia="en-US" w:bidi="ar-SA"/>
+              </w:rPr>
+              <w:t>E52-04</w:t>
+            </w:r>
+          </w:p>
+        </w:tc>
+        <w:tc>
+          <w:tcPr>
+            <w:tcW w:w="1809" w:type="dxa"/>
+            <w:tcBorders>
+              <w:top w:val="single" w:sz="4" w:space="0" w:color="D6DCEA"/>
+              <w:left w:val="single" w:sz="4" w:space="0" w:color="D6DCEA"/>
+              <w:bottom w:val="single" w:sz="4" w:space="0" w:color="D6DCEA"/>
+              <w:right w:val="single" w:sz="4" w:space="0" w:color="D6DCEA"/>
+            </w:tcBorders>
+          </w:tcPr>
+          <w:p>
+            <w:pPr>
+              <w:pStyle w:val="Compact"/>
+              <w:widowControl/>
+              <w:spacing w:before="36" w:after="40"/>
+              <w:jc w:val="left"/>
+              <w:rPr>
+                <w:kern w:val="0"/>
+                <w:szCs w:val="24"/>
+                <w:lang w:val="en-US" w:eastAsia="en-US" w:bidi="ar-SA"/>
+              </w:rPr>
+            </w:pPr>
+            <w:r>
+              <w:rPr>
+                <w:kern w:val="0"/>
+                <w:sz w:val="18"/>
+                <w:szCs w:val="24"/>
+                <w:lang w:val="en-US" w:eastAsia="en-US" w:bidi="ar-SA"/>
+              </w:rPr>
+              <w:t>Как эксплуатация, я действую по регламентам</w:t>
+            </w:r>
+          </w:p>
+        </w:tc>
+        <w:tc>
+          <w:tcPr>
+            <w:tcW w:w="3698" w:type="dxa"/>
+            <w:tcBorders>
+              <w:top w:val="single" w:sz="4" w:space="0" w:color="D6DCEA"/>
+              <w:left w:val="single" w:sz="4" w:space="0" w:color="D6DCEA"/>
+              <w:bottom w:val="single" w:sz="4" w:space="0" w:color="D6DCEA"/>
+              <w:right w:val="single" w:sz="4" w:space="0" w:color="D6DCEA"/>
+            </w:tcBorders>
+          </w:tcPr>
+          <w:p>
+            <w:pPr>
+              <w:pStyle w:val="Compact"/>
+              <w:widowControl/>
+              <w:spacing w:before="36" w:after="40"/>
+              <w:jc w:val="left"/>
+              <w:rPr>
+                <w:kern w:val="0"/>
+                <w:szCs w:val="24"/>
+                <w:lang w:val="en-US" w:eastAsia="en-US" w:bidi="ar-SA"/>
+              </w:rPr>
+            </w:pPr>
+            <w:r>
+              <w:rPr>
+                <w:kern w:val="0"/>
+                <w:sz w:val="18"/>
+                <w:szCs w:val="24"/>
+                <w:lang w:val="en-US" w:eastAsia="en-US" w:bidi="ar-SA"/>
+              </w:rPr>
+              <w:t>Регламенты: обновление, резервное копирование и восстановление, переключение на реплику, действия по каждому оповещению мониторинга, разбор инцидента; заметки к выпуску 1.0.0</w:t>
+            </w:r>
+          </w:p>
+        </w:tc>
+        <w:tc>
+          <w:tcPr>
+            <w:tcW w:w="1495" w:type="dxa"/>
+            <w:tcBorders>
+              <w:top w:val="single" w:sz="4" w:space="0" w:color="D6DCEA"/>
+              <w:left w:val="single" w:sz="4" w:space="0" w:color="D6DCEA"/>
+              <w:bottom w:val="single" w:sz="4" w:space="0" w:color="D6DCEA"/>
+              <w:right w:val="single" w:sz="4" w:space="0" w:color="D6DCEA"/>
+            </w:tcBorders>
+          </w:tcPr>
+          <w:p>
+            <w:pPr>
+              <w:pStyle w:val="Compact"/>
+              <w:widowControl/>
+              <w:spacing w:before="36" w:after="40"/>
+              <w:jc w:val="left"/>
+              <w:rPr>
+                <w:kern w:val="0"/>
+                <w:szCs w:val="24"/>
+                <w:lang w:val="en-US" w:eastAsia="en-US" w:bidi="ar-SA"/>
+              </w:rPr>
+            </w:pPr>
+            <w:r>
+              <w:rPr>
+                <w:rStyle w:val="VerbatimChar"/>
+                <w:kern w:val="0"/>
+                <w:sz w:val="18"/>
+                <w:szCs w:val="24"/>
+                <w:lang w:val="en-US" w:eastAsia="en-US" w:bidi="ar-SA"/>
+              </w:rPr>
+              <w:t>docs/runbooks/</w:t>
+            </w:r>
+            <w:r>
+              <w:rPr>
+                <w:kern w:val="0"/>
+                <w:sz w:val="18"/>
+                <w:szCs w:val="24"/>
+                <w:lang w:val="en-US" w:eastAsia="en-US" w:bidi="ar-SA"/>
+              </w:rPr>
+              <w:t xml:space="preserve">, </w:t>
+            </w:r>
+            <w:r>
+              <w:rPr>
+                <w:rStyle w:val="VerbatimChar"/>
+                <w:kern w:val="0"/>
+                <w:sz w:val="18"/>
+                <w:szCs w:val="24"/>
+                <w:lang w:val="en-US" w:eastAsia="en-US" w:bidi="ar-SA"/>
+              </w:rPr>
+              <w:t>docs/release-notes/</w:t>
+            </w:r>
+          </w:p>
+        </w:tc>
+        <w:tc>
+          <w:tcPr>
+            <w:tcW w:w="551" w:type="dxa"/>
+            <w:tcBorders>
+              <w:top w:val="single" w:sz="4" w:space="0" w:color="D6DCEA"/>
+              <w:left w:val="single" w:sz="4" w:space="0" w:color="D6DCEA"/>
+              <w:bottom w:val="single" w:sz="4" w:space="0" w:color="D6DCEA"/>
+              <w:right w:val="single" w:sz="4" w:space="0" w:color="D6DCEA"/>
+            </w:tcBorders>
+          </w:tcPr>
+          <w:p>
+            <w:pPr>
+              <w:pStyle w:val="Compact"/>
+              <w:widowControl/>
+              <w:spacing w:before="36" w:after="40"/>
+              <w:jc w:val="left"/>
+              <w:rPr>
+                <w:kern w:val="0"/>
+                <w:szCs w:val="24"/>
+                <w:lang w:val="en-US" w:eastAsia="en-US" w:bidi="ar-SA"/>
+              </w:rPr>
+            </w:pPr>
+            <w:r>
+              <w:rPr>
+                <w:kern w:val="0"/>
+                <w:sz w:val="18"/>
+                <w:szCs w:val="24"/>
+                <w:lang w:val="en-US" w:eastAsia="en-US" w:bidi="ar-SA"/>
+              </w:rPr>
+              <w:t>DO, TL</w:t>
+            </w:r>
+          </w:p>
+        </w:tc>
+        <w:tc>
+          <w:tcPr>
+            <w:tcW w:w="392" w:type="dxa"/>
+            <w:tcBorders>
+              <w:top w:val="single" w:sz="4" w:space="0" w:color="D6DCEA"/>
+              <w:left w:val="single" w:sz="4" w:space="0" w:color="D6DCEA"/>
+              <w:bottom w:val="single" w:sz="4" w:space="0" w:color="D6DCEA"/>
+              <w:right w:val="single" w:sz="4" w:space="0" w:color="D6DCEA"/>
+            </w:tcBorders>
+          </w:tcPr>
+          <w:p>
+            <w:pPr>
+              <w:pStyle w:val="Compact"/>
+              <w:widowControl/>
+              <w:spacing w:before="36" w:after="40"/>
+              <w:jc w:val="left"/>
+              <w:rPr>
+                <w:kern w:val="0"/>
+                <w:szCs w:val="24"/>
+                <w:lang w:val="en-US" w:eastAsia="en-US" w:bidi="ar-SA"/>
+              </w:rPr>
+            </w:pPr>
+            <w:r>
+              <w:rPr>
+                <w:kern w:val="0"/>
+                <w:sz w:val="18"/>
+                <w:szCs w:val="24"/>
+                <w:lang w:val="en-US" w:eastAsia="en-US" w:bidi="ar-SA"/>
+              </w:rPr>
+              <w:t>1,5</w:t>
+            </w:r>
+          </w:p>
+        </w:tc>
+        <w:tc>
+          <w:tcPr>
+            <w:tcW w:w="471" w:type="dxa"/>
+            <w:tcBorders>
+              <w:top w:val="single" w:sz="4" w:space="0" w:color="D6DCEA"/>
+              <w:left w:val="single" w:sz="4" w:space="0" w:color="D6DCEA"/>
+              <w:bottom w:val="single" w:sz="4" w:space="0" w:color="D6DCEA"/>
+              <w:right w:val="single" w:sz="4" w:space="0" w:color="D6DCEA"/>
+            </w:tcBorders>
+          </w:tcPr>
+          <w:p>
+            <w:pPr>
+              <w:pStyle w:val="Compact"/>
+              <w:widowControl/>
+              <w:spacing w:before="36" w:after="40"/>
+              <w:jc w:val="left"/>
+              <w:rPr>
+                <w:kern w:val="0"/>
+                <w:szCs w:val="24"/>
+                <w:lang w:val="en-US" w:eastAsia="en-US" w:bidi="ar-SA"/>
+              </w:rPr>
+            </w:pPr>
+            <w:r>
+              <w:rPr>
+                <w:kern w:val="0"/>
+                <w:sz w:val="18"/>
+                <w:szCs w:val="24"/>
+                <w:lang w:val="en-US" w:eastAsia="en-US" w:bidi="ar-SA"/>
+              </w:rPr>
+              <w:t>—</w:t>
+            </w:r>
+          </w:p>
+        </w:tc>
+      </w:tr>
+      <w:tr>
+        <w:trPr/>
+        <w:tc>
+          <w:tcPr>
+            <w:tcW w:w="943" w:type="dxa"/>
+            <w:tcBorders>
+              <w:top w:val="single" w:sz="4" w:space="0" w:color="D6DCEA"/>
+              <w:left w:val="single" w:sz="4" w:space="0" w:color="D6DCEA"/>
+              <w:bottom w:val="single" w:sz="4" w:space="0" w:color="D6DCEA"/>
+              <w:right w:val="single" w:sz="4" w:space="0" w:color="D6DCEA"/>
+            </w:tcBorders>
+          </w:tcPr>
+          <w:p>
+            <w:pPr>
+              <w:pStyle w:val="Compact"/>
+              <w:widowControl/>
+              <w:spacing w:before="36" w:after="40"/>
+              <w:jc w:val="left"/>
+              <w:rPr>
+                <w:kern w:val="0"/>
+                <w:szCs w:val="24"/>
+                <w:lang w:val="en-US" w:eastAsia="en-US" w:bidi="ar-SA"/>
+              </w:rPr>
+            </w:pPr>
+            <w:r>
+              <w:rPr>
+                <w:kern w:val="0"/>
+                <w:sz w:val="18"/>
+                <w:szCs w:val="24"/>
+                <w:lang w:val="en-US" w:eastAsia="en-US" w:bidi="ar-SA"/>
+              </w:rPr>
+              <w:t>E52-05</w:t>
+            </w:r>
+          </w:p>
+        </w:tc>
+        <w:tc>
+          <w:tcPr>
+            <w:tcW w:w="1809" w:type="dxa"/>
+            <w:tcBorders>
+              <w:top w:val="single" w:sz="4" w:space="0" w:color="D6DCEA"/>
+              <w:left w:val="single" w:sz="4" w:space="0" w:color="D6DCEA"/>
+              <w:bottom w:val="single" w:sz="4" w:space="0" w:color="D6DCEA"/>
+              <w:right w:val="single" w:sz="4" w:space="0" w:color="D6DCEA"/>
+            </w:tcBorders>
+          </w:tcPr>
+          <w:p>
+            <w:pPr>
+              <w:pStyle w:val="Compact"/>
+              <w:widowControl/>
+              <w:spacing w:before="36" w:after="40"/>
+              <w:jc w:val="left"/>
+              <w:rPr>
+                <w:kern w:val="0"/>
+                <w:szCs w:val="24"/>
+                <w:lang w:val="en-US" w:eastAsia="en-US" w:bidi="ar-SA"/>
+              </w:rPr>
+            </w:pPr>
+            <w:r>
+              <w:rPr>
+                <w:kern w:val="0"/>
+                <w:sz w:val="18"/>
+                <w:szCs w:val="24"/>
+                <w:lang w:val="en-US" w:eastAsia="en-US" w:bidi="ar-SA"/>
+              </w:rPr>
+              <w:t>Как читатель, я получаю документы в редакции 1.0.0</w:t>
+            </w:r>
+          </w:p>
+        </w:tc>
+        <w:tc>
+          <w:tcPr>
+            <w:tcW w:w="3698" w:type="dxa"/>
+            <w:tcBorders>
+              <w:top w:val="single" w:sz="4" w:space="0" w:color="D6DCEA"/>
+              <w:left w:val="single" w:sz="4" w:space="0" w:color="D6DCEA"/>
+              <w:bottom w:val="single" w:sz="4" w:space="0" w:color="D6DCEA"/>
+              <w:right w:val="single" w:sz="4" w:space="0" w:color="D6DCEA"/>
+            </w:tcBorders>
+          </w:tcPr>
+          <w:p>
+            <w:pPr>
+              <w:pStyle w:val="Compact"/>
+              <w:widowControl/>
+              <w:spacing w:before="36" w:after="40"/>
+              <w:jc w:val="left"/>
+              <w:rPr>
+                <w:kern w:val="0"/>
+                <w:szCs w:val="24"/>
+                <w:lang w:val="en-US" w:eastAsia="en-US" w:bidi="ar-SA"/>
+              </w:rPr>
+            </w:pPr>
+            <w:r>
+              <w:rPr>
+                <w:kern w:val="0"/>
+                <w:sz w:val="18"/>
+                <w:szCs w:val="24"/>
+                <w:lang w:val="en-US" w:eastAsia="en-US" w:bidi="ar-SA"/>
+              </w:rPr>
+              <w:t>Документы 0–8, руководства и ADR — для 1.0.0; снимки экранов и схемы актуальны; таблицы сверены с кодом</w:t>
+            </w:r>
+          </w:p>
+        </w:tc>
+        <w:tc>
+          <w:tcPr>
+            <w:tcW w:w="1495" w:type="dxa"/>
+            <w:tcBorders>
+              <w:top w:val="single" w:sz="4" w:space="0" w:color="D6DCEA"/>
+              <w:left w:val="single" w:sz="4" w:space="0" w:color="D6DCEA"/>
+              <w:bottom w:val="single" w:sz="4" w:space="0" w:color="D6DCEA"/>
+              <w:right w:val="single" w:sz="4" w:space="0" w:color="D6DCEA"/>
+            </w:tcBorders>
+          </w:tcPr>
+          <w:p>
+            <w:pPr>
+              <w:pStyle w:val="Compact"/>
+              <w:widowControl/>
+              <w:spacing w:before="36" w:after="40"/>
+              <w:jc w:val="left"/>
+              <w:rPr>
+                <w:kern w:val="0"/>
+                <w:szCs w:val="24"/>
+                <w:lang w:val="en-US" w:eastAsia="en-US" w:bidi="ar-SA"/>
+              </w:rPr>
+            </w:pPr>
+            <w:r>
+              <w:rPr>
+                <w:rStyle w:val="VerbatimChar"/>
+                <w:kern w:val="0"/>
+                <w:sz w:val="18"/>
+                <w:szCs w:val="24"/>
+                <w:lang w:val="en-US" w:eastAsia="en-US" w:bidi="ar-SA"/>
+              </w:rPr>
+              <w:t>gen_tables.py --check</w:t>
+            </w:r>
+            <w:r>
+              <w:rPr>
+                <w:kern w:val="0"/>
+                <w:sz w:val="18"/>
+                <w:szCs w:val="24"/>
+                <w:lang w:val="en-US" w:eastAsia="en-US" w:bidi="ar-SA"/>
+              </w:rPr>
+              <w:t>, сборка PDF и DOCX</w:t>
+            </w:r>
+          </w:p>
+        </w:tc>
+        <w:tc>
+          <w:tcPr>
+            <w:tcW w:w="551" w:type="dxa"/>
+            <w:tcBorders>
+              <w:top w:val="single" w:sz="4" w:space="0" w:color="D6DCEA"/>
+              <w:left w:val="single" w:sz="4" w:space="0" w:color="D6DCEA"/>
+              <w:bottom w:val="single" w:sz="4" w:space="0" w:color="D6DCEA"/>
+              <w:right w:val="single" w:sz="4" w:space="0" w:color="D6DCEA"/>
+            </w:tcBorders>
+          </w:tcPr>
+          <w:p>
+            <w:pPr>
+              <w:pStyle w:val="Compact"/>
+              <w:widowControl/>
+              <w:spacing w:before="36" w:after="40"/>
+              <w:jc w:val="left"/>
+              <w:rPr>
+                <w:kern w:val="0"/>
+                <w:szCs w:val="24"/>
+                <w:lang w:val="en-US" w:eastAsia="en-US" w:bidi="ar-SA"/>
+              </w:rPr>
+            </w:pPr>
+            <w:r>
+              <w:rPr>
+                <w:kern w:val="0"/>
+                <w:sz w:val="18"/>
+                <w:szCs w:val="24"/>
+                <w:lang w:val="en-US" w:eastAsia="en-US" w:bidi="ar-SA"/>
+              </w:rPr>
+              <w:t>TL</w:t>
+            </w:r>
+          </w:p>
+        </w:tc>
+        <w:tc>
+          <w:tcPr>
+            <w:tcW w:w="392" w:type="dxa"/>
+            <w:tcBorders>
+              <w:top w:val="single" w:sz="4" w:space="0" w:color="D6DCEA"/>
+              <w:left w:val="single" w:sz="4" w:space="0" w:color="D6DCEA"/>
+              <w:bottom w:val="single" w:sz="4" w:space="0" w:color="D6DCEA"/>
+              <w:right w:val="single" w:sz="4" w:space="0" w:color="D6DCEA"/>
+            </w:tcBorders>
+          </w:tcPr>
+          <w:p>
+            <w:pPr>
+              <w:pStyle w:val="Compact"/>
+              <w:widowControl/>
+              <w:spacing w:before="36" w:after="40"/>
+              <w:jc w:val="left"/>
+              <w:rPr>
+                <w:kern w:val="0"/>
+                <w:szCs w:val="24"/>
+                <w:lang w:val="en-US" w:eastAsia="en-US" w:bidi="ar-SA"/>
+              </w:rPr>
+            </w:pPr>
+            <w:r>
+              <w:rPr>
+                <w:kern w:val="0"/>
+                <w:sz w:val="18"/>
+                <w:szCs w:val="24"/>
+                <w:lang w:val="en-US" w:eastAsia="en-US" w:bidi="ar-SA"/>
+              </w:rPr>
+              <w:t>1</w:t>
+            </w:r>
+          </w:p>
+        </w:tc>
+        <w:tc>
+          <w:tcPr>
+            <w:tcW w:w="471" w:type="dxa"/>
+            <w:tcBorders>
+              <w:top w:val="single" w:sz="4" w:space="0" w:color="D6DCEA"/>
+              <w:left w:val="single" w:sz="4" w:space="0" w:color="D6DCEA"/>
+              <w:bottom w:val="single" w:sz="4" w:space="0" w:color="D6DCEA"/>
+              <w:right w:val="single" w:sz="4" w:space="0" w:color="D6DCEA"/>
+            </w:tcBorders>
+          </w:tcPr>
+          <w:p>
+            <w:pPr>
+              <w:pStyle w:val="Compact"/>
+              <w:widowControl/>
+              <w:spacing w:before="36" w:after="40"/>
+              <w:jc w:val="left"/>
+              <w:rPr>
+                <w:kern w:val="0"/>
+                <w:szCs w:val="24"/>
+                <w:lang w:val="en-US" w:eastAsia="en-US" w:bidi="ar-SA"/>
+              </w:rPr>
+            </w:pPr>
+            <w:r>
+              <w:rPr>
+                <w:kern w:val="0"/>
+                <w:sz w:val="18"/>
+                <w:szCs w:val="24"/>
+                <w:lang w:val="en-US" w:eastAsia="en-US" w:bidi="ar-SA"/>
+              </w:rPr>
+              <w:t>да</w:t>
+            </w:r>
+          </w:p>
+        </w:tc>
+      </w:tr>
+    </w:tbl>
+    <w:p>
+      <w:pPr>
+        <w:pStyle w:val="BodyText"/>
+        <w:rPr/>
+      </w:pPr>
+      <w:r>
+        <w:rPr/>
+        <w:t>Порядок: сначала инструменты отладки и профили нагрузки (E51-05, E51-01, E50-03) — без них нельзя ни найти, ни подтвердить узкие места; затем прогоны и исправления (E51-02…E51-08, E51-06), параллельно — матрица прав и самооценка ИБ (E50-02); в конце — документы, которые описывают итоговое состояние (E52, E50-01), и сборка комплекта.</w:t>
+      </w:r>
+    </w:p>
+    <w:p>
+      <w:pPr>
+        <w:pStyle w:val="BodyText"/>
+        <w:rPr/>
+      </w:pPr>
+      <w:r>
+        <w:rPr/>
+        <w:t>Найдено и исправлено попутно: самооценка ИБ нашла 14 недостатков (</w:t>
+      </w:r>
+      <w:r>
+        <w:rPr>
+          <w:rStyle w:val="VerbatimChar"/>
+        </w:rPr>
+        <w:t>docs/security/assessment-v1.0.0.md</w:t>
+      </w:r>
+      <w:r>
+        <w:rPr/>
+        <w:t xml:space="preserve">), из них два высокой важности — известный секрет подписи токенов по умолчанию в </w:t>
+      </w:r>
+      <w:r>
+        <w:rPr>
+          <w:rStyle w:val="VerbatimChar"/>
+        </w:rPr>
+        <w:t>docker-compose.yml</w:t>
+      </w:r>
+      <w:r>
+        <w:rPr/>
+        <w:t xml:space="preserve"> при приёме токенов без сеанса и порт PostgreSQL на всех интерфейсах узла с паролем из репозитория; карточки коллег отдавали нормы дней и табельные номера и логины любому вошедшему; Prisma, Scarf, npm и Swagger UI обращались за пределы контура при сборке и старте. Нагрузочные прогоны на 2000 сотрудников и 1 vCPU нашли волну одновременных перечитываний графика после каждого изменения (p95 чтения 435 мс при требовании 300), волну запросов уведомлений после приглашения кампании (p95 чтения до 9,8 с в минуту приглашения), остановку процесса API на 6,5 с при выгрузке формы Т-7 и очередь писем со скоростью 1,3 письма в секунду. Под перегрузкой и при отказах нашлись три ошибки: новая вкладка получала ложное завершение сеанса, </w:t>
+      </w:r>
+      <w:r>
+        <w:rPr>
+          <w:rStyle w:val="VerbatimChar"/>
+        </w:rPr>
+        <w:t>503</w:t>
+      </w:r>
+      <w:r>
+        <w:rPr/>
+        <w:t xml:space="preserve"> при обновлении токена выводил сотрудника на экран входа, а остановка API ждала открытые потоки событий до таймаута (</w:t>
+      </w:r>
+      <w:r>
+        <w:rPr>
+          <w:rStyle w:val="VerbatimChar"/>
+        </w:rPr>
+        <w:t>docs/performance/report-v1.0.0.md</w:t>
+      </w:r>
+      <w:r>
+        <w:rPr/>
+        <w:t xml:space="preserve">). При подготовке регламентов: у сервисов не было политики перезапуска — после перезагрузки узла стенд оставался остановленным; </w:t>
+      </w:r>
+      <w:r>
+        <w:rPr>
+          <w:rStyle w:val="VerbatimChar"/>
+        </w:rPr>
+        <w:t>DB_POOL_SIZE</w:t>
+      </w:r>
+      <w:r>
+        <w:rPr/>
+        <w:t xml:space="preserve">, </w:t>
+      </w:r>
+      <w:r>
+        <w:rPr>
+          <w:rStyle w:val="VerbatimChar"/>
+        </w:rPr>
+        <w:t>TRUST_PROXY</w:t>
+      </w:r>
+      <w:r>
+        <w:rPr/>
+        <w:t xml:space="preserve"> и </w:t>
+      </w:r>
+      <w:r>
+        <w:rPr>
+          <w:rStyle w:val="VerbatimChar"/>
+        </w:rPr>
+        <w:t>EVENTS_POLL_MS</w:t>
+      </w:r>
+      <w:r>
+        <w:rPr/>
+        <w:t xml:space="preserve"> из </w:t>
+      </w:r>
+      <w:r>
+        <w:rPr>
+          <w:rStyle w:val="VerbatimChar"/>
+        </w:rPr>
+        <w:t>.env</w:t>
+      </w:r>
+      <w:r>
+        <w:rPr/>
+        <w:t xml:space="preserve"> не доходили до сервера; архивирование WAL застревало после сбоя на уже скопированном сегменте; конвейер CI не запускался на ветке </w:t>
+      </w:r>
+      <w:r>
+        <w:rPr>
+          <w:rStyle w:val="VerbatimChar"/>
+        </w:rPr>
+        <w:t>v1.0.0</w:t>
+      </w:r>
+      <w:r>
+        <w:rPr/>
+        <w:t>; пять ADR описывали Express и SQLite вместо NestJS и PostgreSQL.</w:t>
+      </w:r>
+      <w:bookmarkEnd w:id="19"/>
+    </w:p>
     <w:p>
       <w:pPr>
         <w:pStyle w:val="Heading1"/>
         <w:rPr/>
       </w:pPr>
-      <w:bookmarkStart w:id="20" w:name="__RefHeading___Toc14557_3673021804"/>
-      <w:bookmarkEnd w:id="20"/>
+      <w:bookmarkStart w:id="23" w:name="__RefHeading___Toc15451_1804324697"/>
+      <w:bookmarkEnd w:id="23"/>
       <w:r>
         <w:rPr>
           <w:rStyle w:val="SectionNumber"/>
@@ -17829,7 +21748,7 @@
       </w:pPr>
       <w:r>
         <w:rPr/>
-        <w:t>v0.4.0: импорт (E30) открывает переход с кадровых таблиц; единый вход (E31) — условие пилота на 1000 пользователей. v0.5.0: метрики (E40-01) нужны до нагрузочного прогона (E40-02), а вынос лимита входа (E40-05) — до запуска второго экземпляра; оба условия выполнены. v0.6.0: утверждение графика (E60-02) должно быть готово до конца ноября — кадровой службе нужен месяц на кампанию и две недели до нового года (ТК РФ, ст. 123).</w:t>
+        <w:t>v0.4.0: импорт (E30) открывает переход с кадровых таблиц; единый вход (E31) — условие пилота на 1000 пользователей. v0.5.0: метрики (E40-01) нужны до нагрузочного прогона (E40-02), а вынос лимита входа (E40-05) — до запуска второго экземпляра; оба условия выполнены. v0.6.0: утверждение графика (E60-02) должно быть готово до конца ноября — кадровой службе нужен месяц на кампанию и две недели до нового года (ТК РФ, ст. 123). v1.0.0: сайзинг (E51-02) и пики (E51-03) — до инструкции для эксперта и руководства по развёртыванию; сведения правообладателя (E52-01) и внешний тест на проникновение (E50-02) зависят от действий вне репозитория.</w:t>
       </w:r>
     </w:p>
     <w:tbl>
@@ -18268,6 +22187,314 @@
               </w:rPr>
               <w:t>Индексы под отчёты, пул соединений, второй экземпляр, реплика для чтения</w:t>
             </w:r>
+          </w:p>
+        </w:tc>
+      </w:tr>
+      <w:tr>
+        <w:trPr/>
+        <w:tc>
+          <w:tcPr>
+            <w:tcW w:w="3120" w:type="dxa"/>
+            <w:tcBorders>
+              <w:top w:val="single" w:sz="4" w:space="0" w:color="D6DCEA"/>
+              <w:left w:val="single" w:sz="4" w:space="0" w:color="D6DCEA"/>
+              <w:bottom w:val="single" w:sz="4" w:space="0" w:color="D6DCEA"/>
+              <w:right w:val="single" w:sz="4" w:space="0" w:color="D6DCEA"/>
+            </w:tcBorders>
+          </w:tcPr>
+          <w:p>
+            <w:pPr>
+              <w:pStyle w:val="Compact"/>
+              <w:widowControl/>
+              <w:spacing w:before="36" w:after="40"/>
+              <w:jc w:val="left"/>
+              <w:rPr>
+                <w:kern w:val="0"/>
+                <w:szCs w:val="24"/>
+                <w:lang w:val="en-US" w:eastAsia="en-US" w:bidi="ar-SA"/>
+              </w:rPr>
+            </w:pPr>
+            <w:r>
+              <w:rPr>
+                <w:kern w:val="0"/>
+                <w:sz w:val="18"/>
+                <w:szCs w:val="24"/>
+                <w:lang w:val="en-US" w:eastAsia="en-US" w:bidi="ar-SA"/>
+              </w:rPr>
+              <w:t>Сервер заказчика слабее стенда</w:t>
+            </w:r>
+          </w:p>
+        </w:tc>
+        <w:tc>
+          <w:tcPr>
+            <w:tcW w:w="3120" w:type="dxa"/>
+            <w:tcBorders>
+              <w:top w:val="single" w:sz="4" w:space="0" w:color="D6DCEA"/>
+              <w:left w:val="single" w:sz="4" w:space="0" w:color="D6DCEA"/>
+              <w:bottom w:val="single" w:sz="4" w:space="0" w:color="D6DCEA"/>
+              <w:right w:val="single" w:sz="4" w:space="0" w:color="D6DCEA"/>
+            </w:tcBorders>
+          </w:tcPr>
+          <w:p>
+            <w:pPr>
+              <w:pStyle w:val="Compact"/>
+              <w:widowControl/>
+              <w:spacing w:before="36" w:after="40"/>
+              <w:jc w:val="left"/>
+              <w:rPr>
+                <w:kern w:val="0"/>
+                <w:szCs w:val="24"/>
+                <w:lang w:val="en-US" w:eastAsia="en-US" w:bidi="ar-SA"/>
+              </w:rPr>
+            </w:pPr>
+            <w:r>
+              <w:rPr>
+                <w:kern w:val="0"/>
+                <w:sz w:val="18"/>
+                <w:szCs w:val="24"/>
+                <w:lang w:val="en-US" w:eastAsia="en-US" w:bidi="ar-SA"/>
+              </w:rPr>
+              <w:t>Деградация в пики (утренний вход, срок кампании)</w:t>
+            </w:r>
+          </w:p>
+        </w:tc>
+        <w:tc>
+          <w:tcPr>
+            <w:tcW w:w="3120" w:type="dxa"/>
+            <w:tcBorders>
+              <w:top w:val="single" w:sz="4" w:space="0" w:color="D6DCEA"/>
+              <w:left w:val="single" w:sz="4" w:space="0" w:color="D6DCEA"/>
+              <w:bottom w:val="single" w:sz="4" w:space="0" w:color="D6DCEA"/>
+              <w:right w:val="single" w:sz="4" w:space="0" w:color="D6DCEA"/>
+            </w:tcBorders>
+          </w:tcPr>
+          <w:p>
+            <w:pPr>
+              <w:pStyle w:val="Compact"/>
+              <w:widowControl/>
+              <w:spacing w:before="36" w:after="40"/>
+              <w:jc w:val="left"/>
+              <w:rPr>
+                <w:kern w:val="0"/>
+                <w:szCs w:val="24"/>
+                <w:lang w:val="en-US" w:eastAsia="en-US" w:bidi="ar-SA"/>
+              </w:rPr>
+            </w:pPr>
+            <w:r>
+              <w:rPr>
+                <w:kern w:val="0"/>
+                <w:sz w:val="18"/>
+                <w:szCs w:val="24"/>
+                <w:lang w:val="en-US" w:eastAsia="en-US" w:bidi="ar-SA"/>
+              </w:rPr>
+              <w:t>Сайзинг на ограниченных ресурсах (E51-02), прогон пиков (E51-03)</w:t>
+            </w:r>
+          </w:p>
+        </w:tc>
+      </w:tr>
+      <w:tr>
+        <w:trPr/>
+        <w:tc>
+          <w:tcPr>
+            <w:tcW w:w="3120" w:type="dxa"/>
+            <w:tcBorders>
+              <w:top w:val="single" w:sz="4" w:space="0" w:color="D6DCEA"/>
+              <w:left w:val="single" w:sz="4" w:space="0" w:color="D6DCEA"/>
+              <w:bottom w:val="single" w:sz="4" w:space="0" w:color="D6DCEA"/>
+              <w:right w:val="single" w:sz="4" w:space="0" w:color="D6DCEA"/>
+            </w:tcBorders>
+          </w:tcPr>
+          <w:p>
+            <w:pPr>
+              <w:pStyle w:val="Compact"/>
+              <w:widowControl/>
+              <w:spacing w:before="36" w:after="40"/>
+              <w:jc w:val="left"/>
+              <w:rPr>
+                <w:kern w:val="0"/>
+                <w:szCs w:val="24"/>
+                <w:lang w:val="en-US" w:eastAsia="en-US" w:bidi="ar-SA"/>
+              </w:rPr>
+            </w:pPr>
+            <w:r>
+              <w:rPr>
+                <w:kern w:val="0"/>
+                <w:sz w:val="18"/>
+                <w:szCs w:val="24"/>
+                <w:lang w:val="en-US" w:eastAsia="en-US" w:bidi="ar-SA"/>
+              </w:rPr>
+              <w:t>Требования реестра меняются</w:t>
+            </w:r>
+          </w:p>
+        </w:tc>
+        <w:tc>
+          <w:tcPr>
+            <w:tcW w:w="3120" w:type="dxa"/>
+            <w:tcBorders>
+              <w:top w:val="single" w:sz="4" w:space="0" w:color="D6DCEA"/>
+              <w:left w:val="single" w:sz="4" w:space="0" w:color="D6DCEA"/>
+              <w:bottom w:val="single" w:sz="4" w:space="0" w:color="D6DCEA"/>
+              <w:right w:val="single" w:sz="4" w:space="0" w:color="D6DCEA"/>
+            </w:tcBorders>
+          </w:tcPr>
+          <w:p>
+            <w:pPr>
+              <w:pStyle w:val="Compact"/>
+              <w:widowControl/>
+              <w:spacing w:before="36" w:after="40"/>
+              <w:jc w:val="left"/>
+              <w:rPr>
+                <w:kern w:val="0"/>
+                <w:szCs w:val="24"/>
+                <w:lang w:val="en-US" w:eastAsia="en-US" w:bidi="ar-SA"/>
+              </w:rPr>
+            </w:pPr>
+            <w:r>
+              <w:rPr>
+                <w:kern w:val="0"/>
+                <w:sz w:val="18"/>
+                <w:szCs w:val="24"/>
+                <w:lang w:val="en-US" w:eastAsia="en-US" w:bidi="ar-SA"/>
+              </w:rPr>
+              <w:t>Повторная подготовка заявления</w:t>
+            </w:r>
+          </w:p>
+        </w:tc>
+        <w:tc>
+          <w:tcPr>
+            <w:tcW w:w="3120" w:type="dxa"/>
+            <w:tcBorders>
+              <w:top w:val="single" w:sz="4" w:space="0" w:color="D6DCEA"/>
+              <w:left w:val="single" w:sz="4" w:space="0" w:color="D6DCEA"/>
+              <w:bottom w:val="single" w:sz="4" w:space="0" w:color="D6DCEA"/>
+              <w:right w:val="single" w:sz="4" w:space="0" w:color="D6DCEA"/>
+            </w:tcBorders>
+          </w:tcPr>
+          <w:p>
+            <w:pPr>
+              <w:pStyle w:val="Compact"/>
+              <w:widowControl/>
+              <w:spacing w:before="36" w:after="40"/>
+              <w:jc w:val="left"/>
+              <w:rPr>
+                <w:kern w:val="0"/>
+                <w:szCs w:val="24"/>
+                <w:lang w:val="en-US" w:eastAsia="en-US" w:bidi="ar-SA"/>
+              </w:rPr>
+            </w:pPr>
+            <w:r>
+              <w:rPr>
+                <w:kern w:val="0"/>
+                <w:sz w:val="18"/>
+                <w:szCs w:val="24"/>
+                <w:lang w:val="en-US" w:eastAsia="en-US" w:bidi="ar-SA"/>
+              </w:rPr>
+              <w:t>Чек-лист готовности сверяется с действующей редакцией Правил перед подачей</w:t>
+            </w:r>
+          </w:p>
+        </w:tc>
+      </w:tr>
+      <w:tr>
+        <w:trPr/>
+        <w:tc>
+          <w:tcPr>
+            <w:tcW w:w="3120" w:type="dxa"/>
+            <w:tcBorders>
+              <w:top w:val="single" w:sz="4" w:space="0" w:color="D6DCEA"/>
+              <w:left w:val="single" w:sz="4" w:space="0" w:color="D6DCEA"/>
+              <w:bottom w:val="single" w:sz="4" w:space="0" w:color="D6DCEA"/>
+              <w:right w:val="single" w:sz="4" w:space="0" w:color="D6DCEA"/>
+            </w:tcBorders>
+          </w:tcPr>
+          <w:p>
+            <w:pPr>
+              <w:pStyle w:val="Compact"/>
+              <w:widowControl/>
+              <w:spacing w:before="36" w:after="40"/>
+              <w:jc w:val="left"/>
+              <w:rPr>
+                <w:kern w:val="0"/>
+                <w:szCs w:val="24"/>
+                <w:lang w:val="en-US" w:eastAsia="en-US" w:bidi="ar-SA"/>
+              </w:rPr>
+            </w:pPr>
+            <w:r>
+              <w:rPr>
+                <w:kern w:val="0"/>
+                <w:sz w:val="18"/>
+                <w:szCs w:val="24"/>
+                <w:lang w:val="en-US" w:eastAsia="en-US" w:bidi="ar-SA"/>
+              </w:rPr>
+              <w:t>Сведения правообладателя и юридические документы вне репозитория</w:t>
+            </w:r>
+          </w:p>
+        </w:tc>
+        <w:tc>
+          <w:tcPr>
+            <w:tcW w:w="3120" w:type="dxa"/>
+            <w:tcBorders>
+              <w:top w:val="single" w:sz="4" w:space="0" w:color="D6DCEA"/>
+              <w:left w:val="single" w:sz="4" w:space="0" w:color="D6DCEA"/>
+              <w:bottom w:val="single" w:sz="4" w:space="0" w:color="D6DCEA"/>
+              <w:right w:val="single" w:sz="4" w:space="0" w:color="D6DCEA"/>
+            </w:tcBorders>
+          </w:tcPr>
+          <w:p>
+            <w:pPr>
+              <w:pStyle w:val="Compact"/>
+              <w:widowControl/>
+              <w:spacing w:before="36" w:after="40"/>
+              <w:jc w:val="left"/>
+              <w:rPr>
+                <w:kern w:val="0"/>
+                <w:szCs w:val="24"/>
+                <w:lang w:val="en-US" w:eastAsia="en-US" w:bidi="ar-SA"/>
+              </w:rPr>
+            </w:pPr>
+            <w:r>
+              <w:rPr>
+                <w:kern w:val="0"/>
+                <w:sz w:val="18"/>
+                <w:szCs w:val="24"/>
+                <w:lang w:val="en-US" w:eastAsia="en-US" w:bidi="ar-SA"/>
+              </w:rPr>
+              <w:t>Задержка подачи</w:t>
+            </w:r>
+          </w:p>
+        </w:tc>
+        <w:tc>
+          <w:tcPr>
+            <w:tcW w:w="3120" w:type="dxa"/>
+            <w:tcBorders>
+              <w:top w:val="single" w:sz="4" w:space="0" w:color="D6DCEA"/>
+              <w:left w:val="single" w:sz="4" w:space="0" w:color="D6DCEA"/>
+              <w:bottom w:val="single" w:sz="4" w:space="0" w:color="D6DCEA"/>
+              <w:right w:val="single" w:sz="4" w:space="0" w:color="D6DCEA"/>
+            </w:tcBorders>
+          </w:tcPr>
+          <w:p>
+            <w:pPr>
+              <w:pStyle w:val="Compact"/>
+              <w:widowControl/>
+              <w:spacing w:before="36" w:after="40"/>
+              <w:jc w:val="left"/>
+              <w:rPr>
+                <w:kern w:val="0"/>
+                <w:szCs w:val="24"/>
+                <w:lang w:val="en-US" w:eastAsia="en-US" w:bidi="ar-SA"/>
+              </w:rPr>
+            </w:pPr>
+            <w:r>
+              <w:rPr>
+                <w:kern w:val="0"/>
+                <w:sz w:val="18"/>
+                <w:szCs w:val="24"/>
+                <w:lang w:val="en-US" w:eastAsia="en-US" w:bidi="ar-SA"/>
+              </w:rPr>
+              <w:t>Поля «заполняет правообладатель» отмечены; путеводитель — со списком действий</w:t>
+            </w:r>
+            <w:bookmarkStart w:id="24" w:name="критический-путь-и-риски"/>
+            <w:bookmarkEnd w:id="24"/>
           </w:p>
         </w:tc>
       </w:tr>
@@ -18316,7 +22543,7 @@
         <w:color w:val="8A92A6"/>
         <w:sz w:val="16"/>
       </w:rPr>
-      <w:t xml:space="preserve">Планировщик отпусков 0.6.0 · План развития и бэклог · стр. </w:t>
+      <w:t xml:space="preserve">Планировщик отпусков 1.0.0 · План развития и бэклог · стр. </w:t>
     </w:r>
     <w:r>
       <w:rPr/>
@@ -18332,7 +22559,7 @@
     </w:r>
     <w:r>
       <w:rPr/>
-      <w:t>17</w:t>
+      <w:t>20</w:t>
     </w:r>
     <w:r>
       <w:rPr/>
@@ -18355,7 +22582,7 @@
         <w:color w:val="8A92A6"/>
         <w:sz w:val="16"/>
       </w:rPr>
-      <w:t xml:space="preserve">Планировщик отпусков 0.6.0 · План развития и бэклог · стр. </w:t>
+      <w:t xml:space="preserve">Планировщик отпусков 1.0.0 · План развития и бэклог · стр. </w:t>
     </w:r>
     <w:r>
       <w:rPr/>
@@ -18371,7 +22598,7 @@
     </w:r>
     <w:r>
       <w:rPr/>
-      <w:t>17</w:t>
+      <w:t>20</w:t>
     </w:r>
     <w:r>
       <w:rPr/>

--- a/docs/docx/03-backlog.docx
+++ b/docs/docx/03-backlog.docx
@@ -23,7 +23,7 @@
       </w:pPr>
       <w:r>
         <w:rPr/>
-        <w:t>Планировщик отпусков 1.0.0 · Версии, эпики и истории с критериями приёмки</w:t>
+        <w:t>Планировщик отпусков 1.1.0 · Версии, эпики и истории с критериями приёмки</w:t>
       </w:r>
     </w:p>
     <w:p>
@@ -93,7 +93,7 @@
             </w:rPr>
             <w:fldChar w:fldCharType="separate"/>
           </w:r>
-          <w:hyperlink w:anchor="__RefHeading___Toc15423_1804324697">
+          <w:hyperlink w:anchor="__RefHeading___Toc15102_3125385251">
             <w:r>
               <w:rPr>
                 <w:webHidden/>
@@ -114,7 +114,7 @@
             </w:tabs>
             <w:rPr/>
           </w:pPr>
-          <w:hyperlink w:anchor="__RefHeading___Toc15425_1804324697">
+          <w:hyperlink w:anchor="__RefHeading___Toc15104_3125385251">
             <w:r>
               <w:rPr>
                 <w:webHidden/>
@@ -135,7 +135,7 @@
             </w:tabs>
             <w:rPr/>
           </w:pPr>
-          <w:hyperlink w:anchor="__RefHeading___Toc15427_1804324697">
+          <w:hyperlink w:anchor="__RefHeading___Toc15106_3125385251">
             <w:r>
               <w:rPr>
                 <w:webHidden/>
@@ -156,7 +156,7 @@
             </w:tabs>
             <w:rPr/>
           </w:pPr>
-          <w:hyperlink w:anchor="__RefHeading___Toc15429_1804324697">
+          <w:hyperlink w:anchor="__RefHeading___Toc15108_3125385251">
             <w:r>
               <w:rPr>
                 <w:webHidden/>
@@ -164,7 +164,7 @@
               </w:rPr>
               <w:t>4 Версия 0.3.0</w:t>
               <w:tab/>
-              <w:t>6</w:t>
+              <w:t>7</w:t>
             </w:r>
           </w:hyperlink>
         </w:p>
@@ -177,7 +177,7 @@
             </w:tabs>
             <w:rPr/>
           </w:pPr>
-          <w:hyperlink w:anchor="__RefHeading___Toc15431_1804324697">
+          <w:hyperlink w:anchor="__RefHeading___Toc15110_3125385251">
             <w:r>
               <w:rPr>
                 <w:webHidden/>
@@ -185,7 +185,7 @@
               </w:rPr>
               <w:t>4.1 Эпики</w:t>
               <w:tab/>
-              <w:t>6</w:t>
+              <w:t>7</w:t>
             </w:r>
           </w:hyperlink>
         </w:p>
@@ -198,7 +198,7 @@
             </w:tabs>
             <w:rPr/>
           </w:pPr>
-          <w:hyperlink w:anchor="__RefHeading___Toc15433_1804324697">
+          <w:hyperlink w:anchor="__RefHeading___Toc15112_3125385251">
             <w:r>
               <w:rPr>
                 <w:webHidden/>
@@ -206,7 +206,7 @@
               </w:rPr>
               <w:t>4.2 Истории</w:t>
               <w:tab/>
-              <w:t>6</w:t>
+              <w:t>7</w:t>
             </w:r>
           </w:hyperlink>
         </w:p>
@@ -219,7 +219,7 @@
             </w:tabs>
             <w:rPr/>
           </w:pPr>
-          <w:hyperlink w:anchor="__RefHeading___Toc15435_1804324697">
+          <w:hyperlink w:anchor="__RefHeading___Toc15114_3125385251">
             <w:r>
               <w:rPr>
                 <w:webHidden/>
@@ -227,7 +227,7 @@
               </w:rPr>
               <w:t>5 Версия 0.4.0 — интеграции</w:t>
               <w:tab/>
-              <w:t>9</w:t>
+              <w:t>10</w:t>
             </w:r>
           </w:hyperlink>
         </w:p>
@@ -240,7 +240,7 @@
             </w:tabs>
             <w:rPr/>
           </w:pPr>
-          <w:hyperlink w:anchor="__RefHeading___Toc15437_1804324697">
+          <w:hyperlink w:anchor="__RefHeading___Toc15116_3125385251">
             <w:r>
               <w:rPr>
                 <w:webHidden/>
@@ -248,7 +248,7 @@
               </w:rPr>
               <w:t>6 Версия 0.5.0 — эксплуатация на 5000</w:t>
               <w:tab/>
-              <w:t>10</w:t>
+              <w:t>11</w:t>
             </w:r>
           </w:hyperlink>
         </w:p>
@@ -261,7 +261,7 @@
             </w:tabs>
             <w:rPr/>
           </w:pPr>
-          <w:hyperlink w:anchor="__RefHeading___Toc15439_1804324697">
+          <w:hyperlink w:anchor="__RefHeading___Toc15118_3125385251">
             <w:r>
               <w:rPr>
                 <w:webHidden/>
@@ -269,7 +269,7 @@
               </w:rPr>
               <w:t>7 Версия 0.6.0 — готовность к приёмке</w:t>
               <w:tab/>
-              <w:t>13</w:t>
+              <w:t>14</w:t>
             </w:r>
           </w:hyperlink>
         </w:p>
@@ -282,7 +282,7 @@
             </w:tabs>
             <w:rPr/>
           </w:pPr>
-          <w:hyperlink w:anchor="__RefHeading___Toc15441_1804324697">
+          <w:hyperlink w:anchor="__RefHeading___Toc15120_3125385251">
             <w:r>
               <w:rPr>
                 <w:webHidden/>
@@ -290,7 +290,7 @@
               </w:rPr>
               <w:t>7.1 Эпики</w:t>
               <w:tab/>
-              <w:t>13</w:t>
+              <w:t>14</w:t>
             </w:r>
           </w:hyperlink>
         </w:p>
@@ -303,7 +303,7 @@
             </w:tabs>
             <w:rPr/>
           </w:pPr>
-          <w:hyperlink w:anchor="__RefHeading___Toc15443_1804324697">
+          <w:hyperlink w:anchor="__RefHeading___Toc15122_3125385251">
             <w:r>
               <w:rPr>
                 <w:webHidden/>
@@ -311,7 +311,7 @@
               </w:rPr>
               <w:t>7.2 Истории</w:t>
               <w:tab/>
-              <w:t>13</w:t>
+              <w:t>14</w:t>
             </w:r>
           </w:hyperlink>
         </w:p>
@@ -324,7 +324,7 @@
             </w:tabs>
             <w:rPr/>
           </w:pPr>
-          <w:hyperlink w:anchor="__RefHeading___Toc15445_1804324697">
+          <w:hyperlink w:anchor="__RefHeading___Toc15124_3125385251">
             <w:r>
               <w:rPr>
                 <w:webHidden/>
@@ -332,7 +332,7 @@
               </w:rPr>
               <w:t>8 Версия 1.0.0 — приёмка и подача в реестр</w:t>
               <w:tab/>
-              <w:t>16</w:t>
+              <w:t>17</w:t>
             </w:r>
           </w:hyperlink>
         </w:p>
@@ -345,7 +345,7 @@
             </w:tabs>
             <w:rPr/>
           </w:pPr>
-          <w:hyperlink w:anchor="__RefHeading___Toc15447_1804324697">
+          <w:hyperlink w:anchor="__RefHeading___Toc15126_3125385251">
             <w:r>
               <w:rPr>
                 <w:webHidden/>
@@ -353,7 +353,7 @@
               </w:rPr>
               <w:t>8.1 Эпики</w:t>
               <w:tab/>
-              <w:t>16</w:t>
+              <w:t>17</w:t>
             </w:r>
           </w:hyperlink>
         </w:p>
@@ -366,7 +366,7 @@
             </w:tabs>
             <w:rPr/>
           </w:pPr>
-          <w:hyperlink w:anchor="__RefHeading___Toc15449_1804324697">
+          <w:hyperlink w:anchor="__RefHeading___Toc15128_3125385251">
             <w:r>
               <w:rPr>
                 <w:webHidden/>
@@ -374,7 +374,7 @@
               </w:rPr>
               <w:t>8.2 Истории</w:t>
               <w:tab/>
-              <w:t>16</w:t>
+              <w:t>17</w:t>
             </w:r>
           </w:hyperlink>
         </w:p>
@@ -387,15 +387,78 @@
             </w:tabs>
             <w:rPr/>
           </w:pPr>
-          <w:hyperlink w:anchor="__RefHeading___Toc15451_1804324697">
+          <w:hyperlink w:anchor="__RefHeading___Toc15130_3125385251">
             <w:r>
               <w:rPr>
                 <w:webHidden/>
                 <w:rStyle w:val="IndexLink"/>
               </w:rPr>
-              <w:t>9 Критический путь и риски</w:t>
+              <w:t>9 Версия 1.1.0 — единообразие с «По Делу»</w:t>
               <w:tab/>
-              <w:t>20</w:t>
+              <w:t>21</w:t>
+            </w:r>
+          </w:hyperlink>
+        </w:p>
+        <w:p>
+          <w:pPr>
+            <w:pStyle w:val="TOC2"/>
+            <w:tabs>
+              <w:tab w:val="clear" w:pos="9077"/>
+              <w:tab w:val="right" w:pos="9359" w:leader="dot"/>
+            </w:tabs>
+            <w:rPr/>
+          </w:pPr>
+          <w:hyperlink w:anchor="__RefHeading___Toc15132_3125385251">
+            <w:r>
+              <w:rPr>
+                <w:webHidden/>
+                <w:rStyle w:val="IndexLink"/>
+              </w:rPr>
+              <w:t>9.1 Эпики</w:t>
+              <w:tab/>
+              <w:t>21</w:t>
+            </w:r>
+          </w:hyperlink>
+        </w:p>
+        <w:p>
+          <w:pPr>
+            <w:pStyle w:val="TOC2"/>
+            <w:tabs>
+              <w:tab w:val="clear" w:pos="9077"/>
+              <w:tab w:val="right" w:pos="9359" w:leader="dot"/>
+            </w:tabs>
+            <w:rPr/>
+          </w:pPr>
+          <w:hyperlink w:anchor="__RefHeading___Toc15134_3125385251">
+            <w:r>
+              <w:rPr>
+                <w:webHidden/>
+                <w:rStyle w:val="IndexLink"/>
+              </w:rPr>
+              <w:t>9.2 Истории</w:t>
+              <w:tab/>
+              <w:t>21</w:t>
+            </w:r>
+          </w:hyperlink>
+        </w:p>
+        <w:p>
+          <w:pPr>
+            <w:pStyle w:val="TOC1"/>
+            <w:tabs>
+              <w:tab w:val="clear" w:pos="9360"/>
+              <w:tab w:val="right" w:pos="9359" w:leader="dot"/>
+            </w:tabs>
+            <w:rPr/>
+          </w:pPr>
+          <w:hyperlink w:anchor="__RefHeading___Toc15136_3125385251">
+            <w:r>
+              <w:rPr>
+                <w:webHidden/>
+                <w:rStyle w:val="IndexLink"/>
+              </w:rPr>
+              <w:t>10 Критический путь и риски</w:t>
+              <w:tab/>
+              <w:t>23</w:t>
             </w:r>
           </w:hyperlink>
           <w:r>
@@ -412,7 +475,7 @@
         <w:pStyle w:val="Heading1"/>
         <w:rPr/>
       </w:pPr>
-      <w:bookmarkStart w:id="0" w:name="__RefHeading___Toc15423_1804324697"/>
+      <w:bookmarkStart w:id="0" w:name="__RefHeading___Toc15102_3125385251"/>
       <w:bookmarkEnd w:id="0"/>
       <w:r>
         <w:rPr>
@@ -895,7 +958,7 @@
         <w:pStyle w:val="Heading1"/>
         <w:rPr/>
       </w:pPr>
-      <w:bookmarkStart w:id="2" w:name="__RefHeading___Toc15425_1804324697"/>
+      <w:bookmarkStart w:id="2" w:name="__RefHeading___Toc15104_3125385251"/>
       <w:bookmarkEnd w:id="2"/>
       <w:r>
         <w:rPr>
@@ -1521,7 +1584,7 @@
         <w:pStyle w:val="Heading1"/>
         <w:rPr/>
       </w:pPr>
-      <w:bookmarkStart w:id="3" w:name="__RefHeading___Toc15427_1804324697"/>
+      <w:bookmarkStart w:id="3" w:name="__RefHeading___Toc15106_3125385251"/>
       <w:bookmarkEnd w:id="3"/>
       <w:r>
         <w:rPr>
@@ -2260,8 +2323,6 @@
             </w:pPr>
             <w:r>
               <w:rPr>
-                <w:b/>
-                <w:bCs/>
                 <w:kern w:val="0"/>
                 <w:sz w:val="18"/>
                 <w:szCs w:val="24"/>
@@ -2333,7 +2394,7 @@
                 <w:szCs w:val="24"/>
                 <w:lang w:val="en-US" w:eastAsia="en-US" w:bidi="ar-SA"/>
               </w:rPr>
-              <w:t>текущая</w:t>
+              <w:t>выпущена</w:t>
             </w:r>
           </w:p>
         </w:tc>
@@ -2402,7 +2463,213 @@
                 <w:szCs w:val="24"/>
                 <w:lang w:val="en-US" w:eastAsia="en-US" w:bidi="ar-SA"/>
               </w:rPr>
-              <w:t>Приёмка HR и ИБ, комплект для реестра отечественного ПО</w:t>
+              <w:t>Приёмка HR и ИБ, комплект для реестра отечественного ПО, нагрузка и отладка на 1000–2000 сотрудников</w:t>
+            </w:r>
+          </w:p>
+        </w:tc>
+        <w:tc>
+          <w:tcPr>
+            <w:tcW w:w="3120" w:type="dxa"/>
+            <w:tcBorders>
+              <w:top w:val="single" w:sz="4" w:space="0" w:color="D6DCEA"/>
+              <w:left w:val="single" w:sz="4" w:space="0" w:color="D6DCEA"/>
+              <w:bottom w:val="single" w:sz="4" w:space="0" w:color="D6DCEA"/>
+              <w:right w:val="single" w:sz="4" w:space="0" w:color="D6DCEA"/>
+            </w:tcBorders>
+          </w:tcPr>
+          <w:p>
+            <w:pPr>
+              <w:pStyle w:val="Compact"/>
+              <w:widowControl/>
+              <w:spacing w:before="36" w:after="40"/>
+              <w:jc w:val="left"/>
+              <w:rPr>
+                <w:kern w:val="0"/>
+                <w:szCs w:val="24"/>
+                <w:lang w:val="en-US" w:eastAsia="en-US" w:bidi="ar-SA"/>
+              </w:rPr>
+            </w:pPr>
+            <w:r>
+              <w:rPr>
+                <w:kern w:val="0"/>
+                <w:sz w:val="18"/>
+                <w:szCs w:val="24"/>
+                <w:lang w:val="en-US" w:eastAsia="en-US" w:bidi="ar-SA"/>
+              </w:rPr>
+              <w:t>выпущена</w:t>
+            </w:r>
+          </w:p>
+        </w:tc>
+      </w:tr>
+      <w:tr>
+        <w:trPr/>
+        <w:tc>
+          <w:tcPr>
+            <w:tcW w:w="3120" w:type="dxa"/>
+            <w:tcBorders>
+              <w:top w:val="single" w:sz="4" w:space="0" w:color="D6DCEA"/>
+              <w:left w:val="single" w:sz="4" w:space="0" w:color="D6DCEA"/>
+              <w:bottom w:val="single" w:sz="4" w:space="0" w:color="D6DCEA"/>
+              <w:right w:val="single" w:sz="4" w:space="0" w:color="D6DCEA"/>
+            </w:tcBorders>
+          </w:tcPr>
+          <w:p>
+            <w:pPr>
+              <w:pStyle w:val="Compact"/>
+              <w:widowControl/>
+              <w:spacing w:before="36" w:after="40"/>
+              <w:jc w:val="left"/>
+              <w:rPr>
+                <w:kern w:val="0"/>
+                <w:szCs w:val="24"/>
+                <w:lang w:val="en-US" w:eastAsia="en-US" w:bidi="ar-SA"/>
+              </w:rPr>
+            </w:pPr>
+            <w:r>
+              <w:rPr>
+                <w:b/>
+                <w:bCs/>
+                <w:kern w:val="0"/>
+                <w:sz w:val="18"/>
+                <w:szCs w:val="24"/>
+                <w:lang w:val="en-US" w:eastAsia="en-US" w:bidi="ar-SA"/>
+              </w:rPr>
+              <w:t>v1.1.0</w:t>
+            </w:r>
+          </w:p>
+        </w:tc>
+        <w:tc>
+          <w:tcPr>
+            <w:tcW w:w="3120" w:type="dxa"/>
+            <w:tcBorders>
+              <w:top w:val="single" w:sz="4" w:space="0" w:color="D6DCEA"/>
+              <w:left w:val="single" w:sz="4" w:space="0" w:color="D6DCEA"/>
+              <w:bottom w:val="single" w:sz="4" w:space="0" w:color="D6DCEA"/>
+              <w:right w:val="single" w:sz="4" w:space="0" w:color="D6DCEA"/>
+            </w:tcBorders>
+          </w:tcPr>
+          <w:p>
+            <w:pPr>
+              <w:pStyle w:val="Compact"/>
+              <w:widowControl/>
+              <w:spacing w:before="36" w:after="40"/>
+              <w:jc w:val="left"/>
+              <w:rPr>
+                <w:kern w:val="0"/>
+                <w:szCs w:val="24"/>
+                <w:lang w:val="en-US" w:eastAsia="en-US" w:bidi="ar-SA"/>
+              </w:rPr>
+            </w:pPr>
+            <w:r>
+              <w:rPr>
+                <w:kern w:val="0"/>
+                <w:sz w:val="18"/>
+                <w:szCs w:val="24"/>
+                <w:lang w:val="en-US" w:eastAsia="en-US" w:bidi="ar-SA"/>
+              </w:rPr>
+              <w:t>Единообразие с «По Делу»: структура компании и обмен файлами, руководство в приложении, ревизия интерфейса</w:t>
+            </w:r>
+          </w:p>
+        </w:tc>
+        <w:tc>
+          <w:tcPr>
+            <w:tcW w:w="3120" w:type="dxa"/>
+            <w:tcBorders>
+              <w:top w:val="single" w:sz="4" w:space="0" w:color="D6DCEA"/>
+              <w:left w:val="single" w:sz="4" w:space="0" w:color="D6DCEA"/>
+              <w:bottom w:val="single" w:sz="4" w:space="0" w:color="D6DCEA"/>
+              <w:right w:val="single" w:sz="4" w:space="0" w:color="D6DCEA"/>
+            </w:tcBorders>
+          </w:tcPr>
+          <w:p>
+            <w:pPr>
+              <w:pStyle w:val="Compact"/>
+              <w:widowControl/>
+              <w:spacing w:before="36" w:after="40"/>
+              <w:jc w:val="left"/>
+              <w:rPr>
+                <w:kern w:val="0"/>
+                <w:szCs w:val="24"/>
+                <w:lang w:val="en-US" w:eastAsia="en-US" w:bidi="ar-SA"/>
+              </w:rPr>
+            </w:pPr>
+            <w:r>
+              <w:rPr>
+                <w:kern w:val="0"/>
+                <w:sz w:val="18"/>
+                <w:szCs w:val="24"/>
+                <w:lang w:val="en-US" w:eastAsia="en-US" w:bidi="ar-SA"/>
+              </w:rPr>
+              <w:t>текущая</w:t>
+            </w:r>
+          </w:p>
+        </w:tc>
+      </w:tr>
+      <w:tr>
+        <w:trPr/>
+        <w:tc>
+          <w:tcPr>
+            <w:tcW w:w="3120" w:type="dxa"/>
+            <w:tcBorders>
+              <w:top w:val="single" w:sz="4" w:space="0" w:color="D6DCEA"/>
+              <w:left w:val="single" w:sz="4" w:space="0" w:color="D6DCEA"/>
+              <w:bottom w:val="single" w:sz="4" w:space="0" w:color="D6DCEA"/>
+              <w:right w:val="single" w:sz="4" w:space="0" w:color="D6DCEA"/>
+            </w:tcBorders>
+          </w:tcPr>
+          <w:p>
+            <w:pPr>
+              <w:pStyle w:val="Compact"/>
+              <w:widowControl/>
+              <w:spacing w:before="36" w:after="40"/>
+              <w:jc w:val="left"/>
+              <w:rPr>
+                <w:kern w:val="0"/>
+                <w:szCs w:val="24"/>
+                <w:lang w:val="en-US" w:eastAsia="en-US" w:bidi="ar-SA"/>
+              </w:rPr>
+            </w:pPr>
+            <w:r>
+              <w:rPr>
+                <w:kern w:val="0"/>
+                <w:sz w:val="18"/>
+                <w:szCs w:val="24"/>
+                <w:lang w:val="en-US" w:eastAsia="en-US" w:bidi="ar-SA"/>
+              </w:rPr>
+              <w:t>v1.2.0</w:t>
+            </w:r>
+          </w:p>
+        </w:tc>
+        <w:tc>
+          <w:tcPr>
+            <w:tcW w:w="3120" w:type="dxa"/>
+            <w:tcBorders>
+              <w:top w:val="single" w:sz="4" w:space="0" w:color="D6DCEA"/>
+              <w:left w:val="single" w:sz="4" w:space="0" w:color="D6DCEA"/>
+              <w:bottom w:val="single" w:sz="4" w:space="0" w:color="D6DCEA"/>
+              <w:right w:val="single" w:sz="4" w:space="0" w:color="D6DCEA"/>
+            </w:tcBorders>
+          </w:tcPr>
+          <w:p>
+            <w:pPr>
+              <w:pStyle w:val="Compact"/>
+              <w:widowControl/>
+              <w:spacing w:before="36" w:after="40"/>
+              <w:jc w:val="left"/>
+              <w:rPr>
+                <w:kern w:val="0"/>
+                <w:szCs w:val="24"/>
+                <w:lang w:val="en-US" w:eastAsia="en-US" w:bidi="ar-SA"/>
+              </w:rPr>
+            </w:pPr>
+            <w:r>
+              <w:rPr>
+                <w:kern w:val="0"/>
+                <w:sz w:val="18"/>
+                <w:szCs w:val="24"/>
+                <w:lang w:val="en-US" w:eastAsia="en-US" w:bidi="ar-SA"/>
+              </w:rPr>
+              <w:t>Синхронизация структуры с Active Directory (как в «По Делу»)</w:t>
             </w:r>
           </w:p>
         </w:tc>
@@ -2448,7 +2715,7 @@
         <w:pStyle w:val="Heading1"/>
         <w:rPr/>
       </w:pPr>
-      <w:bookmarkStart w:id="5" w:name="__RefHeading___Toc15429_1804324697"/>
+      <w:bookmarkStart w:id="5" w:name="__RefHeading___Toc15108_3125385251"/>
       <w:bookmarkEnd w:id="5"/>
       <w:r>
         <w:rPr>
@@ -2467,7 +2734,7 @@
         <w:pStyle w:val="Heading2"/>
         <w:rPr/>
       </w:pPr>
-      <w:bookmarkStart w:id="6" w:name="__RefHeading___Toc15431_1804324697"/>
+      <w:bookmarkStart w:id="6" w:name="__RefHeading___Toc15110_3125385251"/>
       <w:bookmarkEnd w:id="6"/>
       <w:r>
         <w:rPr>
@@ -3336,7 +3603,7 @@
         <w:pStyle w:val="Heading2"/>
         <w:rPr/>
       </w:pPr>
-      <w:bookmarkStart w:id="8" w:name="__RefHeading___Toc15433_1804324697"/>
+      <w:bookmarkStart w:id="8" w:name="__RefHeading___Toc15112_3125385251"/>
       <w:bookmarkEnd w:id="8"/>
       <w:r>
         <w:rPr>
@@ -9126,7 +9393,7 @@
         <w:pStyle w:val="Heading1"/>
         <w:rPr/>
       </w:pPr>
-      <w:bookmarkStart w:id="9" w:name="__RefHeading___Toc15435_1804324697"/>
+      <w:bookmarkStart w:id="9" w:name="__RefHeading___Toc15114_3125385251"/>
       <w:bookmarkEnd w:id="9"/>
       <w:r>
         <w:rPr>
@@ -11123,7 +11390,7 @@
         <w:pStyle w:val="Heading1"/>
         <w:rPr/>
       </w:pPr>
-      <w:bookmarkStart w:id="10" w:name="__RefHeading___Toc15437_1804324697"/>
+      <w:bookmarkStart w:id="10" w:name="__RefHeading___Toc15116_3125385251"/>
       <w:bookmarkStart w:id="11" w:name="версия-0.5.0-эксплуатация-на-5000"/>
       <w:bookmarkEnd w:id="10"/>
       <w:r>
@@ -13525,7 +13792,7 @@
         <w:pStyle w:val="Heading1"/>
         <w:rPr/>
       </w:pPr>
-      <w:bookmarkStart w:id="12" w:name="__RefHeading___Toc15439_1804324697"/>
+      <w:bookmarkStart w:id="12" w:name="__RefHeading___Toc15118_3125385251"/>
       <w:bookmarkStart w:id="13" w:name="версия-0.6.0-готовность-к-приёмке"/>
       <w:bookmarkEnd w:id="12"/>
       <w:r>
@@ -13555,7 +13822,7 @@
         <w:pStyle w:val="Heading2"/>
         <w:rPr/>
       </w:pPr>
-      <w:bookmarkStart w:id="14" w:name="__RefHeading___Toc15441_1804324697"/>
+      <w:bookmarkStart w:id="14" w:name="__RefHeading___Toc15120_3125385251"/>
       <w:bookmarkEnd w:id="14"/>
       <w:r>
         <w:rPr>
@@ -14016,7 +14283,7 @@
         <w:pStyle w:val="Heading2"/>
         <w:rPr/>
       </w:pPr>
-      <w:bookmarkStart w:id="16" w:name="__RefHeading___Toc15443_1804324697"/>
+      <w:bookmarkStart w:id="16" w:name="__RefHeading___Toc15122_3125385251"/>
       <w:bookmarkEnd w:id="16"/>
       <w:r>
         <w:rPr>
@@ -16981,7 +17248,7 @@
         <w:pStyle w:val="Heading1"/>
         <w:rPr/>
       </w:pPr>
-      <w:bookmarkStart w:id="18" w:name="__RefHeading___Toc15445_1804324697"/>
+      <w:bookmarkStart w:id="18" w:name="__RefHeading___Toc15124_3125385251"/>
       <w:bookmarkStart w:id="19" w:name="версия-1.0.0-приёмка-и-подача-в-реестр"/>
       <w:bookmarkEnd w:id="18"/>
       <w:r>
@@ -17021,7 +17288,7 @@
         <w:pStyle w:val="Heading2"/>
         <w:rPr/>
       </w:pPr>
-      <w:bookmarkStart w:id="20" w:name="__RefHeading___Toc15447_1804324697"/>
+      <w:bookmarkStart w:id="20" w:name="__RefHeading___Toc15126_3125385251"/>
       <w:bookmarkEnd w:id="20"/>
       <w:r>
         <w:rPr>
@@ -17482,7 +17749,7 @@
         <w:pStyle w:val="Heading2"/>
         <w:rPr/>
       </w:pPr>
-      <w:bookmarkStart w:id="22" w:name="__RefHeading___Toc15449_1804324697"/>
+      <w:bookmarkStart w:id="22" w:name="__RefHeading___Toc15128_3125385251"/>
       <w:bookmarkEnd w:id="22"/>
       <w:r>
         <w:rPr>
@@ -21727,13 +21994,2794 @@
         <w:pStyle w:val="Heading1"/>
         <w:rPr/>
       </w:pPr>
-      <w:bookmarkStart w:id="23" w:name="__RefHeading___Toc15451_1804324697"/>
+      <w:bookmarkStart w:id="23" w:name="__RefHeading___Toc15130_3125385251"/>
+      <w:bookmarkStart w:id="24" w:name="версия-1.1.0-единообразие-с-по-делу"/>
       <w:bookmarkEnd w:id="23"/>
       <w:r>
         <w:rPr>
           <w:rStyle w:val="SectionNumber"/>
         </w:rPr>
         <w:t>9</w:t>
+      </w:r>
+      <w:r>
+        <w:rPr/>
+        <w:tab/>
+        <w:t>Версия 1.1.0 — единообразие с «По Делу»</w:t>
+      </w:r>
+    </w:p>
+    <w:p>
+      <w:pPr>
+        <w:pStyle w:val="FirstParagraph"/>
+        <w:rPr/>
+      </w:pPr>
+      <w:r>
+        <w:rPr/>
+        <w:t>Цель — будущая связка инструментов: планировщик и «По Делу» (todo-planner) работают с одной структурой компании и переносят её одними файлами, а пользователь находит руководство там же, где работает. Решения — ADR-018.</w:t>
+      </w:r>
+    </w:p>
+    <w:p>
+      <w:pPr>
+        <w:pStyle w:val="Heading2"/>
+        <w:rPr/>
+      </w:pPr>
+      <w:bookmarkStart w:id="25" w:name="__RefHeading___Toc15132_3125385251"/>
+      <w:bookmarkEnd w:id="25"/>
+      <w:r>
+        <w:rPr>
+          <w:rStyle w:val="SectionNumber"/>
+        </w:rPr>
+        <w:t>9.1</w:t>
+      </w:r>
+      <w:r>
+        <w:rPr/>
+        <w:tab/>
+        <w:t>Эпики</w:t>
+      </w:r>
+    </w:p>
+    <w:tbl>
+      <w:tblPr>
+        <w:tblStyle w:val="Table"/>
+        <w:tblW w:w="5000" w:type="pct"/>
+        <w:jc w:val="center"/>
+        <w:tblInd w:w="0" w:type="dxa"/>
+        <w:tblLayout w:type="fixed"/>
+        <w:tblCellMar>
+          <w:top w:w="0" w:type="dxa"/>
+          <w:left w:w="108" w:type="dxa"/>
+          <w:bottom w:w="0" w:type="dxa"/>
+          <w:right w:w="108" w:type="dxa"/>
+        </w:tblCellMar>
+        <w:tblLook w:val="0020" w:noHBand="0" w:noVBand="0" w:firstColumn="0" w:lastRow="0" w:lastColumn="0" w:firstRow="1"/>
+      </w:tblPr>
+      <w:tblGrid>
+        <w:gridCol w:w="747"/>
+        <w:gridCol w:w="2621"/>
+        <w:gridCol w:w="5992"/>
+      </w:tblGrid>
+      <w:tr>
+        <w:trPr>
+          <w:tblHeader w:val="true"/>
+        </w:trPr>
+        <w:tc>
+          <w:tcPr>
+            <w:tcW w:w="747" w:type="dxa"/>
+            <w:tcBorders>
+              <w:top w:val="single" w:sz="4" w:space="0" w:color="D6DCEA"/>
+              <w:left w:val="single" w:sz="4" w:space="0" w:color="D6DCEA"/>
+              <w:bottom w:val="single" w:sz="6" w:space="0" w:color="000000"/>
+              <w:right w:val="single" w:sz="4" w:space="0" w:color="D6DCEA"/>
+            </w:tcBorders>
+            <w:shd w:color="auto" w:fill="EEF2FB" w:val="clear"/>
+            <w:vAlign w:val="bottom"/>
+          </w:tcPr>
+          <w:p>
+            <w:pPr>
+              <w:pStyle w:val="Compact"/>
+              <w:widowControl/>
+              <w:spacing w:before="36" w:after="40"/>
+              <w:jc w:val="left"/>
+              <w:rPr>
+                <w:kern w:val="0"/>
+                <w:szCs w:val="24"/>
+                <w:lang w:val="en-US" w:eastAsia="en-US" w:bidi="ar-SA"/>
+              </w:rPr>
+            </w:pPr>
+            <w:r>
+              <w:rPr>
+                <w:b/>
+                <w:kern w:val="0"/>
+                <w:sz w:val="18"/>
+                <w:szCs w:val="24"/>
+                <w:lang w:val="en-US" w:eastAsia="en-US" w:bidi="ar-SA"/>
+              </w:rPr>
+              <w:t>Эпик</w:t>
+            </w:r>
+          </w:p>
+        </w:tc>
+        <w:tc>
+          <w:tcPr>
+            <w:tcW w:w="2621" w:type="dxa"/>
+            <w:tcBorders>
+              <w:top w:val="single" w:sz="4" w:space="0" w:color="D6DCEA"/>
+              <w:left w:val="single" w:sz="4" w:space="0" w:color="D6DCEA"/>
+              <w:bottom w:val="single" w:sz="6" w:space="0" w:color="000000"/>
+              <w:right w:val="single" w:sz="4" w:space="0" w:color="D6DCEA"/>
+            </w:tcBorders>
+            <w:shd w:color="auto" w:fill="EEF2FB" w:val="clear"/>
+            <w:vAlign w:val="bottom"/>
+          </w:tcPr>
+          <w:p>
+            <w:pPr>
+              <w:pStyle w:val="Compact"/>
+              <w:widowControl/>
+              <w:spacing w:before="36" w:after="40"/>
+              <w:jc w:val="left"/>
+              <w:rPr>
+                <w:kern w:val="0"/>
+                <w:szCs w:val="24"/>
+                <w:lang w:val="en-US" w:eastAsia="en-US" w:bidi="ar-SA"/>
+              </w:rPr>
+            </w:pPr>
+            <w:r>
+              <w:rPr>
+                <w:b/>
+                <w:kern w:val="0"/>
+                <w:sz w:val="18"/>
+                <w:szCs w:val="24"/>
+                <w:lang w:val="en-US" w:eastAsia="en-US" w:bidi="ar-SA"/>
+              </w:rPr>
+              <w:t>Название</w:t>
+            </w:r>
+          </w:p>
+        </w:tc>
+        <w:tc>
+          <w:tcPr>
+            <w:tcW w:w="5992" w:type="dxa"/>
+            <w:tcBorders>
+              <w:top w:val="single" w:sz="4" w:space="0" w:color="D6DCEA"/>
+              <w:left w:val="single" w:sz="4" w:space="0" w:color="D6DCEA"/>
+              <w:bottom w:val="single" w:sz="6" w:space="0" w:color="000000"/>
+              <w:right w:val="single" w:sz="4" w:space="0" w:color="D6DCEA"/>
+            </w:tcBorders>
+            <w:shd w:color="auto" w:fill="EEF2FB" w:val="clear"/>
+            <w:vAlign w:val="bottom"/>
+          </w:tcPr>
+          <w:p>
+            <w:pPr>
+              <w:pStyle w:val="Compact"/>
+              <w:widowControl/>
+              <w:spacing w:before="36" w:after="40"/>
+              <w:jc w:val="left"/>
+              <w:rPr>
+                <w:kern w:val="0"/>
+                <w:szCs w:val="24"/>
+                <w:lang w:val="en-US" w:eastAsia="en-US" w:bidi="ar-SA"/>
+              </w:rPr>
+            </w:pPr>
+            <w:r>
+              <w:rPr>
+                <w:b/>
+                <w:kern w:val="0"/>
+                <w:sz w:val="18"/>
+                <w:szCs w:val="24"/>
+                <w:lang w:val="en-US" w:eastAsia="en-US" w:bidi="ar-SA"/>
+              </w:rPr>
+              <w:t>Результат</w:t>
+            </w:r>
+          </w:p>
+        </w:tc>
+      </w:tr>
+      <w:tr>
+        <w:trPr/>
+        <w:tc>
+          <w:tcPr>
+            <w:tcW w:w="747" w:type="dxa"/>
+            <w:tcBorders>
+              <w:top w:val="single" w:sz="4" w:space="0" w:color="D6DCEA"/>
+              <w:left w:val="single" w:sz="4" w:space="0" w:color="D6DCEA"/>
+              <w:bottom w:val="single" w:sz="4" w:space="0" w:color="D6DCEA"/>
+              <w:right w:val="single" w:sz="4" w:space="0" w:color="D6DCEA"/>
+            </w:tcBorders>
+          </w:tcPr>
+          <w:p>
+            <w:pPr>
+              <w:pStyle w:val="Compact"/>
+              <w:widowControl/>
+              <w:spacing w:before="36" w:after="40"/>
+              <w:jc w:val="left"/>
+              <w:rPr>
+                <w:kern w:val="0"/>
+                <w:szCs w:val="24"/>
+                <w:lang w:val="en-US" w:eastAsia="en-US" w:bidi="ar-SA"/>
+              </w:rPr>
+            </w:pPr>
+            <w:r>
+              <w:rPr>
+                <w:kern w:val="0"/>
+                <w:sz w:val="18"/>
+                <w:szCs w:val="24"/>
+                <w:lang w:val="en-US" w:eastAsia="en-US" w:bidi="ar-SA"/>
+              </w:rPr>
+              <w:t>E70</w:t>
+            </w:r>
+          </w:p>
+        </w:tc>
+        <w:tc>
+          <w:tcPr>
+            <w:tcW w:w="2621" w:type="dxa"/>
+            <w:tcBorders>
+              <w:top w:val="single" w:sz="4" w:space="0" w:color="D6DCEA"/>
+              <w:left w:val="single" w:sz="4" w:space="0" w:color="D6DCEA"/>
+              <w:bottom w:val="single" w:sz="4" w:space="0" w:color="D6DCEA"/>
+              <w:right w:val="single" w:sz="4" w:space="0" w:color="D6DCEA"/>
+            </w:tcBorders>
+          </w:tcPr>
+          <w:p>
+            <w:pPr>
+              <w:pStyle w:val="Compact"/>
+              <w:widowControl/>
+              <w:spacing w:before="36" w:after="40"/>
+              <w:jc w:val="left"/>
+              <w:rPr>
+                <w:kern w:val="0"/>
+                <w:szCs w:val="24"/>
+                <w:lang w:val="en-US" w:eastAsia="en-US" w:bidi="ar-SA"/>
+              </w:rPr>
+            </w:pPr>
+            <w:r>
+              <w:rPr>
+                <w:kern w:val="0"/>
+                <w:sz w:val="18"/>
+                <w:szCs w:val="24"/>
+                <w:lang w:val="en-US" w:eastAsia="en-US" w:bidi="ar-SA"/>
+              </w:rPr>
+              <w:t>Структура компании как в «По Делу»</w:t>
+            </w:r>
+          </w:p>
+        </w:tc>
+        <w:tc>
+          <w:tcPr>
+            <w:tcW w:w="5992" w:type="dxa"/>
+            <w:tcBorders>
+              <w:top w:val="single" w:sz="4" w:space="0" w:color="D6DCEA"/>
+              <w:left w:val="single" w:sz="4" w:space="0" w:color="D6DCEA"/>
+              <w:bottom w:val="single" w:sz="4" w:space="0" w:color="D6DCEA"/>
+              <w:right w:val="single" w:sz="4" w:space="0" w:color="D6DCEA"/>
+            </w:tcBorders>
+          </w:tcPr>
+          <w:p>
+            <w:pPr>
+              <w:pStyle w:val="Compact"/>
+              <w:widowControl/>
+              <w:spacing w:before="36" w:after="40"/>
+              <w:jc w:val="left"/>
+              <w:rPr>
+                <w:kern w:val="0"/>
+                <w:szCs w:val="24"/>
+                <w:lang w:val="en-US" w:eastAsia="en-US" w:bidi="ar-SA"/>
+              </w:rPr>
+            </w:pPr>
+            <w:r>
+              <w:rPr>
+                <w:kern w:val="0"/>
+                <w:sz w:val="18"/>
+                <w:szCs w:val="24"/>
+                <w:lang w:val="en-US" w:eastAsia="en-US" w:bidi="ar-SA"/>
+              </w:rPr>
+              <w:t>Дерево подразделений с видами уровней, правило руководителя «По Делу» в согласовании, импорт и экспорт структуры и сотрудников в форматах «По Делу»</w:t>
+            </w:r>
+          </w:p>
+        </w:tc>
+      </w:tr>
+      <w:tr>
+        <w:trPr/>
+        <w:tc>
+          <w:tcPr>
+            <w:tcW w:w="747" w:type="dxa"/>
+            <w:tcBorders>
+              <w:top w:val="single" w:sz="4" w:space="0" w:color="D6DCEA"/>
+              <w:left w:val="single" w:sz="4" w:space="0" w:color="D6DCEA"/>
+              <w:bottom w:val="single" w:sz="4" w:space="0" w:color="D6DCEA"/>
+              <w:right w:val="single" w:sz="4" w:space="0" w:color="D6DCEA"/>
+            </w:tcBorders>
+          </w:tcPr>
+          <w:p>
+            <w:pPr>
+              <w:pStyle w:val="Compact"/>
+              <w:widowControl/>
+              <w:spacing w:before="36" w:after="40"/>
+              <w:jc w:val="left"/>
+              <w:rPr>
+                <w:kern w:val="0"/>
+                <w:szCs w:val="24"/>
+                <w:lang w:val="en-US" w:eastAsia="en-US" w:bidi="ar-SA"/>
+              </w:rPr>
+            </w:pPr>
+            <w:r>
+              <w:rPr>
+                <w:kern w:val="0"/>
+                <w:sz w:val="18"/>
+                <w:szCs w:val="24"/>
+                <w:lang w:val="en-US" w:eastAsia="en-US" w:bidi="ar-SA"/>
+              </w:rPr>
+              <w:t>E71</w:t>
+            </w:r>
+          </w:p>
+        </w:tc>
+        <w:tc>
+          <w:tcPr>
+            <w:tcW w:w="2621" w:type="dxa"/>
+            <w:tcBorders>
+              <w:top w:val="single" w:sz="4" w:space="0" w:color="D6DCEA"/>
+              <w:left w:val="single" w:sz="4" w:space="0" w:color="D6DCEA"/>
+              <w:bottom w:val="single" w:sz="4" w:space="0" w:color="D6DCEA"/>
+              <w:right w:val="single" w:sz="4" w:space="0" w:color="D6DCEA"/>
+            </w:tcBorders>
+          </w:tcPr>
+          <w:p>
+            <w:pPr>
+              <w:pStyle w:val="Compact"/>
+              <w:widowControl/>
+              <w:spacing w:before="36" w:after="40"/>
+              <w:jc w:val="left"/>
+              <w:rPr>
+                <w:kern w:val="0"/>
+                <w:szCs w:val="24"/>
+                <w:lang w:val="en-US" w:eastAsia="en-US" w:bidi="ar-SA"/>
+              </w:rPr>
+            </w:pPr>
+            <w:r>
+              <w:rPr>
+                <w:kern w:val="0"/>
+                <w:sz w:val="18"/>
+                <w:szCs w:val="24"/>
+                <w:lang w:val="en-US" w:eastAsia="en-US" w:bidi="ar-SA"/>
+              </w:rPr>
+              <w:t>Руководство в приложении</w:t>
+            </w:r>
+          </w:p>
+        </w:tc>
+        <w:tc>
+          <w:tcPr>
+            <w:tcW w:w="5992" w:type="dxa"/>
+            <w:tcBorders>
+              <w:top w:val="single" w:sz="4" w:space="0" w:color="D6DCEA"/>
+              <w:left w:val="single" w:sz="4" w:space="0" w:color="D6DCEA"/>
+              <w:bottom w:val="single" w:sz="4" w:space="0" w:color="D6DCEA"/>
+              <w:right w:val="single" w:sz="4" w:space="0" w:color="D6DCEA"/>
+            </w:tcBorders>
+          </w:tcPr>
+          <w:p>
+            <w:pPr>
+              <w:pStyle w:val="Compact"/>
+              <w:widowControl/>
+              <w:spacing w:before="36" w:after="40"/>
+              <w:jc w:val="left"/>
+              <w:rPr>
+                <w:kern w:val="0"/>
+                <w:szCs w:val="24"/>
+                <w:lang w:val="en-US" w:eastAsia="en-US" w:bidi="ar-SA"/>
+              </w:rPr>
+            </w:pPr>
+            <w:r>
+              <w:rPr>
+                <w:kern w:val="0"/>
+                <w:sz w:val="18"/>
+                <w:szCs w:val="24"/>
+                <w:lang w:val="en-US" w:eastAsia="en-US" w:bidi="ar-SA"/>
+              </w:rPr>
+              <w:t>Руководства пользователя и администратора внутри планировщика: оглавление, поиск, главы по ссылке, PDF, знак «?» на экранах</w:t>
+            </w:r>
+          </w:p>
+        </w:tc>
+      </w:tr>
+      <w:tr>
+        <w:trPr/>
+        <w:tc>
+          <w:tcPr>
+            <w:tcW w:w="747" w:type="dxa"/>
+            <w:tcBorders>
+              <w:top w:val="single" w:sz="4" w:space="0" w:color="D6DCEA"/>
+              <w:left w:val="single" w:sz="4" w:space="0" w:color="D6DCEA"/>
+              <w:bottom w:val="single" w:sz="4" w:space="0" w:color="D6DCEA"/>
+              <w:right w:val="single" w:sz="4" w:space="0" w:color="D6DCEA"/>
+            </w:tcBorders>
+          </w:tcPr>
+          <w:p>
+            <w:pPr>
+              <w:pStyle w:val="Compact"/>
+              <w:widowControl/>
+              <w:spacing w:before="36" w:after="40"/>
+              <w:jc w:val="left"/>
+              <w:rPr>
+                <w:kern w:val="0"/>
+                <w:szCs w:val="24"/>
+                <w:lang w:val="en-US" w:eastAsia="en-US" w:bidi="ar-SA"/>
+              </w:rPr>
+            </w:pPr>
+            <w:r>
+              <w:rPr>
+                <w:kern w:val="0"/>
+                <w:sz w:val="18"/>
+                <w:szCs w:val="24"/>
+                <w:lang w:val="en-US" w:eastAsia="en-US" w:bidi="ar-SA"/>
+              </w:rPr>
+              <w:t>E72</w:t>
+            </w:r>
+          </w:p>
+        </w:tc>
+        <w:tc>
+          <w:tcPr>
+            <w:tcW w:w="2621" w:type="dxa"/>
+            <w:tcBorders>
+              <w:top w:val="single" w:sz="4" w:space="0" w:color="D6DCEA"/>
+              <w:left w:val="single" w:sz="4" w:space="0" w:color="D6DCEA"/>
+              <w:bottom w:val="single" w:sz="4" w:space="0" w:color="D6DCEA"/>
+              <w:right w:val="single" w:sz="4" w:space="0" w:color="D6DCEA"/>
+            </w:tcBorders>
+          </w:tcPr>
+          <w:p>
+            <w:pPr>
+              <w:pStyle w:val="Compact"/>
+              <w:widowControl/>
+              <w:spacing w:before="36" w:after="40"/>
+              <w:jc w:val="left"/>
+              <w:rPr>
+                <w:kern w:val="0"/>
+                <w:szCs w:val="24"/>
+                <w:lang w:val="en-US" w:eastAsia="en-US" w:bidi="ar-SA"/>
+              </w:rPr>
+            </w:pPr>
+            <w:r>
+              <w:rPr>
+                <w:kern w:val="0"/>
+                <w:sz w:val="18"/>
+                <w:szCs w:val="24"/>
+                <w:lang w:val="en-US" w:eastAsia="en-US" w:bidi="ar-SA"/>
+              </w:rPr>
+              <w:t>Ревизия функциональности и интерфейса</w:t>
+            </w:r>
+          </w:p>
+        </w:tc>
+        <w:tc>
+          <w:tcPr>
+            <w:tcW w:w="5992" w:type="dxa"/>
+            <w:tcBorders>
+              <w:top w:val="single" w:sz="4" w:space="0" w:color="D6DCEA"/>
+              <w:left w:val="single" w:sz="4" w:space="0" w:color="D6DCEA"/>
+              <w:bottom w:val="single" w:sz="4" w:space="0" w:color="D6DCEA"/>
+              <w:right w:val="single" w:sz="4" w:space="0" w:color="D6DCEA"/>
+            </w:tcBorders>
+          </w:tcPr>
+          <w:p>
+            <w:pPr>
+              <w:pStyle w:val="Compact"/>
+              <w:widowControl/>
+              <w:spacing w:before="36" w:after="40"/>
+              <w:jc w:val="left"/>
+              <w:rPr>
+                <w:kern w:val="0"/>
+                <w:szCs w:val="24"/>
+                <w:lang w:val="en-US" w:eastAsia="en-US" w:bidi="ar-SA"/>
+              </w:rPr>
+            </w:pPr>
+            <w:r>
+              <w:rPr>
+                <w:kern w:val="0"/>
+                <w:sz w:val="18"/>
+                <w:szCs w:val="24"/>
+                <w:lang w:val="en-US" w:eastAsia="en-US" w:bidi="ar-SA"/>
+              </w:rPr>
+              <w:t>Полный прогон тестов и обход всех экранов каждой ролью; найденные неточности исправлены</w:t>
+            </w:r>
+            <w:bookmarkStart w:id="26" w:name="эпики-3"/>
+            <w:bookmarkEnd w:id="26"/>
+          </w:p>
+        </w:tc>
+      </w:tr>
+    </w:tbl>
+    <w:p>
+      <w:pPr>
+        <w:pStyle w:val="Heading2"/>
+        <w:rPr/>
+      </w:pPr>
+      <w:bookmarkStart w:id="27" w:name="__RefHeading___Toc15134_3125385251"/>
+      <w:bookmarkEnd w:id="27"/>
+      <w:r>
+        <w:rPr>
+          <w:rStyle w:val="SectionNumber"/>
+        </w:rPr>
+        <w:t>9.2</w:t>
+      </w:r>
+      <w:r>
+        <w:rPr/>
+        <w:tab/>
+        <w:t>Истории</w:t>
+      </w:r>
+    </w:p>
+    <w:tbl>
+      <w:tblPr>
+        <w:tblStyle w:val="Table"/>
+        <w:tblW w:w="5000" w:type="pct"/>
+        <w:jc w:val="center"/>
+        <w:tblInd w:w="0" w:type="dxa"/>
+        <w:tblLayout w:type="fixed"/>
+        <w:tblCellMar>
+          <w:top w:w="0" w:type="dxa"/>
+          <w:left w:w="108" w:type="dxa"/>
+          <w:bottom w:w="0" w:type="dxa"/>
+          <w:right w:w="108" w:type="dxa"/>
+        </w:tblCellMar>
+        <w:tblLook w:val="0020" w:noHBand="0" w:noVBand="0" w:firstColumn="0" w:lastRow="0" w:lastColumn="0" w:firstRow="1"/>
+      </w:tblPr>
+      <w:tblGrid>
+        <w:gridCol w:w="943"/>
+        <w:gridCol w:w="1809"/>
+        <w:gridCol w:w="3698"/>
+        <w:gridCol w:w="1495"/>
+        <w:gridCol w:w="551"/>
+        <w:gridCol w:w="392"/>
+        <w:gridCol w:w="471"/>
+      </w:tblGrid>
+      <w:tr>
+        <w:trPr>
+          <w:tblHeader w:val="true"/>
+        </w:trPr>
+        <w:tc>
+          <w:tcPr>
+            <w:tcW w:w="943" w:type="dxa"/>
+            <w:tcBorders>
+              <w:top w:val="single" w:sz="4" w:space="0" w:color="D6DCEA"/>
+              <w:left w:val="single" w:sz="4" w:space="0" w:color="D6DCEA"/>
+              <w:bottom w:val="single" w:sz="6" w:space="0" w:color="000000"/>
+              <w:right w:val="single" w:sz="4" w:space="0" w:color="D6DCEA"/>
+            </w:tcBorders>
+            <w:shd w:color="auto" w:fill="EEF2FB" w:val="clear"/>
+            <w:vAlign w:val="bottom"/>
+          </w:tcPr>
+          <w:p>
+            <w:pPr>
+              <w:pStyle w:val="Compact"/>
+              <w:widowControl/>
+              <w:spacing w:before="36" w:after="40"/>
+              <w:jc w:val="left"/>
+              <w:rPr>
+                <w:kern w:val="0"/>
+                <w:szCs w:val="24"/>
+                <w:lang w:val="en-US" w:eastAsia="en-US" w:bidi="ar-SA"/>
+              </w:rPr>
+            </w:pPr>
+            <w:r>
+              <w:rPr>
+                <w:b/>
+                <w:kern w:val="0"/>
+                <w:sz w:val="18"/>
+                <w:szCs w:val="24"/>
+                <w:lang w:val="en-US" w:eastAsia="en-US" w:bidi="ar-SA"/>
+              </w:rPr>
+              <w:t>ID</w:t>
+            </w:r>
+          </w:p>
+        </w:tc>
+        <w:tc>
+          <w:tcPr>
+            <w:tcW w:w="1809" w:type="dxa"/>
+            <w:tcBorders>
+              <w:top w:val="single" w:sz="4" w:space="0" w:color="D6DCEA"/>
+              <w:left w:val="single" w:sz="4" w:space="0" w:color="D6DCEA"/>
+              <w:bottom w:val="single" w:sz="6" w:space="0" w:color="000000"/>
+              <w:right w:val="single" w:sz="4" w:space="0" w:color="D6DCEA"/>
+            </w:tcBorders>
+            <w:shd w:color="auto" w:fill="EEF2FB" w:val="clear"/>
+            <w:vAlign w:val="bottom"/>
+          </w:tcPr>
+          <w:p>
+            <w:pPr>
+              <w:pStyle w:val="Compact"/>
+              <w:widowControl/>
+              <w:spacing w:before="36" w:after="40"/>
+              <w:jc w:val="left"/>
+              <w:rPr>
+                <w:kern w:val="0"/>
+                <w:szCs w:val="24"/>
+                <w:lang w:val="en-US" w:eastAsia="en-US" w:bidi="ar-SA"/>
+              </w:rPr>
+            </w:pPr>
+            <w:r>
+              <w:rPr>
+                <w:b/>
+                <w:kern w:val="0"/>
+                <w:sz w:val="18"/>
+                <w:szCs w:val="24"/>
+                <w:lang w:val="en-US" w:eastAsia="en-US" w:bidi="ar-SA"/>
+              </w:rPr>
+              <w:t>История</w:t>
+            </w:r>
+          </w:p>
+        </w:tc>
+        <w:tc>
+          <w:tcPr>
+            <w:tcW w:w="3698" w:type="dxa"/>
+            <w:tcBorders>
+              <w:top w:val="single" w:sz="4" w:space="0" w:color="D6DCEA"/>
+              <w:left w:val="single" w:sz="4" w:space="0" w:color="D6DCEA"/>
+              <w:bottom w:val="single" w:sz="6" w:space="0" w:color="000000"/>
+              <w:right w:val="single" w:sz="4" w:space="0" w:color="D6DCEA"/>
+            </w:tcBorders>
+            <w:shd w:color="auto" w:fill="EEF2FB" w:val="clear"/>
+            <w:vAlign w:val="bottom"/>
+          </w:tcPr>
+          <w:p>
+            <w:pPr>
+              <w:pStyle w:val="Compact"/>
+              <w:widowControl/>
+              <w:spacing w:before="36" w:after="40"/>
+              <w:jc w:val="left"/>
+              <w:rPr>
+                <w:kern w:val="0"/>
+                <w:szCs w:val="24"/>
+                <w:lang w:val="en-US" w:eastAsia="en-US" w:bidi="ar-SA"/>
+              </w:rPr>
+            </w:pPr>
+            <w:r>
+              <w:rPr>
+                <w:b/>
+                <w:kern w:val="0"/>
+                <w:sz w:val="18"/>
+                <w:szCs w:val="24"/>
+                <w:lang w:val="en-US" w:eastAsia="en-US" w:bidi="ar-SA"/>
+              </w:rPr>
+              <w:t>Критерии приёмки</w:t>
+            </w:r>
+          </w:p>
+        </w:tc>
+        <w:tc>
+          <w:tcPr>
+            <w:tcW w:w="1495" w:type="dxa"/>
+            <w:tcBorders>
+              <w:top w:val="single" w:sz="4" w:space="0" w:color="D6DCEA"/>
+              <w:left w:val="single" w:sz="4" w:space="0" w:color="D6DCEA"/>
+              <w:bottom w:val="single" w:sz="6" w:space="0" w:color="000000"/>
+              <w:right w:val="single" w:sz="4" w:space="0" w:color="D6DCEA"/>
+            </w:tcBorders>
+            <w:shd w:color="auto" w:fill="EEF2FB" w:val="clear"/>
+            <w:vAlign w:val="bottom"/>
+          </w:tcPr>
+          <w:p>
+            <w:pPr>
+              <w:pStyle w:val="Compact"/>
+              <w:widowControl/>
+              <w:spacing w:before="36" w:after="40"/>
+              <w:jc w:val="left"/>
+              <w:rPr>
+                <w:kern w:val="0"/>
+                <w:szCs w:val="24"/>
+                <w:lang w:val="en-US" w:eastAsia="en-US" w:bidi="ar-SA"/>
+              </w:rPr>
+            </w:pPr>
+            <w:r>
+              <w:rPr>
+                <w:b/>
+                <w:kern w:val="0"/>
+                <w:sz w:val="18"/>
+                <w:szCs w:val="24"/>
+                <w:lang w:val="en-US" w:eastAsia="en-US" w:bidi="ar-SA"/>
+              </w:rPr>
+              <w:t>Подтверждение</w:t>
+            </w:r>
+          </w:p>
+        </w:tc>
+        <w:tc>
+          <w:tcPr>
+            <w:tcW w:w="551" w:type="dxa"/>
+            <w:tcBorders>
+              <w:top w:val="single" w:sz="4" w:space="0" w:color="D6DCEA"/>
+              <w:left w:val="single" w:sz="4" w:space="0" w:color="D6DCEA"/>
+              <w:bottom w:val="single" w:sz="6" w:space="0" w:color="000000"/>
+              <w:right w:val="single" w:sz="4" w:space="0" w:color="D6DCEA"/>
+            </w:tcBorders>
+            <w:shd w:color="auto" w:fill="EEF2FB" w:val="clear"/>
+            <w:vAlign w:val="bottom"/>
+          </w:tcPr>
+          <w:p>
+            <w:pPr>
+              <w:pStyle w:val="Compact"/>
+              <w:widowControl/>
+              <w:spacing w:before="36" w:after="40"/>
+              <w:jc w:val="left"/>
+              <w:rPr>
+                <w:kern w:val="0"/>
+                <w:szCs w:val="24"/>
+                <w:lang w:val="en-US" w:eastAsia="en-US" w:bidi="ar-SA"/>
+              </w:rPr>
+            </w:pPr>
+            <w:r>
+              <w:rPr>
+                <w:b/>
+                <w:kern w:val="0"/>
+                <w:sz w:val="18"/>
+                <w:szCs w:val="24"/>
+                <w:lang w:val="en-US" w:eastAsia="en-US" w:bidi="ar-SA"/>
+              </w:rPr>
+              <w:t>Исп.</w:t>
+            </w:r>
+          </w:p>
+        </w:tc>
+        <w:tc>
+          <w:tcPr>
+            <w:tcW w:w="392" w:type="dxa"/>
+            <w:tcBorders>
+              <w:top w:val="single" w:sz="4" w:space="0" w:color="D6DCEA"/>
+              <w:left w:val="single" w:sz="4" w:space="0" w:color="D6DCEA"/>
+              <w:bottom w:val="single" w:sz="6" w:space="0" w:color="000000"/>
+              <w:right w:val="single" w:sz="4" w:space="0" w:color="D6DCEA"/>
+            </w:tcBorders>
+            <w:shd w:color="auto" w:fill="EEF2FB" w:val="clear"/>
+            <w:vAlign w:val="bottom"/>
+          </w:tcPr>
+          <w:p>
+            <w:pPr>
+              <w:pStyle w:val="Compact"/>
+              <w:widowControl/>
+              <w:spacing w:before="36" w:after="40"/>
+              <w:jc w:val="left"/>
+              <w:rPr>
+                <w:kern w:val="0"/>
+                <w:szCs w:val="24"/>
+                <w:lang w:val="en-US" w:eastAsia="en-US" w:bidi="ar-SA"/>
+              </w:rPr>
+            </w:pPr>
+            <w:r>
+              <w:rPr>
+                <w:b/>
+                <w:kern w:val="0"/>
+                <w:sz w:val="18"/>
+                <w:szCs w:val="24"/>
+                <w:lang w:val="en-US" w:eastAsia="en-US" w:bidi="ar-SA"/>
+              </w:rPr>
+              <w:t>Оц.</w:t>
+            </w:r>
+          </w:p>
+        </w:tc>
+        <w:tc>
+          <w:tcPr>
+            <w:tcW w:w="471" w:type="dxa"/>
+            <w:tcBorders>
+              <w:top w:val="single" w:sz="4" w:space="0" w:color="D6DCEA"/>
+              <w:left w:val="single" w:sz="4" w:space="0" w:color="D6DCEA"/>
+              <w:bottom w:val="single" w:sz="6" w:space="0" w:color="000000"/>
+              <w:right w:val="single" w:sz="4" w:space="0" w:color="D6DCEA"/>
+            </w:tcBorders>
+            <w:shd w:color="auto" w:fill="EEF2FB" w:val="clear"/>
+            <w:vAlign w:val="bottom"/>
+          </w:tcPr>
+          <w:p>
+            <w:pPr>
+              <w:pStyle w:val="Compact"/>
+              <w:widowControl/>
+              <w:spacing w:before="36" w:after="40"/>
+              <w:jc w:val="left"/>
+              <w:rPr>
+                <w:kern w:val="0"/>
+                <w:szCs w:val="24"/>
+                <w:lang w:val="en-US" w:eastAsia="en-US" w:bidi="ar-SA"/>
+              </w:rPr>
+            </w:pPr>
+            <w:r>
+              <w:rPr>
+                <w:b/>
+                <w:kern w:val="0"/>
+                <w:sz w:val="18"/>
+                <w:szCs w:val="24"/>
+                <w:lang w:val="en-US" w:eastAsia="en-US" w:bidi="ar-SA"/>
+              </w:rPr>
+              <w:t>Ревью</w:t>
+            </w:r>
+          </w:p>
+        </w:tc>
+      </w:tr>
+      <w:tr>
+        <w:trPr/>
+        <w:tc>
+          <w:tcPr>
+            <w:tcW w:w="943" w:type="dxa"/>
+            <w:tcBorders>
+              <w:top w:val="single" w:sz="4" w:space="0" w:color="D6DCEA"/>
+              <w:left w:val="single" w:sz="4" w:space="0" w:color="D6DCEA"/>
+              <w:bottom w:val="single" w:sz="4" w:space="0" w:color="D6DCEA"/>
+              <w:right w:val="single" w:sz="4" w:space="0" w:color="D6DCEA"/>
+            </w:tcBorders>
+          </w:tcPr>
+          <w:p>
+            <w:pPr>
+              <w:pStyle w:val="Compact"/>
+              <w:widowControl/>
+              <w:spacing w:before="36" w:after="40"/>
+              <w:jc w:val="left"/>
+              <w:rPr>
+                <w:kern w:val="0"/>
+                <w:szCs w:val="24"/>
+                <w:lang w:val="en-US" w:eastAsia="en-US" w:bidi="ar-SA"/>
+              </w:rPr>
+            </w:pPr>
+            <w:r>
+              <w:rPr>
+                <w:kern w:val="0"/>
+                <w:sz w:val="18"/>
+                <w:szCs w:val="24"/>
+                <w:lang w:val="en-US" w:eastAsia="en-US" w:bidi="ar-SA"/>
+              </w:rPr>
+              <w:t>E70-01</w:t>
+            </w:r>
+          </w:p>
+        </w:tc>
+        <w:tc>
+          <w:tcPr>
+            <w:tcW w:w="1809" w:type="dxa"/>
+            <w:tcBorders>
+              <w:top w:val="single" w:sz="4" w:space="0" w:color="D6DCEA"/>
+              <w:left w:val="single" w:sz="4" w:space="0" w:color="D6DCEA"/>
+              <w:bottom w:val="single" w:sz="4" w:space="0" w:color="D6DCEA"/>
+              <w:right w:val="single" w:sz="4" w:space="0" w:color="D6DCEA"/>
+            </w:tcBorders>
+          </w:tcPr>
+          <w:p>
+            <w:pPr>
+              <w:pStyle w:val="Compact"/>
+              <w:widowControl/>
+              <w:spacing w:before="36" w:after="40"/>
+              <w:jc w:val="left"/>
+              <w:rPr>
+                <w:kern w:val="0"/>
+                <w:szCs w:val="24"/>
+                <w:lang w:val="en-US" w:eastAsia="en-US" w:bidi="ar-SA"/>
+              </w:rPr>
+            </w:pPr>
+            <w:r>
+              <w:rPr>
+                <w:kern w:val="0"/>
+                <w:sz w:val="18"/>
+                <w:szCs w:val="24"/>
+                <w:lang w:val="en-US" w:eastAsia="en-US" w:bidi="ar-SA"/>
+              </w:rPr>
+              <w:t>Как кадровая служба, я веду структуру деревом</w:t>
+            </w:r>
+          </w:p>
+        </w:tc>
+        <w:tc>
+          <w:tcPr>
+            <w:tcW w:w="3698" w:type="dxa"/>
+            <w:tcBorders>
+              <w:top w:val="single" w:sz="4" w:space="0" w:color="D6DCEA"/>
+              <w:left w:val="single" w:sz="4" w:space="0" w:color="D6DCEA"/>
+              <w:bottom w:val="single" w:sz="4" w:space="0" w:color="D6DCEA"/>
+              <w:right w:val="single" w:sz="4" w:space="0" w:color="D6DCEA"/>
+            </w:tcBorders>
+          </w:tcPr>
+          <w:p>
+            <w:pPr>
+              <w:pStyle w:val="Compact"/>
+              <w:widowControl/>
+              <w:spacing w:before="36" w:after="40"/>
+              <w:jc w:val="left"/>
+              <w:rPr>
+                <w:kern w:val="0"/>
+                <w:szCs w:val="24"/>
+                <w:lang w:val="en-US" w:eastAsia="en-US" w:bidi="ar-SA"/>
+              </w:rPr>
+            </w:pPr>
+            <w:r>
+              <w:rPr>
+                <w:kern w:val="0"/>
+                <w:sz w:val="18"/>
+                <w:szCs w:val="24"/>
+                <w:lang w:val="en-US" w:eastAsia="en-US" w:bidi="ar-SA"/>
+              </w:rPr>
+              <w:t xml:space="preserve">Подразделение вкладывается в другое; вид уровня из настройки (по умолчанию — восемь видов «По Делу»); название уникально среди соседей; цикл, превышение глубины и неизвестный вид — </w:t>
+            </w:r>
+            <w:r>
+              <w:rPr>
+                <w:rStyle w:val="VerbatimChar"/>
+                <w:kern w:val="0"/>
+                <w:sz w:val="18"/>
+                <w:szCs w:val="24"/>
+                <w:lang w:val="en-US" w:eastAsia="en-US" w:bidi="ar-SA"/>
+              </w:rPr>
+              <w:t>validation/invalid-field</w:t>
+            </w:r>
+            <w:r>
+              <w:rPr>
+                <w:kern w:val="0"/>
+                <w:sz w:val="18"/>
+                <w:szCs w:val="24"/>
+                <w:lang w:val="en-US" w:eastAsia="en-US" w:bidi="ar-SA"/>
+              </w:rPr>
+              <w:t xml:space="preserve">; удаление с вложенными или сотрудниками — </w:t>
+            </w:r>
+            <w:r>
+              <w:rPr>
+                <w:rStyle w:val="VerbatimChar"/>
+                <w:kern w:val="0"/>
+                <w:sz w:val="18"/>
+                <w:szCs w:val="24"/>
+                <w:lang w:val="en-US" w:eastAsia="en-US" w:bidi="ar-SA"/>
+              </w:rPr>
+              <w:t>department-not-empty</w:t>
+            </w:r>
+            <w:r>
+              <w:rPr>
+                <w:kern w:val="0"/>
+                <w:sz w:val="18"/>
+                <w:szCs w:val="24"/>
+                <w:lang w:val="en-US" w:eastAsia="en-US" w:bidi="ar-SA"/>
+              </w:rPr>
+              <w:t>; одноимённые различаются подписью; фильтр по подразделению — с вложенными</w:t>
+            </w:r>
+          </w:p>
+        </w:tc>
+        <w:tc>
+          <w:tcPr>
+            <w:tcW w:w="1495" w:type="dxa"/>
+            <w:tcBorders>
+              <w:top w:val="single" w:sz="4" w:space="0" w:color="D6DCEA"/>
+              <w:left w:val="single" w:sz="4" w:space="0" w:color="D6DCEA"/>
+              <w:bottom w:val="single" w:sz="4" w:space="0" w:color="D6DCEA"/>
+              <w:right w:val="single" w:sz="4" w:space="0" w:color="D6DCEA"/>
+            </w:tcBorders>
+          </w:tcPr>
+          <w:p>
+            <w:pPr>
+              <w:pStyle w:val="Compact"/>
+              <w:widowControl/>
+              <w:spacing w:before="36" w:after="40"/>
+              <w:jc w:val="left"/>
+              <w:rPr>
+                <w:kern w:val="0"/>
+                <w:szCs w:val="24"/>
+                <w:lang w:val="en-US" w:eastAsia="en-US" w:bidi="ar-SA"/>
+              </w:rPr>
+            </w:pPr>
+            <w:r>
+              <w:rPr>
+                <w:kern w:val="0"/>
+                <w:sz w:val="18"/>
+                <w:szCs w:val="24"/>
+                <w:lang w:val="en-US" w:eastAsia="en-US" w:bidi="ar-SA"/>
+              </w:rPr>
+              <w:t>org-tree.unit (11), org-structure.e2e «дерево подразделений» (3); e2e интерфейса org.spec</w:t>
+            </w:r>
+          </w:p>
+        </w:tc>
+        <w:tc>
+          <w:tcPr>
+            <w:tcW w:w="551" w:type="dxa"/>
+            <w:tcBorders>
+              <w:top w:val="single" w:sz="4" w:space="0" w:color="D6DCEA"/>
+              <w:left w:val="single" w:sz="4" w:space="0" w:color="D6DCEA"/>
+              <w:bottom w:val="single" w:sz="4" w:space="0" w:color="D6DCEA"/>
+              <w:right w:val="single" w:sz="4" w:space="0" w:color="D6DCEA"/>
+            </w:tcBorders>
+          </w:tcPr>
+          <w:p>
+            <w:pPr>
+              <w:pStyle w:val="Compact"/>
+              <w:widowControl/>
+              <w:spacing w:before="36" w:after="40"/>
+              <w:jc w:val="left"/>
+              <w:rPr>
+                <w:kern w:val="0"/>
+                <w:szCs w:val="24"/>
+                <w:lang w:val="en-US" w:eastAsia="en-US" w:bidi="ar-SA"/>
+              </w:rPr>
+            </w:pPr>
+            <w:r>
+              <w:rPr>
+                <w:kern w:val="0"/>
+                <w:sz w:val="18"/>
+                <w:szCs w:val="24"/>
+                <w:lang w:val="en-US" w:eastAsia="en-US" w:bidi="ar-SA"/>
+              </w:rPr>
+              <w:t>BE, FE</w:t>
+            </w:r>
+          </w:p>
+        </w:tc>
+        <w:tc>
+          <w:tcPr>
+            <w:tcW w:w="392" w:type="dxa"/>
+            <w:tcBorders>
+              <w:top w:val="single" w:sz="4" w:space="0" w:color="D6DCEA"/>
+              <w:left w:val="single" w:sz="4" w:space="0" w:color="D6DCEA"/>
+              <w:bottom w:val="single" w:sz="4" w:space="0" w:color="D6DCEA"/>
+              <w:right w:val="single" w:sz="4" w:space="0" w:color="D6DCEA"/>
+            </w:tcBorders>
+          </w:tcPr>
+          <w:p>
+            <w:pPr>
+              <w:pStyle w:val="Compact"/>
+              <w:widowControl/>
+              <w:spacing w:before="36" w:after="40"/>
+              <w:jc w:val="left"/>
+              <w:rPr>
+                <w:kern w:val="0"/>
+                <w:szCs w:val="24"/>
+                <w:lang w:val="en-US" w:eastAsia="en-US" w:bidi="ar-SA"/>
+              </w:rPr>
+            </w:pPr>
+            <w:r>
+              <w:rPr>
+                <w:kern w:val="0"/>
+                <w:sz w:val="18"/>
+                <w:szCs w:val="24"/>
+                <w:lang w:val="en-US" w:eastAsia="en-US" w:bidi="ar-SA"/>
+              </w:rPr>
+              <w:t>2</w:t>
+            </w:r>
+          </w:p>
+        </w:tc>
+        <w:tc>
+          <w:tcPr>
+            <w:tcW w:w="471" w:type="dxa"/>
+            <w:tcBorders>
+              <w:top w:val="single" w:sz="4" w:space="0" w:color="D6DCEA"/>
+              <w:left w:val="single" w:sz="4" w:space="0" w:color="D6DCEA"/>
+              <w:bottom w:val="single" w:sz="4" w:space="0" w:color="D6DCEA"/>
+              <w:right w:val="single" w:sz="4" w:space="0" w:color="D6DCEA"/>
+            </w:tcBorders>
+          </w:tcPr>
+          <w:p>
+            <w:pPr>
+              <w:pStyle w:val="Compact"/>
+              <w:widowControl/>
+              <w:spacing w:before="36" w:after="40"/>
+              <w:jc w:val="left"/>
+              <w:rPr>
+                <w:kern w:val="0"/>
+                <w:szCs w:val="24"/>
+                <w:lang w:val="en-US" w:eastAsia="en-US" w:bidi="ar-SA"/>
+              </w:rPr>
+            </w:pPr>
+            <w:r>
+              <w:rPr>
+                <w:kern w:val="0"/>
+                <w:sz w:val="18"/>
+                <w:szCs w:val="24"/>
+                <w:lang w:val="en-US" w:eastAsia="en-US" w:bidi="ar-SA"/>
+              </w:rPr>
+              <w:t>да</w:t>
+            </w:r>
+          </w:p>
+        </w:tc>
+      </w:tr>
+      <w:tr>
+        <w:trPr/>
+        <w:tc>
+          <w:tcPr>
+            <w:tcW w:w="943" w:type="dxa"/>
+            <w:tcBorders>
+              <w:top w:val="single" w:sz="4" w:space="0" w:color="D6DCEA"/>
+              <w:left w:val="single" w:sz="4" w:space="0" w:color="D6DCEA"/>
+              <w:bottom w:val="single" w:sz="4" w:space="0" w:color="D6DCEA"/>
+              <w:right w:val="single" w:sz="4" w:space="0" w:color="D6DCEA"/>
+            </w:tcBorders>
+          </w:tcPr>
+          <w:p>
+            <w:pPr>
+              <w:pStyle w:val="Compact"/>
+              <w:widowControl/>
+              <w:spacing w:before="36" w:after="40"/>
+              <w:jc w:val="left"/>
+              <w:rPr>
+                <w:kern w:val="0"/>
+                <w:szCs w:val="24"/>
+                <w:lang w:val="en-US" w:eastAsia="en-US" w:bidi="ar-SA"/>
+              </w:rPr>
+            </w:pPr>
+            <w:r>
+              <w:rPr>
+                <w:kern w:val="0"/>
+                <w:sz w:val="18"/>
+                <w:szCs w:val="24"/>
+                <w:lang w:val="en-US" w:eastAsia="en-US" w:bidi="ar-SA"/>
+              </w:rPr>
+              <w:t>E70-02</w:t>
+            </w:r>
+          </w:p>
+        </w:tc>
+        <w:tc>
+          <w:tcPr>
+            <w:tcW w:w="1809" w:type="dxa"/>
+            <w:tcBorders>
+              <w:top w:val="single" w:sz="4" w:space="0" w:color="D6DCEA"/>
+              <w:left w:val="single" w:sz="4" w:space="0" w:color="D6DCEA"/>
+              <w:bottom w:val="single" w:sz="4" w:space="0" w:color="D6DCEA"/>
+              <w:right w:val="single" w:sz="4" w:space="0" w:color="D6DCEA"/>
+            </w:tcBorders>
+          </w:tcPr>
+          <w:p>
+            <w:pPr>
+              <w:pStyle w:val="Compact"/>
+              <w:widowControl/>
+              <w:spacing w:before="36" w:after="40"/>
+              <w:jc w:val="left"/>
+              <w:rPr>
+                <w:kern w:val="0"/>
+                <w:szCs w:val="24"/>
+                <w:lang w:val="en-US" w:eastAsia="en-US" w:bidi="ar-SA"/>
+              </w:rPr>
+            </w:pPr>
+            <w:r>
+              <w:rPr>
+                <w:kern w:val="0"/>
+                <w:sz w:val="18"/>
+                <w:szCs w:val="24"/>
+                <w:lang w:val="en-US" w:eastAsia="en-US" w:bidi="ar-SA"/>
+              </w:rPr>
+              <w:t>Как сотрудник, я знаю, кто согласует мой отпуск</w:t>
+            </w:r>
+          </w:p>
+        </w:tc>
+        <w:tc>
+          <w:tcPr>
+            <w:tcW w:w="3698" w:type="dxa"/>
+            <w:tcBorders>
+              <w:top w:val="single" w:sz="4" w:space="0" w:color="D6DCEA"/>
+              <w:left w:val="single" w:sz="4" w:space="0" w:color="D6DCEA"/>
+              <w:bottom w:val="single" w:sz="4" w:space="0" w:color="D6DCEA"/>
+              <w:right w:val="single" w:sz="4" w:space="0" w:color="D6DCEA"/>
+            </w:tcBorders>
+          </w:tcPr>
+          <w:p>
+            <w:pPr>
+              <w:pStyle w:val="Compact"/>
+              <w:widowControl/>
+              <w:spacing w:before="36" w:after="40"/>
+              <w:jc w:val="left"/>
+              <w:rPr>
+                <w:kern w:val="0"/>
+                <w:szCs w:val="24"/>
+                <w:lang w:val="en-US" w:eastAsia="en-US" w:bidi="ar-SA"/>
+              </w:rPr>
+            </w:pPr>
+            <w:r>
+              <w:rPr>
+                <w:kern w:val="0"/>
+                <w:sz w:val="18"/>
+                <w:szCs w:val="24"/>
+                <w:lang w:val="en-US" w:eastAsia="en-US" w:bidi="ar-SA"/>
+              </w:rPr>
+              <w:t>Правило «По Делу»: «первое лицо» — администратор; явный руководитель; иначе руководитель подразделения, без него — выше по дереву; очередь, подчинённые, уведомление, эскалация и выгрузка — по правилу; руководители вышестоящих подразделений вправе решить</w:t>
+            </w:r>
+          </w:p>
+        </w:tc>
+        <w:tc>
+          <w:tcPr>
+            <w:tcW w:w="1495" w:type="dxa"/>
+            <w:tcBorders>
+              <w:top w:val="single" w:sz="4" w:space="0" w:color="D6DCEA"/>
+              <w:left w:val="single" w:sz="4" w:space="0" w:color="D6DCEA"/>
+              <w:bottom w:val="single" w:sz="4" w:space="0" w:color="D6DCEA"/>
+              <w:right w:val="single" w:sz="4" w:space="0" w:color="D6DCEA"/>
+            </w:tcBorders>
+          </w:tcPr>
+          <w:p>
+            <w:pPr>
+              <w:pStyle w:val="Compact"/>
+              <w:widowControl/>
+              <w:spacing w:before="36" w:after="40"/>
+              <w:jc w:val="left"/>
+              <w:rPr>
+                <w:kern w:val="0"/>
+                <w:szCs w:val="24"/>
+                <w:lang w:val="en-US" w:eastAsia="en-US" w:bidi="ar-SA"/>
+              </w:rPr>
+            </w:pPr>
+            <w:r>
+              <w:rPr>
+                <w:kern w:val="0"/>
+                <w:sz w:val="18"/>
+                <w:szCs w:val="24"/>
+                <w:lang w:val="en-US" w:eastAsia="en-US" w:bidi="ar-SA"/>
+              </w:rPr>
+              <w:t>org-structure.e2e «правило руководителя» (3), delegation.e2e</w:t>
+            </w:r>
+          </w:p>
+        </w:tc>
+        <w:tc>
+          <w:tcPr>
+            <w:tcW w:w="551" w:type="dxa"/>
+            <w:tcBorders>
+              <w:top w:val="single" w:sz="4" w:space="0" w:color="D6DCEA"/>
+              <w:left w:val="single" w:sz="4" w:space="0" w:color="D6DCEA"/>
+              <w:bottom w:val="single" w:sz="4" w:space="0" w:color="D6DCEA"/>
+              <w:right w:val="single" w:sz="4" w:space="0" w:color="D6DCEA"/>
+            </w:tcBorders>
+          </w:tcPr>
+          <w:p>
+            <w:pPr>
+              <w:pStyle w:val="Compact"/>
+              <w:widowControl/>
+              <w:spacing w:before="36" w:after="40"/>
+              <w:jc w:val="left"/>
+              <w:rPr>
+                <w:kern w:val="0"/>
+                <w:szCs w:val="24"/>
+                <w:lang w:val="en-US" w:eastAsia="en-US" w:bidi="ar-SA"/>
+              </w:rPr>
+            </w:pPr>
+            <w:r>
+              <w:rPr>
+                <w:kern w:val="0"/>
+                <w:sz w:val="18"/>
+                <w:szCs w:val="24"/>
+                <w:lang w:val="en-US" w:eastAsia="en-US" w:bidi="ar-SA"/>
+              </w:rPr>
+              <w:t>BE</w:t>
+            </w:r>
+          </w:p>
+        </w:tc>
+        <w:tc>
+          <w:tcPr>
+            <w:tcW w:w="392" w:type="dxa"/>
+            <w:tcBorders>
+              <w:top w:val="single" w:sz="4" w:space="0" w:color="D6DCEA"/>
+              <w:left w:val="single" w:sz="4" w:space="0" w:color="D6DCEA"/>
+              <w:bottom w:val="single" w:sz="4" w:space="0" w:color="D6DCEA"/>
+              <w:right w:val="single" w:sz="4" w:space="0" w:color="D6DCEA"/>
+            </w:tcBorders>
+          </w:tcPr>
+          <w:p>
+            <w:pPr>
+              <w:pStyle w:val="Compact"/>
+              <w:widowControl/>
+              <w:spacing w:before="36" w:after="40"/>
+              <w:jc w:val="left"/>
+              <w:rPr>
+                <w:kern w:val="0"/>
+                <w:szCs w:val="24"/>
+                <w:lang w:val="en-US" w:eastAsia="en-US" w:bidi="ar-SA"/>
+              </w:rPr>
+            </w:pPr>
+            <w:r>
+              <w:rPr>
+                <w:kern w:val="0"/>
+                <w:sz w:val="18"/>
+                <w:szCs w:val="24"/>
+                <w:lang w:val="en-US" w:eastAsia="en-US" w:bidi="ar-SA"/>
+              </w:rPr>
+              <w:t>2</w:t>
+            </w:r>
+          </w:p>
+        </w:tc>
+        <w:tc>
+          <w:tcPr>
+            <w:tcW w:w="471" w:type="dxa"/>
+            <w:tcBorders>
+              <w:top w:val="single" w:sz="4" w:space="0" w:color="D6DCEA"/>
+              <w:left w:val="single" w:sz="4" w:space="0" w:color="D6DCEA"/>
+              <w:bottom w:val="single" w:sz="4" w:space="0" w:color="D6DCEA"/>
+              <w:right w:val="single" w:sz="4" w:space="0" w:color="D6DCEA"/>
+            </w:tcBorders>
+          </w:tcPr>
+          <w:p>
+            <w:pPr>
+              <w:pStyle w:val="Compact"/>
+              <w:widowControl/>
+              <w:spacing w:before="36" w:after="40"/>
+              <w:jc w:val="left"/>
+              <w:rPr>
+                <w:kern w:val="0"/>
+                <w:szCs w:val="24"/>
+                <w:lang w:val="en-US" w:eastAsia="en-US" w:bidi="ar-SA"/>
+              </w:rPr>
+            </w:pPr>
+            <w:r>
+              <w:rPr>
+                <w:kern w:val="0"/>
+                <w:sz w:val="18"/>
+                <w:szCs w:val="24"/>
+                <w:lang w:val="en-US" w:eastAsia="en-US" w:bidi="ar-SA"/>
+              </w:rPr>
+              <w:t>да</w:t>
+            </w:r>
+          </w:p>
+        </w:tc>
+      </w:tr>
+      <w:tr>
+        <w:trPr/>
+        <w:tc>
+          <w:tcPr>
+            <w:tcW w:w="943" w:type="dxa"/>
+            <w:tcBorders>
+              <w:top w:val="single" w:sz="4" w:space="0" w:color="D6DCEA"/>
+              <w:left w:val="single" w:sz="4" w:space="0" w:color="D6DCEA"/>
+              <w:bottom w:val="single" w:sz="4" w:space="0" w:color="D6DCEA"/>
+              <w:right w:val="single" w:sz="4" w:space="0" w:color="D6DCEA"/>
+            </w:tcBorders>
+          </w:tcPr>
+          <w:p>
+            <w:pPr>
+              <w:pStyle w:val="Compact"/>
+              <w:widowControl/>
+              <w:spacing w:before="36" w:after="40"/>
+              <w:jc w:val="left"/>
+              <w:rPr>
+                <w:kern w:val="0"/>
+                <w:szCs w:val="24"/>
+                <w:lang w:val="en-US" w:eastAsia="en-US" w:bidi="ar-SA"/>
+              </w:rPr>
+            </w:pPr>
+            <w:r>
+              <w:rPr>
+                <w:kern w:val="0"/>
+                <w:sz w:val="18"/>
+                <w:szCs w:val="24"/>
+                <w:lang w:val="en-US" w:eastAsia="en-US" w:bidi="ar-SA"/>
+              </w:rPr>
+              <w:t>E70-03</w:t>
+            </w:r>
+          </w:p>
+        </w:tc>
+        <w:tc>
+          <w:tcPr>
+            <w:tcW w:w="1809" w:type="dxa"/>
+            <w:tcBorders>
+              <w:top w:val="single" w:sz="4" w:space="0" w:color="D6DCEA"/>
+              <w:left w:val="single" w:sz="4" w:space="0" w:color="D6DCEA"/>
+              <w:bottom w:val="single" w:sz="4" w:space="0" w:color="D6DCEA"/>
+              <w:right w:val="single" w:sz="4" w:space="0" w:color="D6DCEA"/>
+            </w:tcBorders>
+          </w:tcPr>
+          <w:p>
+            <w:pPr>
+              <w:pStyle w:val="Compact"/>
+              <w:widowControl/>
+              <w:spacing w:before="36" w:after="40"/>
+              <w:jc w:val="left"/>
+              <w:rPr>
+                <w:kern w:val="0"/>
+                <w:szCs w:val="24"/>
+                <w:lang w:val="en-US" w:eastAsia="en-US" w:bidi="ar-SA"/>
+              </w:rPr>
+            </w:pPr>
+            <w:r>
+              <w:rPr>
+                <w:kern w:val="0"/>
+                <w:sz w:val="18"/>
+                <w:szCs w:val="24"/>
+                <w:lang w:val="en-US" w:eastAsia="en-US" w:bidi="ar-SA"/>
+              </w:rPr>
+              <w:t>Как кадровая служба, я переношу структуру из «По Делу»</w:t>
+            </w:r>
+          </w:p>
+        </w:tc>
+        <w:tc>
+          <w:tcPr>
+            <w:tcW w:w="3698" w:type="dxa"/>
+            <w:tcBorders>
+              <w:top w:val="single" w:sz="4" w:space="0" w:color="D6DCEA"/>
+              <w:left w:val="single" w:sz="4" w:space="0" w:color="D6DCEA"/>
+              <w:bottom w:val="single" w:sz="4" w:space="0" w:color="D6DCEA"/>
+              <w:right w:val="single" w:sz="4" w:space="0" w:color="D6DCEA"/>
+            </w:tcBorders>
+          </w:tcPr>
+          <w:p>
+            <w:pPr>
+              <w:pStyle w:val="Compact"/>
+              <w:widowControl/>
+              <w:spacing w:before="36" w:after="40"/>
+              <w:jc w:val="left"/>
+              <w:rPr>
+                <w:kern w:val="0"/>
+                <w:szCs w:val="24"/>
+                <w:lang w:val="en-US" w:eastAsia="en-US" w:bidi="ar-SA"/>
+              </w:rPr>
+            </w:pPr>
+            <w:r>
+              <w:rPr>
+                <w:kern w:val="0"/>
+                <w:sz w:val="18"/>
+                <w:szCs w:val="24"/>
+                <w:lang w:val="en-US" w:eastAsia="en-US" w:bidi="ar-SA"/>
+              </w:rPr>
+              <w:t xml:space="preserve">Выгрузка и загрузка </w:t>
+            </w:r>
+            <w:r>
+              <w:rPr>
+                <w:rStyle w:val="VerbatimChar"/>
+                <w:kern w:val="0"/>
+                <w:sz w:val="18"/>
+                <w:szCs w:val="24"/>
+                <w:lang w:val="en-US" w:eastAsia="en-US" w:bidi="ar-SA"/>
+              </w:rPr>
+              <w:t>podelu.org-structure</w:t>
+            </w:r>
+            <w:r>
+              <w:rPr>
+                <w:kern w:val="0"/>
+                <w:sz w:val="18"/>
+                <w:szCs w:val="24"/>
+                <w:lang w:val="en-US" w:eastAsia="en-US" w:bidi="ar-SA"/>
+              </w:rPr>
+              <w:t xml:space="preserve"> v1; сопоставление по пути; план без записи; ничего не удаляется и не переименовывается; настройки — только администратор; применение одной транзакцией с аудитом</w:t>
+            </w:r>
+          </w:p>
+        </w:tc>
+        <w:tc>
+          <w:tcPr>
+            <w:tcW w:w="1495" w:type="dxa"/>
+            <w:tcBorders>
+              <w:top w:val="single" w:sz="4" w:space="0" w:color="D6DCEA"/>
+              <w:left w:val="single" w:sz="4" w:space="0" w:color="D6DCEA"/>
+              <w:bottom w:val="single" w:sz="4" w:space="0" w:color="D6DCEA"/>
+              <w:right w:val="single" w:sz="4" w:space="0" w:color="D6DCEA"/>
+            </w:tcBorders>
+          </w:tcPr>
+          <w:p>
+            <w:pPr>
+              <w:pStyle w:val="Compact"/>
+              <w:widowControl/>
+              <w:spacing w:before="36" w:after="40"/>
+              <w:jc w:val="left"/>
+              <w:rPr>
+                <w:kern w:val="0"/>
+                <w:szCs w:val="24"/>
+                <w:lang w:val="en-US" w:eastAsia="en-US" w:bidi="ar-SA"/>
+              </w:rPr>
+            </w:pPr>
+            <w:r>
+              <w:rPr>
+                <w:kern w:val="0"/>
+                <w:sz w:val="18"/>
+                <w:szCs w:val="24"/>
+                <w:lang w:val="en-US" w:eastAsia="en-US" w:bidi="ar-SA"/>
+              </w:rPr>
+              <w:t>org-structure.e2e «обмен» (3)</w:t>
+            </w:r>
+          </w:p>
+        </w:tc>
+        <w:tc>
+          <w:tcPr>
+            <w:tcW w:w="551" w:type="dxa"/>
+            <w:tcBorders>
+              <w:top w:val="single" w:sz="4" w:space="0" w:color="D6DCEA"/>
+              <w:left w:val="single" w:sz="4" w:space="0" w:color="D6DCEA"/>
+              <w:bottom w:val="single" w:sz="4" w:space="0" w:color="D6DCEA"/>
+              <w:right w:val="single" w:sz="4" w:space="0" w:color="D6DCEA"/>
+            </w:tcBorders>
+          </w:tcPr>
+          <w:p>
+            <w:pPr>
+              <w:pStyle w:val="Compact"/>
+              <w:widowControl/>
+              <w:spacing w:before="36" w:after="40"/>
+              <w:jc w:val="left"/>
+              <w:rPr>
+                <w:kern w:val="0"/>
+                <w:szCs w:val="24"/>
+                <w:lang w:val="en-US" w:eastAsia="en-US" w:bidi="ar-SA"/>
+              </w:rPr>
+            </w:pPr>
+            <w:r>
+              <w:rPr>
+                <w:kern w:val="0"/>
+                <w:sz w:val="18"/>
+                <w:szCs w:val="24"/>
+                <w:lang w:val="en-US" w:eastAsia="en-US" w:bidi="ar-SA"/>
+              </w:rPr>
+              <w:t>BE, FE</w:t>
+            </w:r>
+          </w:p>
+        </w:tc>
+        <w:tc>
+          <w:tcPr>
+            <w:tcW w:w="392" w:type="dxa"/>
+            <w:tcBorders>
+              <w:top w:val="single" w:sz="4" w:space="0" w:color="D6DCEA"/>
+              <w:left w:val="single" w:sz="4" w:space="0" w:color="D6DCEA"/>
+              <w:bottom w:val="single" w:sz="4" w:space="0" w:color="D6DCEA"/>
+              <w:right w:val="single" w:sz="4" w:space="0" w:color="D6DCEA"/>
+            </w:tcBorders>
+          </w:tcPr>
+          <w:p>
+            <w:pPr>
+              <w:pStyle w:val="Compact"/>
+              <w:widowControl/>
+              <w:spacing w:before="36" w:after="40"/>
+              <w:jc w:val="left"/>
+              <w:rPr>
+                <w:kern w:val="0"/>
+                <w:szCs w:val="24"/>
+                <w:lang w:val="en-US" w:eastAsia="en-US" w:bidi="ar-SA"/>
+              </w:rPr>
+            </w:pPr>
+            <w:r>
+              <w:rPr>
+                <w:kern w:val="0"/>
+                <w:sz w:val="18"/>
+                <w:szCs w:val="24"/>
+                <w:lang w:val="en-US" w:eastAsia="en-US" w:bidi="ar-SA"/>
+              </w:rPr>
+              <w:t>1,5</w:t>
+            </w:r>
+          </w:p>
+        </w:tc>
+        <w:tc>
+          <w:tcPr>
+            <w:tcW w:w="471" w:type="dxa"/>
+            <w:tcBorders>
+              <w:top w:val="single" w:sz="4" w:space="0" w:color="D6DCEA"/>
+              <w:left w:val="single" w:sz="4" w:space="0" w:color="D6DCEA"/>
+              <w:bottom w:val="single" w:sz="4" w:space="0" w:color="D6DCEA"/>
+              <w:right w:val="single" w:sz="4" w:space="0" w:color="D6DCEA"/>
+            </w:tcBorders>
+          </w:tcPr>
+          <w:p>
+            <w:pPr>
+              <w:pStyle w:val="Compact"/>
+              <w:widowControl/>
+              <w:spacing w:before="36" w:after="40"/>
+              <w:jc w:val="left"/>
+              <w:rPr>
+                <w:kern w:val="0"/>
+                <w:szCs w:val="24"/>
+                <w:lang w:val="en-US" w:eastAsia="en-US" w:bidi="ar-SA"/>
+              </w:rPr>
+            </w:pPr>
+            <w:r>
+              <w:rPr>
+                <w:kern w:val="0"/>
+                <w:sz w:val="18"/>
+                <w:szCs w:val="24"/>
+                <w:lang w:val="en-US" w:eastAsia="en-US" w:bidi="ar-SA"/>
+              </w:rPr>
+              <w:t>да</w:t>
+            </w:r>
+          </w:p>
+        </w:tc>
+      </w:tr>
+      <w:tr>
+        <w:trPr/>
+        <w:tc>
+          <w:tcPr>
+            <w:tcW w:w="943" w:type="dxa"/>
+            <w:tcBorders>
+              <w:top w:val="single" w:sz="4" w:space="0" w:color="D6DCEA"/>
+              <w:left w:val="single" w:sz="4" w:space="0" w:color="D6DCEA"/>
+              <w:bottom w:val="single" w:sz="4" w:space="0" w:color="D6DCEA"/>
+              <w:right w:val="single" w:sz="4" w:space="0" w:color="D6DCEA"/>
+            </w:tcBorders>
+          </w:tcPr>
+          <w:p>
+            <w:pPr>
+              <w:pStyle w:val="Compact"/>
+              <w:widowControl/>
+              <w:spacing w:before="36" w:after="40"/>
+              <w:jc w:val="left"/>
+              <w:rPr>
+                <w:kern w:val="0"/>
+                <w:szCs w:val="24"/>
+                <w:lang w:val="en-US" w:eastAsia="en-US" w:bidi="ar-SA"/>
+              </w:rPr>
+            </w:pPr>
+            <w:r>
+              <w:rPr>
+                <w:kern w:val="0"/>
+                <w:sz w:val="18"/>
+                <w:szCs w:val="24"/>
+                <w:lang w:val="en-US" w:eastAsia="en-US" w:bidi="ar-SA"/>
+              </w:rPr>
+              <w:t>E70-04</w:t>
+            </w:r>
+          </w:p>
+        </w:tc>
+        <w:tc>
+          <w:tcPr>
+            <w:tcW w:w="1809" w:type="dxa"/>
+            <w:tcBorders>
+              <w:top w:val="single" w:sz="4" w:space="0" w:color="D6DCEA"/>
+              <w:left w:val="single" w:sz="4" w:space="0" w:color="D6DCEA"/>
+              <w:bottom w:val="single" w:sz="4" w:space="0" w:color="D6DCEA"/>
+              <w:right w:val="single" w:sz="4" w:space="0" w:color="D6DCEA"/>
+            </w:tcBorders>
+          </w:tcPr>
+          <w:p>
+            <w:pPr>
+              <w:pStyle w:val="Compact"/>
+              <w:widowControl/>
+              <w:spacing w:before="36" w:after="40"/>
+              <w:jc w:val="left"/>
+              <w:rPr>
+                <w:kern w:val="0"/>
+                <w:szCs w:val="24"/>
+                <w:lang w:val="en-US" w:eastAsia="en-US" w:bidi="ar-SA"/>
+              </w:rPr>
+            </w:pPr>
+            <w:r>
+              <w:rPr>
+                <w:kern w:val="0"/>
+                <w:sz w:val="18"/>
+                <w:szCs w:val="24"/>
+                <w:lang w:val="en-US" w:eastAsia="en-US" w:bidi="ar-SA"/>
+              </w:rPr>
+              <w:t>Как кадровая служба, я переношу сотрудников</w:t>
+            </w:r>
+          </w:p>
+        </w:tc>
+        <w:tc>
+          <w:tcPr>
+            <w:tcW w:w="3698" w:type="dxa"/>
+            <w:tcBorders>
+              <w:top w:val="single" w:sz="4" w:space="0" w:color="D6DCEA"/>
+              <w:left w:val="single" w:sz="4" w:space="0" w:color="D6DCEA"/>
+              <w:bottom w:val="single" w:sz="4" w:space="0" w:color="D6DCEA"/>
+              <w:right w:val="single" w:sz="4" w:space="0" w:color="D6DCEA"/>
+            </w:tcBorders>
+          </w:tcPr>
+          <w:p>
+            <w:pPr>
+              <w:pStyle w:val="Compact"/>
+              <w:widowControl/>
+              <w:spacing w:before="36" w:after="40"/>
+              <w:jc w:val="left"/>
+              <w:rPr>
+                <w:kern w:val="0"/>
+                <w:szCs w:val="24"/>
+                <w:lang w:val="en-US" w:eastAsia="en-US" w:bidi="ar-SA"/>
+              </w:rPr>
+            </w:pPr>
+            <w:r>
+              <w:rPr>
+                <w:kern w:val="0"/>
+                <w:sz w:val="18"/>
+                <w:szCs w:val="24"/>
+                <w:lang w:val="en-US" w:eastAsia="en-US" w:bidi="ar-SA"/>
+              </w:rPr>
+              <w:t xml:space="preserve">CSV и JSON </w:t>
+            </w:r>
+            <w:r>
+              <w:rPr>
+                <w:rStyle w:val="VerbatimChar"/>
+                <w:kern w:val="0"/>
+                <w:sz w:val="18"/>
+                <w:szCs w:val="24"/>
+                <w:lang w:val="en-US" w:eastAsia="en-US" w:bidi="ar-SA"/>
+              </w:rPr>
+              <w:t>podelu.employees</w:t>
+            </w:r>
+            <w:r>
+              <w:rPr>
+                <w:kern w:val="0"/>
+                <w:sz w:val="18"/>
+                <w:szCs w:val="24"/>
+                <w:lang w:val="en-US" w:eastAsia="en-US" w:bidi="ar-SA"/>
+              </w:rPr>
+              <w:t xml:space="preserve"> с полями отпусков; сопоставление email → логин → табельный номер; коллизии с выбором; пустое не стирает; недостающие подразделения создаются; явный руководитель — только если отличается от структуры; циклы подчинения — ошибка; одноразовые пароли новым</w:t>
+            </w:r>
+          </w:p>
+        </w:tc>
+        <w:tc>
+          <w:tcPr>
+            <w:tcW w:w="1495" w:type="dxa"/>
+            <w:tcBorders>
+              <w:top w:val="single" w:sz="4" w:space="0" w:color="D6DCEA"/>
+              <w:left w:val="single" w:sz="4" w:space="0" w:color="D6DCEA"/>
+              <w:bottom w:val="single" w:sz="4" w:space="0" w:color="D6DCEA"/>
+              <w:right w:val="single" w:sz="4" w:space="0" w:color="D6DCEA"/>
+            </w:tcBorders>
+          </w:tcPr>
+          <w:p>
+            <w:pPr>
+              <w:pStyle w:val="Compact"/>
+              <w:widowControl/>
+              <w:spacing w:before="36" w:after="40"/>
+              <w:jc w:val="left"/>
+              <w:rPr>
+                <w:kern w:val="0"/>
+                <w:szCs w:val="24"/>
+                <w:lang w:val="en-US" w:eastAsia="en-US" w:bidi="ar-SA"/>
+              </w:rPr>
+            </w:pPr>
+            <w:r>
+              <w:rPr>
+                <w:kern w:val="0"/>
+                <w:sz w:val="18"/>
+                <w:szCs w:val="24"/>
+                <w:lang w:val="en-US" w:eastAsia="en-US" w:bidi="ar-SA"/>
+              </w:rPr>
+              <w:t>org-structure.e2e (3), e2e интерфейса org.spec</w:t>
+            </w:r>
+          </w:p>
+        </w:tc>
+        <w:tc>
+          <w:tcPr>
+            <w:tcW w:w="551" w:type="dxa"/>
+            <w:tcBorders>
+              <w:top w:val="single" w:sz="4" w:space="0" w:color="D6DCEA"/>
+              <w:left w:val="single" w:sz="4" w:space="0" w:color="D6DCEA"/>
+              <w:bottom w:val="single" w:sz="4" w:space="0" w:color="D6DCEA"/>
+              <w:right w:val="single" w:sz="4" w:space="0" w:color="D6DCEA"/>
+            </w:tcBorders>
+          </w:tcPr>
+          <w:p>
+            <w:pPr>
+              <w:pStyle w:val="Compact"/>
+              <w:widowControl/>
+              <w:spacing w:before="36" w:after="40"/>
+              <w:jc w:val="left"/>
+              <w:rPr>
+                <w:kern w:val="0"/>
+                <w:szCs w:val="24"/>
+                <w:lang w:val="en-US" w:eastAsia="en-US" w:bidi="ar-SA"/>
+              </w:rPr>
+            </w:pPr>
+            <w:r>
+              <w:rPr>
+                <w:kern w:val="0"/>
+                <w:sz w:val="18"/>
+                <w:szCs w:val="24"/>
+                <w:lang w:val="en-US" w:eastAsia="en-US" w:bidi="ar-SA"/>
+              </w:rPr>
+              <w:t>BE, FE</w:t>
+            </w:r>
+          </w:p>
+        </w:tc>
+        <w:tc>
+          <w:tcPr>
+            <w:tcW w:w="392" w:type="dxa"/>
+            <w:tcBorders>
+              <w:top w:val="single" w:sz="4" w:space="0" w:color="D6DCEA"/>
+              <w:left w:val="single" w:sz="4" w:space="0" w:color="D6DCEA"/>
+              <w:bottom w:val="single" w:sz="4" w:space="0" w:color="D6DCEA"/>
+              <w:right w:val="single" w:sz="4" w:space="0" w:color="D6DCEA"/>
+            </w:tcBorders>
+          </w:tcPr>
+          <w:p>
+            <w:pPr>
+              <w:pStyle w:val="Compact"/>
+              <w:widowControl/>
+              <w:spacing w:before="36" w:after="40"/>
+              <w:jc w:val="left"/>
+              <w:rPr>
+                <w:kern w:val="0"/>
+                <w:szCs w:val="24"/>
+                <w:lang w:val="en-US" w:eastAsia="en-US" w:bidi="ar-SA"/>
+              </w:rPr>
+            </w:pPr>
+            <w:r>
+              <w:rPr>
+                <w:kern w:val="0"/>
+                <w:sz w:val="18"/>
+                <w:szCs w:val="24"/>
+                <w:lang w:val="en-US" w:eastAsia="en-US" w:bidi="ar-SA"/>
+              </w:rPr>
+              <w:t>2</w:t>
+            </w:r>
+          </w:p>
+        </w:tc>
+        <w:tc>
+          <w:tcPr>
+            <w:tcW w:w="471" w:type="dxa"/>
+            <w:tcBorders>
+              <w:top w:val="single" w:sz="4" w:space="0" w:color="D6DCEA"/>
+              <w:left w:val="single" w:sz="4" w:space="0" w:color="D6DCEA"/>
+              <w:bottom w:val="single" w:sz="4" w:space="0" w:color="D6DCEA"/>
+              <w:right w:val="single" w:sz="4" w:space="0" w:color="D6DCEA"/>
+            </w:tcBorders>
+          </w:tcPr>
+          <w:p>
+            <w:pPr>
+              <w:pStyle w:val="Compact"/>
+              <w:widowControl/>
+              <w:spacing w:before="36" w:after="40"/>
+              <w:jc w:val="left"/>
+              <w:rPr>
+                <w:kern w:val="0"/>
+                <w:szCs w:val="24"/>
+                <w:lang w:val="en-US" w:eastAsia="en-US" w:bidi="ar-SA"/>
+              </w:rPr>
+            </w:pPr>
+            <w:r>
+              <w:rPr>
+                <w:kern w:val="0"/>
+                <w:sz w:val="18"/>
+                <w:szCs w:val="24"/>
+                <w:lang w:val="en-US" w:eastAsia="en-US" w:bidi="ar-SA"/>
+              </w:rPr>
+              <w:t>да</w:t>
+            </w:r>
+          </w:p>
+        </w:tc>
+      </w:tr>
+      <w:tr>
+        <w:trPr/>
+        <w:tc>
+          <w:tcPr>
+            <w:tcW w:w="943" w:type="dxa"/>
+            <w:tcBorders>
+              <w:top w:val="single" w:sz="4" w:space="0" w:color="D6DCEA"/>
+              <w:left w:val="single" w:sz="4" w:space="0" w:color="D6DCEA"/>
+              <w:bottom w:val="single" w:sz="4" w:space="0" w:color="D6DCEA"/>
+              <w:right w:val="single" w:sz="4" w:space="0" w:color="D6DCEA"/>
+            </w:tcBorders>
+          </w:tcPr>
+          <w:p>
+            <w:pPr>
+              <w:pStyle w:val="Compact"/>
+              <w:widowControl/>
+              <w:spacing w:before="36" w:after="40"/>
+              <w:jc w:val="left"/>
+              <w:rPr>
+                <w:kern w:val="0"/>
+                <w:szCs w:val="24"/>
+                <w:lang w:val="en-US" w:eastAsia="en-US" w:bidi="ar-SA"/>
+              </w:rPr>
+            </w:pPr>
+            <w:r>
+              <w:rPr>
+                <w:kern w:val="0"/>
+                <w:sz w:val="18"/>
+                <w:szCs w:val="24"/>
+                <w:lang w:val="en-US" w:eastAsia="en-US" w:bidi="ar-SA"/>
+              </w:rPr>
+              <w:t>E70-05</w:t>
+            </w:r>
+          </w:p>
+        </w:tc>
+        <w:tc>
+          <w:tcPr>
+            <w:tcW w:w="1809" w:type="dxa"/>
+            <w:tcBorders>
+              <w:top w:val="single" w:sz="4" w:space="0" w:color="D6DCEA"/>
+              <w:left w:val="single" w:sz="4" w:space="0" w:color="D6DCEA"/>
+              <w:bottom w:val="single" w:sz="4" w:space="0" w:color="D6DCEA"/>
+              <w:right w:val="single" w:sz="4" w:space="0" w:color="D6DCEA"/>
+            </w:tcBorders>
+          </w:tcPr>
+          <w:p>
+            <w:pPr>
+              <w:pStyle w:val="Compact"/>
+              <w:widowControl/>
+              <w:spacing w:before="36" w:after="40"/>
+              <w:jc w:val="left"/>
+              <w:rPr>
+                <w:kern w:val="0"/>
+                <w:szCs w:val="24"/>
+                <w:lang w:val="en-US" w:eastAsia="en-US" w:bidi="ar-SA"/>
+              </w:rPr>
+            </w:pPr>
+            <w:r>
+              <w:rPr>
+                <w:kern w:val="0"/>
+                <w:sz w:val="18"/>
+                <w:szCs w:val="24"/>
+                <w:lang w:val="en-US" w:eastAsia="en-US" w:bidi="ar-SA"/>
+              </w:rPr>
+              <w:t>Как кадровая служба, я загружаю выгрузку AD файлом</w:t>
+            </w:r>
+          </w:p>
+        </w:tc>
+        <w:tc>
+          <w:tcPr>
+            <w:tcW w:w="3698" w:type="dxa"/>
+            <w:tcBorders>
+              <w:top w:val="single" w:sz="4" w:space="0" w:color="D6DCEA"/>
+              <w:left w:val="single" w:sz="4" w:space="0" w:color="D6DCEA"/>
+              <w:bottom w:val="single" w:sz="4" w:space="0" w:color="D6DCEA"/>
+              <w:right w:val="single" w:sz="4" w:space="0" w:color="D6DCEA"/>
+            </w:tcBorders>
+          </w:tcPr>
+          <w:p>
+            <w:pPr>
+              <w:pStyle w:val="Compact"/>
+              <w:widowControl/>
+              <w:spacing w:before="36" w:after="40"/>
+              <w:jc w:val="left"/>
+              <w:rPr>
+                <w:kern w:val="0"/>
+                <w:szCs w:val="24"/>
+                <w:lang w:val="en-US" w:eastAsia="en-US" w:bidi="ar-SA"/>
+              </w:rPr>
+            </w:pPr>
+            <w:r>
+              <w:rPr>
+                <w:kern w:val="0"/>
+                <w:sz w:val="18"/>
+                <w:szCs w:val="24"/>
+                <w:lang w:val="en-US" w:eastAsia="en-US" w:bidi="ar-SA"/>
+              </w:rPr>
+              <w:t>Быстрый импорт CSV «сотрудник → подразделение, руководитель»: файл главнее, новых — с отметкой</w:t>
+            </w:r>
+          </w:p>
+        </w:tc>
+        <w:tc>
+          <w:tcPr>
+            <w:tcW w:w="1495" w:type="dxa"/>
+            <w:tcBorders>
+              <w:top w:val="single" w:sz="4" w:space="0" w:color="D6DCEA"/>
+              <w:left w:val="single" w:sz="4" w:space="0" w:color="D6DCEA"/>
+              <w:bottom w:val="single" w:sz="4" w:space="0" w:color="D6DCEA"/>
+              <w:right w:val="single" w:sz="4" w:space="0" w:color="D6DCEA"/>
+            </w:tcBorders>
+          </w:tcPr>
+          <w:p>
+            <w:pPr>
+              <w:pStyle w:val="Compact"/>
+              <w:widowControl/>
+              <w:spacing w:before="36" w:after="40"/>
+              <w:jc w:val="left"/>
+              <w:rPr>
+                <w:kern w:val="0"/>
+                <w:szCs w:val="24"/>
+                <w:lang w:val="en-US" w:eastAsia="en-US" w:bidi="ar-SA"/>
+              </w:rPr>
+            </w:pPr>
+            <w:r>
+              <w:rPr>
+                <w:kern w:val="0"/>
+                <w:sz w:val="18"/>
+                <w:szCs w:val="24"/>
+                <w:lang w:val="en-US" w:eastAsia="en-US" w:bidi="ar-SA"/>
+              </w:rPr>
+              <w:t>org-structure.e2e «быстрый импорт»</w:t>
+            </w:r>
+          </w:p>
+        </w:tc>
+        <w:tc>
+          <w:tcPr>
+            <w:tcW w:w="551" w:type="dxa"/>
+            <w:tcBorders>
+              <w:top w:val="single" w:sz="4" w:space="0" w:color="D6DCEA"/>
+              <w:left w:val="single" w:sz="4" w:space="0" w:color="D6DCEA"/>
+              <w:bottom w:val="single" w:sz="4" w:space="0" w:color="D6DCEA"/>
+              <w:right w:val="single" w:sz="4" w:space="0" w:color="D6DCEA"/>
+            </w:tcBorders>
+          </w:tcPr>
+          <w:p>
+            <w:pPr>
+              <w:pStyle w:val="Compact"/>
+              <w:widowControl/>
+              <w:spacing w:before="36" w:after="40"/>
+              <w:jc w:val="left"/>
+              <w:rPr>
+                <w:kern w:val="0"/>
+                <w:szCs w:val="24"/>
+                <w:lang w:val="en-US" w:eastAsia="en-US" w:bidi="ar-SA"/>
+              </w:rPr>
+            </w:pPr>
+            <w:r>
+              <w:rPr>
+                <w:kern w:val="0"/>
+                <w:sz w:val="18"/>
+                <w:szCs w:val="24"/>
+                <w:lang w:val="en-US" w:eastAsia="en-US" w:bidi="ar-SA"/>
+              </w:rPr>
+              <w:t>BE</w:t>
+            </w:r>
+          </w:p>
+        </w:tc>
+        <w:tc>
+          <w:tcPr>
+            <w:tcW w:w="392" w:type="dxa"/>
+            <w:tcBorders>
+              <w:top w:val="single" w:sz="4" w:space="0" w:color="D6DCEA"/>
+              <w:left w:val="single" w:sz="4" w:space="0" w:color="D6DCEA"/>
+              <w:bottom w:val="single" w:sz="4" w:space="0" w:color="D6DCEA"/>
+              <w:right w:val="single" w:sz="4" w:space="0" w:color="D6DCEA"/>
+            </w:tcBorders>
+          </w:tcPr>
+          <w:p>
+            <w:pPr>
+              <w:pStyle w:val="Compact"/>
+              <w:widowControl/>
+              <w:spacing w:before="36" w:after="40"/>
+              <w:jc w:val="left"/>
+              <w:rPr>
+                <w:kern w:val="0"/>
+                <w:szCs w:val="24"/>
+                <w:lang w:val="en-US" w:eastAsia="en-US" w:bidi="ar-SA"/>
+              </w:rPr>
+            </w:pPr>
+            <w:r>
+              <w:rPr>
+                <w:kern w:val="0"/>
+                <w:sz w:val="18"/>
+                <w:szCs w:val="24"/>
+                <w:lang w:val="en-US" w:eastAsia="en-US" w:bidi="ar-SA"/>
+              </w:rPr>
+              <w:t>0,5</w:t>
+            </w:r>
+          </w:p>
+        </w:tc>
+        <w:tc>
+          <w:tcPr>
+            <w:tcW w:w="471" w:type="dxa"/>
+            <w:tcBorders>
+              <w:top w:val="single" w:sz="4" w:space="0" w:color="D6DCEA"/>
+              <w:left w:val="single" w:sz="4" w:space="0" w:color="D6DCEA"/>
+              <w:bottom w:val="single" w:sz="4" w:space="0" w:color="D6DCEA"/>
+              <w:right w:val="single" w:sz="4" w:space="0" w:color="D6DCEA"/>
+            </w:tcBorders>
+          </w:tcPr>
+          <w:p>
+            <w:pPr>
+              <w:pStyle w:val="Compact"/>
+              <w:widowControl/>
+              <w:spacing w:before="36" w:after="40"/>
+              <w:jc w:val="left"/>
+              <w:rPr>
+                <w:kern w:val="0"/>
+                <w:szCs w:val="24"/>
+                <w:lang w:val="en-US" w:eastAsia="en-US" w:bidi="ar-SA"/>
+              </w:rPr>
+            </w:pPr>
+            <w:r>
+              <w:rPr>
+                <w:kern w:val="0"/>
+                <w:sz w:val="18"/>
+                <w:szCs w:val="24"/>
+                <w:lang w:val="en-US" w:eastAsia="en-US" w:bidi="ar-SA"/>
+              </w:rPr>
+              <w:t>—</w:t>
+            </w:r>
+          </w:p>
+        </w:tc>
+      </w:tr>
+      <w:tr>
+        <w:trPr/>
+        <w:tc>
+          <w:tcPr>
+            <w:tcW w:w="943" w:type="dxa"/>
+            <w:tcBorders>
+              <w:top w:val="single" w:sz="4" w:space="0" w:color="D6DCEA"/>
+              <w:left w:val="single" w:sz="4" w:space="0" w:color="D6DCEA"/>
+              <w:bottom w:val="single" w:sz="4" w:space="0" w:color="D6DCEA"/>
+              <w:right w:val="single" w:sz="4" w:space="0" w:color="D6DCEA"/>
+            </w:tcBorders>
+          </w:tcPr>
+          <w:p>
+            <w:pPr>
+              <w:pStyle w:val="Compact"/>
+              <w:widowControl/>
+              <w:spacing w:before="36" w:after="40"/>
+              <w:jc w:val="left"/>
+              <w:rPr>
+                <w:kern w:val="0"/>
+                <w:szCs w:val="24"/>
+                <w:lang w:val="en-US" w:eastAsia="en-US" w:bidi="ar-SA"/>
+              </w:rPr>
+            </w:pPr>
+            <w:r>
+              <w:rPr>
+                <w:kern w:val="0"/>
+                <w:sz w:val="18"/>
+                <w:szCs w:val="24"/>
+                <w:lang w:val="en-US" w:eastAsia="en-US" w:bidi="ar-SA"/>
+              </w:rPr>
+              <w:t>E71-01</w:t>
+            </w:r>
+          </w:p>
+        </w:tc>
+        <w:tc>
+          <w:tcPr>
+            <w:tcW w:w="1809" w:type="dxa"/>
+            <w:tcBorders>
+              <w:top w:val="single" w:sz="4" w:space="0" w:color="D6DCEA"/>
+              <w:left w:val="single" w:sz="4" w:space="0" w:color="D6DCEA"/>
+              <w:bottom w:val="single" w:sz="4" w:space="0" w:color="D6DCEA"/>
+              <w:right w:val="single" w:sz="4" w:space="0" w:color="D6DCEA"/>
+            </w:tcBorders>
+          </w:tcPr>
+          <w:p>
+            <w:pPr>
+              <w:pStyle w:val="Compact"/>
+              <w:widowControl/>
+              <w:spacing w:before="36" w:after="40"/>
+              <w:jc w:val="left"/>
+              <w:rPr>
+                <w:kern w:val="0"/>
+                <w:szCs w:val="24"/>
+                <w:lang w:val="en-US" w:eastAsia="en-US" w:bidi="ar-SA"/>
+              </w:rPr>
+            </w:pPr>
+            <w:r>
+              <w:rPr>
+                <w:kern w:val="0"/>
+                <w:sz w:val="18"/>
+                <w:szCs w:val="24"/>
+                <w:lang w:val="en-US" w:eastAsia="en-US" w:bidi="ar-SA"/>
+              </w:rPr>
+              <w:t>Как сотрудник, я читаю руководство не выходя из планировщика</w:t>
+            </w:r>
+          </w:p>
+        </w:tc>
+        <w:tc>
+          <w:tcPr>
+            <w:tcW w:w="3698" w:type="dxa"/>
+            <w:tcBorders>
+              <w:top w:val="single" w:sz="4" w:space="0" w:color="D6DCEA"/>
+              <w:left w:val="single" w:sz="4" w:space="0" w:color="D6DCEA"/>
+              <w:bottom w:val="single" w:sz="4" w:space="0" w:color="D6DCEA"/>
+              <w:right w:val="single" w:sz="4" w:space="0" w:color="D6DCEA"/>
+            </w:tcBorders>
+          </w:tcPr>
+          <w:p>
+            <w:pPr>
+              <w:pStyle w:val="Compact"/>
+              <w:widowControl/>
+              <w:spacing w:before="36" w:after="40"/>
+              <w:jc w:val="left"/>
+              <w:rPr>
+                <w:kern w:val="0"/>
+                <w:szCs w:val="24"/>
+                <w:lang w:val="en-US" w:eastAsia="en-US" w:bidi="ar-SA"/>
+              </w:rPr>
+            </w:pPr>
+            <w:r>
+              <w:rPr>
+                <w:kern w:val="0"/>
+                <w:sz w:val="18"/>
+                <w:szCs w:val="24"/>
+                <w:lang w:val="en-US" w:eastAsia="en-US" w:bidi="ar-SA"/>
+              </w:rPr>
+              <w:t xml:space="preserve">Пункт меню «Руководство пользователя»; оглавление, поиск, ссылки на главы, рисунки крупно, PDF; руководство администратора — кадровой службе и администратору; без </w:t>
+            </w:r>
+            <w:r>
+              <w:rPr>
+                <w:rStyle w:val="VerbatimChar"/>
+                <w:kern w:val="0"/>
+                <w:sz w:val="18"/>
+                <w:szCs w:val="24"/>
+                <w:lang w:val="en-US" w:eastAsia="en-US" w:bidi="ar-SA"/>
+              </w:rPr>
+              <w:t>v-html</w:t>
+            </w:r>
+          </w:p>
+        </w:tc>
+        <w:tc>
+          <w:tcPr>
+            <w:tcW w:w="1495" w:type="dxa"/>
+            <w:tcBorders>
+              <w:top w:val="single" w:sz="4" w:space="0" w:color="D6DCEA"/>
+              <w:left w:val="single" w:sz="4" w:space="0" w:color="D6DCEA"/>
+              <w:bottom w:val="single" w:sz="4" w:space="0" w:color="D6DCEA"/>
+              <w:right w:val="single" w:sz="4" w:space="0" w:color="D6DCEA"/>
+            </w:tcBorders>
+          </w:tcPr>
+          <w:p>
+            <w:pPr>
+              <w:pStyle w:val="Compact"/>
+              <w:widowControl/>
+              <w:spacing w:before="36" w:after="40"/>
+              <w:jc w:val="left"/>
+              <w:rPr>
+                <w:kern w:val="0"/>
+                <w:szCs w:val="24"/>
+                <w:lang w:val="en-US" w:eastAsia="en-US" w:bidi="ar-SA"/>
+              </w:rPr>
+            </w:pPr>
+            <w:r>
+              <w:rPr>
+                <w:kern w:val="0"/>
+                <w:sz w:val="18"/>
+                <w:szCs w:val="24"/>
+                <w:lang w:val="en-US" w:eastAsia="en-US" w:bidi="ar-SA"/>
+              </w:rPr>
+              <w:t>guide.spec (9), markdown.spec, guides.spec, sync.spec</w:t>
+            </w:r>
+          </w:p>
+        </w:tc>
+        <w:tc>
+          <w:tcPr>
+            <w:tcW w:w="551" w:type="dxa"/>
+            <w:tcBorders>
+              <w:top w:val="single" w:sz="4" w:space="0" w:color="D6DCEA"/>
+              <w:left w:val="single" w:sz="4" w:space="0" w:color="D6DCEA"/>
+              <w:bottom w:val="single" w:sz="4" w:space="0" w:color="D6DCEA"/>
+              <w:right w:val="single" w:sz="4" w:space="0" w:color="D6DCEA"/>
+            </w:tcBorders>
+          </w:tcPr>
+          <w:p>
+            <w:pPr>
+              <w:pStyle w:val="Compact"/>
+              <w:widowControl/>
+              <w:spacing w:before="36" w:after="40"/>
+              <w:jc w:val="left"/>
+              <w:rPr>
+                <w:kern w:val="0"/>
+                <w:szCs w:val="24"/>
+                <w:lang w:val="en-US" w:eastAsia="en-US" w:bidi="ar-SA"/>
+              </w:rPr>
+            </w:pPr>
+            <w:r>
+              <w:rPr>
+                <w:kern w:val="0"/>
+                <w:sz w:val="18"/>
+                <w:szCs w:val="24"/>
+                <w:lang w:val="en-US" w:eastAsia="en-US" w:bidi="ar-SA"/>
+              </w:rPr>
+              <w:t>FE</w:t>
+            </w:r>
+          </w:p>
+        </w:tc>
+        <w:tc>
+          <w:tcPr>
+            <w:tcW w:w="392" w:type="dxa"/>
+            <w:tcBorders>
+              <w:top w:val="single" w:sz="4" w:space="0" w:color="D6DCEA"/>
+              <w:left w:val="single" w:sz="4" w:space="0" w:color="D6DCEA"/>
+              <w:bottom w:val="single" w:sz="4" w:space="0" w:color="D6DCEA"/>
+              <w:right w:val="single" w:sz="4" w:space="0" w:color="D6DCEA"/>
+            </w:tcBorders>
+          </w:tcPr>
+          <w:p>
+            <w:pPr>
+              <w:pStyle w:val="Compact"/>
+              <w:widowControl/>
+              <w:spacing w:before="36" w:after="40"/>
+              <w:jc w:val="left"/>
+              <w:rPr>
+                <w:kern w:val="0"/>
+                <w:szCs w:val="24"/>
+                <w:lang w:val="en-US" w:eastAsia="en-US" w:bidi="ar-SA"/>
+              </w:rPr>
+            </w:pPr>
+            <w:r>
+              <w:rPr>
+                <w:kern w:val="0"/>
+                <w:sz w:val="18"/>
+                <w:szCs w:val="24"/>
+                <w:lang w:val="en-US" w:eastAsia="en-US" w:bidi="ar-SA"/>
+              </w:rPr>
+              <w:t>2</w:t>
+            </w:r>
+          </w:p>
+        </w:tc>
+        <w:tc>
+          <w:tcPr>
+            <w:tcW w:w="471" w:type="dxa"/>
+            <w:tcBorders>
+              <w:top w:val="single" w:sz="4" w:space="0" w:color="D6DCEA"/>
+              <w:left w:val="single" w:sz="4" w:space="0" w:color="D6DCEA"/>
+              <w:bottom w:val="single" w:sz="4" w:space="0" w:color="D6DCEA"/>
+              <w:right w:val="single" w:sz="4" w:space="0" w:color="D6DCEA"/>
+            </w:tcBorders>
+          </w:tcPr>
+          <w:p>
+            <w:pPr>
+              <w:pStyle w:val="Compact"/>
+              <w:widowControl/>
+              <w:spacing w:before="36" w:after="40"/>
+              <w:jc w:val="left"/>
+              <w:rPr>
+                <w:kern w:val="0"/>
+                <w:szCs w:val="24"/>
+                <w:lang w:val="en-US" w:eastAsia="en-US" w:bidi="ar-SA"/>
+              </w:rPr>
+            </w:pPr>
+            <w:r>
+              <w:rPr>
+                <w:kern w:val="0"/>
+                <w:sz w:val="18"/>
+                <w:szCs w:val="24"/>
+                <w:lang w:val="en-US" w:eastAsia="en-US" w:bidi="ar-SA"/>
+              </w:rPr>
+              <w:t>да</w:t>
+            </w:r>
+          </w:p>
+        </w:tc>
+      </w:tr>
+      <w:tr>
+        <w:trPr/>
+        <w:tc>
+          <w:tcPr>
+            <w:tcW w:w="943" w:type="dxa"/>
+            <w:tcBorders>
+              <w:top w:val="single" w:sz="4" w:space="0" w:color="D6DCEA"/>
+              <w:left w:val="single" w:sz="4" w:space="0" w:color="D6DCEA"/>
+              <w:bottom w:val="single" w:sz="4" w:space="0" w:color="D6DCEA"/>
+              <w:right w:val="single" w:sz="4" w:space="0" w:color="D6DCEA"/>
+            </w:tcBorders>
+          </w:tcPr>
+          <w:p>
+            <w:pPr>
+              <w:pStyle w:val="Compact"/>
+              <w:widowControl/>
+              <w:spacing w:before="36" w:after="40"/>
+              <w:jc w:val="left"/>
+              <w:rPr>
+                <w:kern w:val="0"/>
+                <w:szCs w:val="24"/>
+                <w:lang w:val="en-US" w:eastAsia="en-US" w:bidi="ar-SA"/>
+              </w:rPr>
+            </w:pPr>
+            <w:r>
+              <w:rPr>
+                <w:kern w:val="0"/>
+                <w:sz w:val="18"/>
+                <w:szCs w:val="24"/>
+                <w:lang w:val="en-US" w:eastAsia="en-US" w:bidi="ar-SA"/>
+              </w:rPr>
+              <w:t>E71-02</w:t>
+            </w:r>
+          </w:p>
+        </w:tc>
+        <w:tc>
+          <w:tcPr>
+            <w:tcW w:w="1809" w:type="dxa"/>
+            <w:tcBorders>
+              <w:top w:val="single" w:sz="4" w:space="0" w:color="D6DCEA"/>
+              <w:left w:val="single" w:sz="4" w:space="0" w:color="D6DCEA"/>
+              <w:bottom w:val="single" w:sz="4" w:space="0" w:color="D6DCEA"/>
+              <w:right w:val="single" w:sz="4" w:space="0" w:color="D6DCEA"/>
+            </w:tcBorders>
+          </w:tcPr>
+          <w:p>
+            <w:pPr>
+              <w:pStyle w:val="Compact"/>
+              <w:widowControl/>
+              <w:spacing w:before="36" w:after="40"/>
+              <w:jc w:val="left"/>
+              <w:rPr>
+                <w:kern w:val="0"/>
+                <w:szCs w:val="24"/>
+                <w:lang w:val="en-US" w:eastAsia="en-US" w:bidi="ar-SA"/>
+              </w:rPr>
+            </w:pPr>
+            <w:r>
+              <w:rPr>
+                <w:kern w:val="0"/>
+                <w:sz w:val="18"/>
+                <w:szCs w:val="24"/>
+                <w:lang w:val="en-US" w:eastAsia="en-US" w:bidi="ar-SA"/>
+              </w:rPr>
+              <w:t>Как пользователь, я открываю справку по экрану</w:t>
+            </w:r>
+          </w:p>
+        </w:tc>
+        <w:tc>
+          <w:tcPr>
+            <w:tcW w:w="3698" w:type="dxa"/>
+            <w:tcBorders>
+              <w:top w:val="single" w:sz="4" w:space="0" w:color="D6DCEA"/>
+              <w:left w:val="single" w:sz="4" w:space="0" w:color="D6DCEA"/>
+              <w:bottom w:val="single" w:sz="4" w:space="0" w:color="D6DCEA"/>
+              <w:right w:val="single" w:sz="4" w:space="0" w:color="D6DCEA"/>
+            </w:tcBorders>
+          </w:tcPr>
+          <w:p>
+            <w:pPr>
+              <w:pStyle w:val="Compact"/>
+              <w:widowControl/>
+              <w:spacing w:before="36" w:after="40"/>
+              <w:jc w:val="left"/>
+              <w:rPr>
+                <w:kern w:val="0"/>
+                <w:szCs w:val="24"/>
+                <w:lang w:val="en-US" w:eastAsia="en-US" w:bidi="ar-SA"/>
+              </w:rPr>
+            </w:pPr>
+            <w:r>
+              <w:rPr>
+                <w:kern w:val="0"/>
+                <w:sz w:val="18"/>
+                <w:szCs w:val="24"/>
+                <w:lang w:val="en-US" w:eastAsia="en-US" w:bidi="ar-SA"/>
+              </w:rPr>
+              <w:t>Знак «?» в заголовке экрана ведёт на главу руководства; карта якорей проверяется тестом по настоящим руководствам</w:t>
+            </w:r>
+          </w:p>
+        </w:tc>
+        <w:tc>
+          <w:tcPr>
+            <w:tcW w:w="1495" w:type="dxa"/>
+            <w:tcBorders>
+              <w:top w:val="single" w:sz="4" w:space="0" w:color="D6DCEA"/>
+              <w:left w:val="single" w:sz="4" w:space="0" w:color="D6DCEA"/>
+              <w:bottom w:val="single" w:sz="4" w:space="0" w:color="D6DCEA"/>
+              <w:right w:val="single" w:sz="4" w:space="0" w:color="D6DCEA"/>
+            </w:tcBorders>
+          </w:tcPr>
+          <w:p>
+            <w:pPr>
+              <w:pStyle w:val="Compact"/>
+              <w:widowControl/>
+              <w:spacing w:before="36" w:after="40"/>
+              <w:jc w:val="left"/>
+              <w:rPr>
+                <w:kern w:val="0"/>
+                <w:szCs w:val="24"/>
+                <w:lang w:val="en-US" w:eastAsia="en-US" w:bidi="ar-SA"/>
+              </w:rPr>
+            </w:pPr>
+            <w:r>
+              <w:rPr>
+                <w:kern w:val="0"/>
+                <w:sz w:val="18"/>
+                <w:szCs w:val="24"/>
+                <w:lang w:val="en-US" w:eastAsia="en-US" w:bidi="ar-SA"/>
+              </w:rPr>
+              <w:t>guides.spec, guide.spec</w:t>
+            </w:r>
+          </w:p>
+        </w:tc>
+        <w:tc>
+          <w:tcPr>
+            <w:tcW w:w="551" w:type="dxa"/>
+            <w:tcBorders>
+              <w:top w:val="single" w:sz="4" w:space="0" w:color="D6DCEA"/>
+              <w:left w:val="single" w:sz="4" w:space="0" w:color="D6DCEA"/>
+              <w:bottom w:val="single" w:sz="4" w:space="0" w:color="D6DCEA"/>
+              <w:right w:val="single" w:sz="4" w:space="0" w:color="D6DCEA"/>
+            </w:tcBorders>
+          </w:tcPr>
+          <w:p>
+            <w:pPr>
+              <w:pStyle w:val="Compact"/>
+              <w:widowControl/>
+              <w:spacing w:before="36" w:after="40"/>
+              <w:jc w:val="left"/>
+              <w:rPr>
+                <w:kern w:val="0"/>
+                <w:szCs w:val="24"/>
+                <w:lang w:val="en-US" w:eastAsia="en-US" w:bidi="ar-SA"/>
+              </w:rPr>
+            </w:pPr>
+            <w:r>
+              <w:rPr>
+                <w:kern w:val="0"/>
+                <w:sz w:val="18"/>
+                <w:szCs w:val="24"/>
+                <w:lang w:val="en-US" w:eastAsia="en-US" w:bidi="ar-SA"/>
+              </w:rPr>
+              <w:t>FE</w:t>
+            </w:r>
+          </w:p>
+        </w:tc>
+        <w:tc>
+          <w:tcPr>
+            <w:tcW w:w="392" w:type="dxa"/>
+            <w:tcBorders>
+              <w:top w:val="single" w:sz="4" w:space="0" w:color="D6DCEA"/>
+              <w:left w:val="single" w:sz="4" w:space="0" w:color="D6DCEA"/>
+              <w:bottom w:val="single" w:sz="4" w:space="0" w:color="D6DCEA"/>
+              <w:right w:val="single" w:sz="4" w:space="0" w:color="D6DCEA"/>
+            </w:tcBorders>
+          </w:tcPr>
+          <w:p>
+            <w:pPr>
+              <w:pStyle w:val="Compact"/>
+              <w:widowControl/>
+              <w:spacing w:before="36" w:after="40"/>
+              <w:jc w:val="left"/>
+              <w:rPr>
+                <w:kern w:val="0"/>
+                <w:szCs w:val="24"/>
+                <w:lang w:val="en-US" w:eastAsia="en-US" w:bidi="ar-SA"/>
+              </w:rPr>
+            </w:pPr>
+            <w:r>
+              <w:rPr>
+                <w:kern w:val="0"/>
+                <w:sz w:val="18"/>
+                <w:szCs w:val="24"/>
+                <w:lang w:val="en-US" w:eastAsia="en-US" w:bidi="ar-SA"/>
+              </w:rPr>
+              <w:t>0,5</w:t>
+            </w:r>
+          </w:p>
+        </w:tc>
+        <w:tc>
+          <w:tcPr>
+            <w:tcW w:w="471" w:type="dxa"/>
+            <w:tcBorders>
+              <w:top w:val="single" w:sz="4" w:space="0" w:color="D6DCEA"/>
+              <w:left w:val="single" w:sz="4" w:space="0" w:color="D6DCEA"/>
+              <w:bottom w:val="single" w:sz="4" w:space="0" w:color="D6DCEA"/>
+              <w:right w:val="single" w:sz="4" w:space="0" w:color="D6DCEA"/>
+            </w:tcBorders>
+          </w:tcPr>
+          <w:p>
+            <w:pPr>
+              <w:pStyle w:val="Compact"/>
+              <w:widowControl/>
+              <w:spacing w:before="36" w:after="40"/>
+              <w:jc w:val="left"/>
+              <w:rPr>
+                <w:kern w:val="0"/>
+                <w:szCs w:val="24"/>
+                <w:lang w:val="en-US" w:eastAsia="en-US" w:bidi="ar-SA"/>
+              </w:rPr>
+            </w:pPr>
+            <w:r>
+              <w:rPr>
+                <w:kern w:val="0"/>
+                <w:sz w:val="18"/>
+                <w:szCs w:val="24"/>
+                <w:lang w:val="en-US" w:eastAsia="en-US" w:bidi="ar-SA"/>
+              </w:rPr>
+              <w:t>—</w:t>
+            </w:r>
+          </w:p>
+        </w:tc>
+      </w:tr>
+      <w:tr>
+        <w:trPr/>
+        <w:tc>
+          <w:tcPr>
+            <w:tcW w:w="943" w:type="dxa"/>
+            <w:tcBorders>
+              <w:top w:val="single" w:sz="4" w:space="0" w:color="D6DCEA"/>
+              <w:left w:val="single" w:sz="4" w:space="0" w:color="D6DCEA"/>
+              <w:bottom w:val="single" w:sz="4" w:space="0" w:color="D6DCEA"/>
+              <w:right w:val="single" w:sz="4" w:space="0" w:color="D6DCEA"/>
+            </w:tcBorders>
+          </w:tcPr>
+          <w:p>
+            <w:pPr>
+              <w:pStyle w:val="Compact"/>
+              <w:widowControl/>
+              <w:spacing w:before="36" w:after="40"/>
+              <w:jc w:val="left"/>
+              <w:rPr>
+                <w:kern w:val="0"/>
+                <w:szCs w:val="24"/>
+                <w:lang w:val="en-US" w:eastAsia="en-US" w:bidi="ar-SA"/>
+              </w:rPr>
+            </w:pPr>
+            <w:r>
+              <w:rPr>
+                <w:kern w:val="0"/>
+                <w:sz w:val="18"/>
+                <w:szCs w:val="24"/>
+                <w:lang w:val="en-US" w:eastAsia="en-US" w:bidi="ar-SA"/>
+              </w:rPr>
+              <w:t>E72-01</w:t>
+            </w:r>
+          </w:p>
+        </w:tc>
+        <w:tc>
+          <w:tcPr>
+            <w:tcW w:w="1809" w:type="dxa"/>
+            <w:tcBorders>
+              <w:top w:val="single" w:sz="4" w:space="0" w:color="D6DCEA"/>
+              <w:left w:val="single" w:sz="4" w:space="0" w:color="D6DCEA"/>
+              <w:bottom w:val="single" w:sz="4" w:space="0" w:color="D6DCEA"/>
+              <w:right w:val="single" w:sz="4" w:space="0" w:color="D6DCEA"/>
+            </w:tcBorders>
+          </w:tcPr>
+          <w:p>
+            <w:pPr>
+              <w:pStyle w:val="Compact"/>
+              <w:widowControl/>
+              <w:spacing w:before="36" w:after="40"/>
+              <w:jc w:val="left"/>
+              <w:rPr>
+                <w:kern w:val="0"/>
+                <w:szCs w:val="24"/>
+                <w:lang w:val="en-US" w:eastAsia="en-US" w:bidi="ar-SA"/>
+              </w:rPr>
+            </w:pPr>
+            <w:r>
+              <w:rPr>
+                <w:kern w:val="0"/>
+                <w:sz w:val="18"/>
+                <w:szCs w:val="24"/>
+                <w:lang w:val="en-US" w:eastAsia="en-US" w:bidi="ar-SA"/>
+              </w:rPr>
+              <w:t>Как пользователь, я не вижу неточностей интерфейса</w:t>
+            </w:r>
+          </w:p>
+        </w:tc>
+        <w:tc>
+          <w:tcPr>
+            <w:tcW w:w="3698" w:type="dxa"/>
+            <w:tcBorders>
+              <w:top w:val="single" w:sz="4" w:space="0" w:color="D6DCEA"/>
+              <w:left w:val="single" w:sz="4" w:space="0" w:color="D6DCEA"/>
+              <w:bottom w:val="single" w:sz="4" w:space="0" w:color="D6DCEA"/>
+              <w:right w:val="single" w:sz="4" w:space="0" w:color="D6DCEA"/>
+            </w:tcBorders>
+          </w:tcPr>
+          <w:p>
+            <w:pPr>
+              <w:pStyle w:val="Compact"/>
+              <w:widowControl/>
+              <w:spacing w:before="36" w:after="40"/>
+              <w:jc w:val="left"/>
+              <w:rPr>
+                <w:kern w:val="0"/>
+                <w:szCs w:val="24"/>
+                <w:lang w:val="en-US" w:eastAsia="en-US" w:bidi="ar-SA"/>
+              </w:rPr>
+            </w:pPr>
+            <w:r>
+              <w:rPr>
+                <w:kern w:val="0"/>
+                <w:sz w:val="18"/>
+                <w:szCs w:val="24"/>
+                <w:lang w:val="en-US" w:eastAsia="en-US" w:bidi="ar-SA"/>
+              </w:rPr>
+              <w:t>Склонения счётчиков; праздники в заявке диапазоном; причина запрета импорта видна; значок уведомлений не перекрывает колокольчик; обход экранов каждой ролью на ноутбуке и телефоне — без ошибок консоли, неуспешных запросов и горизонтальной прокрутки</w:t>
+            </w:r>
+          </w:p>
+        </w:tc>
+        <w:tc>
+          <w:tcPr>
+            <w:tcW w:w="1495" w:type="dxa"/>
+            <w:tcBorders>
+              <w:top w:val="single" w:sz="4" w:space="0" w:color="D6DCEA"/>
+              <w:left w:val="single" w:sz="4" w:space="0" w:color="D6DCEA"/>
+              <w:bottom w:val="single" w:sz="4" w:space="0" w:color="D6DCEA"/>
+              <w:right w:val="single" w:sz="4" w:space="0" w:color="D6DCEA"/>
+            </w:tcBorders>
+          </w:tcPr>
+          <w:p>
+            <w:pPr>
+              <w:pStyle w:val="Compact"/>
+              <w:widowControl/>
+              <w:spacing w:before="36" w:after="40"/>
+              <w:jc w:val="left"/>
+              <w:rPr>
+                <w:kern w:val="0"/>
+                <w:szCs w:val="24"/>
+                <w:lang w:val="en-US" w:eastAsia="en-US" w:bidi="ar-SA"/>
+              </w:rPr>
+            </w:pPr>
+            <w:r>
+              <w:rPr>
+                <w:kern w:val="0"/>
+                <w:sz w:val="18"/>
+                <w:szCs w:val="24"/>
+                <w:lang w:val="en-US" w:eastAsia="en-US" w:bidi="ar-SA"/>
+              </w:rPr>
+              <w:t>dates.spec, обход ролей</w:t>
+            </w:r>
+          </w:p>
+        </w:tc>
+        <w:tc>
+          <w:tcPr>
+            <w:tcW w:w="551" w:type="dxa"/>
+            <w:tcBorders>
+              <w:top w:val="single" w:sz="4" w:space="0" w:color="D6DCEA"/>
+              <w:left w:val="single" w:sz="4" w:space="0" w:color="D6DCEA"/>
+              <w:bottom w:val="single" w:sz="4" w:space="0" w:color="D6DCEA"/>
+              <w:right w:val="single" w:sz="4" w:space="0" w:color="D6DCEA"/>
+            </w:tcBorders>
+          </w:tcPr>
+          <w:p>
+            <w:pPr>
+              <w:pStyle w:val="Compact"/>
+              <w:widowControl/>
+              <w:spacing w:before="36" w:after="40"/>
+              <w:jc w:val="left"/>
+              <w:rPr>
+                <w:kern w:val="0"/>
+                <w:szCs w:val="24"/>
+                <w:lang w:val="en-US" w:eastAsia="en-US" w:bidi="ar-SA"/>
+              </w:rPr>
+            </w:pPr>
+            <w:r>
+              <w:rPr>
+                <w:kern w:val="0"/>
+                <w:sz w:val="18"/>
+                <w:szCs w:val="24"/>
+                <w:lang w:val="en-US" w:eastAsia="en-US" w:bidi="ar-SA"/>
+              </w:rPr>
+              <w:t>FE, QA</w:t>
+            </w:r>
+          </w:p>
+        </w:tc>
+        <w:tc>
+          <w:tcPr>
+            <w:tcW w:w="392" w:type="dxa"/>
+            <w:tcBorders>
+              <w:top w:val="single" w:sz="4" w:space="0" w:color="D6DCEA"/>
+              <w:left w:val="single" w:sz="4" w:space="0" w:color="D6DCEA"/>
+              <w:bottom w:val="single" w:sz="4" w:space="0" w:color="D6DCEA"/>
+              <w:right w:val="single" w:sz="4" w:space="0" w:color="D6DCEA"/>
+            </w:tcBorders>
+          </w:tcPr>
+          <w:p>
+            <w:pPr>
+              <w:pStyle w:val="Compact"/>
+              <w:widowControl/>
+              <w:spacing w:before="36" w:after="40"/>
+              <w:jc w:val="left"/>
+              <w:rPr>
+                <w:kern w:val="0"/>
+                <w:szCs w:val="24"/>
+                <w:lang w:val="en-US" w:eastAsia="en-US" w:bidi="ar-SA"/>
+              </w:rPr>
+            </w:pPr>
+            <w:r>
+              <w:rPr>
+                <w:kern w:val="0"/>
+                <w:sz w:val="18"/>
+                <w:szCs w:val="24"/>
+                <w:lang w:val="en-US" w:eastAsia="en-US" w:bidi="ar-SA"/>
+              </w:rPr>
+              <w:t>1</w:t>
+            </w:r>
+          </w:p>
+        </w:tc>
+        <w:tc>
+          <w:tcPr>
+            <w:tcW w:w="471" w:type="dxa"/>
+            <w:tcBorders>
+              <w:top w:val="single" w:sz="4" w:space="0" w:color="D6DCEA"/>
+              <w:left w:val="single" w:sz="4" w:space="0" w:color="D6DCEA"/>
+              <w:bottom w:val="single" w:sz="4" w:space="0" w:color="D6DCEA"/>
+              <w:right w:val="single" w:sz="4" w:space="0" w:color="D6DCEA"/>
+            </w:tcBorders>
+          </w:tcPr>
+          <w:p>
+            <w:pPr>
+              <w:pStyle w:val="Compact"/>
+              <w:widowControl/>
+              <w:spacing w:before="36" w:after="40"/>
+              <w:jc w:val="left"/>
+              <w:rPr>
+                <w:kern w:val="0"/>
+                <w:szCs w:val="24"/>
+                <w:lang w:val="en-US" w:eastAsia="en-US" w:bidi="ar-SA"/>
+              </w:rPr>
+            </w:pPr>
+            <w:r>
+              <w:rPr>
+                <w:kern w:val="0"/>
+                <w:sz w:val="18"/>
+                <w:szCs w:val="24"/>
+                <w:lang w:val="en-US" w:eastAsia="en-US" w:bidi="ar-SA"/>
+              </w:rPr>
+              <w:t>—</w:t>
+            </w:r>
+          </w:p>
+        </w:tc>
+      </w:tr>
+    </w:tbl>
+    <w:p>
+      <w:pPr>
+        <w:pStyle w:val="BodyText"/>
+        <w:rPr/>
+      </w:pPr>
+      <w:r>
+        <w:rPr/>
+        <w:t>Порядок: модель дерева и правило руководителя (E70-01, E70-02) — до обмена: форматы «По Делу» опираются на путь подразделения и руководителя по структуре; руководство в приложении (E71) — параллельно, отдельной веткой; ревизия интерфейса (E72) — в начале и в конце выпуска.</w:t>
+      </w:r>
+    </w:p>
+    <w:p>
+      <w:pPr>
+        <w:pStyle w:val="BodyText"/>
+        <w:rPr/>
+      </w:pPr>
+      <w:r>
+        <w:rPr/>
+        <w:t xml:space="preserve">Найдено попутно: сотрудники отдела без явного руководителя попадали в очередь руководителя отдела, но не считались его подчинёнными — руководитель не видел их карточек и заявок в «Подчинённых»; с v1.1.0 подчинённые и очередь считаются одним правилом. Синхронизация с AD отложена до v1.2.0: она требует зависимости LDAP (запись в </w:t>
+      </w:r>
+      <w:r>
+        <w:rPr>
+          <w:rStyle w:val="VerbatimChar"/>
+        </w:rPr>
+        <w:t>docs/decisions.md</w:t>
+      </w:r>
+      <w:r>
+        <w:rPr/>
+        <w:t xml:space="preserve"> и SBOM).</w:t>
+      </w:r>
+      <w:bookmarkEnd w:id="24"/>
+    </w:p>
+    <w:p>
+      <w:pPr>
+        <w:pStyle w:val="Heading1"/>
+        <w:rPr/>
+      </w:pPr>
+      <w:bookmarkStart w:id="28" w:name="__RefHeading___Toc15136_3125385251"/>
+      <w:bookmarkEnd w:id="28"/>
+      <w:r>
+        <w:rPr>
+          <w:rStyle w:val="SectionNumber"/>
+        </w:rPr>
+        <w:t>10</w:t>
       </w:r>
       <w:r>
         <w:rPr/>
@@ -22493,8 +25541,8 @@
               </w:rPr>
               <w:t>Поля «заполняет правообладатель» отмечены; путеводитель — со списком действий</w:t>
             </w:r>
-            <w:bookmarkStart w:id="24" w:name="критический-путь-и-риски"/>
-            <w:bookmarkEnd w:id="24"/>
+            <w:bookmarkStart w:id="29" w:name="критический-путь-и-риски"/>
+            <w:bookmarkEnd w:id="29"/>
           </w:p>
         </w:tc>
       </w:tr>
@@ -22543,7 +25591,7 @@
         <w:color w:val="8A92A6"/>
         <w:sz w:val="16"/>
       </w:rPr>
-      <w:t xml:space="preserve">Планировщик отпусков 1.0.0 · План развития и бэклог · стр. </w:t>
+      <w:t xml:space="preserve">Планировщик отпусков 1.1.0 · План развития и бэклог · стр. </w:t>
     </w:r>
     <w:r>
       <w:rPr/>
@@ -22559,7 +25607,7 @@
     </w:r>
     <w:r>
       <w:rPr/>
-      <w:t>20</w:t>
+      <w:t>23</w:t>
     </w:r>
     <w:r>
       <w:rPr/>
@@ -22582,7 +25630,7 @@
         <w:color w:val="8A92A6"/>
         <w:sz w:val="16"/>
       </w:rPr>
-      <w:t xml:space="preserve">Планировщик отпусков 1.0.0 · План развития и бэклог · стр. </w:t>
+      <w:t xml:space="preserve">Планировщик отпусков 1.1.0 · План развития и бэклог · стр. </w:t>
     </w:r>
     <w:r>
       <w:rPr/>
@@ -22598,7 +25646,7 @@
     </w:r>
     <w:r>
       <w:rPr/>
-      <w:t>20</w:t>
+      <w:t>23</w:t>
     </w:r>
     <w:r>
       <w:rPr/>
